--- a/docx/03-capa-de-enlace/03-capa-de-enlace.docx
+++ b/docx/03-capa-de-enlace/03-capa-de-enlace.docx
@@ -28,7 +28,7 @@
         </w:p>
       </w:sdtContent>
     </w:sdt>
-    <w:bookmarkStart w:id="20" w:name="capa-de-enlace-y-trama-ethernet"/>
+    <w:bookmarkStart w:id="31" w:name="capa-de-enlace-y-trama-ethernet"/>
     <w:p>
       <w:pPr>
         <w:pStyle w:val="Heading1"/>
@@ -119,7 +119,7 @@
         </w:pict>
       </w:r>
     </w:p>
-    <w:bookmarkStart w:id="9" w:name="objetivo-de-la-unidad"/>
+    <w:bookmarkStart w:id="20" w:name="objetivo-de-la-unidad"/>
     <w:p>
       <w:pPr>
         <w:pStyle w:val="Heading2"/>
@@ -191,8 +191,8 @@
         </w:pict>
       </w:r>
     </w:p>
-    <w:bookmarkEnd w:id="9"/>
-    <w:bookmarkStart w:id="15" w:name="mapa-de-la-unidad"/>
+    <w:bookmarkEnd w:id="20"/>
+    <w:bookmarkStart w:id="26" w:name="mapa-de-la-unidad"/>
     <w:p>
       <w:pPr>
         <w:pStyle w:val="Heading2"/>
@@ -205,6 +205,7 @@
       <w:tblPr>
         <w:tblStyle w:val="Table"/>
         <w:tblW w:type="pct" w:w="5000"/>
+        <w:jc w:val="left"/>
         <w:tblLayout w:type="fixed"/>
         <w:tblLook w:firstRow="1" w:lastRow="0" w:firstColumn="0" w:lastColumn="0" w:noHBand="0" w:noVBand="0" w:val="0020"/>
       </w:tblPr>
@@ -222,6 +223,7 @@
           <w:p>
             <w:pPr>
               <w:pStyle w:val="Compact"/>
+              <w:jc w:val="left"/>
             </w:pPr>
             <w:r>
               <w:t xml:space="preserve">Punto</w:t>
@@ -233,6 +235,7 @@
           <w:p>
             <w:pPr>
               <w:pStyle w:val="Compact"/>
+              <w:jc w:val="left"/>
             </w:pPr>
             <w:r>
               <w:t xml:space="preserve">Qué aprenderás</w:t>
@@ -244,6 +247,7 @@
           <w:p>
             <w:pPr>
               <w:pStyle w:val="Compact"/>
+              <w:jc w:val="left"/>
             </w:pPr>
             <w:r>
               <w:t xml:space="preserve">Nivel</w:t>
@@ -257,8 +261,9 @@
           <w:p>
             <w:pPr>
               <w:pStyle w:val="Compact"/>
-            </w:pPr>
-            <w:hyperlink r:id="rId10">
+              <w:jc w:val="left"/>
+            </w:pPr>
+            <w:hyperlink r:id="rId21">
               <w:r>
                 <w:rPr>
                   <w:rStyle w:val="Hyperlink"/>
@@ -273,6 +278,7 @@
           <w:p>
             <w:pPr>
               <w:pStyle w:val="Compact"/>
+              <w:jc w:val="left"/>
             </w:pPr>
             <w:r>
               <w:t xml:space="preserve">7 capas, TCP/IP de cultura, dónde estamos</w:t>
@@ -284,6 +290,7 @@
           <w:p>
             <w:pPr>
               <w:pStyle w:val="Compact"/>
+              <w:jc w:val="left"/>
             </w:pPr>
             <w:r>
               <w:t xml:space="preserve">Clave</w:t>
@@ -297,8 +304,9 @@
           <w:p>
             <w:pPr>
               <w:pStyle w:val="Compact"/>
-            </w:pPr>
-            <w:hyperlink r:id="rId11">
+              <w:jc w:val="left"/>
+            </w:pPr>
+            <w:hyperlink r:id="rId22">
               <w:r>
                 <w:rPr>
                   <w:rStyle w:val="Hyperlink"/>
@@ -313,6 +321,7 @@
           <w:p>
             <w:pPr>
               <w:pStyle w:val="Compact"/>
+              <w:jc w:val="left"/>
             </w:pPr>
             <w:r>
               <w:t xml:space="preserve">48 bits, OUI, broadcast y MAC vs IP</w:t>
@@ -324,6 +333,7 @@
           <w:p>
             <w:pPr>
               <w:pStyle w:val="Compact"/>
+              <w:jc w:val="left"/>
             </w:pPr>
             <w:r>
               <w:t xml:space="preserve">Clave</w:t>
@@ -337,8 +347,9 @@
           <w:p>
             <w:pPr>
               <w:pStyle w:val="Compact"/>
-            </w:pPr>
-            <w:hyperlink r:id="rId12">
+              <w:jc w:val="left"/>
+            </w:pPr>
+            <w:hyperlink r:id="rId23">
               <w:r>
                 <w:rPr>
                   <w:rStyle w:val="Hyperlink"/>
@@ -353,6 +364,7 @@
           <w:p>
             <w:pPr>
               <w:pStyle w:val="Compact"/>
+              <w:jc w:val="left"/>
             </w:pPr>
             <w:r>
               <w:t xml:space="preserve">MACs, EtherType, FCS, 802.3 y 802.11</w:t>
@@ -364,6 +376,7 @@
           <w:p>
             <w:pPr>
               <w:pStyle w:val="Compact"/>
+              <w:jc w:val="left"/>
             </w:pPr>
             <w:r>
               <w:t xml:space="preserve">Clave</w:t>
@@ -377,8 +390,9 @@
           <w:p>
             <w:pPr>
               <w:pStyle w:val="Compact"/>
-            </w:pPr>
-            <w:hyperlink r:id="rId13">
+              <w:jc w:val="left"/>
+            </w:pPr>
+            <w:hyperlink r:id="rId24">
               <w:r>
                 <w:rPr>
                   <w:rStyle w:val="Hyperlink"/>
@@ -393,6 +407,7 @@
           <w:p>
             <w:pPr>
               <w:pStyle w:val="Compact"/>
+              <w:jc w:val="left"/>
             </w:pPr>
             <w:r>
               <w:t xml:space="preserve">Muñecas rusas: segmento → paquete → trama → bits</w:t>
@@ -404,6 +419,7 @@
           <w:p>
             <w:pPr>
               <w:pStyle w:val="Compact"/>
+              <w:jc w:val="left"/>
             </w:pPr>
             <w:r>
               <w:t xml:space="preserve">Todos</w:t>
@@ -417,8 +433,9 @@
           <w:p>
             <w:pPr>
               <w:pStyle w:val="Compact"/>
-            </w:pPr>
-            <w:hyperlink r:id="rId14">
+              <w:jc w:val="left"/>
+            </w:pPr>
+            <w:hyperlink r:id="rId25">
               <w:r>
                 <w:rPr>
                   <w:rStyle w:val="Hyperlink"/>
@@ -433,6 +450,7 @@
           <w:p>
             <w:pPr>
               <w:pStyle w:val="Compact"/>
+              <w:jc w:val="left"/>
             </w:pPr>
             <w:r>
               <w:t xml:space="preserve">Sé el Paquete, Fireside, Laboratorio, Crucigrama…</w:t>
@@ -444,6 +462,7 @@
           <w:p>
             <w:pPr>
               <w:pStyle w:val="Compact"/>
+              <w:jc w:val="left"/>
             </w:pPr>
             <w:r>
               <w:t xml:space="preserve">Todos</w:t>
@@ -483,8 +502,8 @@
         </w:pict>
       </w:r>
     </w:p>
-    <w:bookmarkEnd w:id="15"/>
-    <w:bookmarkStart w:id="16" w:name="boletines-de-la-unidad"/>
+    <w:bookmarkEnd w:id="26"/>
+    <w:bookmarkStart w:id="27" w:name="boletines-de-la-unidad"/>
     <w:p>
       <w:pPr>
         <w:pStyle w:val="Heading2"/>
@@ -498,7 +517,20 @@
         <w:pStyle w:val="BlockText"/>
       </w:pPr>
       <w:r>
-        <w:t xml:space="preserve">Practica con los pares del curso: mira 1-2 resueltos para coger el formato, luego intenta el por-resolver; consulta el resuelto solo cuando te atasques.</w:t>
+        <w:t xml:space="preserve">Practica con los pares del curso: mira 1-2 resueltos para coger el formato, luego intenta el por-resolver; consulta el resuelto solo cuando te atasques. Esta unidad tiene además una</w:t>
+      </w:r>
+      <w:r>
+        <w:t xml:space="preserve"> </w:t>
+      </w:r>
+      <w:r>
+        <w:rPr>
+          <w:b/>
+          <w:bCs/>
+        </w:rPr>
+        <w:t xml:space="preserve">variante Packet Tracer</w:t>
+      </w:r>
+      <w:r>
+        <w:t xml:space="preserve">: 8 micro-prácticas guiadas de nivel único.</w:t>
       </w:r>
     </w:p>
     <w:p>
@@ -525,6 +557,18 @@
       </w:r>
       <w:r>
         <w:t xml:space="preserve">💪 Avanzado resuelto</w:t>
+      </w:r>
+      <w:r>
+        <w:t xml:space="preserve"> </w:t>
+      </w:r>
+      <w:r>
+        <w:t xml:space="preserve">🖥️ Packet Tracer por resolver</w:t>
+      </w:r>
+      <w:r>
+        <w:t xml:space="preserve"> </w:t>
+      </w:r>
+      <w:r>
+        <w:t xml:space="preserve">✅ Packet Tracer resuelto</w:t>
       </w:r>
     </w:p>
     <w:p>
@@ -534,8 +578,8 @@
         </w:pict>
       </w:r>
     </w:p>
-    <w:bookmarkEnd w:id="16"/>
-    <w:bookmarkStart w:id="17" w:name="criterios-de-evaluación-cubiertos-ra1"/>
+    <w:bookmarkEnd w:id="27"/>
+    <w:bookmarkStart w:id="28" w:name="criterios-de-evaluación-cubiertos-ra1"/>
     <w:p>
       <w:pPr>
         <w:pStyle w:val="Heading2"/>
@@ -548,6 +592,7 @@
       <w:tblPr>
         <w:tblStyle w:val="Table"/>
         <w:tblW w:type="pct" w:w="5000"/>
+        <w:jc w:val="left"/>
         <w:tblLayout w:type="fixed"/>
         <w:tblLook w:firstRow="1" w:lastRow="0" w:firstColumn="0" w:lastColumn="0" w:noHBand="0" w:noVBand="0" w:val="0020"/>
       </w:tblPr>
@@ -565,6 +610,7 @@
           <w:p>
             <w:pPr>
               <w:pStyle w:val="Compact"/>
+              <w:jc w:val="left"/>
             </w:pPr>
             <w:r>
               <w:t xml:space="preserve">CE</w:t>
@@ -576,6 +622,7 @@
           <w:p>
             <w:pPr>
               <w:pStyle w:val="Compact"/>
+              <w:jc w:val="left"/>
             </w:pPr>
             <w:r>
               <w:t xml:space="preserve">Criterio</w:t>
@@ -587,6 +634,7 @@
           <w:p>
             <w:pPr>
               <w:pStyle w:val="Compact"/>
+              <w:jc w:val="left"/>
             </w:pPr>
             <w:r>
               <w:t xml:space="preserve">Dónde se cubre</w:t>
@@ -600,6 +648,7 @@
           <w:p>
             <w:pPr>
               <w:pStyle w:val="Compact"/>
+              <w:jc w:val="left"/>
             </w:pPr>
             <w:r>
               <w:t xml:space="preserve">RA1·d)</w:t>
@@ -611,6 +660,7 @@
           <w:p>
             <w:pPr>
               <w:pStyle w:val="Compact"/>
+              <w:jc w:val="left"/>
             </w:pPr>
             <w:r>
               <w:t xml:space="preserve">Trama y encapsulación Ethernet</w:t>
@@ -622,6 +672,7 @@
           <w:p>
             <w:pPr>
               <w:pStyle w:val="Compact"/>
+              <w:jc w:val="left"/>
             </w:pPr>
             <w:r>
               <w:t xml:space="preserve">✅ Puntos 1–4 + 🧠 Atrévete a pensar (punto 5)</w:t>
@@ -637,8 +688,8 @@
         </w:pict>
       </w:r>
     </w:p>
-    <w:bookmarkEnd w:id="17"/>
-    <w:bookmarkStart w:id="19" w:name="por-dónde-empiezo"/>
+    <w:bookmarkEnd w:id="28"/>
+    <w:bookmarkStart w:id="30" w:name="por-dónde-empiezo"/>
     <w:p>
       <w:pPr>
         <w:pStyle w:val="Heading2"/>
@@ -673,7 +724,7 @@
       <w:r>
         <w:t xml:space="preserve"> </w:t>
       </w:r>
-      <w:hyperlink r:id="rId11">
+      <w:hyperlink r:id="rId22">
         <w:r>
           <w:rPr>
             <w:rStyle w:val="Hyperlink"/>
@@ -690,7 +741,7 @@
       <w:r>
         <w:t xml:space="preserve"> </w:t>
       </w:r>
-      <w:hyperlink r:id="rId12">
+      <w:hyperlink r:id="rId23">
         <w:r>
           <w:rPr>
             <w:rStyle w:val="Hyperlink"/>
@@ -708,7 +759,13 @@
         <w:t xml:space="preserve"> </w:t>
       </w:r>
       <w:r>
-        <w:t xml:space="preserve">“examen”</w:t>
+        <w:t xml:space="preserve">“</w:t>
+      </w:r>
+      <w:r>
+        <w:t xml:space="preserve">examen</w:t>
+      </w:r>
+      <w:r>
+        <w:t xml:space="preserve">”</w:t>
       </w:r>
       <w:r>
         <w:t xml:space="preserve"> </w:t>
@@ -731,7 +788,7 @@
       <w:r>
         <w:t xml:space="preserve"> </w:t>
       </w:r>
-      <w:hyperlink r:id="rId10">
+      <w:hyperlink r:id="rId21">
         <w:r>
           <w:rPr>
             <w:rStyle w:val="Hyperlink"/>
@@ -756,7 +813,7 @@
         </w:rPr>
         <w:t xml:space="preserve"> </w:t>
       </w:r>
-      <w:hyperlink r:id="rId18">
+      <w:hyperlink r:id="rId29">
         <w:r>
           <w:rPr>
             <w:rStyle w:val="Hyperlink"/>
@@ -774,9 +831,9 @@
         <w:t xml:space="preserve">.</w:t>
       </w:r>
     </w:p>
-    <w:bookmarkEnd w:id="19"/>
-    <w:bookmarkEnd w:id="20"/>
-    <w:bookmarkStart w:id="35" w:name="el-modelo-osi"/>
+    <w:bookmarkEnd w:id="30"/>
+    <w:bookmarkEnd w:id="31"/>
+    <w:bookmarkStart w:id="46" w:name="el-modelo-osi"/>
     <w:p>
       <w:pPr>
         <w:pStyle w:val="Heading1"/>
@@ -840,7 +897,7 @@
         </w:pict>
       </w:r>
     </w:p>
-    <w:bookmarkStart w:id="21" w:name="la-idea-en-una-frase"/>
+    <w:bookmarkStart w:id="32" w:name="la-idea-en-una-frase"/>
     <w:p>
       <w:pPr>
         <w:pStyle w:val="Heading2"/>
@@ -941,8 +998,8 @@
         </w:pict>
       </w:r>
     </w:p>
-    <w:bookmarkEnd w:id="21"/>
-    <w:bookmarkStart w:id="22" w:name="qué-es-el-modelo-osi"/>
+    <w:bookmarkEnd w:id="32"/>
+    <w:bookmarkStart w:id="33" w:name="qué-es-el-modelo-osi"/>
     <w:p>
       <w:pPr>
         <w:pStyle w:val="Heading2"/>
@@ -1055,8 +1112,8 @@
         </w:pict>
       </w:r>
     </w:p>
-    <w:bookmarkEnd w:id="22"/>
-    <w:bookmarkStart w:id="27" w:name="las-7-capas-de-arriba-a-abajo"/>
+    <w:bookmarkEnd w:id="33"/>
+    <w:bookmarkStart w:id="38" w:name="las-7-capas-de-arriba-a-abajo"/>
     <w:p>
       <w:pPr>
         <w:pStyle w:val="Heading2"/>
@@ -1069,6 +1126,7 @@
       <w:tblPr>
         <w:tblStyle w:val="Table"/>
         <w:tblW w:type="pct" w:w="5000"/>
+        <w:jc w:val="left"/>
         <w:tblLayout w:type="fixed"/>
         <w:tblLook w:firstRow="1" w:lastRow="0" w:firstColumn="0" w:lastColumn="0" w:noHBand="0" w:noVBand="0" w:val="0020"/>
       </w:tblPr>
@@ -1088,6 +1146,7 @@
           <w:p>
             <w:pPr>
               <w:pStyle w:val="Compact"/>
+              <w:jc w:val="left"/>
             </w:pPr>
             <w:r>
               <w:t xml:space="preserve">#</w:t>
@@ -1099,6 +1158,7 @@
           <w:p>
             <w:pPr>
               <w:pStyle w:val="Compact"/>
+              <w:jc w:val="left"/>
             </w:pPr>
             <w:r>
               <w:t xml:space="preserve">Capa</w:t>
@@ -1110,6 +1170,7 @@
           <w:p>
             <w:pPr>
               <w:pStyle w:val="Compact"/>
+              <w:jc w:val="left"/>
             </w:pPr>
             <w:r>
               <w:t xml:space="preserve">Qué hace en una frase</w:t>
@@ -1121,6 +1182,7 @@
           <w:p>
             <w:pPr>
               <w:pStyle w:val="Compact"/>
+              <w:jc w:val="left"/>
             </w:pPr>
             <w:r>
               <w:t xml:space="preserve">PDU (lo que</w:t>
@@ -1129,7 +1191,13 @@
               <w:t xml:space="preserve"> </w:t>
             </w:r>
             <w:r>
-              <w:t xml:space="preserve">“viaja”</w:t>
+              <w:t xml:space="preserve">“</w:t>
+            </w:r>
+            <w:r>
+              <w:t xml:space="preserve">viaja</w:t>
+            </w:r>
+            <w:r>
+              <w:t xml:space="preserve">”</w:t>
             </w:r>
             <w:r>
               <w:t xml:space="preserve">)</w:t>
@@ -1141,6 +1209,7 @@
           <w:p>
             <w:pPr>
               <w:pStyle w:val="Compact"/>
+              <w:jc w:val="left"/>
             </w:pPr>
             <w:r>
               <w:t xml:space="preserve">Ejemplo / dispositivo</w:t>
@@ -1154,6 +1223,7 @@
           <w:p>
             <w:pPr>
               <w:pStyle w:val="Compact"/>
+              <w:jc w:val="left"/>
             </w:pPr>
             <w:r>
               <w:t xml:space="preserve">7</w:t>
@@ -1165,6 +1235,7 @@
           <w:p>
             <w:pPr>
               <w:pStyle w:val="Compact"/>
+              <w:jc w:val="left"/>
             </w:pPr>
             <w:r>
               <w:rPr>
@@ -1180,6 +1251,7 @@
           <w:p>
             <w:pPr>
               <w:pStyle w:val="Compact"/>
+              <w:jc w:val="left"/>
             </w:pPr>
             <w:r>
               <w:t xml:space="preserve">Habla con el programa del usuario</w:t>
@@ -1191,6 +1263,7 @@
           <w:p>
             <w:pPr>
               <w:pStyle w:val="Compact"/>
+              <w:jc w:val="left"/>
             </w:pPr>
             <w:r>
               <w:t xml:space="preserve">Mensaje / datos</w:t>
@@ -1202,6 +1275,7 @@
           <w:p>
             <w:pPr>
               <w:pStyle w:val="Compact"/>
+              <w:jc w:val="left"/>
             </w:pPr>
             <w:r>
               <w:t xml:space="preserve">HTTP, DNS, el navegador</w:t>
@@ -1215,6 +1289,7 @@
           <w:p>
             <w:pPr>
               <w:pStyle w:val="Compact"/>
+              <w:jc w:val="left"/>
             </w:pPr>
             <w:r>
               <w:t xml:space="preserve">6</w:t>
@@ -1226,6 +1301,7 @@
           <w:p>
             <w:pPr>
               <w:pStyle w:val="Compact"/>
+              <w:jc w:val="left"/>
             </w:pPr>
             <w:r>
               <w:rPr>
@@ -1241,6 +1317,7 @@
           <w:p>
             <w:pPr>
               <w:pStyle w:val="Compact"/>
+              <w:jc w:val="left"/>
             </w:pPr>
             <w:r>
               <w:t xml:space="preserve">Traduce, comprime, cifra</w:t>
@@ -1252,6 +1329,7 @@
           <w:p>
             <w:pPr>
               <w:pStyle w:val="Compact"/>
+              <w:jc w:val="left"/>
             </w:pPr>
             <w:r>
               <w:t xml:space="preserve">Datos</w:t>
@@ -1263,6 +1341,7 @@
           <w:p>
             <w:pPr>
               <w:pStyle w:val="Compact"/>
+              <w:jc w:val="left"/>
             </w:pPr>
             <w:r>
               <w:t xml:space="preserve">TLS, JPEG, UTF-8</w:t>
@@ -1276,6 +1355,7 @@
           <w:p>
             <w:pPr>
               <w:pStyle w:val="Compact"/>
+              <w:jc w:val="left"/>
             </w:pPr>
             <w:r>
               <w:t xml:space="preserve">5</w:t>
@@ -1287,6 +1367,7 @@
           <w:p>
             <w:pPr>
               <w:pStyle w:val="Compact"/>
+              <w:jc w:val="left"/>
             </w:pPr>
             <w:r>
               <w:rPr>
@@ -1302,6 +1383,7 @@
           <w:p>
             <w:pPr>
               <w:pStyle w:val="Compact"/>
+              <w:jc w:val="left"/>
             </w:pPr>
             <w:r>
               <w:t xml:space="preserve">Abre, mantiene y cierra conversaciones</w:t>
@@ -1313,6 +1395,7 @@
           <w:p>
             <w:pPr>
               <w:pStyle w:val="Compact"/>
+              <w:jc w:val="left"/>
             </w:pPr>
             <w:r>
               <w:t xml:space="preserve">Datos</w:t>
@@ -1324,6 +1407,7 @@
           <w:p>
             <w:pPr>
               <w:pStyle w:val="Compact"/>
+              <w:jc w:val="left"/>
             </w:pPr>
             <w:r>
               <w:t xml:space="preserve">Sesiones RPC, cookies de sesión</w:t>
@@ -1337,6 +1421,7 @@
           <w:p>
             <w:pPr>
               <w:pStyle w:val="Compact"/>
+              <w:jc w:val="left"/>
             </w:pPr>
             <w:r>
               <w:t xml:space="preserve">4</w:t>
@@ -1348,6 +1433,7 @@
           <w:p>
             <w:pPr>
               <w:pStyle w:val="Compact"/>
+              <w:jc w:val="left"/>
             </w:pPr>
             <w:r>
               <w:rPr>
@@ -1363,6 +1449,7 @@
           <w:p>
             <w:pPr>
               <w:pStyle w:val="Compact"/>
+              <w:jc w:val="left"/>
             </w:pPr>
             <w:r>
               <w:t xml:space="preserve">Fiabilidad y puertos de extremo a extremo</w:t>
@@ -1374,6 +1461,7 @@
           <w:p>
             <w:pPr>
               <w:pStyle w:val="Compact"/>
+              <w:jc w:val="left"/>
             </w:pPr>
             <w:r>
               <w:t xml:space="preserve">Segmento / datagrama</w:t>
@@ -1385,6 +1473,7 @@
           <w:p>
             <w:pPr>
               <w:pStyle w:val="Compact"/>
+              <w:jc w:val="left"/>
             </w:pPr>
             <w:r>
               <w:t xml:space="preserve">TCP, UDP</w:t>
@@ -1398,6 +1487,7 @@
           <w:p>
             <w:pPr>
               <w:pStyle w:val="Compact"/>
+              <w:jc w:val="left"/>
             </w:pPr>
             <w:r>
               <w:t xml:space="preserve">3</w:t>
@@ -1409,6 +1499,7 @@
           <w:p>
             <w:pPr>
               <w:pStyle w:val="Compact"/>
+              <w:jc w:val="left"/>
             </w:pPr>
             <w:r>
               <w:rPr>
@@ -1424,6 +1515,7 @@
           <w:p>
             <w:pPr>
               <w:pStyle w:val="Compact"/>
+              <w:jc w:val="left"/>
             </w:pPr>
             <w:r>
               <w:t xml:space="preserve">Direccionamiento lógico y rutas</w:t>
@@ -1435,6 +1527,7 @@
           <w:p>
             <w:pPr>
               <w:pStyle w:val="Compact"/>
+              <w:jc w:val="left"/>
             </w:pPr>
             <w:r>
               <w:rPr>
@@ -1450,6 +1543,7 @@
           <w:p>
             <w:pPr>
               <w:pStyle w:val="Compact"/>
+              <w:jc w:val="left"/>
             </w:pPr>
             <w:r>
               <w:t xml:space="preserve">IP, routers</w:t>
@@ -1463,6 +1557,7 @@
           <w:p>
             <w:pPr>
               <w:pStyle w:val="Compact"/>
+              <w:jc w:val="left"/>
             </w:pPr>
             <w:r>
               <w:t xml:space="preserve">2</w:t>
@@ -1474,6 +1569,7 @@
           <w:p>
             <w:pPr>
               <w:pStyle w:val="Compact"/>
+              <w:jc w:val="left"/>
             </w:pPr>
             <w:r>
               <w:rPr>
@@ -1489,6 +1585,7 @@
           <w:p>
             <w:pPr>
               <w:pStyle w:val="Compact"/>
+              <w:jc w:val="left"/>
             </w:pPr>
             <w:r>
               <w:t xml:space="preserve">Entrega en la red local por MAC</w:t>
@@ -1500,6 +1597,7 @@
           <w:p>
             <w:pPr>
               <w:pStyle w:val="Compact"/>
+              <w:jc w:val="left"/>
             </w:pPr>
             <w:r>
               <w:rPr>
@@ -1515,6 +1613,7 @@
           <w:p>
             <w:pPr>
               <w:pStyle w:val="Compact"/>
+              <w:jc w:val="left"/>
             </w:pPr>
             <w:r>
               <w:t xml:space="preserve">Ethernet, switches</w:t>
@@ -1528,6 +1627,7 @@
           <w:p>
             <w:pPr>
               <w:pStyle w:val="Compact"/>
+              <w:jc w:val="left"/>
             </w:pPr>
             <w:r>
               <w:t xml:space="preserve">1</w:t>
@@ -1539,6 +1639,7 @@
           <w:p>
             <w:pPr>
               <w:pStyle w:val="Compact"/>
+              <w:jc w:val="left"/>
             </w:pPr>
             <w:r>
               <w:rPr>
@@ -1554,6 +1655,7 @@
           <w:p>
             <w:pPr>
               <w:pStyle w:val="Compact"/>
+              <w:jc w:val="left"/>
             </w:pPr>
             <w:r>
               <w:t xml:space="preserve">Bits por el medio (cable, fibra, aire)</w:t>
@@ -1565,6 +1667,7 @@
           <w:p>
             <w:pPr>
               <w:pStyle w:val="Compact"/>
+              <w:jc w:val="left"/>
             </w:pPr>
             <w:r>
               <w:rPr>
@@ -1580,6 +1683,7 @@
           <w:p>
             <w:pPr>
               <w:pStyle w:val="Compact"/>
+              <w:jc w:val="left"/>
             </w:pPr>
             <w:r>
               <w:t xml:space="preserve">Cable UTP, fibra, radio</w:t>
@@ -1656,7 +1760,7 @@
       <w:r>
         <w:t xml:space="preserve"> </w:t>
       </w:r>
-      <w:hyperlink r:id="rId23">
+      <w:hyperlink r:id="rId34">
         <w:r>
           <w:rPr>
             <w:rStyle w:val="Hyperlink"/>
@@ -1677,12 +1781,12 @@
           <wp:inline>
             <wp:extent cx="5334000" cy="3835940"/>
             <wp:effectExtent b="0" l="0" r="0" t="0"/>
-            <wp:docPr descr="Modelo OSI de 7 capas con la marca de dónde estamos: las capas 1 y 2" title="" id="25" name="Picture"/>
+            <wp:docPr descr="Modelo OSI de 7 capas con la marca de dónde estamos: las capas 1 y 2" title="" id="36" name="Picture"/>
             <a:graphic>
               <a:graphicData uri="http://schemas.openxmlformats.org/drawingml/2006/picture">
                 <pic:pic>
                   <pic:nvPicPr>
-                    <pic:cNvPr descr="public/diagrams/u03-modelo-osi.svg" id="26" name="Picture"/>
+                    <pic:cNvPr descr="public/diagrams/u03-modelo-osi.svg" id="37" name="Picture"/>
                     <pic:cNvPicPr>
                       <a:picLocks noChangeArrowheads="1" noChangeAspect="1"/>
                     </pic:cNvPicPr>
@@ -1694,7 +1798,7 @@
                           <a14:useLocalDpi xmlns:a14="http://schemas.microsoft.com/office/drawing/2010/main" val="0"/>
                         </a:ext>
                         <a:ext uri="{96DAC541-7B7A-43D3-8B79-37D633B846F1}">
-                          <asvg:svgBlip xmlns:asvg="http://schemas.microsoft.com/office/drawing/2016/SVG/main" r:embed="rId24"/>
+                          <asvg:svgBlip xmlns:asvg="http://schemas.microsoft.com/office/drawing/2016/SVG/main" r:embed="rId35"/>
                         </a:ext>
                       </a:extLst>
                     </a:blip>
@@ -1739,8 +1843,8 @@
         </w:pict>
       </w:r>
     </w:p>
-    <w:bookmarkEnd w:id="27"/>
-    <w:bookmarkStart w:id="29" w:name="dónde-estamos-en-el-mapa"/>
+    <w:bookmarkEnd w:id="38"/>
+    <w:bookmarkStart w:id="40" w:name="dónde-estamos-en-el-mapa"/>
     <w:p>
       <w:pPr>
         <w:pStyle w:val="Heading2"/>
@@ -1845,7 +1949,7 @@
       <w:r>
         <w:t xml:space="preserve"> </w:t>
       </w:r>
-      <w:hyperlink r:id="rId28">
+      <w:hyperlink r:id="rId39">
         <w:r>
           <w:rPr>
             <w:rStyle w:val="Hyperlink"/>
@@ -1886,7 +1990,7 @@
       <w:r>
         <w:t xml:space="preserve"> </w:t>
       </w:r>
-      <w:hyperlink r:id="rId18">
+      <w:hyperlink r:id="rId29">
         <w:r>
           <w:rPr>
             <w:rStyle w:val="Hyperlink"/>
@@ -1918,6 +2022,7 @@
       <w:tblPr>
         <w:tblStyle w:val="Table"/>
         <w:tblW w:type="pct" w:w="5000"/>
+        <w:jc w:val="left"/>
         <w:tblLayout w:type="fixed"/>
         <w:tblLook w:firstRow="1" w:lastRow="0" w:firstColumn="0" w:lastColumn="0" w:noHBand="0" w:noVBand="0" w:val="0020"/>
       </w:tblPr>
@@ -1935,6 +2040,7 @@
           <w:p>
             <w:pPr>
               <w:pStyle w:val="Compact"/>
+              <w:jc w:val="left"/>
             </w:pPr>
             <w:r>
               <w:t xml:space="preserve">Si esto falla…</w:t>
@@ -1946,6 +2052,7 @@
           <w:p>
             <w:pPr>
               <w:pStyle w:val="Compact"/>
+              <w:jc w:val="left"/>
             </w:pPr>
             <w:r>
               <w:t xml:space="preserve">Estás en…</w:t>
@@ -1957,6 +2064,7 @@
           <w:p>
             <w:pPr>
               <w:pStyle w:val="Compact"/>
+              <w:jc w:val="left"/>
             </w:pPr>
             <w:r>
               <w:t xml:space="preserve">Dónde se ve</w:t>
@@ -1970,6 +2078,7 @@
           <w:p>
             <w:pPr>
               <w:pStyle w:val="Compact"/>
+              <w:jc w:val="left"/>
             </w:pPr>
             <w:r>
               <w:t xml:space="preserve">Cable suelto, LED apagado, señal débil</w:t>
@@ -1981,6 +2090,7 @@
           <w:p>
             <w:pPr>
               <w:pStyle w:val="Compact"/>
+              <w:jc w:val="left"/>
             </w:pPr>
             <w:r>
               <w:t xml:space="preserve">Capa 1</w:t>
@@ -1992,6 +2102,7 @@
           <w:p>
             <w:pPr>
               <w:pStyle w:val="Compact"/>
+              <w:jc w:val="left"/>
             </w:pPr>
             <w:r>
               <w:t xml:space="preserve">En la unidad anterior de medios y cableado</w:t>
@@ -2005,6 +2116,7 @@
           <w:p>
             <w:pPr>
               <w:pStyle w:val="Compact"/>
+              <w:jc w:val="left"/>
             </w:pPr>
             <w:r>
               <w:t xml:space="preserve">Trama con FCS mal, MAC desconocida</w:t>
@@ -2016,6 +2128,7 @@
           <w:p>
             <w:pPr>
               <w:pStyle w:val="Compact"/>
+              <w:jc w:val="left"/>
             </w:pPr>
             <w:r>
               <w:t xml:space="preserve">Capa 2</w:t>
@@ -2027,6 +2140,7 @@
           <w:p>
             <w:pPr>
               <w:pStyle w:val="Compact"/>
+              <w:jc w:val="left"/>
             </w:pPr>
             <w:r>
               <w:t xml:space="preserve">Aquí (punto 3) y en switching</w:t>
@@ -2040,6 +2154,7 @@
           <w:p>
             <w:pPr>
               <w:pStyle w:val="Compact"/>
+              <w:jc w:val="left"/>
             </w:pPr>
             <w:r>
               <w:t xml:space="preserve">No hay ping a la IP de la red vecina</w:t>
@@ -2051,6 +2166,7 @@
           <w:p>
             <w:pPr>
               <w:pStyle w:val="Compact"/>
+              <w:jc w:val="left"/>
             </w:pPr>
             <w:r>
               <w:t xml:space="preserve">Capa 3</w:t>
@@ -2062,6 +2178,7 @@
           <w:p>
             <w:pPr>
               <w:pStyle w:val="Compact"/>
+              <w:jc w:val="left"/>
             </w:pPr>
             <w:r>
               <w:t xml:space="preserve">En unidades posteriores</w:t>
@@ -2077,8 +2194,8 @@
         </w:pict>
       </w:r>
     </w:p>
-    <w:bookmarkEnd w:id="29"/>
-    <w:bookmarkStart w:id="30" w:name="osi-teoría-vs-tcpip-la-realidad"/>
+    <w:bookmarkEnd w:id="40"/>
+    <w:bookmarkStart w:id="41" w:name="osi-teoría-vs-tcpip-la-realidad"/>
     <w:p>
       <w:pPr>
         <w:pStyle w:val="Heading2"/>
@@ -2138,6 +2255,7 @@
       <w:tblPr>
         <w:tblStyle w:val="Table"/>
         <w:tblW w:type="pct" w:w="5000"/>
+        <w:jc w:val="left"/>
         <w:tblLayout w:type="fixed"/>
         <w:tblLook w:firstRow="1" w:lastRow="0" w:firstColumn="0" w:lastColumn="0" w:noHBand="0" w:noVBand="0" w:val="0020"/>
       </w:tblPr>
@@ -2163,6 +2281,7 @@
           <w:p>
             <w:pPr>
               <w:pStyle w:val="Compact"/>
+              <w:jc w:val="left"/>
             </w:pPr>
             <w:r>
               <w:rPr>
@@ -2184,6 +2303,7 @@
           <w:p>
             <w:pPr>
               <w:pStyle w:val="Compact"/>
+              <w:jc w:val="left"/>
             </w:pPr>
             <w:r>
               <w:rPr>
@@ -2207,6 +2327,7 @@
           <w:p>
             <w:pPr>
               <w:pStyle w:val="Compact"/>
+              <w:jc w:val="left"/>
             </w:pPr>
             <w:r>
               <w:t xml:space="preserve">Capas</w:t>
@@ -2218,6 +2339,7 @@
           <w:p>
             <w:pPr>
               <w:pStyle w:val="Compact"/>
+              <w:jc w:val="left"/>
             </w:pPr>
             <w:r>
               <w:rPr>
@@ -2236,6 +2358,7 @@
           <w:p>
             <w:pPr>
               <w:pStyle w:val="Compact"/>
+              <w:jc w:val="left"/>
             </w:pPr>
             <w:r>
               <w:rPr>
@@ -2259,6 +2382,7 @@
           <w:p>
             <w:pPr>
               <w:pStyle w:val="Compact"/>
+              <w:jc w:val="left"/>
             </w:pPr>
             <w:r>
               <w:t xml:space="preserve">Quién lo usa</w:t>
@@ -2270,6 +2394,7 @@
           <w:p>
             <w:pPr>
               <w:pStyle w:val="Compact"/>
+              <w:jc w:val="left"/>
             </w:pPr>
             <w:r>
               <w:t xml:space="preserve">Normativa, exámenes, hablar entre profes</w:t>
@@ -2281,6 +2406,7 @@
           <w:p>
             <w:pPr>
               <w:pStyle w:val="Compact"/>
+              <w:jc w:val="left"/>
             </w:pPr>
             <w:r>
               <w:t xml:space="preserve">El tráfico de verdad de Internet</w:t>
@@ -2294,6 +2420,7 @@
           <w:p>
             <w:pPr>
               <w:pStyle w:val="Compact"/>
+              <w:jc w:val="left"/>
             </w:pPr>
             <w:r>
               <w:t xml:space="preserve">Relación</w:t>
@@ -2305,6 +2432,7 @@
           <w:p>
             <w:pPr>
               <w:pStyle w:val="Compact"/>
+              <w:jc w:val="left"/>
             </w:pPr>
             <w:r>
               <w:t xml:space="preserve">Describe</w:t>
@@ -2332,6 +2460,7 @@
           <w:p>
             <w:pPr>
               <w:pStyle w:val="Compact"/>
+              <w:jc w:val="left"/>
             </w:pPr>
             <w:r>
               <w:t xml:space="preserve">Agrupa presentación/sesión</w:t>
@@ -2503,23 +2632,51 @@
           <w:i/>
           <w:iCs/>
         </w:rPr>
-        <w:t xml:space="preserve">“capa 2”</w:t>
-      </w:r>
-      <w:r>
-        <w:t xml:space="preserve"> </w:t>
-      </w:r>
-      <w:r>
-        <w:t xml:space="preserve">o</w:t>
-      </w:r>
-      <w:r>
-        <w:t xml:space="preserve"> </w:t>
+        <w:t xml:space="preserve">“</w:t>
       </w:r>
       <w:r>
         <w:rPr>
           <w:i/>
           <w:iCs/>
         </w:rPr>
-        <w:t xml:space="preserve">“capa 3”</w:t>
+        <w:t xml:space="preserve">capa 2</w:t>
+      </w:r>
+      <w:r>
+        <w:rPr>
+          <w:i/>
+          <w:iCs/>
+        </w:rPr>
+        <w:t xml:space="preserve">”</w:t>
+      </w:r>
+      <w:r>
+        <w:t xml:space="preserve"> </w:t>
+      </w:r>
+      <w:r>
+        <w:t xml:space="preserve">o</w:t>
+      </w:r>
+      <w:r>
+        <w:t xml:space="preserve"> </w:t>
+      </w:r>
+      <w:r>
+        <w:rPr>
+          <w:i/>
+          <w:iCs/>
+        </w:rPr>
+        <w:t xml:space="preserve">“</w:t>
+      </w:r>
+      <w:r>
+        <w:rPr>
+          <w:i/>
+          <w:iCs/>
+        </w:rPr>
+        <w:t xml:space="preserve">capa 3</w:t>
+      </w:r>
+      <w:r>
+        <w:rPr>
+          <w:i/>
+          <w:iCs/>
+        </w:rPr>
+        <w:t xml:space="preserve">”</w:t>
       </w:r>
       <w:r>
         <w:t xml:space="preserve">, está usando</w:t>
@@ -2541,7 +2698,13 @@
         <w:t xml:space="preserve"> </w:t>
       </w:r>
       <w:r>
-        <w:t xml:space="preserve">“la capa 6”</w:t>
+        <w:t xml:space="preserve">“</w:t>
+      </w:r>
+      <w:r>
+        <w:t xml:space="preserve">la capa 6</w:t>
+      </w:r>
+      <w:r>
+        <w:t xml:space="preserve">”</w:t>
       </w:r>
       <w:r>
         <w:t xml:space="preserve">; sí existen Ethernet, IP y TCP.</w:t>
@@ -2554,8 +2717,8 @@
         </w:pict>
       </w:r>
     </w:p>
-    <w:bookmarkEnd w:id="30"/>
-    <w:bookmarkStart w:id="31" w:name="mini-chequeo"/>
+    <w:bookmarkEnd w:id="41"/>
+    <w:bookmarkStart w:id="42" w:name="mini-chequeo"/>
     <w:p>
       <w:pPr>
         <w:pStyle w:val="Heading2"/>
@@ -2591,7 +2754,13 @@
         <w:t xml:space="preserve"> </w:t>
       </w:r>
       <w:r>
-        <w:t xml:space="preserve">“vive”</w:t>
+        <w:t xml:space="preserve">“</w:t>
+      </w:r>
+      <w:r>
+        <w:t xml:space="preserve">vive</w:t>
+      </w:r>
+      <w:r>
+        <w:t xml:space="preserve">”</w:t>
       </w:r>
       <w:r>
         <w:t xml:space="preserve"> </w:t>
@@ -2722,8 +2891,8 @@
         </w:pict>
       </w:r>
     </w:p>
-    <w:bookmarkEnd w:id="31"/>
-    <w:bookmarkStart w:id="32" w:name="resumen-en-3-frases"/>
+    <w:bookmarkEnd w:id="42"/>
+    <w:bookmarkStart w:id="43" w:name="resumen-en-3-frases"/>
     <w:p>
       <w:pPr>
         <w:pStyle w:val="Heading2"/>
@@ -2791,7 +2960,13 @@
         <w:t xml:space="preserve"> </w:t>
       </w:r>
       <w:r>
-        <w:t xml:space="preserve">“capa 2”</w:t>
+        <w:t xml:space="preserve">“</w:t>
+      </w:r>
+      <w:r>
+        <w:t xml:space="preserve">capa 2</w:t>
+      </w:r>
+      <w:r>
+        <w:t xml:space="preserve">”</w:t>
       </w:r>
       <w:r>
         <w:t xml:space="preserve"> </w:t>
@@ -2803,7 +2978,13 @@
         <w:t xml:space="preserve"> </w:t>
       </w:r>
       <w:r>
-        <w:t xml:space="preserve">“capa 3”</w:t>
+        <w:t xml:space="preserve">“</w:t>
+      </w:r>
+      <w:r>
+        <w:t xml:space="preserve">capa 3</w:t>
+      </w:r>
+      <w:r>
+        <w:t xml:space="preserve">”</w:t>
       </w:r>
       <w:r>
         <w:t xml:space="preserve"> </w:t>
@@ -2837,8 +3018,8 @@
         <w:t xml:space="preserve">; la capa 1 se quedó con los medios y la IP (3) es cosa de unidades posteriores.</w:t>
       </w:r>
     </w:p>
-    <w:bookmarkEnd w:id="32"/>
-    <w:bookmarkStart w:id="34" w:name="vocabulario-rápido"/>
+    <w:bookmarkEnd w:id="43"/>
+    <w:bookmarkStart w:id="45" w:name="vocabulario-rápido"/>
     <w:p>
       <w:pPr>
         <w:pStyle w:val="Heading2"/>
@@ -2851,6 +3032,7 @@
       <w:tblPr>
         <w:tblStyle w:val="Table"/>
         <w:tblW w:type="auto" w:w="0"/>
+        <w:jc w:val="left"/>
         <w:tblLook w:firstRow="1" w:lastRow="0" w:firstColumn="0" w:lastColumn="0" w:noHBand="0" w:noVBand="0" w:val="0020"/>
       </w:tblPr>
       <w:tblGrid>
@@ -2866,6 +3048,7 @@
           <w:p>
             <w:pPr>
               <w:pStyle w:val="Compact"/>
+              <w:jc w:val="left"/>
             </w:pPr>
             <w:r>
               <w:t xml:space="preserve">Término</w:t>
@@ -2877,6 +3060,7 @@
           <w:p>
             <w:pPr>
               <w:pStyle w:val="Compact"/>
+              <w:jc w:val="left"/>
             </w:pPr>
             <w:r>
               <w:t xml:space="preserve">Idea general</w:t>
@@ -2890,6 +3074,7 @@
           <w:p>
             <w:pPr>
               <w:pStyle w:val="Compact"/>
+              <w:jc w:val="left"/>
             </w:pPr>
             <w:r>
               <w:t xml:space="preserve">OSI</w:t>
@@ -2901,6 +3086,7 @@
           <w:p>
             <w:pPr>
               <w:pStyle w:val="Compact"/>
+              <w:jc w:val="left"/>
             </w:pPr>
             <w:r>
               <w:t xml:space="preserve">Modelo teórico de 7 capas para describir la red</w:t>
@@ -2914,6 +3100,7 @@
           <w:p>
             <w:pPr>
               <w:pStyle w:val="Compact"/>
+              <w:jc w:val="left"/>
             </w:pPr>
             <w:r>
               <w:t xml:space="preserve">TCP/IP</w:t>
@@ -2925,6 +3112,7 @@
           <w:p>
             <w:pPr>
               <w:pStyle w:val="Compact"/>
+              <w:jc w:val="left"/>
             </w:pPr>
             <w:r>
               <w:t xml:space="preserve">Pila real de protocolos de Internet (4–5 capas)</w:t>
@@ -2938,6 +3126,7 @@
           <w:p>
             <w:pPr>
               <w:pStyle w:val="Compact"/>
+              <w:jc w:val="left"/>
             </w:pPr>
             <w:r>
               <w:t xml:space="preserve">PDU</w:t>
@@ -2949,6 +3138,7 @@
           <w:p>
             <w:pPr>
               <w:pStyle w:val="Compact"/>
+              <w:jc w:val="left"/>
             </w:pPr>
             <w:r>
               <w:t xml:space="preserve">Unidad de datos de cada capa (bit, trama, paquete…)</w:t>
@@ -2962,6 +3152,7 @@
           <w:p>
             <w:pPr>
               <w:pStyle w:val="Compact"/>
+              <w:jc w:val="left"/>
             </w:pPr>
             <w:r>
               <w:t xml:space="preserve">Capa 1 / Física</w:t>
@@ -2973,6 +3164,7 @@
           <w:p>
             <w:pPr>
               <w:pStyle w:val="Compact"/>
+              <w:jc w:val="left"/>
             </w:pPr>
             <w:r>
               <w:t xml:space="preserve">Bits por el medio</w:t>
@@ -2986,6 +3178,7 @@
           <w:p>
             <w:pPr>
               <w:pStyle w:val="Compact"/>
+              <w:jc w:val="left"/>
             </w:pPr>
             <w:r>
               <w:t xml:space="preserve">Capa 2 / Enlace</w:t>
@@ -2997,6 +3190,7 @@
           <w:p>
             <w:pPr>
               <w:pStyle w:val="Compact"/>
+              <w:jc w:val="left"/>
             </w:pPr>
             <w:r>
               <w:t xml:space="preserve">Tramas y MACs (Ethernet, switch)</w:t>
@@ -3010,6 +3204,7 @@
           <w:p>
             <w:pPr>
               <w:pStyle w:val="Compact"/>
+              <w:jc w:val="left"/>
             </w:pPr>
             <w:r>
               <w:t xml:space="preserve">Capa 3 / Red</w:t>
@@ -3021,6 +3216,7 @@
           <w:p>
             <w:pPr>
               <w:pStyle w:val="Compact"/>
+              <w:jc w:val="left"/>
             </w:pPr>
             <w:r>
               <w:t xml:space="preserve">Paquetes IP y routers</w:t>
@@ -3046,7 +3242,7 @@
       <w:r>
         <w:t xml:space="preserve"> </w:t>
       </w:r>
-      <w:hyperlink r:id="rId33">
+      <w:hyperlink r:id="rId44">
         <w:r>
           <w:rPr>
             <w:rStyle w:val="Hyperlink"/>
@@ -3073,7 +3269,7 @@
       <w:r>
         <w:t xml:space="preserve"> </w:t>
       </w:r>
-      <w:hyperlink r:id="rId33">
+      <w:hyperlink r:id="rId44">
         <w:r>
           <w:rPr>
             <w:rStyle w:val="Hyperlink"/>
@@ -3100,7 +3296,7 @@
       <w:r>
         <w:t xml:space="preserve"> </w:t>
       </w:r>
-      <w:hyperlink r:id="rId11">
+      <w:hyperlink r:id="rId22">
         <w:r>
           <w:rPr>
             <w:rStyle w:val="Hyperlink"/>
@@ -3109,9 +3305,9 @@
         </w:r>
       </w:hyperlink>
     </w:p>
-    <w:bookmarkEnd w:id="34"/>
-    <w:bookmarkEnd w:id="35"/>
-    <w:bookmarkStart w:id="47" w:name="direcciones-mac"/>
+    <w:bookmarkEnd w:id="45"/>
+    <w:bookmarkEnd w:id="46"/>
+    <w:bookmarkStart w:id="61" w:name="direcciones-mac"/>
     <w:p>
       <w:pPr>
         <w:pStyle w:val="Heading1"/>
@@ -3175,7 +3371,7 @@
         </w:pict>
       </w:r>
     </w:p>
-    <w:bookmarkStart w:id="36" w:name="la-idea-en-una-frase-1"/>
+    <w:bookmarkStart w:id="47" w:name="la-idea-en-una-frase-1"/>
     <w:p>
       <w:pPr>
         <w:pStyle w:val="Heading2"/>
@@ -3260,8 +3456,8 @@
         </w:pict>
       </w:r>
     </w:p>
-    <w:bookmarkEnd w:id="36"/>
-    <w:bookmarkStart w:id="37" w:name="cómo-se-escribe-una-mac"/>
+    <w:bookmarkEnd w:id="47"/>
+    <w:bookmarkStart w:id="51" w:name="cómo-se-escribe-una-mac"/>
     <w:p>
       <w:pPr>
         <w:pStyle w:val="Heading2"/>
@@ -3406,6 +3602,7 @@
       <w:tblPr>
         <w:tblStyle w:val="Table"/>
         <w:tblW w:type="pct" w:w="5000"/>
+        <w:jc w:val="left"/>
         <w:tblLayout w:type="fixed"/>
         <w:tblLook w:firstRow="1" w:lastRow="0" w:firstColumn="0" w:lastColumn="0" w:noHBand="0" w:noVBand="0" w:val="0020"/>
       </w:tblPr>
@@ -3424,6 +3621,7 @@
           <w:p>
             <w:pPr>
               <w:pStyle w:val="Compact"/>
+              <w:jc w:val="left"/>
             </w:pPr>
             <w:r>
               <w:t xml:space="preserve">Parte</w:t>
@@ -3435,6 +3633,7 @@
           <w:p>
             <w:pPr>
               <w:pStyle w:val="Compact"/>
+              <w:jc w:val="left"/>
             </w:pPr>
             <w:r>
               <w:t xml:space="preserve">Tamaño</w:t>
@@ -3446,6 +3645,7 @@
           <w:p>
             <w:pPr>
               <w:pStyle w:val="Compact"/>
+              <w:jc w:val="left"/>
             </w:pPr>
             <w:r>
               <w:t xml:space="preserve">Quién la asigna</w:t>
@@ -3457,6 +3657,7 @@
           <w:p>
             <w:pPr>
               <w:pStyle w:val="Compact"/>
+              <w:jc w:val="left"/>
             </w:pPr>
             <w:r>
               <w:t xml:space="preserve">Qué identifica</w:t>
@@ -3470,6 +3671,7 @@
           <w:p>
             <w:pPr>
               <w:pStyle w:val="Compact"/>
+              <w:jc w:val="left"/>
             </w:pPr>
             <w:r>
               <w:rPr>
@@ -3491,6 +3693,7 @@
           <w:p>
             <w:pPr>
               <w:pStyle w:val="Compact"/>
+              <w:jc w:val="left"/>
             </w:pPr>
             <w:r>
               <w:t xml:space="preserve">24 bits</w:t>
@@ -3502,6 +3705,7 @@
           <w:p>
             <w:pPr>
               <w:pStyle w:val="Compact"/>
+              <w:jc w:val="left"/>
             </w:pPr>
             <w:r>
               <w:t xml:space="preserve">IEEE → fabricante</w:t>
@@ -3513,6 +3717,7 @@
           <w:p>
             <w:pPr>
               <w:pStyle w:val="Compact"/>
+              <w:jc w:val="left"/>
             </w:pPr>
             <w:r>
               <w:t xml:space="preserve">La marca de la tarjeta (Intel, TP-Link…)</w:t>
@@ -3526,6 +3731,7 @@
           <w:p>
             <w:pPr>
               <w:pStyle w:val="Compact"/>
+              <w:jc w:val="left"/>
             </w:pPr>
             <w:r>
               <w:rPr>
@@ -3547,6 +3753,7 @@
           <w:p>
             <w:pPr>
               <w:pStyle w:val="Compact"/>
+              <w:jc w:val="left"/>
             </w:pPr>
             <w:r>
               <w:t xml:space="preserve">24 bits</w:t>
@@ -3558,6 +3765,7 @@
           <w:p>
             <w:pPr>
               <w:pStyle w:val="Compact"/>
+              <w:jc w:val="left"/>
             </w:pPr>
             <w:r>
               <w:t xml:space="preserve">Fabricante</w:t>
@@ -3569,6 +3777,7 @@
           <w:p>
             <w:pPr>
               <w:pStyle w:val="Compact"/>
+              <w:jc w:val="left"/>
             </w:pPr>
             <w:r>
               <w:t xml:space="preserve">La tarjeta concreta de la serie</w:t>
@@ -3634,10 +3843,80 @@
         <w:t xml:space="preserve"> </w:t>
       </w:r>
       <w:r>
-        <w:t xml:space="preserve">“disfrazado”</w:t>
+        <w:t xml:space="preserve">“</w:t>
+      </w:r>
+      <w:r>
+        <w:t xml:space="preserve">disfrazado</w:t>
+      </w:r>
+      <w:r>
+        <w:t xml:space="preserve">”</w:t>
       </w:r>
       <w:r>
         <w:t xml:space="preserve">, que esto llega abajo).</w:t>
+      </w:r>
+    </w:p>
+    <w:p>
+      <w:pPr>
+        <w:pStyle w:val="CaptionedFigure"/>
+      </w:pPr>
+      <w:r>
+        <w:drawing>
+          <wp:inline>
+            <wp:extent cx="5334000" cy="2674208"/>
+            <wp:effectExtent b="0" l="0" r="0" t="0"/>
+            <wp:docPr descr="Estructura de una dirección MAC: OUI de 24 bits asignado por el IEEE, NIC de 24 bits del fabricante y los bits I/G y U/L del primer byte" title="" id="49" name="Picture"/>
+            <a:graphic>
+              <a:graphicData uri="http://schemas.openxmlformats.org/drawingml/2006/picture">
+                <pic:pic>
+                  <pic:nvPicPr>
+                    <pic:cNvPr descr="public/diagrams/u03-estructura-mac.svg" id="50" name="Picture"/>
+                    <pic:cNvPicPr>
+                      <a:picLocks noChangeArrowheads="1" noChangeAspect="1"/>
+                    </pic:cNvPicPr>
+                  </pic:nvPicPr>
+                  <pic:blipFill>
+                    <a:blip>
+                      <a:extLst>
+                        <a:ext uri="{28A0092B-C50C-407E-A947-70E740481C1C}">
+                          <a14:useLocalDpi xmlns:a14="http://schemas.microsoft.com/office/drawing/2010/main" val="0"/>
+                        </a:ext>
+                        <a:ext uri="{96DAC541-7B7A-43D3-8B79-37D633B846F1}">
+                          <asvg:svgBlip xmlns:asvg="http://schemas.microsoft.com/office/drawing/2016/SVG/main" r:embed="rId48"/>
+                        </a:ext>
+                      </a:extLst>
+                    </a:blip>
+                    <a:stretch>
+                      <a:fillRect/>
+                    </a:stretch>
+                  </pic:blipFill>
+                  <pic:spPr bwMode="auto">
+                    <a:xfrm>
+                      <a:off x="0" y="0"/>
+                      <a:ext cx="5334000" cy="2674208"/>
+                    </a:xfrm>
+                    <a:prstGeom prst="rect">
+                      <a:avLst/>
+                    </a:prstGeom>
+                    <a:noFill/>
+                    <a:ln w="9525">
+                      <a:noFill/>
+                      <a:headEnd/>
+                      <a:tailEnd/>
+                    </a:ln>
+                  </pic:spPr>
+                </pic:pic>
+              </a:graphicData>
+            </a:graphic>
+          </wp:inline>
+        </w:drawing>
+      </w:r>
+    </w:p>
+    <w:p>
+      <w:pPr>
+        <w:pStyle w:val="ImageCaption"/>
+      </w:pPr>
+      <w:r>
+        <w:t xml:space="preserve">Estructura de una dirección MAC: OUI de 24 bits asignado por el IEEE, NIC de 24 bits del fabricante y los bits I/G y U/L del primer byte</w:t>
       </w:r>
     </w:p>
     <w:p>
@@ -3647,8 +3926,8 @@
         </w:pict>
       </w:r>
     </w:p>
-    <w:bookmarkEnd w:id="37"/>
-    <w:bookmarkStart w:id="38" w:name="unicast-multicast-y-broadcast"/>
+    <w:bookmarkEnd w:id="51"/>
+    <w:bookmarkStart w:id="52" w:name="unicast-multicast-y-broadcast"/>
     <w:p>
       <w:pPr>
         <w:pStyle w:val="Heading2"/>
@@ -3784,6 +4063,7 @@
       <w:tblPr>
         <w:tblStyle w:val="Table"/>
         <w:tblW w:type="pct" w:w="5000"/>
+        <w:jc w:val="left"/>
         <w:tblLayout w:type="fixed"/>
         <w:tblLook w:firstRow="1" w:lastRow="0" w:firstColumn="0" w:lastColumn="0" w:noHBand="0" w:noVBand="0" w:val="0020"/>
       </w:tblPr>
@@ -3801,6 +4081,7 @@
           <w:p>
             <w:pPr>
               <w:pStyle w:val="Compact"/>
+              <w:jc w:val="left"/>
             </w:pPr>
             <w:r>
               <w:t xml:space="preserve">Tipo</w:t>
@@ -3812,6 +4093,7 @@
           <w:p>
             <w:pPr>
               <w:pStyle w:val="Compact"/>
+              <w:jc w:val="left"/>
             </w:pPr>
             <w:r>
               <w:t xml:space="preserve">Ejemplo</w:t>
@@ -3823,6 +4105,7 @@
           <w:p>
             <w:pPr>
               <w:pStyle w:val="Compact"/>
+              <w:jc w:val="left"/>
             </w:pPr>
             <w:r>
               <w:t xml:space="preserve">Quién la recoge</w:t>
@@ -3836,6 +4119,7 @@
           <w:p>
             <w:pPr>
               <w:pStyle w:val="Compact"/>
+              <w:jc w:val="left"/>
             </w:pPr>
             <w:r>
               <w:rPr>
@@ -3851,6 +4135,7 @@
           <w:p>
             <w:pPr>
               <w:pStyle w:val="Compact"/>
+              <w:jc w:val="left"/>
             </w:pPr>
             <w:r>
               <w:rPr>
@@ -3865,6 +4150,7 @@
           <w:p>
             <w:pPr>
               <w:pStyle w:val="Compact"/>
+              <w:jc w:val="left"/>
             </w:pPr>
             <w:r>
               <w:t xml:space="preserve">Solo esa tarjeta</w:t>
@@ -3878,6 +4164,7 @@
           <w:p>
             <w:pPr>
               <w:pStyle w:val="Compact"/>
+              <w:jc w:val="left"/>
             </w:pPr>
             <w:r>
               <w:rPr>
@@ -3893,6 +4180,7 @@
           <w:p>
             <w:pPr>
               <w:pStyle w:val="Compact"/>
+              <w:jc w:val="left"/>
             </w:pPr>
             <w:r>
               <w:rPr>
@@ -3907,6 +4195,7 @@
           <w:p>
             <w:pPr>
               <w:pStyle w:val="Compact"/>
+              <w:jc w:val="left"/>
             </w:pPr>
             <w:r>
               <w:t xml:space="preserve">El grupo que esté suscrito (por ejemplo, IPv6 multicast)</w:t>
@@ -3920,6 +4209,7 @@
           <w:p>
             <w:pPr>
               <w:pStyle w:val="Compact"/>
+              <w:jc w:val="left"/>
             </w:pPr>
             <w:r>
               <w:rPr>
@@ -3935,6 +4225,7 @@
           <w:p>
             <w:pPr>
               <w:pStyle w:val="Compact"/>
+              <w:jc w:val="left"/>
             </w:pPr>
             <w:r>
               <w:rPr>
@@ -3949,6 +4240,7 @@
           <w:p>
             <w:pPr>
               <w:pStyle w:val="Compact"/>
+              <w:jc w:val="left"/>
             </w:pPr>
             <w:r>
               <w:rPr>
@@ -3993,7 +4285,13 @@
         <w:t xml:space="preserve"> </w:t>
       </w:r>
       <w:r>
-        <w:t xml:space="preserve">“todos a la vez”</w:t>
+        <w:t xml:space="preserve">“</w:t>
+      </w:r>
+      <w:r>
+        <w:t xml:space="preserve">todos a la vez</w:t>
+      </w:r>
+      <w:r>
+        <w:t xml:space="preserve">”</w:t>
       </w:r>
       <w:r>
         <w:t xml:space="preserve">, la que llevan los descubrimientos (ARP, DHCP…).</w:t>
@@ -4006,8 +4304,8 @@
         </w:pict>
       </w:r>
     </w:p>
-    <w:bookmarkEnd w:id="38"/>
-    <w:bookmarkStart w:id="39" w:name="mac-frente-a-ip-dos-carnés-dos-ámbitos"/>
+    <w:bookmarkEnd w:id="52"/>
+    <w:bookmarkStart w:id="53" w:name="mac-frente-a-ip-dos-carnés-dos-ámbitos"/>
     <w:p>
       <w:pPr>
         <w:pStyle w:val="Heading2"/>
@@ -4020,6 +4318,7 @@
       <w:tblPr>
         <w:tblStyle w:val="Table"/>
         <w:tblW w:type="pct" w:w="5000"/>
+        <w:jc w:val="left"/>
         <w:tblLayout w:type="fixed"/>
         <w:tblLook w:firstRow="1" w:lastRow="0" w:firstColumn="0" w:lastColumn="0" w:noHBand="0" w:noVBand="0" w:val="0020"/>
       </w:tblPr>
@@ -4045,6 +4344,7 @@
           <w:p>
             <w:pPr>
               <w:pStyle w:val="Compact"/>
+              <w:jc w:val="left"/>
             </w:pPr>
             <w:r>
               <w:rPr>
@@ -4066,6 +4366,7 @@
           <w:p>
             <w:pPr>
               <w:pStyle w:val="Compact"/>
+              <w:jc w:val="left"/>
             </w:pPr>
             <w:r>
               <w:rPr>
@@ -4089,6 +4390,7 @@
           <w:p>
             <w:pPr>
               <w:pStyle w:val="Compact"/>
+              <w:jc w:val="left"/>
             </w:pPr>
             <w:r>
               <w:t xml:space="preserve">¿Para qué sirve?</w:t>
@@ -4100,6 +4402,7 @@
           <w:p>
             <w:pPr>
               <w:pStyle w:val="Compact"/>
+              <w:jc w:val="left"/>
             </w:pPr>
             <w:r>
               <w:t xml:space="preserve">Entregar la trama</w:t>
@@ -4121,6 +4424,7 @@
           <w:p>
             <w:pPr>
               <w:pStyle w:val="Compact"/>
+              <w:jc w:val="left"/>
             </w:pPr>
             <w:r>
               <w:t xml:space="preserve">Llevar el paquete</w:t>
@@ -4144,6 +4448,7 @@
           <w:p>
             <w:pPr>
               <w:pStyle w:val="Compact"/>
+              <w:jc w:val="left"/>
             </w:pPr>
             <w:r>
               <w:t xml:space="preserve">¿Quién la pone?</w:t>
@@ -4155,6 +4460,7 @@
           <w:p>
             <w:pPr>
               <w:pStyle w:val="Compact"/>
+              <w:jc w:val="left"/>
             </w:pPr>
             <w:r>
               <w:t xml:space="preserve">El fabricante (fábrica)</w:t>
@@ -4166,6 +4472,7 @@
           <w:p>
             <w:pPr>
               <w:pStyle w:val="Compact"/>
+              <w:jc w:val="left"/>
             </w:pPr>
             <w:r>
               <w:t xml:space="preserve">La configuras tú (o DHCP)</w:t>
@@ -4179,6 +4486,7 @@
           <w:p>
             <w:pPr>
               <w:pStyle w:val="Compact"/>
+              <w:jc w:val="left"/>
             </w:pPr>
             <w:r>
               <w:t xml:space="preserve">¿Cambia al mover de red?</w:t>
@@ -4190,6 +4498,7 @@
           <w:p>
             <w:pPr>
               <w:pStyle w:val="Compact"/>
+              <w:jc w:val="left"/>
             </w:pPr>
             <w:r>
               <w:rPr>
@@ -4211,6 +4520,7 @@
           <w:p>
             <w:pPr>
               <w:pStyle w:val="Compact"/>
+              <w:jc w:val="left"/>
             </w:pPr>
             <w:r>
               <w:rPr>
@@ -4234,6 +4544,7 @@
           <w:p>
             <w:pPr>
               <w:pStyle w:val="Compact"/>
+              <w:jc w:val="left"/>
             </w:pPr>
             <w:r>
               <w:t xml:space="preserve">¿Enruta Internet?</w:t>
@@ -4245,6 +4556,7 @@
           <w:p>
             <w:pPr>
               <w:pStyle w:val="Compact"/>
+              <w:jc w:val="left"/>
             </w:pPr>
             <w:r>
               <w:t xml:space="preserve">No: cada salto se cambia</w:t>
@@ -4256,6 +4568,7 @@
           <w:p>
             <w:pPr>
               <w:pStyle w:val="Compact"/>
+              <w:jc w:val="left"/>
             </w:pPr>
             <w:r>
               <w:t xml:space="preserve">Sí: la IP de destino acompaña todo el viaje</w:t>
@@ -4269,6 +4582,7 @@
           <w:p>
             <w:pPr>
               <w:pStyle w:val="Compact"/>
+              <w:jc w:val="left"/>
             </w:pPr>
             <w:r>
               <w:t xml:space="preserve">Alcance</w:t>
@@ -4280,6 +4594,7 @@
           <w:p>
             <w:pPr>
               <w:pStyle w:val="Compact"/>
+              <w:jc w:val="left"/>
             </w:pPr>
             <w:r>
               <w:t xml:space="preserve">Tu LAN</w:t>
@@ -4291,6 +4606,7 @@
           <w:p>
             <w:pPr>
               <w:pStyle w:val="Compact"/>
+              <w:jc w:val="left"/>
             </w:pPr>
             <w:r>
               <w:t xml:space="preserve">El mundo</w:t>
@@ -4377,7 +4693,7 @@
       <w:r>
         <w:t xml:space="preserve"> </w:t>
       </w:r>
-      <w:hyperlink r:id="rId13">
+      <w:hyperlink r:id="rId24">
         <w:r>
           <w:rPr>
             <w:rStyle w:val="Hyperlink"/>
@@ -4396,8 +4712,8 @@
         </w:pict>
       </w:r>
     </w:p>
-    <w:bookmarkEnd w:id="39"/>
-    <w:bookmarkStart w:id="41" w:name="dónde-vive-y-cómo-la-ves"/>
+    <w:bookmarkEnd w:id="53"/>
+    <w:bookmarkStart w:id="55" w:name="dónde-vive-y-cómo-la-ves"/>
     <w:p>
       <w:pPr>
         <w:pStyle w:val="Heading2"/>
@@ -4494,7 +4810,7 @@
       <w:r>
         <w:t xml:space="preserve"> </w:t>
       </w:r>
-      <w:hyperlink r:id="rId12">
+      <w:hyperlink r:id="rId23">
         <w:r>
           <w:rPr>
             <w:rStyle w:val="Hyperlink"/>
@@ -4546,7 +4862,7 @@
       <w:r>
         <w:t xml:space="preserve"> </w:t>
       </w:r>
-      <w:hyperlink r:id="rId40">
+      <w:hyperlink r:id="rId54">
         <w:r>
           <w:rPr>
             <w:rStyle w:val="Hyperlink"/>
@@ -4667,8 +4983,8 @@
         </w:pict>
       </w:r>
     </w:p>
-    <w:bookmarkEnd w:id="41"/>
-    <w:bookmarkStart w:id="43" w:name="el-puente-con-ip-arp-solo-la-puerta"/>
+    <w:bookmarkEnd w:id="55"/>
+    <w:bookmarkStart w:id="57" w:name="el-puente-con-ip-arp-solo-la-puerta"/>
     <w:p>
       <w:pPr>
         <w:pStyle w:val="Heading2"/>
@@ -4729,7 +5045,7 @@
       <w:r>
         <w:t xml:space="preserve"> </w:t>
       </w:r>
-      <w:hyperlink r:id="rId42">
+      <w:hyperlink r:id="rId56">
         <w:r>
           <w:rPr>
             <w:rStyle w:val="Hyperlink"/>
@@ -4761,8 +5077,8 @@
         </w:pict>
       </w:r>
     </w:p>
-    <w:bookmarkEnd w:id="43"/>
-    <w:bookmarkStart w:id="44" w:name="mini-chequeo-1"/>
+    <w:bookmarkEnd w:id="57"/>
+    <w:bookmarkStart w:id="58" w:name="mini-chequeo-1"/>
     <w:p>
       <w:pPr>
         <w:pStyle w:val="Heading2"/>
@@ -4995,8 +5311,8 @@
         </w:pict>
       </w:r>
     </w:p>
-    <w:bookmarkEnd w:id="44"/>
-    <w:bookmarkStart w:id="45" w:name="resumen-en-3-frases-1"/>
+    <w:bookmarkEnd w:id="58"/>
+    <w:bookmarkStart w:id="59" w:name="resumen-en-3-frases-1"/>
     <w:p>
       <w:pPr>
         <w:pStyle w:val="Heading2"/>
@@ -5121,8 +5437,8 @@
         <w:t xml:space="preserve">y ARP son el puente entre ambos mundos: sin MAC no hay trama, y ARP traduce la IP que conoces en la MAC que necesitas.</w:t>
       </w:r>
     </w:p>
-    <w:bookmarkEnd w:id="45"/>
-    <w:bookmarkStart w:id="46" w:name="vocabulario-rápido-1"/>
+    <w:bookmarkEnd w:id="59"/>
+    <w:bookmarkStart w:id="60" w:name="vocabulario-rápido-1"/>
     <w:p>
       <w:pPr>
         <w:pStyle w:val="Heading2"/>
@@ -5135,6 +5451,7 @@
       <w:tblPr>
         <w:tblStyle w:val="Table"/>
         <w:tblW w:type="pct" w:w="5000"/>
+        <w:jc w:val="left"/>
         <w:tblLayout w:type="fixed"/>
         <w:tblLook w:firstRow="1" w:lastRow="0" w:firstColumn="0" w:lastColumn="0" w:noHBand="0" w:noVBand="0" w:val="0020"/>
       </w:tblPr>
@@ -5151,6 +5468,7 @@
           <w:p>
             <w:pPr>
               <w:pStyle w:val="Compact"/>
+              <w:jc w:val="left"/>
             </w:pPr>
             <w:r>
               <w:t xml:space="preserve">Término</w:t>
@@ -5162,6 +5480,7 @@
           <w:p>
             <w:pPr>
               <w:pStyle w:val="Compact"/>
+              <w:jc w:val="left"/>
             </w:pPr>
             <w:r>
               <w:t xml:space="preserve">Idea general</w:t>
@@ -5175,6 +5494,7 @@
           <w:p>
             <w:pPr>
               <w:pStyle w:val="Compact"/>
+              <w:jc w:val="left"/>
             </w:pPr>
             <w:r>
               <w:t xml:space="preserve">MAC</w:t>
@@ -5186,6 +5506,7 @@
           <w:p>
             <w:pPr>
               <w:pStyle w:val="Compact"/>
+              <w:jc w:val="left"/>
             </w:pPr>
             <w:r>
               <w:t xml:space="preserve">Dirección de capa 2, 48 bits, de fábrica</w:t>
@@ -5199,6 +5520,7 @@
           <w:p>
             <w:pPr>
               <w:pStyle w:val="Compact"/>
+              <w:jc w:val="left"/>
             </w:pPr>
             <w:r>
               <w:t xml:space="preserve">OUI</w:t>
@@ -5210,6 +5532,7 @@
           <w:p>
             <w:pPr>
               <w:pStyle w:val="Compact"/>
+              <w:jc w:val="left"/>
             </w:pPr>
             <w:r>
               <w:t xml:space="preserve">Los 3 primeros bytes: el sello del fabricante</w:t>
@@ -5223,6 +5546,7 @@
           <w:p>
             <w:pPr>
               <w:pStyle w:val="Compact"/>
+              <w:jc w:val="left"/>
             </w:pPr>
             <w:r>
               <w:t xml:space="preserve">Unicast / multicast / broadcast</w:t>
@@ -5234,6 +5558,7 @@
           <w:p>
             <w:pPr>
               <w:pStyle w:val="Compact"/>
+              <w:jc w:val="left"/>
             </w:pPr>
             <w:r>
               <w:t xml:space="preserve">Para una tarjeta / un grupo / todas</w:t>
@@ -5247,6 +5572,7 @@
           <w:p>
             <w:pPr>
               <w:pStyle w:val="Compact"/>
+              <w:jc w:val="left"/>
             </w:pPr>
             <w:r>
               <w:t xml:space="preserve">ARP</w:t>
@@ -5258,6 +5584,7 @@
           <w:p>
             <w:pPr>
               <w:pStyle w:val="Compact"/>
+              <w:jc w:val="left"/>
             </w:pPr>
             <w:r>
               <w:t xml:space="preserve">Servicio que traduce IP a MAC (lo verás en IP)</w:t>
@@ -5271,6 +5598,7 @@
           <w:p>
             <w:pPr>
               <w:pStyle w:val="Compact"/>
+              <w:jc w:val="left"/>
             </w:pPr>
             <w:r>
               <w:t xml:space="preserve">Spoofing de MAC</w:t>
@@ -5282,6 +5610,7 @@
           <w:p>
             <w:pPr>
               <w:pStyle w:val="Compact"/>
+              <w:jc w:val="left"/>
             </w:pPr>
             <w:r>
               <w:t xml:space="preserve">Cambiar la MAC para suplantar o saltarse filtros</w:t>
@@ -5307,7 +5636,7 @@
       <w:r>
         <w:t xml:space="preserve"> </w:t>
       </w:r>
-      <w:hyperlink r:id="rId33">
+      <w:hyperlink r:id="rId44">
         <w:r>
           <w:rPr>
             <w:rStyle w:val="Hyperlink"/>
@@ -5334,7 +5663,7 @@
       <w:r>
         <w:t xml:space="preserve"> </w:t>
       </w:r>
-      <w:hyperlink r:id="rId10">
+      <w:hyperlink r:id="rId21">
         <w:r>
           <w:rPr>
             <w:rStyle w:val="Hyperlink"/>
@@ -5361,7 +5690,7 @@
       <w:r>
         <w:t xml:space="preserve"> </w:t>
       </w:r>
-      <w:hyperlink r:id="rId12">
+      <w:hyperlink r:id="rId23">
         <w:r>
           <w:rPr>
             <w:rStyle w:val="Hyperlink"/>
@@ -5370,9 +5699,9 @@
         </w:r>
       </w:hyperlink>
     </w:p>
-    <w:bookmarkEnd w:id="46"/>
-    <w:bookmarkEnd w:id="47"/>
-    <w:bookmarkStart w:id="60" w:name="la-trama-ethernet"/>
+    <w:bookmarkEnd w:id="60"/>
+    <w:bookmarkEnd w:id="61"/>
+    <w:bookmarkStart w:id="74" w:name="la-trama-ethernet"/>
     <w:p>
       <w:pPr>
         <w:pStyle w:val="Heading1"/>
@@ -5436,7 +5765,7 @@
         </w:pict>
       </w:r>
     </w:p>
-    <w:bookmarkStart w:id="48" w:name="la-idea-en-una-frase-2"/>
+    <w:bookmarkStart w:id="62" w:name="la-idea-en-una-frase-2"/>
     <w:p>
       <w:pPr>
         <w:pStyle w:val="Heading2"/>
@@ -5495,7 +5824,13 @@
         <w:t xml:space="preserve"> </w:t>
       </w:r>
       <w:r>
-        <w:t xml:space="preserve">“sobre”</w:t>
+        <w:t xml:space="preserve">“</w:t>
+      </w:r>
+      <w:r>
+        <w:t xml:space="preserve">sobre</w:t>
+      </w:r>
+      <w:r>
+        <w:t xml:space="preserve">”</w:t>
       </w:r>
       <w:r>
         <w:t xml:space="preserve"> </w:t>
@@ -5572,7 +5907,7 @@
       <w:r>
         <w:t xml:space="preserve"> </w:t>
       </w:r>
-      <w:hyperlink r:id="rId10">
+      <w:hyperlink r:id="rId21">
         <w:r>
           <w:rPr>
             <w:rStyle w:val="Hyperlink"/>
@@ -5594,8 +5929,8 @@
         </w:pict>
       </w:r>
     </w:p>
-    <w:bookmarkEnd w:id="48"/>
-    <w:bookmarkStart w:id="49" w:name="de-bits-a-trama-capa-1-capa-2"/>
+    <w:bookmarkEnd w:id="62"/>
+    <w:bookmarkStart w:id="63" w:name="de-bits-a-trama-capa-1-capa-2"/>
     <w:p>
       <w:pPr>
         <w:pStyle w:val="Heading2"/>
@@ -5786,8 +6121,8 @@
         </w:pict>
       </w:r>
     </w:p>
-    <w:bookmarkEnd w:id="49"/>
-    <w:bookmarkStart w:id="53" w:name="Xa6233ec4034fce4ef2691de5233630fb892c42d"/>
+    <w:bookmarkEnd w:id="63"/>
+    <w:bookmarkStart w:id="67" w:name="Xa6233ec4034fce4ef2691de5233630fb892c42d"/>
     <w:p>
       <w:pPr>
         <w:pStyle w:val="Heading2"/>
@@ -5924,6 +6259,7 @@
       <w:tblPr>
         <w:tblStyle w:val="Table"/>
         <w:tblW w:type="pct" w:w="5000"/>
+        <w:jc w:val="left"/>
         <w:tblLayout w:type="fixed"/>
         <w:tblLook w:firstRow="1" w:lastRow="0" w:firstColumn="0" w:lastColumn="0" w:noHBand="0" w:noVBand="0" w:val="0020"/>
       </w:tblPr>
@@ -5941,6 +6277,7 @@
           <w:p>
             <w:pPr>
               <w:pStyle w:val="Compact"/>
+              <w:jc w:val="left"/>
             </w:pPr>
             <w:r>
               <w:t xml:space="preserve">Campo</w:t>
@@ -5952,6 +6289,7 @@
           <w:p>
             <w:pPr>
               <w:pStyle w:val="Compact"/>
+              <w:jc w:val="left"/>
             </w:pPr>
             <w:r>
               <w:t xml:space="preserve">Tamaño</w:t>
@@ -5963,6 +6301,7 @@
           <w:p>
             <w:pPr>
               <w:pStyle w:val="Compact"/>
+              <w:jc w:val="left"/>
             </w:pPr>
             <w:r>
               <w:t xml:space="preserve">Qué hace</w:t>
@@ -5976,6 +6315,7 @@
           <w:p>
             <w:pPr>
               <w:pStyle w:val="Compact"/>
+              <w:jc w:val="left"/>
             </w:pPr>
             <w:r>
               <w:rPr>
@@ -5991,6 +6331,7 @@
           <w:p>
             <w:pPr>
               <w:pStyle w:val="Compact"/>
+              <w:jc w:val="left"/>
             </w:pPr>
             <w:r>
               <w:t xml:space="preserve">6 bytes</w:t>
@@ -6002,6 +6343,7 @@
           <w:p>
             <w:pPr>
               <w:pStyle w:val="Compact"/>
+              <w:jc w:val="left"/>
             </w:pPr>
             <w:r>
               <w:t xml:space="preserve">¿Para quién es esta trama en la LAN?</w:t>
@@ -6015,6 +6357,7 @@
           <w:p>
             <w:pPr>
               <w:pStyle w:val="Compact"/>
+              <w:jc w:val="left"/>
             </w:pPr>
             <w:r>
               <w:rPr>
@@ -6030,6 +6373,7 @@
           <w:p>
             <w:pPr>
               <w:pStyle w:val="Compact"/>
+              <w:jc w:val="left"/>
             </w:pPr>
             <w:r>
               <w:t xml:space="preserve">6 bytes</w:t>
@@ -6041,6 +6385,7 @@
           <w:p>
             <w:pPr>
               <w:pStyle w:val="Compact"/>
+              <w:jc w:val="left"/>
             </w:pPr>
             <w:r>
               <w:t xml:space="preserve">Quién la envió (el switch la aprende de aquí)</w:t>
@@ -6054,6 +6399,7 @@
           <w:p>
             <w:pPr>
               <w:pStyle w:val="Compact"/>
+              <w:jc w:val="left"/>
             </w:pPr>
             <w:r>
               <w:rPr>
@@ -6069,6 +6415,7 @@
           <w:p>
             <w:pPr>
               <w:pStyle w:val="Compact"/>
+              <w:jc w:val="left"/>
             </w:pPr>
             <w:r>
               <w:t xml:space="preserve">2 bytes</w:t>
@@ -6080,6 +6427,7 @@
           <w:p>
             <w:pPr>
               <w:pStyle w:val="Compact"/>
+              <w:jc w:val="left"/>
             </w:pPr>
             <w:r>
               <w:t xml:space="preserve">Qué protocolo hay dentro:</w:t>
@@ -6141,6 +6489,7 @@
           <w:p>
             <w:pPr>
               <w:pStyle w:val="Compact"/>
+              <w:jc w:val="left"/>
             </w:pPr>
             <w:r>
               <w:rPr>
@@ -6156,6 +6505,7 @@
           <w:p>
             <w:pPr>
               <w:pStyle w:val="Compact"/>
+              <w:jc w:val="left"/>
             </w:pPr>
             <w:r>
               <w:t xml:space="preserve">46–1500 bytes</w:t>
@@ -6167,6 +6517,7 @@
           <w:p>
             <w:pPr>
               <w:pStyle w:val="Compact"/>
+              <w:jc w:val="left"/>
             </w:pPr>
             <w:r>
               <w:t xml:space="preserve">La</w:t>
@@ -6175,7 +6526,13 @@
               <w:t xml:space="preserve"> </w:t>
             </w:r>
             <w:r>
-              <w:t xml:space="preserve">“carta”</w:t>
+              <w:t xml:space="preserve">“</w:t>
+            </w:r>
+            <w:r>
+              <w:t xml:space="preserve">carta</w:t>
+            </w:r>
+            <w:r>
+              <w:t xml:space="preserve">”</w:t>
             </w:r>
             <w:r>
               <w:t xml:space="preserve"> </w:t>
@@ -6208,6 +6565,7 @@
           <w:p>
             <w:pPr>
               <w:pStyle w:val="Compact"/>
+              <w:jc w:val="left"/>
             </w:pPr>
             <w:r>
               <w:rPr>
@@ -6223,6 +6581,7 @@
           <w:p>
             <w:pPr>
               <w:pStyle w:val="Compact"/>
+              <w:jc w:val="left"/>
             </w:pPr>
             <w:r>
               <w:t xml:space="preserve">4 bytes</w:t>
@@ -6234,6 +6593,7 @@
           <w:p>
             <w:pPr>
               <w:pStyle w:val="Compact"/>
+              <w:jc w:val="left"/>
             </w:pPr>
             <w:r>
               <w:t xml:space="preserve">CRC de integridad: si no cuadra → trama</w:t>
@@ -6302,7 +6662,7 @@
       <w:r>
         <w:t xml:space="preserve"> </w:t>
       </w:r>
-      <w:hyperlink r:id="rId42">
+      <w:hyperlink r:id="rId56">
         <w:r>
           <w:rPr>
             <w:rStyle w:val="Hyperlink"/>
@@ -6387,7 +6747,21 @@
           <w:i/>
           <w:iCs/>
         </w:rPr>
-        <w:t xml:space="preserve">“dentro de esto hay un mensaje ARP”</w:t>
+        <w:t xml:space="preserve">“</w:t>
+      </w:r>
+      <w:r>
+        <w:rPr>
+          <w:i/>
+          <w:iCs/>
+        </w:rPr>
+        <w:t xml:space="preserve">dentro de esto hay un mensaje ARP</w:t>
+      </w:r>
+      <w:r>
+        <w:rPr>
+          <w:i/>
+          <w:iCs/>
+        </w:rPr>
+        <w:t xml:space="preserve">”</w:t>
       </w:r>
       <w:r>
         <w:t xml:space="preserve">.</w:t>
@@ -6411,7 +6785,7 @@
       <w:r>
         <w:t xml:space="preserve"> </w:t>
       </w:r>
-      <w:hyperlink r:id="rId42">
+      <w:hyperlink r:id="rId56">
         <w:r>
           <w:rPr>
             <w:rStyle w:val="Hyperlink"/>
@@ -6445,12 +6819,12 @@
           <wp:inline>
             <wp:extent cx="5334000" cy="3091542"/>
             <wp:effectExtent b="0" l="0" r="0" t="0"/>
-            <wp:docPr descr="Trama Ethernet (Ethernet II): MACs, EtherType, payload y FCS" title="" id="51" name="Picture"/>
+            <wp:docPr descr="Trama Ethernet (Ethernet II): MACs, EtherType, payload y FCS" title="" id="65" name="Picture"/>
             <a:graphic>
               <a:graphicData uri="http://schemas.openxmlformats.org/drawingml/2006/picture">
                 <pic:pic>
                   <pic:nvPicPr>
-                    <pic:cNvPr descr="public/diagrams/u03-trama-ethernet.svg" id="52" name="Picture"/>
+                    <pic:cNvPr descr="public/diagrams/u03-trama-ethernet.svg" id="66" name="Picture"/>
                     <pic:cNvPicPr>
                       <a:picLocks noChangeArrowheads="1" noChangeAspect="1"/>
                     </pic:cNvPicPr>
@@ -6462,7 +6836,7 @@
                           <a14:useLocalDpi xmlns:a14="http://schemas.microsoft.com/office/drawing/2010/main" val="0"/>
                         </a:ext>
                         <a:ext uri="{96DAC541-7B7A-43D3-8B79-37D633B846F1}">
-                          <asvg:svgBlip xmlns:asvg="http://schemas.microsoft.com/office/drawing/2016/SVG/main" r:embed="rId50"/>
+                          <asvg:svgBlip xmlns:asvg="http://schemas.microsoft.com/office/drawing/2016/SVG/main" r:embed="rId64"/>
                         </a:ext>
                       </a:extLst>
                     </a:blip>
@@ -6559,7 +6933,13 @@
         <w:t xml:space="preserve"> </w:t>
       </w:r>
       <w:r>
-        <w:t xml:space="preserve">“esto va a IP”</w:t>
+        <w:t xml:space="preserve">“</w:t>
+      </w:r>
+      <w:r>
+        <w:t xml:space="preserve">esto va a IP</w:t>
+      </w:r>
+      <w:r>
+        <w:t xml:space="preserve">”</w:t>
       </w:r>
       <w:r>
         <w:t xml:space="preserve"> </w:t>
@@ -6571,7 +6951,13 @@
         <w:t xml:space="preserve"> </w:t>
       </w:r>
       <w:r>
-        <w:t xml:space="preserve">“esto es ARP”</w:t>
+        <w:t xml:space="preserve">“</w:t>
+      </w:r>
+      <w:r>
+        <w:t xml:space="preserve">esto es ARP</w:t>
+      </w:r>
+      <w:r>
+        <w:t xml:space="preserve">”</w:t>
       </w:r>
       <w:r>
         <w:t xml:space="preserve">.</w:t>
@@ -6584,8 +6970,8 @@
         </w:pict>
       </w:r>
     </w:p>
-    <w:bookmarkEnd w:id="53"/>
-    <w:bookmarkStart w:id="55" w:name="la-trama-en-el-aire-medios-no-guiados"/>
+    <w:bookmarkEnd w:id="67"/>
+    <w:bookmarkStart w:id="69" w:name="la-trama-en-el-aire-medios-no-guiados"/>
     <w:p>
       <w:pPr>
         <w:pStyle w:val="Heading2"/>
@@ -6597,7 +6983,13 @@
         <w:t xml:space="preserve"> </w:t>
       </w:r>
       <w:r>
-        <w:t xml:space="preserve">“en el aire”</w:t>
+        <w:t xml:space="preserve">“</w:t>
+      </w:r>
+      <w:r>
+        <w:t xml:space="preserve">en el aire</w:t>
+      </w:r>
+      <w:r>
+        <w:t xml:space="preserve">”</w:t>
       </w:r>
       <w:r>
         <w:t xml:space="preserve"> </w:t>
@@ -6660,6 +7052,7 @@
       <w:tblPr>
         <w:tblStyle w:val="Table"/>
         <w:tblW w:type="pct" w:w="5000"/>
+        <w:jc w:val="left"/>
         <w:tblLayout w:type="fixed"/>
         <w:tblLook w:firstRow="1" w:lastRow="0" w:firstColumn="0" w:lastColumn="0" w:noHBand="0" w:noVBand="0" w:val="0020"/>
       </w:tblPr>
@@ -6685,6 +7078,7 @@
           <w:p>
             <w:pPr>
               <w:pStyle w:val="Compact"/>
+              <w:jc w:val="left"/>
             </w:pPr>
             <w:r>
               <w:rPr>
@@ -6706,6 +7100,7 @@
           <w:p>
             <w:pPr>
               <w:pStyle w:val="Compact"/>
+              <w:jc w:val="left"/>
             </w:pPr>
             <w:r>
               <w:rPr>
@@ -6729,6 +7124,7 @@
           <w:p>
             <w:pPr>
               <w:pStyle w:val="Compact"/>
+              <w:jc w:val="left"/>
             </w:pPr>
             <w:r>
               <w:t xml:space="preserve">Capa</w:t>
@@ -6740,6 +7136,7 @@
           <w:p>
             <w:pPr>
               <w:pStyle w:val="Compact"/>
+              <w:jc w:val="left"/>
             </w:pPr>
             <w:r>
               <w:t xml:space="preserve">2 (la misma)</w:t>
@@ -6751,6 +7148,7 @@
           <w:p>
             <w:pPr>
               <w:pStyle w:val="Compact"/>
+              <w:jc w:val="left"/>
             </w:pPr>
             <w:r>
               <w:t xml:space="preserve">2 (la misma)</w:t>
@@ -6764,6 +7162,7 @@
           <w:p>
             <w:pPr>
               <w:pStyle w:val="Compact"/>
+              <w:jc w:val="left"/>
             </w:pPr>
             <w:r>
               <w:t xml:space="preserve">Direcciones MAC</w:t>
@@ -6775,6 +7174,7 @@
           <w:p>
             <w:pPr>
               <w:pStyle w:val="Compact"/>
+              <w:jc w:val="left"/>
             </w:pPr>
             <w:r>
               <w:t xml:space="preserve">Origen y destino (2)</w:t>
@@ -6786,6 +7186,7 @@
           <w:p>
             <w:pPr>
               <w:pStyle w:val="Compact"/>
+              <w:jc w:val="left"/>
             </w:pPr>
             <w:r>
               <w:t xml:space="preserve">Hasta</w:t>
@@ -6815,6 +7216,7 @@
           <w:p>
             <w:pPr>
               <w:pStyle w:val="Compact"/>
+              <w:jc w:val="left"/>
             </w:pPr>
             <w:r>
               <w:t xml:space="preserve">Cabecera</w:t>
@@ -6826,6 +7228,7 @@
           <w:p>
             <w:pPr>
               <w:pStyle w:val="Compact"/>
+              <w:jc w:val="left"/>
             </w:pPr>
             <w:r>
               <w:t xml:space="preserve">Corta (MACs + EtherType)</w:t>
@@ -6837,6 +7240,7 @@
           <w:p>
             <w:pPr>
               <w:pStyle w:val="Compact"/>
+              <w:jc w:val="left"/>
             </w:pPr>
             <w:r>
               <w:t xml:space="preserve">Más larga:</w:t>
@@ -6863,6 +7267,7 @@
           <w:p>
             <w:pPr>
               <w:pStyle w:val="Compact"/>
+              <w:jc w:val="left"/>
             </w:pPr>
             <w:r>
               <w:t xml:space="preserve">Campo tipo</w:t>
@@ -6874,6 +7279,7 @@
           <w:p>
             <w:pPr>
               <w:pStyle w:val="Compact"/>
+              <w:jc w:val="left"/>
             </w:pPr>
             <w:r>
               <w:rPr>
@@ -6895,6 +7301,7 @@
           <w:p>
             <w:pPr>
               <w:pStyle w:val="Compact"/>
+              <w:jc w:val="left"/>
             </w:pPr>
             <w:r>
               <w:rPr>
@@ -6934,6 +7341,7 @@
           <w:p>
             <w:pPr>
               <w:pStyle w:val="Compact"/>
+              <w:jc w:val="left"/>
             </w:pPr>
             <w:r>
               <w:t xml:space="preserve">Medio</w:t>
@@ -6945,6 +7353,7 @@
           <w:p>
             <w:pPr>
               <w:pStyle w:val="Compact"/>
+              <w:jc w:val="left"/>
             </w:pPr>
             <w:r>
               <w:t xml:space="preserve">Cobertura fija: cable</w:t>
@@ -6956,6 +7365,7 @@
           <w:p>
             <w:pPr>
               <w:pStyle w:val="Compact"/>
+              <w:jc w:val="left"/>
             </w:pPr>
             <w:r>
               <w:t xml:space="preserve">Canal de radio</w:t>
@@ -6985,6 +7395,7 @@
           <w:p>
             <w:pPr>
               <w:pStyle w:val="Compact"/>
+              <w:jc w:val="left"/>
             </w:pPr>
             <w:r>
               <w:t xml:space="preserve">Quién</w:t>
@@ -6993,7 +7404,13 @@
               <w:t xml:space="preserve"> </w:t>
             </w:r>
             <w:r>
-              <w:t xml:space="preserve">“cambia”</w:t>
+              <w:t xml:space="preserve">“</w:t>
+            </w:r>
+            <w:r>
+              <w:t xml:space="preserve">cambia</w:t>
+            </w:r>
+            <w:r>
+              <w:t xml:space="preserve">”</w:t>
             </w:r>
             <w:r>
               <w:t xml:space="preserve"> </w:t>
@@ -7008,6 +7425,7 @@
           <w:p>
             <w:pPr>
               <w:pStyle w:val="Compact"/>
+              <w:jc w:val="left"/>
             </w:pPr>
             <w:r>
               <w:t xml:space="preserve">El switch reenvía</w:t>
@@ -7019,6 +7437,7 @@
           <w:p>
             <w:pPr>
               <w:pStyle w:val="Compact"/>
+              <w:jc w:val="left"/>
             </w:pPr>
             <w:r>
               <w:t xml:space="preserve">El AP puede cifrar/descifrar (WPA2/WPA3) en el borde</w:t>
@@ -7071,7 +7490,7 @@
       <w:r>
         <w:t xml:space="preserve"> </w:t>
       </w:r>
-      <w:hyperlink r:id="rId54">
+      <w:hyperlink r:id="rId68">
         <w:r>
           <w:rPr>
             <w:rStyle w:val="Hyperlink"/>
@@ -7103,8 +7522,8 @@
         </w:pict>
       </w:r>
     </w:p>
-    <w:bookmarkEnd w:id="55"/>
-    <w:bookmarkStart w:id="56" w:name="cómo-lo-ves-en-vivo-wireshark"/>
+    <w:bookmarkEnd w:id="69"/>
+    <w:bookmarkStart w:id="70" w:name="cómo-lo-ves-en-vivo-wireshark"/>
     <w:p>
       <w:pPr>
         <w:pStyle w:val="Heading2"/>
@@ -7275,7 +7694,13 @@
         <w:t xml:space="preserve"> </w:t>
       </w:r>
       <w:r>
-        <w:t xml:space="preserve">“en la red cableada”</w:t>
+        <w:t xml:space="preserve">“</w:t>
+      </w:r>
+      <w:r>
+        <w:t xml:space="preserve">en la red cableada</w:t>
+      </w:r>
+      <w:r>
+        <w:t xml:space="preserve">”</w:t>
       </w:r>
       <w:r>
         <w:t xml:space="preserve">, algo va raro (salvo jumbo frames en datacenter).</w:t>
@@ -7288,8 +7713,8 @@
         </w:pict>
       </w:r>
     </w:p>
-    <w:bookmarkEnd w:id="56"/>
-    <w:bookmarkStart w:id="57" w:name="mini-chequeo-2"/>
+    <w:bookmarkEnd w:id="70"/>
+    <w:bookmarkStart w:id="71" w:name="mini-chequeo-2"/>
     <w:p>
       <w:pPr>
         <w:pStyle w:val="Heading2"/>
@@ -7313,7 +7738,13 @@
         <w:t xml:space="preserve"> </w:t>
       </w:r>
       <w:r>
-        <w:t xml:space="preserve">“de dirección o tipo”</w:t>
+        <w:t xml:space="preserve">“</w:t>
+      </w:r>
+      <w:r>
+        <w:t xml:space="preserve">de dirección o tipo</w:t>
+      </w:r>
+      <w:r>
+        <w:t xml:space="preserve">”</w:t>
       </w:r>
       <w:r>
         <w:t xml:space="preserve"> </w:t>
@@ -7496,7 +7927,13 @@
         <w:t xml:space="preserve"> </w:t>
       </w:r>
       <w:r>
-        <w:t xml:space="preserve">“una trama”</w:t>
+        <w:t xml:space="preserve">“</w:t>
+      </w:r>
+      <w:r>
+        <w:t xml:space="preserve">una trama</w:t>
+      </w:r>
+      <w:r>
+        <w:t xml:space="preserve">”</w:t>
       </w:r>
       <w:r>
         <w:t xml:space="preserve">.</w:t>
@@ -7509,8 +7946,8 @@
         </w:pict>
       </w:r>
     </w:p>
-    <w:bookmarkEnd w:id="57"/>
-    <w:bookmarkStart w:id="58" w:name="resumen-en-3-frases-2"/>
+    <w:bookmarkEnd w:id="71"/>
+    <w:bookmarkStart w:id="72" w:name="resumen-en-3-frases-2"/>
     <w:p>
       <w:pPr>
         <w:pStyle w:val="Heading2"/>
@@ -7655,8 +8092,8 @@
         <w:t xml:space="preserve">El EtherType etiqueta el contenido (IPv4, IPv6, ARP…); ARP se estudia a fondo en la unidad de dirección IP.</w:t>
       </w:r>
     </w:p>
-    <w:bookmarkEnd w:id="58"/>
-    <w:bookmarkStart w:id="59" w:name="vocabulario-rápido-2"/>
+    <w:bookmarkEnd w:id="72"/>
+    <w:bookmarkStart w:id="73" w:name="vocabulario-rápido-2"/>
     <w:p>
       <w:pPr>
         <w:pStyle w:val="Heading2"/>
@@ -7669,6 +8106,7 @@
       <w:tblPr>
         <w:tblStyle w:val="Table"/>
         <w:tblW w:type="auto" w:w="0"/>
+        <w:jc w:val="left"/>
         <w:tblLook w:firstRow="1" w:lastRow="0" w:firstColumn="0" w:lastColumn="0" w:noHBand="0" w:noVBand="0" w:val="0020"/>
       </w:tblPr>
       <w:tblGrid>
@@ -7684,6 +8122,7 @@
           <w:p>
             <w:pPr>
               <w:pStyle w:val="Compact"/>
+              <w:jc w:val="left"/>
             </w:pPr>
             <w:r>
               <w:t xml:space="preserve">Término</w:t>
@@ -7695,6 +8134,7 @@
           <w:p>
             <w:pPr>
               <w:pStyle w:val="Compact"/>
+              <w:jc w:val="left"/>
             </w:pPr>
             <w:r>
               <w:t xml:space="preserve">Idea general</w:t>
@@ -7708,6 +8148,7 @@
           <w:p>
             <w:pPr>
               <w:pStyle w:val="Compact"/>
+              <w:jc w:val="left"/>
             </w:pPr>
             <w:r>
               <w:t xml:space="preserve">Trama (</w:t>
@@ -7729,6 +8170,7 @@
           <w:p>
             <w:pPr>
               <w:pStyle w:val="Compact"/>
+              <w:jc w:val="left"/>
             </w:pPr>
             <w:r>
               <w:t xml:space="preserve">PDU de la capa 2</w:t>
@@ -7742,6 +8184,7 @@
           <w:p>
             <w:pPr>
               <w:pStyle w:val="Compact"/>
+              <w:jc w:val="left"/>
             </w:pPr>
             <w:r>
               <w:t xml:space="preserve">EtherType</w:t>
@@ -7753,6 +8196,7 @@
           <w:p>
             <w:pPr>
               <w:pStyle w:val="Compact"/>
+              <w:jc w:val="left"/>
             </w:pPr>
             <w:r>
               <w:t xml:space="preserve">Campo que dice qué protocolo hay dentro de la trama</w:t>
@@ -7766,6 +8210,7 @@
           <w:p>
             <w:pPr>
               <w:pStyle w:val="Compact"/>
+              <w:jc w:val="left"/>
             </w:pPr>
             <w:r>
               <w:t xml:space="preserve">FCS</w:t>
@@ -7777,6 +8222,7 @@
           <w:p>
             <w:pPr>
               <w:pStyle w:val="Compact"/>
+              <w:jc w:val="left"/>
             </w:pPr>
             <w:r>
               <w:t xml:space="preserve">CRC de 4 bytes que valida la trama</w:t>
@@ -7790,6 +8236,7 @@
           <w:p>
             <w:pPr>
               <w:pStyle w:val="Compact"/>
+              <w:jc w:val="left"/>
             </w:pPr>
             <w:r>
               <w:t xml:space="preserve">MTU</w:t>
@@ -7801,6 +8248,7 @@
           <w:p>
             <w:pPr>
               <w:pStyle w:val="Compact"/>
+              <w:jc w:val="left"/>
             </w:pPr>
             <w:r>
               <w:t xml:space="preserve">Tamaño máximo de payload de la trama (1500 en Ethernet)</w:t>
@@ -7814,6 +8262,7 @@
           <w:p>
             <w:pPr>
               <w:pStyle w:val="Compact"/>
+              <w:jc w:val="left"/>
             </w:pPr>
             <w:r>
               <w:t xml:space="preserve">802.3</w:t>
@@ -7825,6 +8274,7 @@
           <w:p>
             <w:pPr>
               <w:pStyle w:val="Compact"/>
+              <w:jc w:val="left"/>
             </w:pPr>
             <w:r>
               <w:t xml:space="preserve">Estándar Ethernet cableado</w:t>
@@ -7838,6 +8288,7 @@
           <w:p>
             <w:pPr>
               <w:pStyle w:val="Compact"/>
+              <w:jc w:val="left"/>
             </w:pPr>
             <w:r>
               <w:t xml:space="preserve">802.11</w:t>
@@ -7849,6 +8300,7 @@
           <w:p>
             <w:pPr>
               <w:pStyle w:val="Compact"/>
+              <w:jc w:val="left"/>
             </w:pPr>
             <w:r>
               <w:t xml:space="preserve">Estándar WiFi (trama distinta, capa 2 igual)</w:t>
@@ -7874,7 +8326,7 @@
       <w:r>
         <w:t xml:space="preserve"> </w:t>
       </w:r>
-      <w:hyperlink r:id="rId33">
+      <w:hyperlink r:id="rId44">
         <w:r>
           <w:rPr>
             <w:rStyle w:val="Hyperlink"/>
@@ -7901,7 +8353,7 @@
       <w:r>
         <w:t xml:space="preserve"> </w:t>
       </w:r>
-      <w:hyperlink r:id="rId11">
+      <w:hyperlink r:id="rId22">
         <w:r>
           <w:rPr>
             <w:rStyle w:val="Hyperlink"/>
@@ -7928,7 +8380,7 @@
       <w:r>
         <w:t xml:space="preserve"> </w:t>
       </w:r>
-      <w:hyperlink r:id="rId13">
+      <w:hyperlink r:id="rId24">
         <w:r>
           <w:rPr>
             <w:rStyle w:val="Hyperlink"/>
@@ -7937,9 +8389,9 @@
         </w:r>
       </w:hyperlink>
     </w:p>
-    <w:bookmarkEnd w:id="59"/>
-    <w:bookmarkEnd w:id="60"/>
-    <w:bookmarkStart w:id="69" w:name="encapsulación-de-la-trama-al-paquete"/>
+    <w:bookmarkEnd w:id="73"/>
+    <w:bookmarkEnd w:id="74"/>
+    <w:bookmarkStart w:id="86" w:name="encapsulación-de-la-trama-al-paquete"/>
     <w:p>
       <w:pPr>
         <w:pStyle w:val="Heading1"/>
@@ -8003,7 +8455,7 @@
         </w:pict>
       </w:r>
     </w:p>
-    <w:bookmarkStart w:id="61" w:name="la-idea-en-una-frase-3"/>
+    <w:bookmarkStart w:id="75" w:name="la-idea-en-una-frase-3"/>
     <w:p>
       <w:pPr>
         <w:pStyle w:val="Heading2"/>
@@ -8066,8 +8518,8 @@
         </w:pict>
       </w:r>
     </w:p>
-    <w:bookmarkEnd w:id="61"/>
-    <w:bookmarkStart w:id="62" w:name="las-muñecas-rusas-pdu-y-cabeceras"/>
+    <w:bookmarkEnd w:id="75"/>
+    <w:bookmarkStart w:id="79" w:name="las-muñecas-rusas-pdu-y-cabeceras"/>
     <w:p>
       <w:pPr>
         <w:pStyle w:val="Heading2"/>
@@ -8086,7 +8538,7 @@
       <w:r>
         <w:t xml:space="preserve"> </w:t>
       </w:r>
-      <w:hyperlink r:id="rId10">
+      <w:hyperlink r:id="rId21">
         <w:r>
           <w:rPr>
             <w:rStyle w:val="Hyperlink"/>
@@ -8129,127 +8581,73 @@
     </w:p>
     <w:p>
       <w:pPr>
-        <w:pStyle w:val="SourceCode"/>
-      </w:pPr>
-      <w:r>
-        <w:rPr>
-          <w:rStyle w:val="VerbatimChar"/>
-        </w:rPr>
-        <w:t xml:space="preserve">[        datos de tu aplicación (HTTP…)        ]</w:t>
-      </w:r>
-      <w:r>
-        <w:br/>
-      </w:r>
-      <w:r>
-        <w:rPr>
-          <w:rStyle w:val="VerbatimChar"/>
-        </w:rPr>
-        <w:t xml:space="preserve">                │  + cabecera TCP (puertos)</w:t>
-      </w:r>
-      <w:r>
-        <w:br/>
-      </w:r>
-      <w:r>
-        <w:rPr>
-          <w:rStyle w:val="VerbatimChar"/>
-        </w:rPr>
-        <w:t xml:space="preserve">                ▼</w:t>
-      </w:r>
-      <w:r>
-        <w:br/>
-      </w:r>
-      <w:r>
-        <w:rPr>
-          <w:rStyle w:val="VerbatimChar"/>
-        </w:rPr>
-        <w:t xml:space="preserve">[  segmento TCP: cabecera + datos  ]</w:t>
-      </w:r>
-      <w:r>
-        <w:br/>
-      </w:r>
-      <w:r>
-        <w:rPr>
-          <w:rStyle w:val="VerbatimChar"/>
-        </w:rPr>
-        <w:t xml:space="preserve">                │  + cabecera IP (IPs origen/destino)</w:t>
-      </w:r>
-      <w:r>
-        <w:br/>
-      </w:r>
-      <w:r>
-        <w:rPr>
-          <w:rStyle w:val="VerbatimChar"/>
-        </w:rPr>
-        <w:t xml:space="preserve">                ▼</w:t>
-      </w:r>
-      <w:r>
-        <w:br/>
-      </w:r>
-      <w:r>
-        <w:rPr>
-          <w:rStyle w:val="VerbatimChar"/>
-        </w:rPr>
-        <w:t xml:space="preserve">[  paquete IP: cabecera + segmento  ]</w:t>
-      </w:r>
-      <w:r>
-        <w:br/>
-      </w:r>
-      <w:r>
-        <w:rPr>
-          <w:rStyle w:val="VerbatimChar"/>
-        </w:rPr>
-        <w:t xml:space="preserve">                │  + cabecera Ethernet (MACs) + FCS</w:t>
-      </w:r>
-      <w:r>
-        <w:br/>
-      </w:r>
-      <w:r>
-        <w:rPr>
-          <w:rStyle w:val="VerbatimChar"/>
-        </w:rPr>
-        <w:t xml:space="preserve">                ▼</w:t>
-      </w:r>
-      <w:r>
-        <w:br/>
-      </w:r>
-      <w:r>
-        <w:rPr>
-          <w:rStyle w:val="VerbatimChar"/>
-        </w:rPr>
-        <w:t xml:space="preserve">[  trama Ethernet: MACs + IP + TCP + datos + FCS  ]</w:t>
-      </w:r>
-      <w:r>
-        <w:br/>
-      </w:r>
-      <w:r>
-        <w:rPr>
-          <w:rStyle w:val="VerbatimChar"/>
-        </w:rPr>
-        <w:t xml:space="preserve">                │  capa 1: a la línea</w:t>
-      </w:r>
-      <w:r>
-        <w:br/>
-      </w:r>
-      <w:r>
-        <w:rPr>
-          <w:rStyle w:val="VerbatimChar"/>
-        </w:rPr>
-        <w:t xml:space="preserve">                ▼</w:t>
-      </w:r>
-      <w:r>
-        <w:br/>
-      </w:r>
-      <w:r>
-        <w:rPr>
-          <w:rStyle w:val="VerbatimChar"/>
-        </w:rPr>
-        <w:t xml:space="preserve">   101100…  (bits por cobre / fibra / aire)</w:t>
+        <w:pStyle w:val="CaptionedFigure"/>
+      </w:pPr>
+      <w:r>
+        <w:drawing>
+          <wp:inline>
+            <wp:extent cx="5334000" cy="2095500"/>
+            <wp:effectExtent b="0" l="0" r="0" t="0"/>
+            <wp:docPr descr="Flujo de encapsulación: los datos se envuelven capa a capa (datos, segmento TCP, paquete IP, trama Ethernet y bits) y al llegar cada capa se quita su cabecera" title="" id="77" name="Picture"/>
+            <a:graphic>
+              <a:graphicData uri="http://schemas.openxmlformats.org/drawingml/2006/picture">
+                <pic:pic>
+                  <pic:nvPicPr>
+                    <pic:cNvPr descr="public/diagrams/u03-flujo-encapsulacion.svg" id="78" name="Picture"/>
+                    <pic:cNvPicPr>
+                      <a:picLocks noChangeArrowheads="1" noChangeAspect="1"/>
+                    </pic:cNvPicPr>
+                  </pic:nvPicPr>
+                  <pic:blipFill>
+                    <a:blip>
+                      <a:extLst>
+                        <a:ext uri="{28A0092B-C50C-407E-A947-70E740481C1C}">
+                          <a14:useLocalDpi xmlns:a14="http://schemas.microsoft.com/office/drawing/2010/main" val="0"/>
+                        </a:ext>
+                        <a:ext uri="{96DAC541-7B7A-43D3-8B79-37D633B846F1}">
+                          <asvg:svgBlip xmlns:asvg="http://schemas.microsoft.com/office/drawing/2016/SVG/main" r:embed="rId76"/>
+                        </a:ext>
+                      </a:extLst>
+                    </a:blip>
+                    <a:stretch>
+                      <a:fillRect/>
+                    </a:stretch>
+                  </pic:blipFill>
+                  <pic:spPr bwMode="auto">
+                    <a:xfrm>
+                      <a:off x="0" y="0"/>
+                      <a:ext cx="5334000" cy="2095500"/>
+                    </a:xfrm>
+                    <a:prstGeom prst="rect">
+                      <a:avLst/>
+                    </a:prstGeom>
+                    <a:noFill/>
+                    <a:ln w="9525">
+                      <a:noFill/>
+                      <a:headEnd/>
+                      <a:tailEnd/>
+                    </a:ln>
+                  </pic:spPr>
+                </pic:pic>
+              </a:graphicData>
+            </a:graphic>
+          </wp:inline>
+        </w:drawing>
+      </w:r>
+    </w:p>
+    <w:p>
+      <w:pPr>
+        <w:pStyle w:val="ImageCaption"/>
+      </w:pPr>
+      <w:r>
+        <w:t xml:space="preserve">Flujo de encapsulación: los datos se envuelven capa a capa (datos, segmento TCP, paquete IP, trama Ethernet y bits) y al llegar cada capa se quita su cabecera</w:t>
       </w:r>
     </w:p>
     <w:tbl>
       <w:tblPr>
         <w:tblStyle w:val="Table"/>
         <w:tblW w:type="pct" w:w="5000"/>
+        <w:jc w:val="left"/>
         <w:tblLayout w:type="fixed"/>
         <w:tblLook w:firstRow="1" w:lastRow="0" w:firstColumn="0" w:lastColumn="0" w:noHBand="0" w:noVBand="0" w:val="0020"/>
       </w:tblPr>
@@ -8268,6 +8666,7 @@
           <w:p>
             <w:pPr>
               <w:pStyle w:val="Compact"/>
+              <w:jc w:val="left"/>
             </w:pPr>
             <w:r>
               <w:t xml:space="preserve">Capa</w:t>
@@ -8279,6 +8678,7 @@
           <w:p>
             <w:pPr>
               <w:pStyle w:val="Compact"/>
+              <w:jc w:val="left"/>
             </w:pPr>
             <w:r>
               <w:t xml:space="preserve">PDU</w:t>
@@ -8290,6 +8690,7 @@
           <w:p>
             <w:pPr>
               <w:pStyle w:val="Compact"/>
+              <w:jc w:val="left"/>
             </w:pPr>
             <w:r>
               <w:t xml:space="preserve">Cabecera que añade</w:t>
@@ -8301,6 +8702,7 @@
           <w:p>
             <w:pPr>
               <w:pStyle w:val="Compact"/>
+              <w:jc w:val="left"/>
             </w:pPr>
             <w:r>
               <w:t xml:space="preserve">Ejemplo de campo clave</w:t>
@@ -8314,6 +8716,7 @@
           <w:p>
             <w:pPr>
               <w:pStyle w:val="Compact"/>
+              <w:jc w:val="left"/>
             </w:pPr>
             <w:r>
               <w:t xml:space="preserve">4 · Transporte</w:t>
@@ -8325,6 +8728,7 @@
           <w:p>
             <w:pPr>
               <w:pStyle w:val="Compact"/>
+              <w:jc w:val="left"/>
             </w:pPr>
             <w:r>
               <w:t xml:space="preserve">Segmento / datagrama</w:t>
@@ -8336,6 +8740,7 @@
           <w:p>
             <w:pPr>
               <w:pStyle w:val="Compact"/>
+              <w:jc w:val="left"/>
             </w:pPr>
             <w:r>
               <w:t xml:space="preserve">TCP o UDP</w:t>
@@ -8347,6 +8752,7 @@
           <w:p>
             <w:pPr>
               <w:pStyle w:val="Compact"/>
+              <w:jc w:val="left"/>
             </w:pPr>
             <w:r>
               <w:t xml:space="preserve">Puertos 80, 443, 22</w:t>
@@ -8360,6 +8766,7 @@
           <w:p>
             <w:pPr>
               <w:pStyle w:val="Compact"/>
+              <w:jc w:val="left"/>
             </w:pPr>
             <w:r>
               <w:t xml:space="preserve">3 · Red</w:t>
@@ -8371,6 +8778,7 @@
           <w:p>
             <w:pPr>
               <w:pStyle w:val="Compact"/>
+              <w:jc w:val="left"/>
             </w:pPr>
             <w:r>
               <w:rPr>
@@ -8386,6 +8794,7 @@
           <w:p>
             <w:pPr>
               <w:pStyle w:val="Compact"/>
+              <w:jc w:val="left"/>
             </w:pPr>
             <w:r>
               <w:t xml:space="preserve">IP</w:t>
@@ -8397,6 +8806,7 @@
           <w:p>
             <w:pPr>
               <w:pStyle w:val="Compact"/>
+              <w:jc w:val="left"/>
             </w:pPr>
             <w:r>
               <w:t xml:space="preserve">IP origen y destino</w:t>
@@ -8410,6 +8820,7 @@
           <w:p>
             <w:pPr>
               <w:pStyle w:val="Compact"/>
+              <w:jc w:val="left"/>
             </w:pPr>
             <w:r>
               <w:t xml:space="preserve">2 · Enlace</w:t>
@@ -8421,6 +8832,7 @@
           <w:p>
             <w:pPr>
               <w:pStyle w:val="Compact"/>
+              <w:jc w:val="left"/>
             </w:pPr>
             <w:r>
               <w:rPr>
@@ -8436,6 +8848,7 @@
           <w:p>
             <w:pPr>
               <w:pStyle w:val="Compact"/>
+              <w:jc w:val="left"/>
             </w:pPr>
             <w:r>
               <w:t xml:space="preserve">Ethernet</w:t>
@@ -8447,6 +8860,7 @@
           <w:p>
             <w:pPr>
               <w:pStyle w:val="Compact"/>
+              <w:jc w:val="left"/>
             </w:pPr>
             <w:r>
               <w:t xml:space="preserve">MAC origen y destino + FCS</w:t>
@@ -8460,6 +8874,7 @@
           <w:p>
             <w:pPr>
               <w:pStyle w:val="Compact"/>
+              <w:jc w:val="left"/>
             </w:pPr>
             <w:r>
               <w:t xml:space="preserve">1 · Física</w:t>
@@ -8471,6 +8886,7 @@
           <w:p>
             <w:pPr>
               <w:pStyle w:val="Compact"/>
+              <w:jc w:val="left"/>
             </w:pPr>
             <w:r>
               <w:t xml:space="preserve">Bits</w:t>
@@ -8482,6 +8898,7 @@
           <w:p>
             <w:pPr>
               <w:pStyle w:val="Compact"/>
+              <w:jc w:val="left"/>
             </w:pPr>
             <w:r>
               <w:t xml:space="preserve">— (solo señal)</w:t>
@@ -8493,6 +8910,7 @@
           <w:p>
             <w:pPr>
               <w:pStyle w:val="Compact"/>
+              <w:jc w:val="left"/>
             </w:pPr>
             <w:r>
               <w:t xml:space="preserve">Pulsos, luz, ondas</w:t>
@@ -8539,8 +8957,8 @@
         </w:pict>
       </w:r>
     </w:p>
-    <w:bookmarkEnd w:id="62"/>
-    <w:bookmarkStart w:id="63" w:name="X51accb6bad00f89ab55a5cc8e0c59949e069e0d"/>
+    <w:bookmarkEnd w:id="79"/>
+    <w:bookmarkStart w:id="80" w:name="X51accb6bad00f89ab55a5cc8e0c59949e069e0d"/>
     <w:p>
       <w:pPr>
         <w:pStyle w:val="Heading2"/>
@@ -8574,6 +8992,7 @@
       <w:tblPr>
         <w:tblStyle w:val="Table"/>
         <w:tblW w:type="pct" w:w="5000"/>
+        <w:jc w:val="left"/>
         <w:tblLayout w:type="fixed"/>
         <w:tblLook w:firstRow="1" w:lastRow="0" w:firstColumn="0" w:lastColumn="0" w:noHBand="0" w:noVBand="0" w:val="0020"/>
       </w:tblPr>
@@ -8592,6 +9011,7 @@
           <w:p>
             <w:pPr>
               <w:pStyle w:val="Compact"/>
+              <w:jc w:val="left"/>
             </w:pPr>
             <w:r>
               <w:t xml:space="preserve">Tramo</w:t>
@@ -8603,6 +9023,7 @@
           <w:p>
             <w:pPr>
               <w:pStyle w:val="Compact"/>
+              <w:jc w:val="left"/>
             </w:pPr>
             <w:r>
               <w:t xml:space="preserve">MAC origen → destino (trama)</w:t>
@@ -8614,6 +9035,7 @@
           <w:p>
             <w:pPr>
               <w:pStyle w:val="Compact"/>
+              <w:jc w:val="left"/>
             </w:pPr>
             <w:r>
               <w:t xml:space="preserve">IP origen → destino (paquete)</w:t>
@@ -8625,6 +9047,7 @@
           <w:p>
             <w:pPr>
               <w:pStyle w:val="Compact"/>
+              <w:jc w:val="left"/>
             </w:pPr>
             <w:r>
               <w:t xml:space="preserve">¿Qué cambia?</w:t>
@@ -8638,6 +9061,7 @@
           <w:p>
             <w:pPr>
               <w:pStyle w:val="Compact"/>
+              <w:jc w:val="left"/>
             </w:pPr>
             <w:r>
               <w:t xml:space="preserve">PC → router (tu LAN)</w:t>
@@ -8649,6 +9073,7 @@
           <w:p>
             <w:pPr>
               <w:pStyle w:val="Compact"/>
+              <w:jc w:val="left"/>
             </w:pPr>
             <w:r>
               <w:t xml:space="preserve">PC →</w:t>
@@ -8676,6 +9101,7 @@
           <w:p>
             <w:pPr>
               <w:pStyle w:val="Compact"/>
+              <w:jc w:val="left"/>
             </w:pPr>
             <w:r>
               <w:t xml:space="preserve">PC → servidor web</w:t>
@@ -8687,6 +9113,7 @@
           <w:p>
             <w:pPr>
               <w:pStyle w:val="Compact"/>
+              <w:jc w:val="left"/>
             </w:pPr>
             <w:r>
               <w:t xml:space="preserve">La trama la encabeza tu PC y la recoge el router</w:t>
@@ -8700,6 +9127,7 @@
           <w:p>
             <w:pPr>
               <w:pStyle w:val="Compact"/>
+              <w:jc w:val="left"/>
             </w:pPr>
             <w:r>
               <w:t xml:space="preserve">Router → servidor</w:t>
@@ -8711,6 +9139,7 @@
           <w:p>
             <w:pPr>
               <w:pStyle w:val="Compact"/>
+              <w:jc w:val="left"/>
             </w:pPr>
             <w:r>
               <w:rPr>
@@ -8732,6 +9161,7 @@
           <w:p>
             <w:pPr>
               <w:pStyle w:val="Compact"/>
+              <w:jc w:val="left"/>
             </w:pPr>
             <w:r>
               <w:t xml:space="preserve">PC → servidor web</w:t>
@@ -8743,6 +9173,7 @@
           <w:p>
             <w:pPr>
               <w:pStyle w:val="Compact"/>
+              <w:jc w:val="left"/>
             </w:pPr>
             <w:r>
               <w:rPr>
@@ -8763,6 +9194,7 @@
           <w:p>
             <w:pPr>
               <w:pStyle w:val="Compact"/>
+              <w:jc w:val="left"/>
             </w:pPr>
             <w:r>
               <w:t xml:space="preserve">Respuesta</w:t>
@@ -8774,6 +9206,7 @@
           <w:p>
             <w:pPr>
               <w:pStyle w:val="Compact"/>
+              <w:jc w:val="left"/>
             </w:pPr>
             <w:r>
               <w:t xml:space="preserve">servidor → router → PC</w:t>
@@ -8785,6 +9218,7 @@
           <w:p>
             <w:pPr>
               <w:pStyle w:val="Compact"/>
+              <w:jc w:val="left"/>
             </w:pPr>
             <w:r>
               <w:t xml:space="preserve">servidor → PC</w:t>
@@ -8796,6 +9230,7 @@
           <w:p>
             <w:pPr>
               <w:pStyle w:val="Compact"/>
+              <w:jc w:val="left"/>
             </w:pPr>
             <w:r>
               <w:t xml:space="preserve">Al revés, y tu PC sigue recibiendo con su MAC</w:t>
@@ -8899,7 +9334,13 @@
         <w:t xml:space="preserve"> </w:t>
       </w:r>
       <w:r>
-        <w:t xml:space="preserve">“tú”</w:t>
+        <w:t xml:space="preserve">“</w:t>
+      </w:r>
+      <w:r>
+        <w:t xml:space="preserve">tú</w:t>
+      </w:r>
+      <w:r>
+        <w:t xml:space="preserve">”</w:t>
       </w:r>
       <w:r>
         <w:t xml:space="preserve"> </w:t>
@@ -8915,8 +9356,8 @@
         </w:pict>
       </w:r>
     </w:p>
-    <w:bookmarkEnd w:id="63"/>
-    <w:bookmarkStart w:id="64" w:name="desencapsular-el-proceso-al-revés"/>
+    <w:bookmarkEnd w:id="80"/>
+    <w:bookmarkStart w:id="81" w:name="desencapsular-el-proceso-al-revés"/>
     <w:p>
       <w:pPr>
         <w:pStyle w:val="Heading2"/>
@@ -9061,7 +9502,13 @@
         <w:t xml:space="preserve"> </w:t>
       </w:r>
       <w:r>
-        <w:t xml:space="preserve">“arregla”</w:t>
+        <w:t xml:space="preserve">“</w:t>
+      </w:r>
+      <w:r>
+        <w:t xml:space="preserve">arregla</w:t>
+      </w:r>
+      <w:r>
+        <w:t xml:space="preserve">”</w:t>
       </w:r>
       <w:r>
         <w:t xml:space="preserve"> </w:t>
@@ -9077,8 +9524,8 @@
         </w:pict>
       </w:r>
     </w:p>
-    <w:bookmarkEnd w:id="64"/>
-    <w:bookmarkStart w:id="65" w:name="solo-el-nombre-arp-otra-vez"/>
+    <w:bookmarkEnd w:id="81"/>
+    <w:bookmarkStart w:id="82" w:name="solo-el-nombre-arp-otra-vez"/>
     <w:p>
       <w:pPr>
         <w:pStyle w:val="Heading2"/>
@@ -9142,7 +9589,7 @@
       <w:r>
         <w:t xml:space="preserve"> </w:t>
       </w:r>
-      <w:hyperlink r:id="rId42">
+      <w:hyperlink r:id="rId56">
         <w:r>
           <w:rPr>
             <w:rStyle w:val="Hyperlink"/>
@@ -9174,8 +9621,8 @@
         </w:pict>
       </w:r>
     </w:p>
-    <w:bookmarkEnd w:id="65"/>
-    <w:bookmarkStart w:id="66" w:name="mini-chequeo-3"/>
+    <w:bookmarkEnd w:id="82"/>
+    <w:bookmarkStart w:id="83" w:name="mini-chequeo-3"/>
     <w:p>
       <w:pPr>
         <w:pStyle w:val="Heading2"/>
@@ -9424,7 +9871,13 @@
         <w:t xml:space="preserve"> </w:t>
       </w:r>
       <w:r>
-        <w:t xml:space="preserve">“ve”</w:t>
+        <w:t xml:space="preserve">“</w:t>
+      </w:r>
+      <w:r>
+        <w:t xml:space="preserve">ve</w:t>
+      </w:r>
+      <w:r>
+        <w:t xml:space="preserve">”</w:t>
       </w:r>
       <w:r>
         <w:t xml:space="preserve"> </w:t>
@@ -9440,8 +9893,8 @@
         </w:pict>
       </w:r>
     </w:p>
-    <w:bookmarkEnd w:id="66"/>
-    <w:bookmarkStart w:id="67" w:name="resumen-en-3-frases-3"/>
+    <w:bookmarkEnd w:id="83"/>
+    <w:bookmarkStart w:id="84" w:name="resumen-en-3-frases-3"/>
     <w:p>
       <w:pPr>
         <w:pStyle w:val="Heading2"/>
@@ -9544,8 +9997,8 @@
         <w:t xml:space="preserve">y entrega el contenido de dentro.</w:t>
       </w:r>
     </w:p>
-    <w:bookmarkEnd w:id="67"/>
-    <w:bookmarkStart w:id="68" w:name="vocabulario-rápido-3"/>
+    <w:bookmarkEnd w:id="84"/>
+    <w:bookmarkStart w:id="85" w:name="vocabulario-rápido-3"/>
     <w:p>
       <w:pPr>
         <w:pStyle w:val="Heading2"/>
@@ -9558,6 +10011,7 @@
       <w:tblPr>
         <w:tblStyle w:val="Table"/>
         <w:tblW w:type="auto" w:w="0"/>
+        <w:jc w:val="left"/>
         <w:tblLook w:firstRow="1" w:lastRow="0" w:firstColumn="0" w:lastColumn="0" w:noHBand="0" w:noVBand="0" w:val="0020"/>
       </w:tblPr>
       <w:tblGrid>
@@ -9573,6 +10027,7 @@
           <w:p>
             <w:pPr>
               <w:pStyle w:val="Compact"/>
+              <w:jc w:val="left"/>
             </w:pPr>
             <w:r>
               <w:t xml:space="preserve">Término</w:t>
@@ -9584,6 +10039,7 @@
           <w:p>
             <w:pPr>
               <w:pStyle w:val="Compact"/>
+              <w:jc w:val="left"/>
             </w:pPr>
             <w:r>
               <w:t xml:space="preserve">Idea general</w:t>
@@ -9597,6 +10053,7 @@
           <w:p>
             <w:pPr>
               <w:pStyle w:val="Compact"/>
+              <w:jc w:val="left"/>
             </w:pPr>
             <w:r>
               <w:t xml:space="preserve">Encapsulación</w:t>
@@ -9608,6 +10065,7 @@
           <w:p>
             <w:pPr>
               <w:pStyle w:val="Compact"/>
+              <w:jc w:val="left"/>
             </w:pPr>
             <w:r>
               <w:t xml:space="preserve">Añadir cabecera propia sobre los datos de arriba</w:t>
@@ -9621,6 +10079,7 @@
           <w:p>
             <w:pPr>
               <w:pStyle w:val="Compact"/>
+              <w:jc w:val="left"/>
             </w:pPr>
             <w:r>
               <w:t xml:space="preserve">Desencapsulación</w:t>
@@ -9632,6 +10091,7 @@
           <w:p>
             <w:pPr>
               <w:pStyle w:val="Compact"/>
+              <w:jc w:val="left"/>
             </w:pPr>
             <w:r>
               <w:t xml:space="preserve">Quitar cabeceras al recibir, capa a capa</w:t>
@@ -9645,6 +10105,7 @@
           <w:p>
             <w:pPr>
               <w:pStyle w:val="Compact"/>
+              <w:jc w:val="left"/>
             </w:pPr>
             <w:r>
               <w:t xml:space="preserve">Segmento</w:t>
@@ -9656,6 +10117,7 @@
           <w:p>
             <w:pPr>
               <w:pStyle w:val="Compact"/>
+              <w:jc w:val="left"/>
             </w:pPr>
             <w:r>
               <w:t xml:space="preserve">PDU de la capa 4 (TCP/UDP)</w:t>
@@ -9669,6 +10131,7 @@
           <w:p>
             <w:pPr>
               <w:pStyle w:val="Compact"/>
+              <w:jc w:val="left"/>
             </w:pPr>
             <w:r>
               <w:t xml:space="preserve">Paquete</w:t>
@@ -9680,6 +10143,7 @@
           <w:p>
             <w:pPr>
               <w:pStyle w:val="Compact"/>
+              <w:jc w:val="left"/>
             </w:pPr>
             <w:r>
               <w:t xml:space="preserve">PDU de la capa 3 (IP)</w:t>
@@ -9693,6 +10157,7 @@
           <w:p>
             <w:pPr>
               <w:pStyle w:val="Compact"/>
+              <w:jc w:val="left"/>
             </w:pPr>
             <w:r>
               <w:t xml:space="preserve">Salto</w:t>
@@ -9704,6 +10169,7 @@
           <w:p>
             <w:pPr>
               <w:pStyle w:val="Compact"/>
+              <w:jc w:val="left"/>
             </w:pPr>
             <w:r>
               <w:t xml:space="preserve">Tramo de un enlace (router a router); cada salto, sus MACs</w:t>
@@ -9729,7 +10195,7 @@
       <w:r>
         <w:t xml:space="preserve"> </w:t>
       </w:r>
-      <w:hyperlink r:id="rId33">
+      <w:hyperlink r:id="rId44">
         <w:r>
           <w:rPr>
             <w:rStyle w:val="Hyperlink"/>
@@ -9756,7 +10222,7 @@
       <w:r>
         <w:t xml:space="preserve"> </w:t>
       </w:r>
-      <w:hyperlink r:id="rId12">
+      <w:hyperlink r:id="rId23">
         <w:r>
           <w:rPr>
             <w:rStyle w:val="Hyperlink"/>
@@ -9783,7 +10249,7 @@
       <w:r>
         <w:t xml:space="preserve"> </w:t>
       </w:r>
-      <w:hyperlink r:id="rId14">
+      <w:hyperlink r:id="rId25">
         <w:r>
           <w:rPr>
             <w:rStyle w:val="Hyperlink"/>
@@ -9792,9 +10258,9 @@
         </w:r>
       </w:hyperlink>
     </w:p>
-    <w:bookmarkEnd w:id="68"/>
-    <w:bookmarkEnd w:id="69"/>
-    <w:bookmarkStart w:id="81" w:name="cierre-consolida-lo-aprendido"/>
+    <w:bookmarkEnd w:id="85"/>
+    <w:bookmarkEnd w:id="86"/>
+    <w:bookmarkStart w:id="98" w:name="cierre-consolida-lo-aprendido"/>
     <w:p>
       <w:pPr>
         <w:pStyle w:val="Heading1"/>
@@ -9868,7 +10334,7 @@
       <w:r>
         <w:t xml:space="preserve"> </w:t>
       </w:r>
-      <w:hyperlink r:id="rId13">
+      <w:hyperlink r:id="rId24">
         <w:r>
           <w:rPr>
             <w:rStyle w:val="Hyperlink"/>
@@ -9890,7 +10356,7 @@
         </w:pict>
       </w:r>
     </w:p>
-    <w:bookmarkStart w:id="70" w:name="sé-el-paquete"/>
+    <w:bookmarkStart w:id="87" w:name="sé-el-paquete"/>
     <w:p>
       <w:pPr>
         <w:pStyle w:val="Heading2"/>
@@ -10105,8 +10571,8 @@
         </w:pict>
       </w:r>
     </w:p>
-    <w:bookmarkEnd w:id="70"/>
-    <w:bookmarkStart w:id="71" w:name="fireside-chat-mac-vs-ip"/>
+    <w:bookmarkEnd w:id="87"/>
+    <w:bookmarkStart w:id="88" w:name="fireside-chat-mac-vs-ip"/>
     <w:p>
       <w:pPr>
         <w:pStyle w:val="Heading2"/>
@@ -10301,7 +10767,13 @@
         <w:t xml:space="preserve"> </w:t>
       </w:r>
       <w:r>
-        <w:t xml:space="preserve">“ser administrable”</w:t>
+        <w:t xml:space="preserve">“</w:t>
+      </w:r>
+      <w:r>
+        <w:t xml:space="preserve">ser administrable</w:t>
+      </w:r>
+      <w:r>
+        <w:t xml:space="preserve">”</w:t>
       </w:r>
       <w:r>
         <w:t xml:space="preserve">.</w:t>
@@ -10328,7 +10800,13 @@
         <w:t xml:space="preserve"> </w:t>
       </w:r>
       <w:r>
-        <w:t xml:space="preserve">“no servir para identificarte”</w:t>
+        <w:t xml:space="preserve">“</w:t>
+      </w:r>
+      <w:r>
+        <w:t xml:space="preserve">no servir para identificarte</w:t>
+      </w:r>
+      <w:r>
+        <w:t xml:space="preserve">”</w:t>
       </w:r>
       <w:r>
         <w:t xml:space="preserve">. Recuerda quién lleva el destino final: yo. Tú solo llegas al de al lado.</w:t>
@@ -10439,8 +10917,8 @@
         </w:pict>
       </w:r>
     </w:p>
-    <w:bookmarkEnd w:id="71"/>
-    <w:bookmarkStart w:id="72" w:name="quién-soy"/>
+    <w:bookmarkEnd w:id="88"/>
+    <w:bookmarkStart w:id="89" w:name="quién-soy"/>
     <w:p>
       <w:pPr>
         <w:pStyle w:val="Heading2"/>
@@ -10602,8 +11080,8 @@
         </w:pict>
       </w:r>
     </w:p>
-    <w:bookmarkEnd w:id="72"/>
-    <w:bookmarkStart w:id="73" w:name="X70e6344609ffa0f5af25f471f6774440bb08859"/>
+    <w:bookmarkEnd w:id="89"/>
+    <w:bookmarkStart w:id="90" w:name="X70e6344609ffa0f5af25f471f6774440bb08859"/>
     <w:p>
       <w:pPr>
         <w:pStyle w:val="Heading2"/>
@@ -10615,7 +11093,13 @@
         <w:t xml:space="preserve"> </w:t>
       </w:r>
       <w:r>
-        <w:t xml:space="preserve">“Le he cambiado la IP y ya no funciona la red”</w:t>
+        <w:t xml:space="preserve">“</w:t>
+      </w:r>
+      <w:r>
+        <w:t xml:space="preserve">Le he cambiado la IP y ya no funciona la red</w:t>
+      </w:r>
+      <w:r>
+        <w:t xml:space="preserve">”</w:t>
       </w:r>
     </w:p>
     <w:p>
@@ -10733,7 +11217,13 @@
         <w:t xml:space="preserve"> </w:t>
       </w:r>
       <w:r>
-        <w:t xml:space="preserve">“que no se note el cambio”</w:t>
+        <w:t xml:space="preserve">“</w:t>
+      </w:r>
+      <w:r>
+        <w:t xml:space="preserve">que no se note el cambio</w:t>
+      </w:r>
+      <w:r>
+        <w:t xml:space="preserve">”</w:t>
       </w:r>
       <w:r>
         <w:t xml:space="preserve"> </w:t>
@@ -10785,7 +11275,13 @@
         <w:t xml:space="preserve"> </w:t>
       </w:r>
       <w:r>
-        <w:t xml:space="preserve">“equivocado”</w:t>
+        <w:t xml:space="preserve">“</w:t>
+      </w:r>
+      <w:r>
+        <w:t xml:space="preserve">equivocado</w:t>
+      </w:r>
+      <w:r>
+        <w:t xml:space="preserve">”</w:t>
       </w:r>
       <w:r>
         <w:t xml:space="preserve"> </w:t>
@@ -10893,8 +11389,8 @@
         </w:pict>
       </w:r>
     </w:p>
-    <w:bookmarkEnd w:id="73"/>
-    <w:bookmarkStart w:id="74" w:name="X3ba5e15fba67d97aa3ed89f456670c16e87b8ec"/>
+    <w:bookmarkEnd w:id="90"/>
+    <w:bookmarkStart w:id="91" w:name="X3ba5e15fba67d97aa3ed89f456670c16e87b8ec"/>
     <w:p>
       <w:pPr>
         <w:pStyle w:val="Heading2"/>
@@ -11123,7 +11619,13 @@
         <w:t xml:space="preserve"> </w:t>
       </w:r>
       <w:r>
-        <w:t xml:space="preserve">“ha olvidado”</w:t>
+        <w:t xml:space="preserve">“</w:t>
+      </w:r>
+      <w:r>
+        <w:t xml:space="preserve">ha olvidado</w:t>
+      </w:r>
+      <w:r>
+        <w:t xml:space="preserve">”</w:t>
       </w:r>
       <w:r>
         <w:t xml:space="preserve"> </w:t>
@@ -11135,7 +11637,13 @@
         <w:t xml:space="preserve"> </w:t>
       </w:r>
       <w:r>
-        <w:t xml:space="preserve">“a ratos”</w:t>
+        <w:t xml:space="preserve">“</w:t>
+      </w:r>
+      <w:r>
+        <w:t xml:space="preserve">a ratos</w:t>
+      </w:r>
+      <w:r>
+        <w:t xml:space="preserve">”</w:t>
       </w:r>
       <w:r>
         <w:t xml:space="preserve">.</w:t>
@@ -11196,7 +11704,13 @@
         <w:t xml:space="preserve"> </w:t>
       </w:r>
       <w:r>
-        <w:t xml:space="preserve">“cangrejo”</w:t>
+        <w:t xml:space="preserve">“</w:t>
+      </w:r>
+      <w:r>
+        <w:t xml:space="preserve">cangrejo</w:t>
+      </w:r>
+      <w:r>
+        <w:t xml:space="preserve">”</w:t>
       </w:r>
       <w:r>
         <w:t xml:space="preserve"> </w:t>
@@ -11260,8 +11774,8 @@
         </w:pict>
       </w:r>
     </w:p>
-    <w:bookmarkEnd w:id="74"/>
-    <w:bookmarkStart w:id="75" w:name="atrévete-a-pensar"/>
+    <w:bookmarkEnd w:id="91"/>
+    <w:bookmarkStart w:id="92" w:name="atrévete-a-pensar"/>
     <w:p>
       <w:pPr>
         <w:pStyle w:val="Heading2"/>
@@ -11457,7 +11971,10 @@
         <w:t xml:space="preserve"> </w:t>
       </w:r>
       <w:r>
-        <w:t xml:space="preserve">“para todas las tarjetas de</w:t>
+        <w:t xml:space="preserve">“</w:t>
+      </w:r>
+      <w:r>
+        <w:t xml:space="preserve">para todas las tarjetas de</w:t>
       </w:r>
       <w:r>
         <w:t xml:space="preserve"> </w:t>
@@ -11473,7 +11990,10 @@
         <w:t xml:space="preserve"> </w:t>
       </w:r>
       <w:r>
-        <w:t xml:space="preserve">red local”</w:t>
+        <w:t xml:space="preserve">red local</w:t>
+      </w:r>
+      <w:r>
+        <w:t xml:space="preserve">”</w:t>
       </w:r>
       <w:r>
         <w:t xml:space="preserve">: en cuanto hay router, el broadcast no pasa (de hecho, por eso funcionan cosas como DHCP en cada LAN). Un destino concreto necesita una MAC unicast.</w:t>
@@ -11520,8 +12040,8 @@
         </w:pict>
       </w:r>
     </w:p>
-    <w:bookmarkEnd w:id="75"/>
-    <w:bookmarkStart w:id="76" w:name="crucigrama-de-bits"/>
+    <w:bookmarkEnd w:id="92"/>
+    <w:bookmarkStart w:id="93" w:name="crucigrama-de-bits"/>
     <w:p>
       <w:pPr>
         <w:pStyle w:val="Heading2"/>
@@ -11676,8 +12196,8 @@
         </w:pict>
       </w:r>
     </w:p>
-    <w:bookmarkEnd w:id="76"/>
-    <w:bookmarkStart w:id="77" w:name="preguntas-de-entrevista-de-trabajo"/>
+    <w:bookmarkEnd w:id="93"/>
+    <w:bookmarkStart w:id="94" w:name="preguntas-de-entrevista-de-trabajo"/>
     <w:p>
       <w:pPr>
         <w:pStyle w:val="Heading2"/>
@@ -11699,7 +12219,21 @@
           <w:b/>
           <w:bCs/>
         </w:rPr>
-        <w:t xml:space="preserve">“¿Qué diferencia hay entre una dirección MAC y una dirección IP?”</w:t>
+        <w:t xml:space="preserve">“</w:t>
+      </w:r>
+      <w:r>
+        <w:rPr>
+          <w:b/>
+          <w:bCs/>
+        </w:rPr>
+        <w:t xml:space="preserve">¿Qué diferencia hay entre una dirección MAC y una dirección IP?</w:t>
+      </w:r>
+      <w:r>
+        <w:rPr>
+          <w:b/>
+          <w:bCs/>
+        </w:rPr>
+        <w:t xml:space="preserve">”</w:t>
       </w:r>
     </w:p>
     <w:p>
@@ -11715,7 +12249,21 @@
           <w:b/>
           <w:bCs/>
         </w:rPr>
-        <w:t xml:space="preserve">“¿Cómo averiguarías la MAC del router de una red local desde un PC Windows?”</w:t>
+        <w:t xml:space="preserve">“</w:t>
+      </w:r>
+      <w:r>
+        <w:rPr>
+          <w:b/>
+          <w:bCs/>
+        </w:rPr>
+        <w:t xml:space="preserve">¿Cómo averiguarías la MAC del router de una red local desde un PC Windows?</w:t>
+      </w:r>
+      <w:r>
+        <w:rPr>
+          <w:b/>
+          <w:bCs/>
+        </w:rPr>
+        <w:t xml:space="preserve">”</w:t>
       </w:r>
     </w:p>
     <w:p>
@@ -11731,7 +12279,21 @@
           <w:b/>
           <w:bCs/>
         </w:rPr>
-        <w:t xml:space="preserve">“Tu PC no sale a Internet con IP fija. ¿Qué miras primero: IP, MAC o cable? ¿Por qué?”</w:t>
+        <w:t xml:space="preserve">“</w:t>
+      </w:r>
+      <w:r>
+        <w:rPr>
+          <w:b/>
+          <w:bCs/>
+        </w:rPr>
+        <w:t xml:space="preserve">Tu PC no sale a Internet con IP fija. ¿Qué miras primero: IP, MAC o cable? ¿Por qué?</w:t>
+      </w:r>
+      <w:r>
+        <w:rPr>
+          <w:b/>
+          <w:bCs/>
+        </w:rPr>
+        <w:t xml:space="preserve">”</w:t>
       </w:r>
     </w:p>
     <w:p>
@@ -11747,7 +12309,21 @@
           <w:b/>
           <w:bCs/>
         </w:rPr>
-        <w:t xml:space="preserve">“Explícame qué le pasa a un dato desde que el navegador lo manda hasta que sale el cable.”</w:t>
+        <w:t xml:space="preserve">“</w:t>
+      </w:r>
+      <w:r>
+        <w:rPr>
+          <w:b/>
+          <w:bCs/>
+        </w:rPr>
+        <w:t xml:space="preserve">Explícame qué le pasa a un dato desde que el navegador lo manda hasta que sale el cable.</w:t>
+      </w:r>
+      <w:r>
+        <w:rPr>
+          <w:b/>
+          <w:bCs/>
+        </w:rPr>
+        <w:t xml:space="preserve">”</w:t>
       </w:r>
     </w:p>
     <w:p>
@@ -11820,8 +12396,8 @@
         </w:pict>
       </w:r>
     </w:p>
-    <w:bookmarkEnd w:id="77"/>
-    <w:bookmarkStart w:id="78" w:name="no-hay-preguntas-tontas"/>
+    <w:bookmarkEnd w:id="94"/>
+    <w:bookmarkStart w:id="95" w:name="no-hay-preguntas-tontas"/>
     <w:p>
       <w:pPr>
         <w:pStyle w:val="Heading2"/>
@@ -11872,7 +12448,13 @@
         <w:t xml:space="preserve"> </w:t>
       </w:r>
       <w:r>
-        <w:t xml:space="preserve">“dentro”</w:t>
+        <w:t xml:space="preserve">“</w:t>
+      </w:r>
+      <w:r>
+        <w:t xml:space="preserve">dentro</w:t>
+      </w:r>
+      <w:r>
+        <w:t xml:space="preserve">”</w:t>
       </w:r>
       <w:r>
         <w:t xml:space="preserve"> </w:t>
@@ -11948,7 +12530,21 @@
           <w:b/>
           <w:bCs/>
         </w:rPr>
-        <w:t xml:space="preserve">“no ver”</w:t>
+        <w:t xml:space="preserve">“</w:t>
+      </w:r>
+      <w:r>
+        <w:rPr>
+          <w:b/>
+          <w:bCs/>
+        </w:rPr>
+        <w:t xml:space="preserve">no ver</w:t>
+      </w:r>
+      <w:r>
+        <w:rPr>
+          <w:b/>
+          <w:bCs/>
+        </w:rPr>
+        <w:t xml:space="preserve">”</w:t>
       </w:r>
       <w:r>
         <w:rPr>
@@ -11989,7 +12585,13 @@
         <w:t xml:space="preserve"> </w:t>
       </w:r>
       <w:r>
-        <w:t xml:space="preserve">“con mando”</w:t>
+        <w:t xml:space="preserve">“</w:t>
+      </w:r>
+      <w:r>
+        <w:t xml:space="preserve">con mando</w:t>
+      </w:r>
+      <w:r>
+        <w:t xml:space="preserve">”</w:t>
       </w:r>
       <w:r>
         <w:t xml:space="preserve"> </w:t>
@@ -12005,8 +12607,8 @@
         </w:pict>
       </w:r>
     </w:p>
-    <w:bookmarkEnd w:id="78"/>
-    <w:bookmarkStart w:id="79" w:name="poscréditos"/>
+    <w:bookmarkEnd w:id="95"/>
+    <w:bookmarkStart w:id="96" w:name="poscréditos"/>
     <w:p>
       <w:pPr>
         <w:pStyle w:val="Heading2"/>
@@ -12030,7 +12632,21 @@
           <w:i/>
           <w:iCs/>
         </w:rPr>
-        <w:t xml:space="preserve">“Primero la trama, luego la IP. Si no hablan en capa 2, discutir de rutas es como gritarle a una puerta cerrada.”</w:t>
+        <w:t xml:space="preserve">“</w:t>
+      </w:r>
+      <w:r>
+        <w:rPr>
+          <w:i/>
+          <w:iCs/>
+        </w:rPr>
+        <w:t xml:space="preserve">Primero la trama, luego la IP. Si no hablan en capa 2, discutir de rutas es como gritarle a una puerta cerrada.</w:t>
+      </w:r>
+      <w:r>
+        <w:rPr>
+          <w:i/>
+          <w:iCs/>
+        </w:rPr>
+        <w:t xml:space="preserve">”</w:t>
       </w:r>
     </w:p>
     <w:p>
@@ -12058,8 +12674,8 @@
         </w:pict>
       </w:r>
     </w:p>
-    <w:bookmarkEnd w:id="79"/>
-    <w:bookmarkStart w:id="80" w:name="criterios-de-evaluación-cubiertos-ra1-1"/>
+    <w:bookmarkEnd w:id="96"/>
+    <w:bookmarkStart w:id="97" w:name="criterios-de-evaluación-cubiertos-ra1-1"/>
     <w:p>
       <w:pPr>
         <w:pStyle w:val="Heading2"/>
@@ -12084,6 +12700,7 @@
       <w:tblPr>
         <w:tblStyle w:val="Table"/>
         <w:tblW w:type="pct" w:w="5000"/>
+        <w:jc w:val="left"/>
         <w:tblLayout w:type="fixed"/>
         <w:tblLook w:firstRow="1" w:lastRow="0" w:firstColumn="0" w:lastColumn="0" w:noHBand="0" w:noVBand="0" w:val="0020"/>
       </w:tblPr>
@@ -12101,6 +12718,7 @@
           <w:p>
             <w:pPr>
               <w:pStyle w:val="Compact"/>
+              <w:jc w:val="left"/>
             </w:pPr>
             <w:r>
               <w:t xml:space="preserve">CE</w:t>
@@ -12112,6 +12730,7 @@
           <w:p>
             <w:pPr>
               <w:pStyle w:val="Compact"/>
+              <w:jc w:val="left"/>
             </w:pPr>
             <w:r>
               <w:t xml:space="preserve">Criterio</w:t>
@@ -12123,6 +12742,7 @@
           <w:p>
             <w:pPr>
               <w:pStyle w:val="Compact"/>
+              <w:jc w:val="left"/>
             </w:pPr>
             <w:r>
               <w:t xml:space="preserve">Cubierto</w:t>
@@ -12136,6 +12756,7 @@
           <w:p>
             <w:pPr>
               <w:pStyle w:val="Compact"/>
+              <w:jc w:val="left"/>
             </w:pPr>
             <w:r>
               <w:t xml:space="preserve">RA1·d)</w:t>
@@ -12147,6 +12768,7 @@
           <w:p>
             <w:pPr>
               <w:pStyle w:val="Compact"/>
+              <w:jc w:val="left"/>
             </w:pPr>
             <w:r>
               <w:t xml:space="preserve">Trama y encapsulación Ethernet</w:t>
@@ -12158,6 +12780,7 @@
           <w:p>
             <w:pPr>
               <w:pStyle w:val="Compact"/>
+              <w:jc w:val="left"/>
             </w:pPr>
             <w:r>
               <w:t xml:space="preserve">✅ Puntos 1–4 + 🧠 Atrévete a pensar y ⚡ Laboratorio (punto 5)</w:t>
@@ -12183,7 +12806,7 @@
       <w:r>
         <w:t xml:space="preserve"> </w:t>
       </w:r>
-      <w:hyperlink r:id="rId33">
+      <w:hyperlink r:id="rId44">
         <w:r>
           <w:rPr>
             <w:rStyle w:val="Hyperlink"/>
@@ -12210,7 +12833,7 @@
       <w:r>
         <w:t xml:space="preserve"> </w:t>
       </w:r>
-      <w:hyperlink r:id="rId13">
+      <w:hyperlink r:id="rId24">
         <w:r>
           <w:rPr>
             <w:rStyle w:val="Hyperlink"/>
@@ -12237,7 +12860,7 @@
       <w:r>
         <w:t xml:space="preserve"> </w:t>
       </w:r>
-      <w:hyperlink r:id="rId18">
+      <w:hyperlink r:id="rId29">
         <w:r>
           <w:rPr>
             <w:rStyle w:val="Hyperlink"/>
@@ -12246,13 +12869,9 @@
         </w:r>
       </w:hyperlink>
     </w:p>
-    <w:bookmarkEnd w:id="80"/>
-    <w:bookmarkEnd w:id="81"/>
-    <w:sectPr>
-      <w:footnotePr>
-        <w:numRestart w:val="eachSect"/>
-      </w:footnotePr>
-    </w:sectPr>
+    <w:bookmarkEnd w:id="97"/>
+    <w:bookmarkEnd w:id="98"/>
+    <w:sectPr/>
   </w:body>
 </w:document>
 </file>
@@ -12290,7 +12909,7 @@
       <w:lvlText w:val=" "/>
       <w:lvlJc w:val="left"/>
       <w:pPr>
-        <w:ind w:left="720" w:hanging="360"/>
+        <w:ind w:left="720" w:hanging="480"/>
       </w:pPr>
     </w:lvl>
     <w:lvl w:ilvl="1">
@@ -12298,7 +12917,7 @@
       <w:lvlText w:val=" "/>
       <w:lvlJc w:val="left"/>
       <w:pPr>
-        <w:ind w:left="1440" w:hanging="360"/>
+        <w:ind w:left="1440" w:hanging="480"/>
       </w:pPr>
     </w:lvl>
     <w:lvl w:ilvl="2">
@@ -12306,7 +12925,7 @@
       <w:lvlText w:val=" "/>
       <w:lvlJc w:val="left"/>
       <w:pPr>
-        <w:ind w:left="2160" w:hanging="360"/>
+        <w:ind w:left="2160" w:hanging="480"/>
       </w:pPr>
     </w:lvl>
     <w:lvl w:ilvl="3">
@@ -12314,7 +12933,7 @@
       <w:lvlText w:val=" "/>
       <w:lvlJc w:val="left"/>
       <w:pPr>
-        <w:ind w:left="2880" w:hanging="360"/>
+        <w:ind w:left="2880" w:hanging="480"/>
       </w:pPr>
     </w:lvl>
     <w:lvl w:ilvl="4">
@@ -12322,7 +12941,7 @@
       <w:lvlText w:val=" "/>
       <w:lvlJc w:val="left"/>
       <w:pPr>
-        <w:ind w:left="3600" w:hanging="360"/>
+        <w:ind w:left="3600" w:hanging="480"/>
       </w:pPr>
     </w:lvl>
     <w:lvl w:ilvl="5">
@@ -12330,7 +12949,7 @@
       <w:lvlText w:val=" "/>
       <w:lvlJc w:val="left"/>
       <w:pPr>
-        <w:ind w:left="4320" w:hanging="360"/>
+        <w:ind w:left="4320" w:hanging="480"/>
       </w:pPr>
     </w:lvl>
     <w:lvl w:ilvl="6">
@@ -12338,7 +12957,7 @@
       <w:lvlText w:val=" "/>
       <w:lvlJc w:val="left"/>
       <w:pPr>
-        <w:ind w:left="5040" w:hanging="360"/>
+        <w:ind w:left="5040" w:hanging="480"/>
       </w:pPr>
     </w:lvl>
     <w:lvl w:ilvl="7">
@@ -12346,7 +12965,7 @@
       <w:lvlText w:val=" "/>
       <w:lvlJc w:val="left"/>
       <w:pPr>
-        <w:ind w:left="5760" w:hanging="360"/>
+        <w:ind w:left="5760" w:hanging="480"/>
       </w:pPr>
     </w:lvl>
     <w:lvl w:ilvl="8">
@@ -12354,7 +12973,7 @@
       <w:lvlText w:val=" "/>
       <w:lvlJc w:val="left"/>
       <w:pPr>
-        <w:ind w:left="6480" w:hanging="360"/>
+        <w:ind w:left="6480" w:hanging="480"/>
       </w:pPr>
     </w:lvl>
   </w:abstractNum>
@@ -12363,102 +12982,75 @@
     <w:multiLevelType w:val="multilevel"/>
     <w:lvl w:ilvl="0">
       <w:numFmt w:val="bullet"/>
-      <w:lvlText w:val=""/>
+      <w:lvlText w:val="•"/>
       <w:lvlJc w:val="left"/>
       <w:pPr>
-        <w:ind w:left="720" w:hanging="360"/>
-      </w:pPr>
-      <w:rPr>
-        <w:rFonts w:ascii="Symbol" w:hAnsi="Symbol" w:cs="Symbol" w:hint="default"/>
-      </w:rPr>
+        <w:ind w:left="720" w:hanging="480"/>
+      </w:pPr>
     </w:lvl>
     <w:lvl w:ilvl="1">
       <w:numFmt w:val="bullet"/>
-      <w:lvlText w:val="o"/>
+      <w:lvlText w:val="–"/>
       <w:lvlJc w:val="left"/>
       <w:pPr>
-        <w:ind w:left="1440" w:hanging="360"/>
-      </w:pPr>
-      <w:rPr>
-        <w:rFonts w:ascii="Courier New" w:hAnsi="Courier New" w:cs="Courier New" w:hint="default"/>
-      </w:rPr>
+        <w:ind w:left="1440" w:hanging="480"/>
+      </w:pPr>
     </w:lvl>
     <w:lvl w:ilvl="2">
       <w:numFmt w:val="bullet"/>
-      <w:lvlText w:val=""/>
+      <w:lvlText w:val="•"/>
       <w:lvlJc w:val="left"/>
       <w:pPr>
-        <w:ind w:left="2160" w:hanging="360"/>
-      </w:pPr>
-      <w:rPr>
-        <w:rFonts w:ascii="Wingdings" w:hAnsi="Wingdings" w:cs="Wingdings" w:hint="default"/>
-      </w:rPr>
+        <w:ind w:left="2160" w:hanging="480"/>
+      </w:pPr>
     </w:lvl>
     <w:lvl w:ilvl="3">
       <w:numFmt w:val="bullet"/>
-      <w:lvlText w:val=""/>
+      <w:lvlText w:val="–"/>
       <w:lvlJc w:val="left"/>
       <w:pPr>
-        <w:ind w:left="2880" w:hanging="360"/>
-      </w:pPr>
-      <w:rPr>
-        <w:rFonts w:ascii="Symbol" w:hAnsi="Symbol" w:cs="Symbol" w:hint="default"/>
-      </w:rPr>
+        <w:ind w:left="2880" w:hanging="480"/>
+      </w:pPr>
     </w:lvl>
     <w:lvl w:ilvl="4">
       <w:numFmt w:val="bullet"/>
-      <w:lvlText w:val="o"/>
+      <w:lvlText w:val="•"/>
       <w:lvlJc w:val="left"/>
       <w:pPr>
-        <w:ind w:left="3600" w:hanging="360"/>
-      </w:pPr>
-      <w:rPr>
-        <w:rFonts w:ascii="Courier New" w:hAnsi="Courier New" w:cs="Courier New" w:hint="default"/>
-      </w:rPr>
+        <w:ind w:left="3600" w:hanging="480"/>
+      </w:pPr>
     </w:lvl>
     <w:lvl w:ilvl="5">
       <w:numFmt w:val="bullet"/>
-      <w:lvlText w:val=""/>
+      <w:lvlText w:val="–"/>
       <w:lvlJc w:val="left"/>
       <w:pPr>
-        <w:ind w:left="4320" w:hanging="360"/>
-      </w:pPr>
-      <w:rPr>
-        <w:rFonts w:ascii="Wingdings" w:hAnsi="Wingdings" w:cs="Wingdings" w:hint="default"/>
-      </w:rPr>
+        <w:ind w:left="4320" w:hanging="480"/>
+      </w:pPr>
     </w:lvl>
     <w:lvl w:ilvl="6">
       <w:numFmt w:val="bullet"/>
-      <w:lvlText w:val=""/>
+      <w:lvlText w:val="•"/>
       <w:lvlJc w:val="left"/>
       <w:pPr>
-        <w:ind w:left="5040" w:hanging="360"/>
-      </w:pPr>
-      <w:rPr>
-        <w:rFonts w:ascii="Symbol" w:hAnsi="Symbol" w:cs="Symbol" w:hint="default"/>
-      </w:rPr>
+        <w:ind w:left="5040" w:hanging="480"/>
+      </w:pPr>
     </w:lvl>
     <w:lvl w:ilvl="7">
       <w:numFmt w:val="bullet"/>
-      <w:lvlText w:val="o"/>
+      <w:lvlText w:val="–"/>
       <w:lvlJc w:val="left"/>
       <w:pPr>
-        <w:ind w:left="5760" w:hanging="360"/>
-      </w:pPr>
-      <w:rPr>
-        <w:rFonts w:ascii="Courier New" w:hAnsi="Courier New" w:cs="Courier New" w:hint="default"/>
-      </w:rPr>
+        <w:ind w:left="5760" w:hanging="480"/>
+      </w:pPr>
     </w:lvl>
     <w:lvl w:ilvl="8">
       <w:numFmt w:val="bullet"/>
-      <w:lvlText w:val=""/>
+      <w:lvlText w:val="•"/>
       <w:lvlJc w:val="left"/>
       <w:pPr>
-        <w:ind w:left="6480" w:hanging="360"/>
-      </w:pPr>
-      <w:rPr>
-        <w:rFonts w:ascii="Wingdings" w:hAnsi="Wingdings" w:cs="Wingdings" w:hint="default"/>
-      </w:rPr>
+        <w:ind w:left="6480" w:hanging="480"/>
+      </w:pPr>
     </w:lvl>
   </w:abstractNum>
   <w:abstractNum w:abstractNumId="99411">
@@ -12470,7 +13062,7 @@
       <w:lvlText w:val="%1."/>
       <w:lvlJc w:val="left"/>
       <w:pPr>
-        <w:ind w:left="720" w:hanging="360"/>
+        <w:ind w:left="720" w:hanging="480"/>
       </w:pPr>
     </w:lvl>
     <w:lvl w:ilvl="1">
@@ -12479,7 +13071,7 @@
       <w:lvlText w:val="%2."/>
       <w:lvlJc w:val="left"/>
       <w:pPr>
-        <w:ind w:left="1440" w:hanging="360"/>
+        <w:ind w:left="1440" w:hanging="480"/>
       </w:pPr>
     </w:lvl>
     <w:lvl w:ilvl="2">
@@ -12488,7 +13080,7 @@
       <w:lvlText w:val="%3."/>
       <w:lvlJc w:val="left"/>
       <w:pPr>
-        <w:ind w:left="2160" w:hanging="360"/>
+        <w:ind w:left="2160" w:hanging="480"/>
       </w:pPr>
     </w:lvl>
     <w:lvl w:ilvl="3">
@@ -12497,7 +13089,7 @@
       <w:lvlText w:val="%4."/>
       <w:lvlJc w:val="left"/>
       <w:pPr>
-        <w:ind w:left="2880" w:hanging="360"/>
+        <w:ind w:left="2880" w:hanging="480"/>
       </w:pPr>
     </w:lvl>
     <w:lvl w:ilvl="4">
@@ -12506,7 +13098,7 @@
       <w:lvlText w:val="%5."/>
       <w:lvlJc w:val="left"/>
       <w:pPr>
-        <w:ind w:left="3600" w:hanging="360"/>
+        <w:ind w:left="3600" w:hanging="480"/>
       </w:pPr>
     </w:lvl>
     <w:lvl w:ilvl="5">
@@ -12515,7 +13107,7 @@
       <w:lvlText w:val="%6."/>
       <w:lvlJc w:val="left"/>
       <w:pPr>
-        <w:ind w:left="4320" w:hanging="360"/>
+        <w:ind w:left="4320" w:hanging="480"/>
       </w:pPr>
     </w:lvl>
     <w:lvl w:ilvl="6">
@@ -12524,7 +13116,7 @@
       <w:lvlText w:val="%7."/>
       <w:lvlJc w:val="left"/>
       <w:pPr>
-        <w:ind w:left="5040" w:hanging="360"/>
+        <w:ind w:left="5040" w:hanging="480"/>
       </w:pPr>
     </w:lvl>
     <w:lvl w:ilvl="7">
@@ -12533,7 +13125,7 @@
       <w:lvlText w:val="%8."/>
       <w:lvlJc w:val="left"/>
       <w:pPr>
-        <w:ind w:left="5760" w:hanging="360"/>
+        <w:ind w:left="5760" w:hanging="480"/>
       </w:pPr>
     </w:lvl>
     <w:lvl w:ilvl="8">
@@ -12542,7 +13134,7 @@
       <w:lvlText w:val="%9."/>
       <w:lvlJc w:val="left"/>
       <w:pPr>
-        <w:ind w:left="6480" w:hanging="360"/>
+        <w:ind w:left="6480" w:hanging="480"/>
       </w:pPr>
     </w:lvl>
   </w:abstractNum>
@@ -13103,10 +13695,10 @@
   <w:docDefaults>
     <w:rPrDefault>
       <w:rPr>
-        <w:rFonts w:asciiTheme="minorHAnsi" w:cstheme="minorBidi" w:eastAsiaTheme="minorEastAsia" w:hAnsiTheme="minorHAnsi"/>
+        <w:rFonts w:asciiTheme="minorHAnsi" w:cstheme="minorBidi" w:eastAsiaTheme="minorHAnsi" w:hAnsiTheme="minorHAnsi"/>
         <w:sz w:val="24"/>
         <w:szCs w:val="24"/>
-        <w:lang w:bidi="ar-SA" w:eastAsia="zh-CN" w:val="es-ES"/>
+        <w:lang w:bidi="ar-SA" w:eastAsia="en-US" w:val="es-ES"/>
       </w:rPr>
     </w:rPrDefault>
     <w:pPrDefault>
@@ -13147,94 +13739,57 @@
     <w:name w:val="Title"/>
     <w:basedOn w:val="Normal"/>
     <w:next w:val="BodyText"/>
-    <w:link w:val="TitleChar"/>
-    <w:uiPriority w:val="10"/>
     <w:qFormat/>
-    <w:rsid w:val="00A10FD9"/>
     <w:pPr>
-      <w:spacing w:after="80" w:line="240" w:lineRule="auto"/>
-      <w:contextualSpacing/>
+      <w:keepNext/>
+      <w:keepLines/>
+      <w:spacing w:after="240" w:before="480"/>
       <w:jc w:val="center"/>
     </w:pPr>
     <w:rPr>
       <w:rFonts w:asciiTheme="majorHAnsi" w:cstheme="majorBidi" w:eastAsiaTheme="majorEastAsia" w:hAnsiTheme="majorHAnsi"/>
-      <w:sz w:val="56"/>
-      <w:szCs w:val="56"/>
-    </w:rPr>
-  </w:style>
-  <w:style w:customStyle="1" w:styleId="TitleChar" w:type="character">
-    <w:name w:val="Title Char"/>
-    <w:basedOn w:val="DefaultParagraphFont"/>
-    <w:link w:val="Title"/>
-    <w:uiPriority w:val="10"/>
-    <w:rsid w:val="00A10FD9"/>
-    <w:rPr>
-      <w:rFonts w:asciiTheme="majorHAnsi" w:cstheme="majorBidi" w:eastAsiaTheme="majorEastAsia" w:hAnsiTheme="majorHAnsi"/>
-      <w:sz w:val="56"/>
-      <w:szCs w:val="56"/>
+      <w:b/>
+      <w:bCs/>
+      <w:color w:themeColor="accent1" w:themeShade="B5" w:val="345A8A"/>
+      <w:sz w:val="36"/>
+      <w:szCs w:val="36"/>
     </w:rPr>
   </w:style>
   <w:style w:styleId="Subtitle" w:type="paragraph">
     <w:name w:val="Subtitle"/>
     <w:basedOn w:val="Title"/>
     <w:next w:val="BodyText"/>
-    <w:link w:val="SubtitleChar"/>
-    <w:uiPriority w:val="11"/>
     <w:qFormat/>
-    <w:rsid w:val="00A10FD9"/>
     <w:pPr>
-      <w:numPr>
-        <w:ilvl w:val="1"/>
-      </w:numPr>
+      <w:keepNext/>
+      <w:keepLines/>
+      <w:spacing w:after="240" w:before="240"/>
+      <w:jc w:val="center"/>
     </w:pPr>
     <w:rPr>
-      <w:rFonts w:cstheme="majorBidi" w:eastAsiaTheme="majorEastAsia"/>
-      <w:spacing w:val="15"/>
-      <w:sz w:val="28"/>
-      <w:szCs w:val="28"/>
-    </w:rPr>
-  </w:style>
-  <w:style w:customStyle="1" w:styleId="SubtitleChar" w:type="character">
-    <w:name w:val="Subtitle Char"/>
-    <w:basedOn w:val="DefaultParagraphFont"/>
-    <w:link w:val="Subtitle"/>
-    <w:uiPriority w:val="11"/>
-    <w:rsid w:val="00A10FD9"/>
-    <w:rPr>
-      <w:rFonts w:cstheme="majorBidi" w:eastAsiaTheme="majorEastAsia"/>
-      <w:color w:themeColor="text1" w:themeTint="A6" w:val="595959"/>
-      <w:spacing w:val="15"/>
-      <w:sz w:val="28"/>
-      <w:szCs w:val="28"/>
+      <w:sz w:val="30"/>
+      <w:szCs w:val="30"/>
     </w:rPr>
   </w:style>
   <w:style w:customStyle="1" w:styleId="Author" w:type="paragraph">
     <w:name w:val="Author"/>
-    <w:basedOn w:val="Title"/>
     <w:next w:val="BodyText"/>
     <w:qFormat/>
     <w:pPr>
       <w:keepNext/>
       <w:keepLines/>
+      <w:jc w:val="center"/>
     </w:pPr>
-    <w:rPr>
-      <w:sz w:val="24"/>
-      <w:szCs w:val="24"/>
-    </w:rPr>
   </w:style>
   <w:style w:styleId="Date" w:type="paragraph">
     <w:name w:val="Date"/>
-    <w:basedOn w:val="Title"/>
     <w:next w:val="BodyText"/>
     <w:qFormat/>
     <w:pPr>
       <w:keepNext/>
       <w:keepLines/>
+      <w:jc w:val="center"/>
     </w:pPr>
-    <w:rPr>
-      <w:sz w:val="24"/>
-      <w:szCs w:val="24"/>
-    </w:rPr>
   </w:style>
   <w:style w:customStyle="1" w:styleId="AbstractTitle" w:type="paragraph">
     <w:name w:val="Abstract Title"/>
@@ -13249,6 +13804,7 @@
     </w:pPr>
     <w:rPr>
       <w:b/>
+      <w:color w:val="345A8A"/>
       <w:sz w:val="20"/>
       <w:szCs w:val="20"/>
     </w:rPr>
@@ -13277,321 +13833,191 @@
     <w:rPr/>
   </w:style>
   <w:style w:styleId="Heading1" w:type="paragraph">
-    <w:name w:val="heading 1"/>
+    <w:name w:val="Heading 1"/>
     <w:basedOn w:val="Normal"/>
     <w:next w:val="BodyText"/>
-    <w:link w:val="Heading1Char"/>
     <w:uiPriority w:val="9"/>
     <w:qFormat/>
-    <w:rsid w:val="00A10FD9"/>
     <w:pPr>
       <w:keepNext/>
       <w:keepLines/>
-      <w:spacing w:after="80" w:before="360"/>
+      <w:spacing w:after="0" w:before="480"/>
       <w:outlineLvl w:val="0"/>
     </w:pPr>
     <w:rPr>
       <w:rFonts w:asciiTheme="majorHAnsi" w:cstheme="majorBidi" w:eastAsiaTheme="majorEastAsia" w:hAnsiTheme="majorHAnsi"/>
-      <w:color w:themeColor="accent1" w:themeShade="BF" w:val="0F4761"/>
-      <w:sz w:val="40"/>
-      <w:szCs w:val="40"/>
+      <w:b/>
+      <w:bCs/>
+      <w:color w:themeColor="accent1" w:val="4F81BD"/>
+      <w:sz w:val="32"/>
+      <w:szCs w:val="32"/>
     </w:rPr>
   </w:style>
   <w:style w:styleId="Heading2" w:type="paragraph">
-    <w:name w:val="heading 2"/>
+    <w:name w:val="Heading 2"/>
     <w:basedOn w:val="Normal"/>
     <w:next w:val="BodyText"/>
-    <w:link w:val="Heading2Char"/>
     <w:uiPriority w:val="9"/>
-    <w:semiHidden/>
     <w:unhideWhenUsed/>
     <w:qFormat/>
-    <w:rsid w:val="00A10FD9"/>
     <w:pPr>
       <w:keepNext/>
       <w:keepLines/>
-      <w:spacing w:after="80" w:before="160"/>
+      <w:spacing w:after="0" w:before="200"/>
       <w:outlineLvl w:val="1"/>
     </w:pPr>
     <w:rPr>
       <w:rFonts w:asciiTheme="majorHAnsi" w:cstheme="majorBidi" w:eastAsiaTheme="majorEastAsia" w:hAnsiTheme="majorHAnsi"/>
-      <w:color w:themeColor="accent1" w:themeShade="BF" w:val="0F4761"/>
-      <w:sz w:val="32"/>
-      <w:szCs w:val="32"/>
-    </w:rPr>
-  </w:style>
-  <w:style w:styleId="Heading3" w:type="paragraph">
-    <w:name w:val="heading 3"/>
-    <w:basedOn w:val="Normal"/>
-    <w:next w:val="BodyText"/>
-    <w:link w:val="Heading3Char"/>
-    <w:uiPriority w:val="9"/>
-    <w:semiHidden/>
-    <w:unhideWhenUsed/>
-    <w:qFormat/>
-    <w:rsid w:val="00A10FD9"/>
-    <w:pPr>
-      <w:keepNext/>
-      <w:keepLines/>
-      <w:spacing w:after="80" w:before="160"/>
-      <w:outlineLvl w:val="2"/>
-    </w:pPr>
-    <w:rPr>
-      <w:rFonts w:cstheme="majorBidi" w:eastAsiaTheme="majorEastAsia"/>
-      <w:color w:themeColor="accent1" w:themeShade="BF" w:val="0F4761"/>
+      <w:b/>
+      <w:bCs/>
+      <w:color w:themeColor="accent1" w:val="4F81BD"/>
       <w:sz w:val="28"/>
       <w:szCs w:val="28"/>
     </w:rPr>
   </w:style>
-  <w:style w:styleId="Heading4" w:type="paragraph">
-    <w:name w:val="heading 4"/>
+  <w:style w:styleId="Heading3" w:type="paragraph">
+    <w:name w:val="Heading 3"/>
     <w:basedOn w:val="Normal"/>
     <w:next w:val="BodyText"/>
-    <w:link w:val="Heading4Char"/>
     <w:uiPriority w:val="9"/>
-    <w:semiHidden/>
     <w:unhideWhenUsed/>
     <w:qFormat/>
-    <w:rsid w:val="00A10FD9"/>
     <w:pPr>
       <w:keepNext/>
       <w:keepLines/>
-      <w:spacing w:after="40" w:before="80"/>
+      <w:spacing w:after="0" w:before="200"/>
+      <w:outlineLvl w:val="2"/>
+    </w:pPr>
+    <w:rPr>
+      <w:rFonts w:asciiTheme="majorHAnsi" w:cstheme="majorBidi" w:eastAsiaTheme="majorEastAsia" w:hAnsiTheme="majorHAnsi"/>
+      <w:b/>
+      <w:bCs/>
+      <w:color w:themeColor="accent1" w:val="4F81BD"/>
+      <w:sz w:val="24"/>
+      <w:szCs w:val="24"/>
+    </w:rPr>
+  </w:style>
+  <w:style w:styleId="Heading4" w:type="paragraph">
+    <w:name w:val="Heading 4"/>
+    <w:basedOn w:val="Normal"/>
+    <w:next w:val="BodyText"/>
+    <w:uiPriority w:val="9"/>
+    <w:unhideWhenUsed/>
+    <w:qFormat/>
+    <w:pPr>
+      <w:keepNext/>
+      <w:keepLines/>
+      <w:spacing w:after="0" w:before="200"/>
       <w:outlineLvl w:val="3"/>
     </w:pPr>
     <w:rPr>
-      <w:rFonts w:cstheme="majorBidi" w:eastAsiaTheme="majorEastAsia"/>
+      <w:rFonts w:asciiTheme="majorHAnsi" w:cstheme="majorBidi" w:eastAsiaTheme="majorEastAsia" w:hAnsiTheme="majorHAnsi"/>
+      <w:bCs/>
       <w:i/>
-      <w:iCs/>
-      <w:color w:themeColor="accent1" w:themeShade="BF" w:val="0F4761"/>
+      <w:color w:themeColor="accent1" w:val="4F81BD"/>
+      <w:sz w:val="24"/>
+      <w:szCs w:val="24"/>
     </w:rPr>
   </w:style>
   <w:style w:styleId="Heading5" w:type="paragraph">
-    <w:name w:val="heading 5"/>
+    <w:name w:val="Heading 5"/>
     <w:basedOn w:val="Normal"/>
     <w:next w:val="BodyText"/>
-    <w:link w:val="Heading5Char"/>
     <w:uiPriority w:val="9"/>
-    <w:semiHidden/>
     <w:unhideWhenUsed/>
     <w:qFormat/>
-    <w:rsid w:val="00A10FD9"/>
     <w:pPr>
       <w:keepNext/>
       <w:keepLines/>
-      <w:spacing w:after="40" w:before="80"/>
+      <w:spacing w:after="0" w:before="200"/>
       <w:outlineLvl w:val="4"/>
     </w:pPr>
     <w:rPr>
-      <w:rFonts w:cstheme="majorBidi" w:eastAsiaTheme="majorEastAsia"/>
-      <w:color w:themeColor="accent1" w:themeShade="BF" w:val="0F4761"/>
+      <w:rFonts w:asciiTheme="majorHAnsi" w:cstheme="majorBidi" w:eastAsiaTheme="majorEastAsia" w:hAnsiTheme="majorHAnsi"/>
+      <w:iCs/>
+      <w:color w:themeColor="accent1" w:val="4F81BD"/>
+      <w:sz w:val="24"/>
+      <w:szCs w:val="24"/>
     </w:rPr>
   </w:style>
   <w:style w:styleId="Heading6" w:type="paragraph">
-    <w:name w:val="heading 6"/>
+    <w:name w:val="Heading 6"/>
     <w:basedOn w:val="Normal"/>
     <w:next w:val="BodyText"/>
-    <w:link w:val="Heading6Char"/>
     <w:uiPriority w:val="9"/>
-    <w:semiHidden/>
     <w:unhideWhenUsed/>
     <w:qFormat/>
-    <w:rsid w:val="00A10FD9"/>
     <w:pPr>
       <w:keepNext/>
       <w:keepLines/>
-      <w:spacing w:after="0" w:before="40"/>
+      <w:spacing w:after="0" w:before="200"/>
       <w:outlineLvl w:val="5"/>
     </w:pPr>
     <w:rPr>
-      <w:rFonts w:cstheme="majorBidi" w:eastAsiaTheme="majorEastAsia"/>
-      <w:i/>
-      <w:iCs/>
-      <w:color w:themeColor="text1" w:themeTint="A6" w:val="595959"/>
+      <w:rFonts w:asciiTheme="majorHAnsi" w:cstheme="majorBidi" w:eastAsiaTheme="majorEastAsia" w:hAnsiTheme="majorHAnsi"/>
+      <w:color w:themeColor="accent1" w:val="4F81BD"/>
+      <w:sz w:val="24"/>
+      <w:szCs w:val="24"/>
     </w:rPr>
   </w:style>
   <w:style w:styleId="Heading7" w:type="paragraph">
-    <w:name w:val="heading 7"/>
+    <w:name w:val="Heading 7"/>
     <w:basedOn w:val="Normal"/>
     <w:next w:val="BodyText"/>
-    <w:link w:val="Heading7Char"/>
     <w:uiPriority w:val="9"/>
-    <w:semiHidden/>
     <w:unhideWhenUsed/>
     <w:qFormat/>
-    <w:rsid w:val="00A10FD9"/>
     <w:pPr>
       <w:keepNext/>
       <w:keepLines/>
-      <w:spacing w:after="0" w:before="40"/>
+      <w:spacing w:after="0" w:before="200"/>
       <w:outlineLvl w:val="6"/>
     </w:pPr>
     <w:rPr>
-      <w:rFonts w:cstheme="majorBidi" w:eastAsiaTheme="majorEastAsia"/>
-      <w:color w:themeColor="text1" w:themeTint="A6" w:val="595959"/>
+      <w:rFonts w:asciiTheme="majorHAnsi" w:cstheme="majorBidi" w:eastAsiaTheme="majorEastAsia" w:hAnsiTheme="majorHAnsi"/>
+      <w:color w:themeColor="accent1" w:val="4F81BD"/>
+      <w:sz w:val="24"/>
+      <w:szCs w:val="24"/>
     </w:rPr>
   </w:style>
   <w:style w:styleId="Heading8" w:type="paragraph">
-    <w:name w:val="heading 8"/>
+    <w:name w:val="Heading 8"/>
     <w:basedOn w:val="Normal"/>
     <w:next w:val="BodyText"/>
-    <w:link w:val="Heading8Char"/>
     <w:uiPriority w:val="9"/>
-    <w:semiHidden/>
     <w:unhideWhenUsed/>
     <w:qFormat/>
-    <w:rsid w:val="00A10FD9"/>
     <w:pPr>
       <w:keepNext/>
       <w:keepLines/>
-      <w:spacing w:after="0"/>
+      <w:spacing w:after="0" w:before="200"/>
       <w:outlineLvl w:val="7"/>
     </w:pPr>
     <w:rPr>
-      <w:rFonts w:cstheme="majorBidi" w:eastAsiaTheme="majorEastAsia"/>
-      <w:i/>
-      <w:iCs/>
-      <w:color w:themeColor="text1" w:themeTint="D8" w:val="272727"/>
+      <w:rFonts w:asciiTheme="majorHAnsi" w:cstheme="majorBidi" w:eastAsiaTheme="majorEastAsia" w:hAnsiTheme="majorHAnsi"/>
+      <w:color w:themeColor="accent1" w:val="4F81BD"/>
+      <w:sz w:val="24"/>
+      <w:szCs w:val="24"/>
     </w:rPr>
   </w:style>
   <w:style w:styleId="Heading9" w:type="paragraph">
-    <w:name w:val="heading 9"/>
+    <w:name w:val="Heading 9"/>
     <w:basedOn w:val="Normal"/>
     <w:next w:val="BodyText"/>
-    <w:link w:val="Heading9Char"/>
     <w:uiPriority w:val="9"/>
-    <w:semiHidden/>
     <w:unhideWhenUsed/>
     <w:qFormat/>
-    <w:rsid w:val="00A10FD9"/>
     <w:pPr>
       <w:keepNext/>
       <w:keepLines/>
-      <w:spacing w:after="0"/>
+      <w:spacing w:after="0" w:before="200"/>
       <w:outlineLvl w:val="8"/>
     </w:pPr>
     <w:rPr>
-      <w:rFonts w:cstheme="majorBidi" w:eastAsiaTheme="majorEastAsia"/>
-      <w:color w:themeColor="text1" w:themeTint="D8" w:val="272727"/>
-    </w:rPr>
-  </w:style>
-  <w:style w:customStyle="1" w:styleId="Heading1Char" w:type="character">
-    <w:name w:val="Heading 1 Char"/>
-    <w:basedOn w:val="DefaultParagraphFont"/>
-    <w:link w:val="Heading1"/>
-    <w:uiPriority w:val="9"/>
-    <w:rsid w:val="00A10FD9"/>
-    <w:rPr>
       <w:rFonts w:asciiTheme="majorHAnsi" w:cstheme="majorBidi" w:eastAsiaTheme="majorEastAsia" w:hAnsiTheme="majorHAnsi"/>
-      <w:color w:themeColor="accent1" w:themeShade="BF" w:val="0F4761"/>
-      <w:sz w:val="40"/>
-      <w:szCs w:val="40"/>
-    </w:rPr>
-  </w:style>
-  <w:style w:customStyle="1" w:styleId="Heading2Char" w:type="character">
-    <w:name w:val="Heading 2 Char"/>
-    <w:basedOn w:val="DefaultParagraphFont"/>
-    <w:link w:val="Heading2"/>
-    <w:uiPriority w:val="9"/>
-    <w:semiHidden/>
-    <w:rsid w:val="00A10FD9"/>
-    <w:rPr>
-      <w:rFonts w:asciiTheme="majorHAnsi" w:cstheme="majorBidi" w:eastAsiaTheme="majorEastAsia" w:hAnsiTheme="majorHAnsi"/>
-      <w:color w:themeColor="accent1" w:themeShade="BF" w:val="0F4761"/>
-      <w:sz w:val="32"/>
-      <w:szCs w:val="32"/>
-    </w:rPr>
-  </w:style>
-  <w:style w:customStyle="1" w:styleId="Heading3Char" w:type="character">
-    <w:name w:val="Heading 3 Char"/>
-    <w:basedOn w:val="DefaultParagraphFont"/>
-    <w:link w:val="Heading3"/>
-    <w:uiPriority w:val="9"/>
-    <w:semiHidden/>
-    <w:rsid w:val="00A10FD9"/>
-    <w:rPr>
-      <w:rFonts w:cstheme="majorBidi" w:eastAsiaTheme="majorEastAsia"/>
-      <w:color w:themeColor="accent1" w:themeShade="BF" w:val="0F4761"/>
-      <w:sz w:val="28"/>
-      <w:szCs w:val="28"/>
-    </w:rPr>
-  </w:style>
-  <w:style w:customStyle="1" w:styleId="Heading4Char" w:type="character">
-    <w:name w:val="Heading 4 Char"/>
-    <w:basedOn w:val="DefaultParagraphFont"/>
-    <w:link w:val="Heading4"/>
-    <w:uiPriority w:val="9"/>
-    <w:semiHidden/>
-    <w:rsid w:val="00A10FD9"/>
-    <w:rPr>
-      <w:rFonts w:cstheme="majorBidi" w:eastAsiaTheme="majorEastAsia"/>
-      <w:i/>
-      <w:iCs/>
-      <w:color w:themeColor="accent1" w:themeShade="BF" w:val="0F4761"/>
-    </w:rPr>
-  </w:style>
-  <w:style w:customStyle="1" w:styleId="Heading5Char" w:type="character">
-    <w:name w:val="Heading 5 Char"/>
-    <w:basedOn w:val="DefaultParagraphFont"/>
-    <w:link w:val="Heading5"/>
-    <w:uiPriority w:val="9"/>
-    <w:semiHidden/>
-    <w:rsid w:val="00A10FD9"/>
-    <w:rPr>
-      <w:rFonts w:cstheme="majorBidi" w:eastAsiaTheme="majorEastAsia"/>
-      <w:color w:themeColor="accent1" w:themeShade="BF" w:val="0F4761"/>
-    </w:rPr>
-  </w:style>
-  <w:style w:customStyle="1" w:styleId="Heading6Char" w:type="character">
-    <w:name w:val="Heading 6 Char"/>
-    <w:basedOn w:val="DefaultParagraphFont"/>
-    <w:link w:val="Heading6"/>
-    <w:uiPriority w:val="9"/>
-    <w:semiHidden/>
-    <w:rsid w:val="00A10FD9"/>
-    <w:rPr>
-      <w:rFonts w:cstheme="majorBidi" w:eastAsiaTheme="majorEastAsia"/>
-      <w:i/>
-      <w:iCs/>
-      <w:color w:themeColor="text1" w:themeTint="A6" w:val="595959"/>
-    </w:rPr>
-  </w:style>
-  <w:style w:customStyle="1" w:styleId="Heading7Char" w:type="character">
-    <w:name w:val="Heading 7 Char"/>
-    <w:basedOn w:val="DefaultParagraphFont"/>
-    <w:link w:val="Heading7"/>
-    <w:uiPriority w:val="9"/>
-    <w:semiHidden/>
-    <w:rsid w:val="00A10FD9"/>
-    <w:rPr>
-      <w:rFonts w:cstheme="majorBidi" w:eastAsiaTheme="majorEastAsia"/>
-      <w:color w:themeColor="text1" w:themeTint="A6" w:val="595959"/>
-    </w:rPr>
-  </w:style>
-  <w:style w:customStyle="1" w:styleId="Heading8Char" w:type="character">
-    <w:name w:val="Heading 8 Char"/>
-    <w:basedOn w:val="DefaultParagraphFont"/>
-    <w:link w:val="Heading8"/>
-    <w:uiPriority w:val="9"/>
-    <w:semiHidden/>
-    <w:rsid w:val="00A10FD9"/>
-    <w:rPr>
-      <w:rFonts w:cstheme="majorBidi" w:eastAsiaTheme="majorEastAsia"/>
-      <w:i/>
-      <w:iCs/>
-      <w:color w:themeColor="text1" w:themeTint="D8" w:val="272727"/>
-    </w:rPr>
-  </w:style>
-  <w:style w:customStyle="1" w:styleId="Heading9Char" w:type="character">
-    <w:name w:val="Heading 9 Char"/>
-    <w:basedOn w:val="DefaultParagraphFont"/>
-    <w:link w:val="Heading9"/>
-    <w:uiPriority w:val="9"/>
-    <w:semiHidden/>
-    <w:rsid w:val="00A10FD9"/>
-    <w:rPr>
-      <w:rFonts w:cstheme="majorBidi" w:eastAsiaTheme="majorEastAsia"/>
-      <w:color w:themeColor="text1" w:themeTint="D8" w:val="272727"/>
+      <w:color w:themeColor="accent1" w:val="4F81BD"/>
+      <w:sz w:val="24"/>
+      <w:szCs w:val="24"/>
     </w:rPr>
   </w:style>
   <w:style w:styleId="BlockText" w:type="paragraph">
@@ -13616,8 +14042,8 @@
   </w:style>
   <w:style w:styleId="FootnoteBlockText" w:type="paragraph">
     <w:name w:val="Footnote Block Text"/>
-    <w:basedOn w:val="FootnoteText"/>
-    <w:next w:val="FootnoteText"/>
+    <w:basedOn w:val="Footnote Text"/>
+    <w:next w:val="Footnote Text"/>
     <w:uiPriority w:val="9"/>
     <w:unhideWhenUsed/>
     <w:qFormat/>
@@ -13647,6 +14073,13 @@
       </w:tblCellMar>
     </w:tblPr>
     <w:tblStylePr w:type="firstRow">
+      <w:tblPr>
+        <w:jc w:val="left"/>
+        <w:tblInd w:type="dxa" w:w="0"/>
+      </w:tblPr>
+      <w:trPr>
+        <w:jc w:val="left"/>
+      </w:trPr>
       <w:tcPr>
         <w:tcBorders>
           <w:bottom w:val="single"/>
@@ -14002,44 +14435,44 @@
         <a:sysClr val="window" lastClr="FFFFFF"/>
       </a:lt1>
       <a:dk2>
-        <a:srgbClr val="0E2841"/>
+        <a:srgbClr val="1F497D"/>
       </a:dk2>
       <a:lt2>
-        <a:srgbClr val="E8E8E8"/>
+        <a:srgbClr val="EEECE1"/>
       </a:lt2>
       <a:accent1>
-        <a:srgbClr val="156082"/>
+        <a:srgbClr val="4F81BD"/>
       </a:accent1>
       <a:accent2>
-        <a:srgbClr val="E97132"/>
+        <a:srgbClr val="C0504D"/>
       </a:accent2>
       <a:accent3>
-        <a:srgbClr val="196B24"/>
+        <a:srgbClr val="9BBB59"/>
       </a:accent3>
       <a:accent4>
-        <a:srgbClr val="0F9ED5"/>
+        <a:srgbClr val="8064A2"/>
       </a:accent4>
       <a:accent5>
-        <a:srgbClr val="A02B93"/>
+        <a:srgbClr val="4BACC6"/>
       </a:accent5>
       <a:accent6>
-        <a:srgbClr val="4EA72E"/>
+        <a:srgbClr val="F79646"/>
       </a:accent6>
       <a:hlink>
-        <a:srgbClr val="467886"/>
+        <a:srgbClr val="0000FF"/>
       </a:hlink>
       <a:folHlink>
-        <a:srgbClr val="96607D"/>
+        <a:srgbClr val="800080"/>
       </a:folHlink>
     </a:clrScheme>
     <a:fontScheme name="Office">
       <a:majorFont>
-        <a:latin typeface="Aptos Display" panose="02110004020202020204"/>
+        <a:latin typeface="Calibri"/>
         <a:ea typeface=""/>
         <a:cs typeface=""/>
-        <a:font script="Jpan" typeface="游ゴシック Light"/>
+        <a:font script="Jpan" typeface="ＭＳ ゴシック"/>
         <a:font script="Hang" typeface="맑은 고딕"/>
-        <a:font script="Hans" typeface="等线 Light"/>
+        <a:font script="Hans" typeface="宋体"/>
         <a:font script="Hant" typeface="新細明體"/>
         <a:font script="Arab" typeface="Times New Roman"/>
         <a:font script="Hebr" typeface="Times New Roman"/>
@@ -14066,32 +14499,14 @@
         <a:font script="Mong" typeface="Mongolian Baiti"/>
         <a:font script="Viet" typeface="Times New Roman"/>
         <a:font script="Uigh" typeface="Microsoft Uighur"/>
-        <a:font script="Geor" typeface="Sylfaen"/>
-        <a:font script="Armn" typeface="Arial"/>
-        <a:font script="Bugi" typeface="Leelawadee UI"/>
-        <a:font script="Bopo" typeface="Microsoft JhengHei"/>
-        <a:font script="Java" typeface="Javanese Text"/>
-        <a:font script="Lisu" typeface="Segoe UI"/>
-        <a:font script="Mymr" typeface="Myanmar Text"/>
-        <a:font script="Nkoo" typeface="Ebrima"/>
-        <a:font script="Olck" typeface="Nirmala UI"/>
-        <a:font script="Osma" typeface="Ebrima"/>
-        <a:font script="Phag" typeface="Phagspa"/>
-        <a:font script="Syrn" typeface="Estrangelo Edessa"/>
-        <a:font script="Syrj" typeface="Estrangelo Edessa"/>
-        <a:font script="Syre" typeface="Estrangelo Edessa"/>
-        <a:font script="Sora" typeface="Nirmala UI"/>
-        <a:font script="Tale" typeface="Microsoft Tai Le"/>
-        <a:font script="Talu" typeface="Microsoft New Tai Lue"/>
-        <a:font script="Tfng" typeface="Ebrima"/>
       </a:majorFont>
       <a:minorFont>
-        <a:latin typeface="Aptos" panose="02110004020202020204"/>
+        <a:latin typeface="Cambria"/>
         <a:ea typeface=""/>
         <a:cs typeface=""/>
-        <a:font script="Jpan" typeface="游明朝"/>
+        <a:font script="Jpan" typeface="ＭＳ 明朝"/>
         <a:font script="Hang" typeface="맑은 고딕"/>
-        <a:font script="Hans" typeface="等线"/>
+        <a:font script="Hans" typeface="宋体"/>
         <a:font script="Hant" typeface="新細明體"/>
         <a:font script="Arab" typeface="Arial"/>
         <a:font script="Hebr" typeface="Arial"/>
@@ -14118,24 +14533,6 @@
         <a:font script="Mong" typeface="Mongolian Baiti"/>
         <a:font script="Viet" typeface="Arial"/>
         <a:font script="Uigh" typeface="Microsoft Uighur"/>
-        <a:font script="Geor" typeface="Sylfaen"/>
-        <a:font script="Armn" typeface="Arial"/>
-        <a:font script="Bugi" typeface="Leelawadee UI"/>
-        <a:font script="Bopo" typeface="Microsoft JhengHei"/>
-        <a:font script="Java" typeface="Javanese Text"/>
-        <a:font script="Lisu" typeface="Segoe UI"/>
-        <a:font script="Mymr" typeface="Myanmar Text"/>
-        <a:font script="Nkoo" typeface="Ebrima"/>
-        <a:font script="Olck" typeface="Nirmala UI"/>
-        <a:font script="Osma" typeface="Ebrima"/>
-        <a:font script="Phag" typeface="Phagspa"/>
-        <a:font script="Syrn" typeface="Estrangelo Edessa"/>
-        <a:font script="Syrj" typeface="Estrangelo Edessa"/>
-        <a:font script="Syre" typeface="Estrangelo Edessa"/>
-        <a:font script="Sora" typeface="Nirmala UI"/>
-        <a:font script="Tale" typeface="Microsoft Tai Le"/>
-        <a:font script="Talu" typeface="Microsoft New Tai Lue"/>
-        <a:font script="Tfng" typeface="Ebrima"/>
       </a:minorFont>
     </a:fontScheme>
     <a:fmtScheme name="Office">
@@ -14147,141 +14544,200 @@
           <a:gsLst>
             <a:gs pos="0">
               <a:schemeClr val="phClr">
-                <a:lumMod val="110000"/>
-                <a:satMod val="105000"/>
-                <a:tint val="67000"/>
+                <a:tint val="50000"/>
+                <a:satMod val="300000"/>
               </a:schemeClr>
             </a:gs>
-            <a:gs pos="50000">
+            <a:gs pos="35000">
               <a:schemeClr val="phClr">
-                <a:lumMod val="105000"/>
-                <a:satMod val="103000"/>
-                <a:tint val="73000"/>
+                <a:tint val="37000"/>
+                <a:satMod val="300000"/>
               </a:schemeClr>
             </a:gs>
             <a:gs pos="100000">
               <a:schemeClr val="phClr">
-                <a:lumMod val="105000"/>
-                <a:satMod val="109000"/>
-                <a:tint val="81000"/>
+                <a:tint val="15000"/>
+                <a:satMod val="350000"/>
               </a:schemeClr>
             </a:gs>
           </a:gsLst>
-          <a:lin ang="5400000" scaled="0"/>
+          <a:lin ang="16200000" scaled="1"/>
         </a:gradFill>
         <a:gradFill rotWithShape="1">
           <a:gsLst>
             <a:gs pos="0">
               <a:schemeClr val="phClr">
-                <a:satMod val="103000"/>
-                <a:lumMod val="102000"/>
-                <a:tint val="94000"/>
-              </a:schemeClr>
-            </a:gs>
-            <a:gs pos="50000">
-              <a:schemeClr val="phClr">
-                <a:satMod val="110000"/>
-                <a:lumMod val="100000"/>
+                <a:tint val="100000"/>
                 <a:shade val="100000"/>
+                <a:satMod val="130000"/>
               </a:schemeClr>
             </a:gs>
             <a:gs pos="100000">
               <a:schemeClr val="phClr">
-                <a:lumMod val="99000"/>
-                <a:satMod val="120000"/>
-                <a:shade val="78000"/>
+                <a:tint val="50000"/>
+                <a:shade val="100000"/>
+                <a:satMod val="350000"/>
               </a:schemeClr>
             </a:gs>
           </a:gsLst>
-          <a:lin ang="5400000" scaled="0"/>
+          <a:lin ang="16200000" scaled="0"/>
         </a:gradFill>
       </a:fillStyleLst>
       <a:lnStyleLst>
-        <a:ln w="6350" cap="flat" cmpd="sng" algn="ctr">
+        <a:ln w="9525" cap="flat" cmpd="sng" algn="ctr">
+          <a:solidFill>
+            <a:schemeClr val="phClr">
+              <a:shade val="95000"/>
+              <a:satMod val="105000"/>
+            </a:schemeClr>
+          </a:solidFill>
+          <a:prstDash val="solid"/>
+        </a:ln>
+        <a:ln w="25400" cap="flat" cmpd="sng" algn="ctr">
           <a:solidFill>
             <a:schemeClr val="phClr"/>
           </a:solidFill>
           <a:prstDash val="solid"/>
-          <a:miter lim="800000"/>
         </a:ln>
-        <a:ln w="12700" cap="flat" cmpd="sng" algn="ctr">
+        <a:ln w="38100" cap="flat" cmpd="sng" algn="ctr">
           <a:solidFill>
             <a:schemeClr val="phClr"/>
           </a:solidFill>
           <a:prstDash val="solid"/>
-          <a:miter lim="800000"/>
-        </a:ln>
-        <a:ln w="19050" cap="flat" cmpd="sng" algn="ctr">
-          <a:solidFill>
-            <a:schemeClr val="phClr"/>
-          </a:solidFill>
-          <a:prstDash val="solid"/>
-          <a:miter lim="800000"/>
         </a:ln>
       </a:lnStyleLst>
       <a:effectStyleLst>
         <a:effectStyle>
-          <a:effectLst/>
-        </a:effectStyle>
-        <a:effectStyle>
-          <a:effectLst/>
+          <a:effectLst>
+            <a:outerShdw blurRad="40000" dist="20000" dir="5400000" rotWithShape="0">
+              <a:srgbClr val="000000">
+                <a:alpha val="38000"/>
+              </a:srgbClr>
+            </a:outerShdw>
+          </a:effectLst>
         </a:effectStyle>
         <a:effectStyle>
           <a:effectLst>
-            <a:outerShdw blurRad="57150" dist="19050" dir="5400000" algn="ctr" rotWithShape="0">
+            <a:outerShdw blurRad="40000" dist="23000" dir="5400000" rotWithShape="0">
               <a:srgbClr val="000000">
-                <a:alpha val="63000"/>
+                <a:alpha val="35000"/>
               </a:srgbClr>
             </a:outerShdw>
           </a:effectLst>
+        </a:effectStyle>
+        <a:effectStyle>
+          <a:effectLst>
+            <a:outerShdw blurRad="40000" dist="23000" dir="5400000" rotWithShape="0">
+              <a:srgbClr val="000000">
+                <a:alpha val="35000"/>
+              </a:srgbClr>
+            </a:outerShdw>
+          </a:effectLst>
+          <a:scene3d>
+            <a:camera prst="orthographicFront">
+              <a:rot lat="0" lon="0" rev="0"/>
+            </a:camera>
+            <a:lightRig rig="threePt" dir="t">
+              <a:rot lat="0" lon="0" rev="1200000"/>
+            </a:lightRig>
+          </a:scene3d>
+          <a:sp3d>
+            <a:bevelT w="63500" h="25400"/>
+          </a:sp3d>
         </a:effectStyle>
       </a:effectStyleLst>
       <a:bgFillStyleLst>
         <a:solidFill>
           <a:schemeClr val="phClr"/>
         </a:solidFill>
-        <a:solidFill>
-          <a:schemeClr val="phClr">
-            <a:tint val="95000"/>
-            <a:satMod val="170000"/>
-          </a:schemeClr>
-        </a:solidFill>
         <a:gradFill rotWithShape="1">
           <a:gsLst>
             <a:gs pos="0">
               <a:schemeClr val="phClr">
-                <a:tint val="93000"/>
-                <a:satMod val="150000"/>
-                <a:shade val="98000"/>
-                <a:lumMod val="102000"/>
+                <a:tint val="40000"/>
+                <a:satMod val="350000"/>
               </a:schemeClr>
             </a:gs>
-            <a:gs pos="50000">
+            <a:gs pos="40000">
               <a:schemeClr val="phClr">
-                <a:tint val="98000"/>
-                <a:satMod val="130000"/>
-                <a:shade val="90000"/>
-                <a:lumMod val="103000"/>
+                <a:tint val="45000"/>
+                <a:shade val="99000"/>
+                <a:satMod val="350000"/>
               </a:schemeClr>
             </a:gs>
             <a:gs pos="100000">
               <a:schemeClr val="phClr">
-                <a:shade val="63000"/>
-                <a:satMod val="120000"/>
+                <a:shade val="20000"/>
+                <a:satMod val="255000"/>
               </a:schemeClr>
             </a:gs>
           </a:gsLst>
-          <a:lin ang="5400000" scaled="0"/>
+          <a:path path="circle">
+            <a:fillToRect l="50000" t="-80000" r="50000" b="180000"/>
+          </a:path>
+        </a:gradFill>
+        <a:gradFill rotWithShape="1">
+          <a:gsLst>
+            <a:gs pos="0">
+              <a:schemeClr val="phClr">
+                <a:tint val="80000"/>
+                <a:satMod val="300000"/>
+              </a:schemeClr>
+            </a:gs>
+            <a:gs pos="100000">
+              <a:schemeClr val="phClr">
+                <a:shade val="30000"/>
+                <a:satMod val="200000"/>
+              </a:schemeClr>
+            </a:gs>
+          </a:gsLst>
+          <a:path path="circle">
+            <a:fillToRect l="50000" t="50000" r="50000" b="50000"/>
+          </a:path>
         </a:gradFill>
       </a:bgFillStyleLst>
     </a:fmtScheme>
   </a:themeElements>
-  <a:objectDefaults/>
+  <a:objectDefaults>
+    <a:spDef>
+      <a:spPr/>
+      <a:bodyPr/>
+      <a:lstStyle/>
+      <a:style>
+        <a:lnRef idx="1">
+          <a:schemeClr val="accent1"/>
+        </a:lnRef>
+        <a:fillRef idx="3">
+          <a:schemeClr val="accent1"/>
+        </a:fillRef>
+        <a:effectRef idx="2">
+          <a:schemeClr val="accent1"/>
+        </a:effectRef>
+        <a:fontRef idx="minor">
+          <a:schemeClr val="lt1"/>
+        </a:fontRef>
+      </a:style>
+    </a:spDef>
+    <a:lnDef>
+      <a:spPr/>
+      <a:bodyPr/>
+      <a:lstStyle/>
+      <a:style>
+        <a:lnRef idx="2">
+          <a:schemeClr val="accent1"/>
+        </a:lnRef>
+        <a:fillRef idx="0">
+          <a:schemeClr val="accent1"/>
+        </a:fillRef>
+        <a:effectRef idx="1">
+          <a:schemeClr val="accent1"/>
+        </a:effectRef>
+        <a:fontRef idx="minor">
+          <a:schemeClr val="tx1"/>
+        </a:fontRef>
+      </a:style>
+    </a:lnDef>
+  </a:objectDefaults>
   <a:extraClrSchemeLst/>
-  <a:extLst>
-    <a:ext uri="{05A4C25C-085E-4340-85A3-A5531E510DB2}">
-      <thm15:themeFamily xmlns:thm15="http://schemas.microsoft.com/office/thememl/2012/main" name="Office Theme" id="{2E142A2C-CD16-42D6-873A-C26D2A0506FA}" vid="{1BDDFF52-6CD6-40A5-AB3C-68EB2F1E4D0A}"/>
-    </a:ext>
-  </a:extLst>
 </a:theme>
 </file>
--- a/docx/03-capa-de-enlace/03-capa-de-enlace.docx
+++ b/docx/03-capa-de-enlace/03-capa-de-enlace.docx
@@ -3307,7 +3307,7 @@
     </w:p>
     <w:bookmarkEnd w:id="45"/>
     <w:bookmarkEnd w:id="46"/>
-    <w:bookmarkStart w:id="61" w:name="direcciones-mac"/>
+    <w:bookmarkStart w:id="64" w:name="direcciones-mac"/>
     <w:p>
       <w:pPr>
         <w:pStyle w:val="Heading1"/>
@@ -3927,7 +3927,7 @@
       </w:r>
     </w:p>
     <w:bookmarkEnd w:id="51"/>
-    <w:bookmarkStart w:id="52" w:name="unicast-multicast-y-broadcast"/>
+    <w:bookmarkStart w:id="55" w:name="unicast-multicast-y-broadcast"/>
     <w:p>
       <w:pPr>
         <w:pStyle w:val="Heading2"/>
@@ -4057,6 +4057,70 @@
       </w:r>
       <w:r>
         <w:t xml:space="preserve">(la cambias tú).</w:t>
+      </w:r>
+    </w:p>
+    <w:p>
+      <w:pPr>
+        <w:pStyle w:val="CaptionedFigure"/>
+      </w:pPr>
+      <w:r>
+        <w:drawing>
+          <wp:inline>
+            <wp:extent cx="5334000" cy="2905125"/>
+            <wp:effectExtent b="0" l="0" r="0" t="0"/>
+            <wp:docPr descr="Unicast, multicast y broadcast: una tarjeta concreta, solo las del grupo o todas a la vez, según el bit I/G del primer byte" title="" id="53" name="Picture"/>
+            <a:graphic>
+              <a:graphicData uri="http://schemas.openxmlformats.org/drawingml/2006/picture">
+                <pic:pic>
+                  <pic:nvPicPr>
+                    <pic:cNvPr descr="public/diagrams/u03-unicast-multicast-broadcast.svg" id="54" name="Picture"/>
+                    <pic:cNvPicPr>
+                      <a:picLocks noChangeArrowheads="1" noChangeAspect="1"/>
+                    </pic:cNvPicPr>
+                  </pic:nvPicPr>
+                  <pic:blipFill>
+                    <a:blip>
+                      <a:extLst>
+                        <a:ext uri="{28A0092B-C50C-407E-A947-70E740481C1C}">
+                          <a14:useLocalDpi xmlns:a14="http://schemas.microsoft.com/office/drawing/2010/main" val="0"/>
+                        </a:ext>
+                        <a:ext uri="{96DAC541-7B7A-43D3-8B79-37D633B846F1}">
+                          <asvg:svgBlip xmlns:asvg="http://schemas.microsoft.com/office/drawing/2016/SVG/main" r:embed="rId52"/>
+                        </a:ext>
+                      </a:extLst>
+                    </a:blip>
+                    <a:stretch>
+                      <a:fillRect/>
+                    </a:stretch>
+                  </pic:blipFill>
+                  <pic:spPr bwMode="auto">
+                    <a:xfrm>
+                      <a:off x="0" y="0"/>
+                      <a:ext cx="5334000" cy="2905125"/>
+                    </a:xfrm>
+                    <a:prstGeom prst="rect">
+                      <a:avLst/>
+                    </a:prstGeom>
+                    <a:noFill/>
+                    <a:ln w="9525">
+                      <a:noFill/>
+                      <a:headEnd/>
+                      <a:tailEnd/>
+                    </a:ln>
+                  </pic:spPr>
+                </pic:pic>
+              </a:graphicData>
+            </a:graphic>
+          </wp:inline>
+        </w:drawing>
+      </w:r>
+    </w:p>
+    <w:p>
+      <w:pPr>
+        <w:pStyle w:val="ImageCaption"/>
+      </w:pPr>
+      <w:r>
+        <w:t xml:space="preserve">Unicast, multicast y broadcast: una tarjeta concreta, solo las del grupo o todas a la vez, según el bit I/G del primer byte</w:t>
       </w:r>
     </w:p>
     <w:tbl>
@@ -4304,8 +4368,8 @@
         </w:pict>
       </w:r>
     </w:p>
-    <w:bookmarkEnd w:id="52"/>
-    <w:bookmarkStart w:id="53" w:name="mac-frente-a-ip-dos-carnés-dos-ámbitos"/>
+    <w:bookmarkEnd w:id="55"/>
+    <w:bookmarkStart w:id="56" w:name="mac-frente-a-ip-dos-carnés-dos-ámbitos"/>
     <w:p>
       <w:pPr>
         <w:pStyle w:val="Heading2"/>
@@ -4712,8 +4776,8 @@
         </w:pict>
       </w:r>
     </w:p>
-    <w:bookmarkEnd w:id="53"/>
-    <w:bookmarkStart w:id="55" w:name="dónde-vive-y-cómo-la-ves"/>
+    <w:bookmarkEnd w:id="56"/>
+    <w:bookmarkStart w:id="58" w:name="dónde-vive-y-cómo-la-ves"/>
     <w:p>
       <w:pPr>
         <w:pStyle w:val="Heading2"/>
@@ -4862,7 +4926,7 @@
       <w:r>
         <w:t xml:space="preserve"> </w:t>
       </w:r>
-      <w:hyperlink r:id="rId54">
+      <w:hyperlink r:id="rId57">
         <w:r>
           <w:rPr>
             <w:rStyle w:val="Hyperlink"/>
@@ -4983,8 +5047,8 @@
         </w:pict>
       </w:r>
     </w:p>
-    <w:bookmarkEnd w:id="55"/>
-    <w:bookmarkStart w:id="57" w:name="el-puente-con-ip-arp-solo-la-puerta"/>
+    <w:bookmarkEnd w:id="58"/>
+    <w:bookmarkStart w:id="60" w:name="el-puente-con-ip-arp-solo-la-puerta"/>
     <w:p>
       <w:pPr>
         <w:pStyle w:val="Heading2"/>
@@ -5045,7 +5109,7 @@
       <w:r>
         <w:t xml:space="preserve"> </w:t>
       </w:r>
-      <w:hyperlink r:id="rId56">
+      <w:hyperlink r:id="rId59">
         <w:r>
           <w:rPr>
             <w:rStyle w:val="Hyperlink"/>
@@ -5077,8 +5141,8 @@
         </w:pict>
       </w:r>
     </w:p>
-    <w:bookmarkEnd w:id="57"/>
-    <w:bookmarkStart w:id="58" w:name="mini-chequeo-1"/>
+    <w:bookmarkEnd w:id="60"/>
+    <w:bookmarkStart w:id="61" w:name="mini-chequeo-1"/>
     <w:p>
       <w:pPr>
         <w:pStyle w:val="Heading2"/>
@@ -5311,8 +5375,8 @@
         </w:pict>
       </w:r>
     </w:p>
-    <w:bookmarkEnd w:id="58"/>
-    <w:bookmarkStart w:id="59" w:name="resumen-en-3-frases-1"/>
+    <w:bookmarkEnd w:id="61"/>
+    <w:bookmarkStart w:id="62" w:name="resumen-en-3-frases-1"/>
     <w:p>
       <w:pPr>
         <w:pStyle w:val="Heading2"/>
@@ -5437,8 +5501,8 @@
         <w:t xml:space="preserve">y ARP son el puente entre ambos mundos: sin MAC no hay trama, y ARP traduce la IP que conoces en la MAC que necesitas.</w:t>
       </w:r>
     </w:p>
-    <w:bookmarkEnd w:id="59"/>
-    <w:bookmarkStart w:id="60" w:name="vocabulario-rápido-1"/>
+    <w:bookmarkEnd w:id="62"/>
+    <w:bookmarkStart w:id="63" w:name="vocabulario-rápido-1"/>
     <w:p>
       <w:pPr>
         <w:pStyle w:val="Heading2"/>
@@ -5699,9 +5763,9 @@
         </w:r>
       </w:hyperlink>
     </w:p>
-    <w:bookmarkEnd w:id="60"/>
-    <w:bookmarkEnd w:id="61"/>
-    <w:bookmarkStart w:id="74" w:name="la-trama-ethernet"/>
+    <w:bookmarkEnd w:id="63"/>
+    <w:bookmarkEnd w:id="64"/>
+    <w:bookmarkStart w:id="77" w:name="la-trama-ethernet"/>
     <w:p>
       <w:pPr>
         <w:pStyle w:val="Heading1"/>
@@ -5765,7 +5829,7 @@
         </w:pict>
       </w:r>
     </w:p>
-    <w:bookmarkStart w:id="62" w:name="la-idea-en-una-frase-2"/>
+    <w:bookmarkStart w:id="65" w:name="la-idea-en-una-frase-2"/>
     <w:p>
       <w:pPr>
         <w:pStyle w:val="Heading2"/>
@@ -5929,8 +5993,8 @@
         </w:pict>
       </w:r>
     </w:p>
-    <w:bookmarkEnd w:id="62"/>
-    <w:bookmarkStart w:id="63" w:name="de-bits-a-trama-capa-1-capa-2"/>
+    <w:bookmarkEnd w:id="65"/>
+    <w:bookmarkStart w:id="66" w:name="de-bits-a-trama-capa-1-capa-2"/>
     <w:p>
       <w:pPr>
         <w:pStyle w:val="Heading2"/>
@@ -6121,8 +6185,8 @@
         </w:pict>
       </w:r>
     </w:p>
-    <w:bookmarkEnd w:id="63"/>
-    <w:bookmarkStart w:id="67" w:name="Xa6233ec4034fce4ef2691de5233630fb892c42d"/>
+    <w:bookmarkEnd w:id="66"/>
+    <w:bookmarkStart w:id="70" w:name="Xa6233ec4034fce4ef2691de5233630fb892c42d"/>
     <w:p>
       <w:pPr>
         <w:pStyle w:val="Heading2"/>
@@ -6662,7 +6726,7 @@
       <w:r>
         <w:t xml:space="preserve"> </w:t>
       </w:r>
-      <w:hyperlink r:id="rId56">
+      <w:hyperlink r:id="rId59">
         <w:r>
           <w:rPr>
             <w:rStyle w:val="Hyperlink"/>
@@ -6785,7 +6849,7 @@
       <w:r>
         <w:t xml:space="preserve"> </w:t>
       </w:r>
-      <w:hyperlink r:id="rId56">
+      <w:hyperlink r:id="rId59">
         <w:r>
           <w:rPr>
             <w:rStyle w:val="Hyperlink"/>
@@ -6819,12 +6883,12 @@
           <wp:inline>
             <wp:extent cx="5334000" cy="3091542"/>
             <wp:effectExtent b="0" l="0" r="0" t="0"/>
-            <wp:docPr descr="Trama Ethernet (Ethernet II): MACs, EtherType, payload y FCS" title="" id="65" name="Picture"/>
+            <wp:docPr descr="Trama Ethernet (Ethernet II): MACs, EtherType, payload y FCS" title="" id="68" name="Picture"/>
             <a:graphic>
               <a:graphicData uri="http://schemas.openxmlformats.org/drawingml/2006/picture">
                 <pic:pic>
                   <pic:nvPicPr>
-                    <pic:cNvPr descr="public/diagrams/u03-trama-ethernet.svg" id="66" name="Picture"/>
+                    <pic:cNvPr descr="public/diagrams/u03-trama-ethernet.svg" id="69" name="Picture"/>
                     <pic:cNvPicPr>
                       <a:picLocks noChangeArrowheads="1" noChangeAspect="1"/>
                     </pic:cNvPicPr>
@@ -6836,7 +6900,7 @@
                           <a14:useLocalDpi xmlns:a14="http://schemas.microsoft.com/office/drawing/2010/main" val="0"/>
                         </a:ext>
                         <a:ext uri="{96DAC541-7B7A-43D3-8B79-37D633B846F1}">
-                          <asvg:svgBlip xmlns:asvg="http://schemas.microsoft.com/office/drawing/2016/SVG/main" r:embed="rId64"/>
+                          <asvg:svgBlip xmlns:asvg="http://schemas.microsoft.com/office/drawing/2016/SVG/main" r:embed="rId67"/>
                         </a:ext>
                       </a:extLst>
                     </a:blip>
@@ -6970,8 +7034,8 @@
         </w:pict>
       </w:r>
     </w:p>
-    <w:bookmarkEnd w:id="67"/>
-    <w:bookmarkStart w:id="69" w:name="la-trama-en-el-aire-medios-no-guiados"/>
+    <w:bookmarkEnd w:id="70"/>
+    <w:bookmarkStart w:id="72" w:name="la-trama-en-el-aire-medios-no-guiados"/>
     <w:p>
       <w:pPr>
         <w:pStyle w:val="Heading2"/>
@@ -7490,7 +7554,7 @@
       <w:r>
         <w:t xml:space="preserve"> </w:t>
       </w:r>
-      <w:hyperlink r:id="rId68">
+      <w:hyperlink r:id="rId71">
         <w:r>
           <w:rPr>
             <w:rStyle w:val="Hyperlink"/>
@@ -7522,8 +7586,8 @@
         </w:pict>
       </w:r>
     </w:p>
-    <w:bookmarkEnd w:id="69"/>
-    <w:bookmarkStart w:id="70" w:name="cómo-lo-ves-en-vivo-wireshark"/>
+    <w:bookmarkEnd w:id="72"/>
+    <w:bookmarkStart w:id="73" w:name="cómo-lo-ves-en-vivo-wireshark"/>
     <w:p>
       <w:pPr>
         <w:pStyle w:val="Heading2"/>
@@ -7713,8 +7777,8 @@
         </w:pict>
       </w:r>
     </w:p>
-    <w:bookmarkEnd w:id="70"/>
-    <w:bookmarkStart w:id="71" w:name="mini-chequeo-2"/>
+    <w:bookmarkEnd w:id="73"/>
+    <w:bookmarkStart w:id="74" w:name="mini-chequeo-2"/>
     <w:p>
       <w:pPr>
         <w:pStyle w:val="Heading2"/>
@@ -7946,8 +8010,8 @@
         </w:pict>
       </w:r>
     </w:p>
-    <w:bookmarkEnd w:id="71"/>
-    <w:bookmarkStart w:id="72" w:name="resumen-en-3-frases-2"/>
+    <w:bookmarkEnd w:id="74"/>
+    <w:bookmarkStart w:id="75" w:name="resumen-en-3-frases-2"/>
     <w:p>
       <w:pPr>
         <w:pStyle w:val="Heading2"/>
@@ -8092,8 +8156,8 @@
         <w:t xml:space="preserve">El EtherType etiqueta el contenido (IPv4, IPv6, ARP…); ARP se estudia a fondo en la unidad de dirección IP.</w:t>
       </w:r>
     </w:p>
-    <w:bookmarkEnd w:id="72"/>
-    <w:bookmarkStart w:id="73" w:name="vocabulario-rápido-2"/>
+    <w:bookmarkEnd w:id="75"/>
+    <w:bookmarkStart w:id="76" w:name="vocabulario-rápido-2"/>
     <w:p>
       <w:pPr>
         <w:pStyle w:val="Heading2"/>
@@ -8389,9 +8453,9 @@
         </w:r>
       </w:hyperlink>
     </w:p>
-    <w:bookmarkEnd w:id="73"/>
-    <w:bookmarkEnd w:id="74"/>
-    <w:bookmarkStart w:id="86" w:name="encapsulación-de-la-trama-al-paquete"/>
+    <w:bookmarkEnd w:id="76"/>
+    <w:bookmarkEnd w:id="77"/>
+    <w:bookmarkStart w:id="92" w:name="encapsulación-de-la-trama-al-paquete"/>
     <w:p>
       <w:pPr>
         <w:pStyle w:val="Heading1"/>
@@ -8455,7 +8519,7 @@
         </w:pict>
       </w:r>
     </w:p>
-    <w:bookmarkStart w:id="75" w:name="la-idea-en-una-frase-3"/>
+    <w:bookmarkStart w:id="78" w:name="la-idea-en-una-frase-3"/>
     <w:p>
       <w:pPr>
         <w:pStyle w:val="Heading2"/>
@@ -8518,8 +8582,8 @@
         </w:pict>
       </w:r>
     </w:p>
-    <w:bookmarkEnd w:id="75"/>
-    <w:bookmarkStart w:id="79" w:name="las-muñecas-rusas-pdu-y-cabeceras"/>
+    <w:bookmarkEnd w:id="78"/>
+    <w:bookmarkStart w:id="82" w:name="las-muñecas-rusas-pdu-y-cabeceras"/>
     <w:p>
       <w:pPr>
         <w:pStyle w:val="Heading2"/>
@@ -8588,12 +8652,12 @@
           <wp:inline>
             <wp:extent cx="5334000" cy="2095500"/>
             <wp:effectExtent b="0" l="0" r="0" t="0"/>
-            <wp:docPr descr="Flujo de encapsulación: los datos se envuelven capa a capa (datos, segmento TCP, paquete IP, trama Ethernet y bits) y al llegar cada capa se quita su cabecera" title="" id="77" name="Picture"/>
+            <wp:docPr descr="Flujo de encapsulación: los datos se envuelven capa a capa (datos, segmento TCP, paquete IP, trama Ethernet y bits) y al llegar cada capa se quita su cabecera" title="" id="80" name="Picture"/>
             <a:graphic>
               <a:graphicData uri="http://schemas.openxmlformats.org/drawingml/2006/picture">
                 <pic:pic>
                   <pic:nvPicPr>
-                    <pic:cNvPr descr="public/diagrams/u03-flujo-encapsulacion.svg" id="78" name="Picture"/>
+                    <pic:cNvPr descr="public/diagrams/u03-flujo-encapsulacion.svg" id="81" name="Picture"/>
                     <pic:cNvPicPr>
                       <a:picLocks noChangeArrowheads="1" noChangeAspect="1"/>
                     </pic:cNvPicPr>
@@ -8605,7 +8669,7 @@
                           <a14:useLocalDpi xmlns:a14="http://schemas.microsoft.com/office/drawing/2010/main" val="0"/>
                         </a:ext>
                         <a:ext uri="{96DAC541-7B7A-43D3-8B79-37D633B846F1}">
-                          <asvg:svgBlip xmlns:asvg="http://schemas.microsoft.com/office/drawing/2016/SVG/main" r:embed="rId76"/>
+                          <asvg:svgBlip xmlns:asvg="http://schemas.microsoft.com/office/drawing/2016/SVG/main" r:embed="rId79"/>
                         </a:ext>
                       </a:extLst>
                     </a:blip>
@@ -8957,8 +9021,8 @@
         </w:pict>
       </w:r>
     </w:p>
-    <w:bookmarkEnd w:id="79"/>
-    <w:bookmarkStart w:id="80" w:name="X51accb6bad00f89ab55a5cc8e0c59949e069e0d"/>
+    <w:bookmarkEnd w:id="82"/>
+    <w:bookmarkStart w:id="86" w:name="X51accb6bad00f89ab55a5cc8e0c59949e069e0d"/>
     <w:p>
       <w:pPr>
         <w:pStyle w:val="Heading2"/>
@@ -8986,6 +9050,70 @@
       </w:r>
       <w:r>
         <w:t xml:space="preserve">:</w:t>
+      </w:r>
+    </w:p>
+    <w:p>
+      <w:pPr>
+        <w:pStyle w:val="CaptionedFigure"/>
+      </w:pPr>
+      <w:r>
+        <w:drawing>
+          <wp:inline>
+            <wp:extent cx="5334000" cy="3006436"/>
+            <wp:effectExtent b="0" l="0" r="0" t="0"/>
+            <wp:docPr descr="Viaje de un paquete de la PC al servidor: la trama usa MACs de PC a router y luego de router a servidor, mientras la IP de destino se conserva en todo el recorrido" title="" id="84" name="Picture"/>
+            <a:graphic>
+              <a:graphicData uri="http://schemas.openxmlformats.org/drawingml/2006/picture">
+                <pic:pic>
+                  <pic:nvPicPr>
+                    <pic:cNvPr descr="public/diagrams/u03-viaje-macs.svg" id="85" name="Picture"/>
+                    <pic:cNvPicPr>
+                      <a:picLocks noChangeArrowheads="1" noChangeAspect="1"/>
+                    </pic:cNvPicPr>
+                  </pic:nvPicPr>
+                  <pic:blipFill>
+                    <a:blip>
+                      <a:extLst>
+                        <a:ext uri="{28A0092B-C50C-407E-A947-70E740481C1C}">
+                          <a14:useLocalDpi xmlns:a14="http://schemas.microsoft.com/office/drawing/2010/main" val="0"/>
+                        </a:ext>
+                        <a:ext uri="{96DAC541-7B7A-43D3-8B79-37D633B846F1}">
+                          <asvg:svgBlip xmlns:asvg="http://schemas.microsoft.com/office/drawing/2016/SVG/main" r:embed="rId83"/>
+                        </a:ext>
+                      </a:extLst>
+                    </a:blip>
+                    <a:stretch>
+                      <a:fillRect/>
+                    </a:stretch>
+                  </pic:blipFill>
+                  <pic:spPr bwMode="auto">
+                    <a:xfrm>
+                      <a:off x="0" y="0"/>
+                      <a:ext cx="5334000" cy="3006436"/>
+                    </a:xfrm>
+                    <a:prstGeom prst="rect">
+                      <a:avLst/>
+                    </a:prstGeom>
+                    <a:noFill/>
+                    <a:ln w="9525">
+                      <a:noFill/>
+                      <a:headEnd/>
+                      <a:tailEnd/>
+                    </a:ln>
+                  </pic:spPr>
+                </pic:pic>
+              </a:graphicData>
+            </a:graphic>
+          </wp:inline>
+        </w:drawing>
+      </w:r>
+    </w:p>
+    <w:p>
+      <w:pPr>
+        <w:pStyle w:val="ImageCaption"/>
+      </w:pPr>
+      <w:r>
+        <w:t xml:space="preserve">Viaje de un paquete de la PC al servidor: la trama usa MACs de PC a router y luego de router a servidor, mientras la IP de destino se conserva en todo el recorrido</w:t>
       </w:r>
     </w:p>
     <w:tbl>
@@ -9356,8 +9484,8 @@
         </w:pict>
       </w:r>
     </w:p>
-    <w:bookmarkEnd w:id="80"/>
-    <w:bookmarkStart w:id="81" w:name="desencapsular-el-proceso-al-revés"/>
+    <w:bookmarkEnd w:id="86"/>
+    <w:bookmarkStart w:id="87" w:name="desencapsular-el-proceso-al-revés"/>
     <w:p>
       <w:pPr>
         <w:pStyle w:val="Heading2"/>
@@ -9524,8 +9652,8 @@
         </w:pict>
       </w:r>
     </w:p>
-    <w:bookmarkEnd w:id="81"/>
-    <w:bookmarkStart w:id="82" w:name="solo-el-nombre-arp-otra-vez"/>
+    <w:bookmarkEnd w:id="87"/>
+    <w:bookmarkStart w:id="88" w:name="solo-el-nombre-arp-otra-vez"/>
     <w:p>
       <w:pPr>
         <w:pStyle w:val="Heading2"/>
@@ -9589,7 +9717,7 @@
       <w:r>
         <w:t xml:space="preserve"> </w:t>
       </w:r>
-      <w:hyperlink r:id="rId56">
+      <w:hyperlink r:id="rId59">
         <w:r>
           <w:rPr>
             <w:rStyle w:val="Hyperlink"/>
@@ -9621,8 +9749,8 @@
         </w:pict>
       </w:r>
     </w:p>
-    <w:bookmarkEnd w:id="82"/>
-    <w:bookmarkStart w:id="83" w:name="mini-chequeo-3"/>
+    <w:bookmarkEnd w:id="88"/>
+    <w:bookmarkStart w:id="89" w:name="mini-chequeo-3"/>
     <w:p>
       <w:pPr>
         <w:pStyle w:val="Heading2"/>
@@ -9893,8 +10021,8 @@
         </w:pict>
       </w:r>
     </w:p>
-    <w:bookmarkEnd w:id="83"/>
-    <w:bookmarkStart w:id="84" w:name="resumen-en-3-frases-3"/>
+    <w:bookmarkEnd w:id="89"/>
+    <w:bookmarkStart w:id="90" w:name="resumen-en-3-frases-3"/>
     <w:p>
       <w:pPr>
         <w:pStyle w:val="Heading2"/>
@@ -9997,8 +10125,8 @@
         <w:t xml:space="preserve">y entrega el contenido de dentro.</w:t>
       </w:r>
     </w:p>
-    <w:bookmarkEnd w:id="84"/>
-    <w:bookmarkStart w:id="85" w:name="vocabulario-rápido-3"/>
+    <w:bookmarkEnd w:id="90"/>
+    <w:bookmarkStart w:id="91" w:name="vocabulario-rápido-3"/>
     <w:p>
       <w:pPr>
         <w:pStyle w:val="Heading2"/>
@@ -10258,9 +10386,9 @@
         </w:r>
       </w:hyperlink>
     </w:p>
-    <w:bookmarkEnd w:id="85"/>
-    <w:bookmarkEnd w:id="86"/>
-    <w:bookmarkStart w:id="98" w:name="cierre-consolida-lo-aprendido"/>
+    <w:bookmarkEnd w:id="91"/>
+    <w:bookmarkEnd w:id="92"/>
+    <w:bookmarkStart w:id="104" w:name="cierre-consolida-lo-aprendido"/>
     <w:p>
       <w:pPr>
         <w:pStyle w:val="Heading1"/>
@@ -10356,7 +10484,7 @@
         </w:pict>
       </w:r>
     </w:p>
-    <w:bookmarkStart w:id="87" w:name="sé-el-paquete"/>
+    <w:bookmarkStart w:id="93" w:name="sé-el-paquete"/>
     <w:p>
       <w:pPr>
         <w:pStyle w:val="Heading2"/>
@@ -10571,8 +10699,8 @@
         </w:pict>
       </w:r>
     </w:p>
-    <w:bookmarkEnd w:id="87"/>
-    <w:bookmarkStart w:id="88" w:name="fireside-chat-mac-vs-ip"/>
+    <w:bookmarkEnd w:id="93"/>
+    <w:bookmarkStart w:id="94" w:name="fireside-chat-mac-vs-ip"/>
     <w:p>
       <w:pPr>
         <w:pStyle w:val="Heading2"/>
@@ -10917,8 +11045,8 @@
         </w:pict>
       </w:r>
     </w:p>
-    <w:bookmarkEnd w:id="88"/>
-    <w:bookmarkStart w:id="89" w:name="quién-soy"/>
+    <w:bookmarkEnd w:id="94"/>
+    <w:bookmarkStart w:id="95" w:name="quién-soy"/>
     <w:p>
       <w:pPr>
         <w:pStyle w:val="Heading2"/>
@@ -11080,8 +11208,8 @@
         </w:pict>
       </w:r>
     </w:p>
-    <w:bookmarkEnd w:id="89"/>
-    <w:bookmarkStart w:id="90" w:name="X70e6344609ffa0f5af25f471f6774440bb08859"/>
+    <w:bookmarkEnd w:id="95"/>
+    <w:bookmarkStart w:id="96" w:name="X70e6344609ffa0f5af25f471f6774440bb08859"/>
     <w:p>
       <w:pPr>
         <w:pStyle w:val="Heading2"/>
@@ -11389,8 +11517,8 @@
         </w:pict>
       </w:r>
     </w:p>
-    <w:bookmarkEnd w:id="90"/>
-    <w:bookmarkStart w:id="91" w:name="X3ba5e15fba67d97aa3ed89f456670c16e87b8ec"/>
+    <w:bookmarkEnd w:id="96"/>
+    <w:bookmarkStart w:id="97" w:name="X3ba5e15fba67d97aa3ed89f456670c16e87b8ec"/>
     <w:p>
       <w:pPr>
         <w:pStyle w:val="Heading2"/>
@@ -11774,8 +11902,8 @@
         </w:pict>
       </w:r>
     </w:p>
-    <w:bookmarkEnd w:id="91"/>
-    <w:bookmarkStart w:id="92" w:name="atrévete-a-pensar"/>
+    <w:bookmarkEnd w:id="97"/>
+    <w:bookmarkStart w:id="98" w:name="atrévete-a-pensar"/>
     <w:p>
       <w:pPr>
         <w:pStyle w:val="Heading2"/>
@@ -12040,8 +12168,8 @@
         </w:pict>
       </w:r>
     </w:p>
-    <w:bookmarkEnd w:id="92"/>
-    <w:bookmarkStart w:id="93" w:name="crucigrama-de-bits"/>
+    <w:bookmarkEnd w:id="98"/>
+    <w:bookmarkStart w:id="99" w:name="crucigrama-de-bits"/>
     <w:p>
       <w:pPr>
         <w:pStyle w:val="Heading2"/>
@@ -12196,8 +12324,8 @@
         </w:pict>
       </w:r>
     </w:p>
-    <w:bookmarkEnd w:id="93"/>
-    <w:bookmarkStart w:id="94" w:name="preguntas-de-entrevista-de-trabajo"/>
+    <w:bookmarkEnd w:id="99"/>
+    <w:bookmarkStart w:id="100" w:name="preguntas-de-entrevista-de-trabajo"/>
     <w:p>
       <w:pPr>
         <w:pStyle w:val="Heading2"/>
@@ -12396,8 +12524,8 @@
         </w:pict>
       </w:r>
     </w:p>
-    <w:bookmarkEnd w:id="94"/>
-    <w:bookmarkStart w:id="95" w:name="no-hay-preguntas-tontas"/>
+    <w:bookmarkEnd w:id="100"/>
+    <w:bookmarkStart w:id="101" w:name="no-hay-preguntas-tontas"/>
     <w:p>
       <w:pPr>
         <w:pStyle w:val="Heading2"/>
@@ -12607,8 +12735,8 @@
         </w:pict>
       </w:r>
     </w:p>
-    <w:bookmarkEnd w:id="95"/>
-    <w:bookmarkStart w:id="96" w:name="poscréditos"/>
+    <w:bookmarkEnd w:id="101"/>
+    <w:bookmarkStart w:id="102" w:name="poscréditos"/>
     <w:p>
       <w:pPr>
         <w:pStyle w:val="Heading2"/>
@@ -12674,8 +12802,8 @@
         </w:pict>
       </w:r>
     </w:p>
-    <w:bookmarkEnd w:id="96"/>
-    <w:bookmarkStart w:id="97" w:name="criterios-de-evaluación-cubiertos-ra1-1"/>
+    <w:bookmarkEnd w:id="102"/>
+    <w:bookmarkStart w:id="103" w:name="criterios-de-evaluación-cubiertos-ra1-1"/>
     <w:p>
       <w:pPr>
         <w:pStyle w:val="Heading2"/>
@@ -12869,8 +12997,8 @@
         </w:r>
       </w:hyperlink>
     </w:p>
-    <w:bookmarkEnd w:id="97"/>
-    <w:bookmarkEnd w:id="98"/>
+    <w:bookmarkEnd w:id="103"/>
+    <w:bookmarkEnd w:id="104"/>
     <w:sectPr/>
   </w:body>
 </w:document>

--- a/docx/03-capa-de-enlace/03-capa-de-enlace.docx
+++ b/docx/03-capa-de-enlace/03-capa-de-enlace.docx
@@ -28,7 +28,7 @@
         </w:p>
       </w:sdtContent>
     </w:sdt>
-    <w:bookmarkStart w:id="31" w:name="capa-de-enlace-y-trama-ethernet"/>
+    <w:bookmarkStart w:id="20" w:name="capa-de-enlace-y-trama-ethernet"/>
     <w:p>
       <w:pPr>
         <w:pStyle w:val="Heading1"/>
@@ -119,7 +119,7 @@
         </w:pict>
       </w:r>
     </w:p>
-    <w:bookmarkStart w:id="20" w:name="objetivo-de-la-unidad"/>
+    <w:bookmarkStart w:id="9" w:name="objetivo-de-la-unidad"/>
     <w:p>
       <w:pPr>
         <w:pStyle w:val="Heading2"/>
@@ -191,8 +191,8 @@
         </w:pict>
       </w:r>
     </w:p>
-    <w:bookmarkEnd w:id="20"/>
-    <w:bookmarkStart w:id="26" w:name="mapa-de-la-unidad"/>
+    <w:bookmarkEnd w:id="9"/>
+    <w:bookmarkStart w:id="15" w:name="mapa-de-la-unidad"/>
     <w:p>
       <w:pPr>
         <w:pStyle w:val="Heading2"/>
@@ -205,7 +205,6 @@
       <w:tblPr>
         <w:tblStyle w:val="Table"/>
         <w:tblW w:type="pct" w:w="5000"/>
-        <w:jc w:val="left"/>
         <w:tblLayout w:type="fixed"/>
         <w:tblLook w:firstRow="1" w:lastRow="0" w:firstColumn="0" w:lastColumn="0" w:noHBand="0" w:noVBand="0" w:val="0020"/>
       </w:tblPr>
@@ -223,7 +222,6 @@
           <w:p>
             <w:pPr>
               <w:pStyle w:val="Compact"/>
-              <w:jc w:val="left"/>
             </w:pPr>
             <w:r>
               <w:t xml:space="preserve">Punto</w:t>
@@ -235,7 +233,6 @@
           <w:p>
             <w:pPr>
               <w:pStyle w:val="Compact"/>
-              <w:jc w:val="left"/>
             </w:pPr>
             <w:r>
               <w:t xml:space="preserve">Qué aprenderás</w:t>
@@ -247,7 +244,6 @@
           <w:p>
             <w:pPr>
               <w:pStyle w:val="Compact"/>
-              <w:jc w:val="left"/>
             </w:pPr>
             <w:r>
               <w:t xml:space="preserve">Nivel</w:t>
@@ -261,9 +257,8 @@
           <w:p>
             <w:pPr>
               <w:pStyle w:val="Compact"/>
-              <w:jc w:val="left"/>
-            </w:pPr>
-            <w:hyperlink r:id="rId21">
+            </w:pPr>
+            <w:hyperlink r:id="rId10">
               <w:r>
                 <w:rPr>
                   <w:rStyle w:val="Hyperlink"/>
@@ -278,7 +273,6 @@
           <w:p>
             <w:pPr>
               <w:pStyle w:val="Compact"/>
-              <w:jc w:val="left"/>
             </w:pPr>
             <w:r>
               <w:t xml:space="preserve">7 capas, TCP/IP de cultura, dónde estamos</w:t>
@@ -290,7 +284,6 @@
           <w:p>
             <w:pPr>
               <w:pStyle w:val="Compact"/>
-              <w:jc w:val="left"/>
             </w:pPr>
             <w:r>
               <w:t xml:space="preserve">Clave</w:t>
@@ -304,9 +297,8 @@
           <w:p>
             <w:pPr>
               <w:pStyle w:val="Compact"/>
-              <w:jc w:val="left"/>
-            </w:pPr>
-            <w:hyperlink r:id="rId22">
+            </w:pPr>
+            <w:hyperlink r:id="rId11">
               <w:r>
                 <w:rPr>
                   <w:rStyle w:val="Hyperlink"/>
@@ -321,7 +313,6 @@
           <w:p>
             <w:pPr>
               <w:pStyle w:val="Compact"/>
-              <w:jc w:val="left"/>
             </w:pPr>
             <w:r>
               <w:t xml:space="preserve">48 bits, OUI, broadcast y MAC vs IP</w:t>
@@ -333,7 +324,6 @@
           <w:p>
             <w:pPr>
               <w:pStyle w:val="Compact"/>
-              <w:jc w:val="left"/>
             </w:pPr>
             <w:r>
               <w:t xml:space="preserve">Clave</w:t>
@@ -347,9 +337,8 @@
           <w:p>
             <w:pPr>
               <w:pStyle w:val="Compact"/>
-              <w:jc w:val="left"/>
-            </w:pPr>
-            <w:hyperlink r:id="rId23">
+            </w:pPr>
+            <w:hyperlink r:id="rId12">
               <w:r>
                 <w:rPr>
                   <w:rStyle w:val="Hyperlink"/>
@@ -364,7 +353,6 @@
           <w:p>
             <w:pPr>
               <w:pStyle w:val="Compact"/>
-              <w:jc w:val="left"/>
             </w:pPr>
             <w:r>
               <w:t xml:space="preserve">MACs, EtherType, FCS, 802.3 y 802.11</w:t>
@@ -376,7 +364,6 @@
           <w:p>
             <w:pPr>
               <w:pStyle w:val="Compact"/>
-              <w:jc w:val="left"/>
             </w:pPr>
             <w:r>
               <w:t xml:space="preserve">Clave</w:t>
@@ -390,9 +377,8 @@
           <w:p>
             <w:pPr>
               <w:pStyle w:val="Compact"/>
-              <w:jc w:val="left"/>
-            </w:pPr>
-            <w:hyperlink r:id="rId24">
+            </w:pPr>
+            <w:hyperlink r:id="rId13">
               <w:r>
                 <w:rPr>
                   <w:rStyle w:val="Hyperlink"/>
@@ -407,7 +393,6 @@
           <w:p>
             <w:pPr>
               <w:pStyle w:val="Compact"/>
-              <w:jc w:val="left"/>
             </w:pPr>
             <w:r>
               <w:t xml:space="preserve">Muñecas rusas: segmento → paquete → trama → bits</w:t>
@@ -419,7 +404,6 @@
           <w:p>
             <w:pPr>
               <w:pStyle w:val="Compact"/>
-              <w:jc w:val="left"/>
             </w:pPr>
             <w:r>
               <w:t xml:space="preserve">Todos</w:t>
@@ -433,9 +417,8 @@
           <w:p>
             <w:pPr>
               <w:pStyle w:val="Compact"/>
-              <w:jc w:val="left"/>
-            </w:pPr>
-            <w:hyperlink r:id="rId25">
+            </w:pPr>
+            <w:hyperlink r:id="rId14">
               <w:r>
                 <w:rPr>
                   <w:rStyle w:val="Hyperlink"/>
@@ -450,7 +433,6 @@
           <w:p>
             <w:pPr>
               <w:pStyle w:val="Compact"/>
-              <w:jc w:val="left"/>
             </w:pPr>
             <w:r>
               <w:t xml:space="preserve">Sé el Paquete, Fireside, Laboratorio, Crucigrama…</w:t>
@@ -462,7 +444,6 @@
           <w:p>
             <w:pPr>
               <w:pStyle w:val="Compact"/>
-              <w:jc w:val="left"/>
             </w:pPr>
             <w:r>
               <w:t xml:space="preserve">Todos</w:t>
@@ -502,8 +483,8 @@
         </w:pict>
       </w:r>
     </w:p>
-    <w:bookmarkEnd w:id="26"/>
-    <w:bookmarkStart w:id="27" w:name="boletines-de-la-unidad"/>
+    <w:bookmarkEnd w:id="15"/>
+    <w:bookmarkStart w:id="16" w:name="boletines-de-la-unidad"/>
     <w:p>
       <w:pPr>
         <w:pStyle w:val="Heading2"/>
@@ -578,8 +559,8 @@
         </w:pict>
       </w:r>
     </w:p>
-    <w:bookmarkEnd w:id="27"/>
-    <w:bookmarkStart w:id="28" w:name="criterios-de-evaluación-cubiertos-ra1"/>
+    <w:bookmarkEnd w:id="16"/>
+    <w:bookmarkStart w:id="17" w:name="criterios-de-evaluación-cubiertos-ra1"/>
     <w:p>
       <w:pPr>
         <w:pStyle w:val="Heading2"/>
@@ -592,7 +573,6 @@
       <w:tblPr>
         <w:tblStyle w:val="Table"/>
         <w:tblW w:type="pct" w:w="5000"/>
-        <w:jc w:val="left"/>
         <w:tblLayout w:type="fixed"/>
         <w:tblLook w:firstRow="1" w:lastRow="0" w:firstColumn="0" w:lastColumn="0" w:noHBand="0" w:noVBand="0" w:val="0020"/>
       </w:tblPr>
@@ -610,7 +590,6 @@
           <w:p>
             <w:pPr>
               <w:pStyle w:val="Compact"/>
-              <w:jc w:val="left"/>
             </w:pPr>
             <w:r>
               <w:t xml:space="preserve">CE</w:t>
@@ -622,7 +601,6 @@
           <w:p>
             <w:pPr>
               <w:pStyle w:val="Compact"/>
-              <w:jc w:val="left"/>
             </w:pPr>
             <w:r>
               <w:t xml:space="preserve">Criterio</w:t>
@@ -634,7 +612,6 @@
           <w:p>
             <w:pPr>
               <w:pStyle w:val="Compact"/>
-              <w:jc w:val="left"/>
             </w:pPr>
             <w:r>
               <w:t xml:space="preserve">Dónde se cubre</w:t>
@@ -648,7 +625,6 @@
           <w:p>
             <w:pPr>
               <w:pStyle w:val="Compact"/>
-              <w:jc w:val="left"/>
             </w:pPr>
             <w:r>
               <w:t xml:space="preserve">RA1·d)</w:t>
@@ -660,7 +636,6 @@
           <w:p>
             <w:pPr>
               <w:pStyle w:val="Compact"/>
-              <w:jc w:val="left"/>
             </w:pPr>
             <w:r>
               <w:t xml:space="preserve">Trama y encapsulación Ethernet</w:t>
@@ -672,7 +647,6 @@
           <w:p>
             <w:pPr>
               <w:pStyle w:val="Compact"/>
-              <w:jc w:val="left"/>
             </w:pPr>
             <w:r>
               <w:t xml:space="preserve">✅ Puntos 1–4 + 🧠 Atrévete a pensar (punto 5)</w:t>
@@ -688,8 +662,8 @@
         </w:pict>
       </w:r>
     </w:p>
-    <w:bookmarkEnd w:id="28"/>
-    <w:bookmarkStart w:id="30" w:name="por-dónde-empiezo"/>
+    <w:bookmarkEnd w:id="17"/>
+    <w:bookmarkStart w:id="19" w:name="por-dónde-empiezo"/>
     <w:p>
       <w:pPr>
         <w:pStyle w:val="Heading2"/>
@@ -724,7 +698,7 @@
       <w:r>
         <w:t xml:space="preserve"> </w:t>
       </w:r>
-      <w:hyperlink r:id="rId22">
+      <w:hyperlink r:id="rId11">
         <w:r>
           <w:rPr>
             <w:rStyle w:val="Hyperlink"/>
@@ -741,7 +715,7 @@
       <w:r>
         <w:t xml:space="preserve"> </w:t>
       </w:r>
-      <w:hyperlink r:id="rId23">
+      <w:hyperlink r:id="rId12">
         <w:r>
           <w:rPr>
             <w:rStyle w:val="Hyperlink"/>
@@ -759,13 +733,7 @@
         <w:t xml:space="preserve"> </w:t>
       </w:r>
       <w:r>
-        <w:t xml:space="preserve">“</w:t>
-      </w:r>
-      <w:r>
-        <w:t xml:space="preserve">examen</w:t>
-      </w:r>
-      <w:r>
-        <w:t xml:space="preserve">”</w:t>
+        <w:t xml:space="preserve">“examen”</w:t>
       </w:r>
       <w:r>
         <w:t xml:space="preserve"> </w:t>
@@ -788,7 +756,7 @@
       <w:r>
         <w:t xml:space="preserve"> </w:t>
       </w:r>
-      <w:hyperlink r:id="rId21">
+      <w:hyperlink r:id="rId10">
         <w:r>
           <w:rPr>
             <w:rStyle w:val="Hyperlink"/>
@@ -813,7 +781,7 @@
         </w:rPr>
         <w:t xml:space="preserve"> </w:t>
       </w:r>
-      <w:hyperlink r:id="rId29">
+      <w:hyperlink r:id="rId18">
         <w:r>
           <w:rPr>
             <w:rStyle w:val="Hyperlink"/>
@@ -831,9 +799,9 @@
         <w:t xml:space="preserve">.</w:t>
       </w:r>
     </w:p>
-    <w:bookmarkEnd w:id="30"/>
-    <w:bookmarkEnd w:id="31"/>
-    <w:bookmarkStart w:id="46" w:name="el-modelo-osi"/>
+    <w:bookmarkEnd w:id="19"/>
+    <w:bookmarkEnd w:id="20"/>
+    <w:bookmarkStart w:id="35" w:name="el-modelo-osi"/>
     <w:p>
       <w:pPr>
         <w:pStyle w:val="Heading1"/>
@@ -897,7 +865,7 @@
         </w:pict>
       </w:r>
     </w:p>
-    <w:bookmarkStart w:id="32" w:name="la-idea-en-una-frase"/>
+    <w:bookmarkStart w:id="21" w:name="la-idea-en-una-frase"/>
     <w:p>
       <w:pPr>
         <w:pStyle w:val="Heading2"/>
@@ -998,8 +966,8 @@
         </w:pict>
       </w:r>
     </w:p>
-    <w:bookmarkEnd w:id="32"/>
-    <w:bookmarkStart w:id="33" w:name="qué-es-el-modelo-osi"/>
+    <w:bookmarkEnd w:id="21"/>
+    <w:bookmarkStart w:id="22" w:name="qué-es-el-modelo-osi"/>
     <w:p>
       <w:pPr>
         <w:pStyle w:val="Heading2"/>
@@ -1112,8 +1080,8 @@
         </w:pict>
       </w:r>
     </w:p>
-    <w:bookmarkEnd w:id="33"/>
-    <w:bookmarkStart w:id="38" w:name="las-7-capas-de-arriba-a-abajo"/>
+    <w:bookmarkEnd w:id="22"/>
+    <w:bookmarkStart w:id="27" w:name="las-7-capas-de-arriba-a-abajo"/>
     <w:p>
       <w:pPr>
         <w:pStyle w:val="Heading2"/>
@@ -1126,7 +1094,6 @@
       <w:tblPr>
         <w:tblStyle w:val="Table"/>
         <w:tblW w:type="pct" w:w="5000"/>
-        <w:jc w:val="left"/>
         <w:tblLayout w:type="fixed"/>
         <w:tblLook w:firstRow="1" w:lastRow="0" w:firstColumn="0" w:lastColumn="0" w:noHBand="0" w:noVBand="0" w:val="0020"/>
       </w:tblPr>
@@ -1146,7 +1113,6 @@
           <w:p>
             <w:pPr>
               <w:pStyle w:val="Compact"/>
-              <w:jc w:val="left"/>
             </w:pPr>
             <w:r>
               <w:t xml:space="preserve">#</w:t>
@@ -1158,7 +1124,6 @@
           <w:p>
             <w:pPr>
               <w:pStyle w:val="Compact"/>
-              <w:jc w:val="left"/>
             </w:pPr>
             <w:r>
               <w:t xml:space="preserve">Capa</w:t>
@@ -1170,7 +1135,6 @@
           <w:p>
             <w:pPr>
               <w:pStyle w:val="Compact"/>
-              <w:jc w:val="left"/>
             </w:pPr>
             <w:r>
               <w:t xml:space="preserve">Qué hace en una frase</w:t>
@@ -1182,7 +1146,6 @@
           <w:p>
             <w:pPr>
               <w:pStyle w:val="Compact"/>
-              <w:jc w:val="left"/>
             </w:pPr>
             <w:r>
               <w:t xml:space="preserve">PDU (lo que</w:t>
@@ -1191,13 +1154,7 @@
               <w:t xml:space="preserve"> </w:t>
             </w:r>
             <w:r>
-              <w:t xml:space="preserve">“</w:t>
-            </w:r>
-            <w:r>
-              <w:t xml:space="preserve">viaja</w:t>
-            </w:r>
-            <w:r>
-              <w:t xml:space="preserve">”</w:t>
+              <w:t xml:space="preserve">“viaja”</w:t>
             </w:r>
             <w:r>
               <w:t xml:space="preserve">)</w:t>
@@ -1209,7 +1166,6 @@
           <w:p>
             <w:pPr>
               <w:pStyle w:val="Compact"/>
-              <w:jc w:val="left"/>
             </w:pPr>
             <w:r>
               <w:t xml:space="preserve">Ejemplo / dispositivo</w:t>
@@ -1223,7 +1179,6 @@
           <w:p>
             <w:pPr>
               <w:pStyle w:val="Compact"/>
-              <w:jc w:val="left"/>
             </w:pPr>
             <w:r>
               <w:t xml:space="preserve">7</w:t>
@@ -1235,7 +1190,6 @@
           <w:p>
             <w:pPr>
               <w:pStyle w:val="Compact"/>
-              <w:jc w:val="left"/>
             </w:pPr>
             <w:r>
               <w:rPr>
@@ -1251,7 +1205,6 @@
           <w:p>
             <w:pPr>
               <w:pStyle w:val="Compact"/>
-              <w:jc w:val="left"/>
             </w:pPr>
             <w:r>
               <w:t xml:space="preserve">Habla con el programa del usuario</w:t>
@@ -1263,7 +1216,6 @@
           <w:p>
             <w:pPr>
               <w:pStyle w:val="Compact"/>
-              <w:jc w:val="left"/>
             </w:pPr>
             <w:r>
               <w:t xml:space="preserve">Mensaje / datos</w:t>
@@ -1275,7 +1227,6 @@
           <w:p>
             <w:pPr>
               <w:pStyle w:val="Compact"/>
-              <w:jc w:val="left"/>
             </w:pPr>
             <w:r>
               <w:t xml:space="preserve">HTTP, DNS, el navegador</w:t>
@@ -1289,7 +1240,6 @@
           <w:p>
             <w:pPr>
               <w:pStyle w:val="Compact"/>
-              <w:jc w:val="left"/>
             </w:pPr>
             <w:r>
               <w:t xml:space="preserve">6</w:t>
@@ -1301,7 +1251,6 @@
           <w:p>
             <w:pPr>
               <w:pStyle w:val="Compact"/>
-              <w:jc w:val="left"/>
             </w:pPr>
             <w:r>
               <w:rPr>
@@ -1317,7 +1266,6 @@
           <w:p>
             <w:pPr>
               <w:pStyle w:val="Compact"/>
-              <w:jc w:val="left"/>
             </w:pPr>
             <w:r>
               <w:t xml:space="preserve">Traduce, comprime, cifra</w:t>
@@ -1329,7 +1277,6 @@
           <w:p>
             <w:pPr>
               <w:pStyle w:val="Compact"/>
-              <w:jc w:val="left"/>
             </w:pPr>
             <w:r>
               <w:t xml:space="preserve">Datos</w:t>
@@ -1341,7 +1288,6 @@
           <w:p>
             <w:pPr>
               <w:pStyle w:val="Compact"/>
-              <w:jc w:val="left"/>
             </w:pPr>
             <w:r>
               <w:t xml:space="preserve">TLS, JPEG, UTF-8</w:t>
@@ -1355,7 +1301,6 @@
           <w:p>
             <w:pPr>
               <w:pStyle w:val="Compact"/>
-              <w:jc w:val="left"/>
             </w:pPr>
             <w:r>
               <w:t xml:space="preserve">5</w:t>
@@ -1367,7 +1312,6 @@
           <w:p>
             <w:pPr>
               <w:pStyle w:val="Compact"/>
-              <w:jc w:val="left"/>
             </w:pPr>
             <w:r>
               <w:rPr>
@@ -1383,7 +1327,6 @@
           <w:p>
             <w:pPr>
               <w:pStyle w:val="Compact"/>
-              <w:jc w:val="left"/>
             </w:pPr>
             <w:r>
               <w:t xml:space="preserve">Abre, mantiene y cierra conversaciones</w:t>
@@ -1395,7 +1338,6 @@
           <w:p>
             <w:pPr>
               <w:pStyle w:val="Compact"/>
-              <w:jc w:val="left"/>
             </w:pPr>
             <w:r>
               <w:t xml:space="preserve">Datos</w:t>
@@ -1407,7 +1349,6 @@
           <w:p>
             <w:pPr>
               <w:pStyle w:val="Compact"/>
-              <w:jc w:val="left"/>
             </w:pPr>
             <w:r>
               <w:t xml:space="preserve">Sesiones RPC, cookies de sesión</w:t>
@@ -1421,7 +1362,6 @@
           <w:p>
             <w:pPr>
               <w:pStyle w:val="Compact"/>
-              <w:jc w:val="left"/>
             </w:pPr>
             <w:r>
               <w:t xml:space="preserve">4</w:t>
@@ -1433,7 +1373,6 @@
           <w:p>
             <w:pPr>
               <w:pStyle w:val="Compact"/>
-              <w:jc w:val="left"/>
             </w:pPr>
             <w:r>
               <w:rPr>
@@ -1449,7 +1388,6 @@
           <w:p>
             <w:pPr>
               <w:pStyle w:val="Compact"/>
-              <w:jc w:val="left"/>
             </w:pPr>
             <w:r>
               <w:t xml:space="preserve">Fiabilidad y puertos de extremo a extremo</w:t>
@@ -1461,7 +1399,6 @@
           <w:p>
             <w:pPr>
               <w:pStyle w:val="Compact"/>
-              <w:jc w:val="left"/>
             </w:pPr>
             <w:r>
               <w:t xml:space="preserve">Segmento / datagrama</w:t>
@@ -1473,7 +1410,6 @@
           <w:p>
             <w:pPr>
               <w:pStyle w:val="Compact"/>
-              <w:jc w:val="left"/>
             </w:pPr>
             <w:r>
               <w:t xml:space="preserve">TCP, UDP</w:t>
@@ -1487,7 +1423,6 @@
           <w:p>
             <w:pPr>
               <w:pStyle w:val="Compact"/>
-              <w:jc w:val="left"/>
             </w:pPr>
             <w:r>
               <w:t xml:space="preserve">3</w:t>
@@ -1499,7 +1434,6 @@
           <w:p>
             <w:pPr>
               <w:pStyle w:val="Compact"/>
-              <w:jc w:val="left"/>
             </w:pPr>
             <w:r>
               <w:rPr>
@@ -1515,7 +1449,6 @@
           <w:p>
             <w:pPr>
               <w:pStyle w:val="Compact"/>
-              <w:jc w:val="left"/>
             </w:pPr>
             <w:r>
               <w:t xml:space="preserve">Direccionamiento lógico y rutas</w:t>
@@ -1527,7 +1460,6 @@
           <w:p>
             <w:pPr>
               <w:pStyle w:val="Compact"/>
-              <w:jc w:val="left"/>
             </w:pPr>
             <w:r>
               <w:rPr>
@@ -1543,7 +1475,6 @@
           <w:p>
             <w:pPr>
               <w:pStyle w:val="Compact"/>
-              <w:jc w:val="left"/>
             </w:pPr>
             <w:r>
               <w:t xml:space="preserve">IP, routers</w:t>
@@ -1557,7 +1488,6 @@
           <w:p>
             <w:pPr>
               <w:pStyle w:val="Compact"/>
-              <w:jc w:val="left"/>
             </w:pPr>
             <w:r>
               <w:t xml:space="preserve">2</w:t>
@@ -1569,7 +1499,6 @@
           <w:p>
             <w:pPr>
               <w:pStyle w:val="Compact"/>
-              <w:jc w:val="left"/>
             </w:pPr>
             <w:r>
               <w:rPr>
@@ -1585,7 +1514,6 @@
           <w:p>
             <w:pPr>
               <w:pStyle w:val="Compact"/>
-              <w:jc w:val="left"/>
             </w:pPr>
             <w:r>
               <w:t xml:space="preserve">Entrega en la red local por MAC</w:t>
@@ -1597,7 +1525,6 @@
           <w:p>
             <w:pPr>
               <w:pStyle w:val="Compact"/>
-              <w:jc w:val="left"/>
             </w:pPr>
             <w:r>
               <w:rPr>
@@ -1613,7 +1540,6 @@
           <w:p>
             <w:pPr>
               <w:pStyle w:val="Compact"/>
-              <w:jc w:val="left"/>
             </w:pPr>
             <w:r>
               <w:t xml:space="preserve">Ethernet, switches</w:t>
@@ -1627,7 +1553,6 @@
           <w:p>
             <w:pPr>
               <w:pStyle w:val="Compact"/>
-              <w:jc w:val="left"/>
             </w:pPr>
             <w:r>
               <w:t xml:space="preserve">1</w:t>
@@ -1639,7 +1564,6 @@
           <w:p>
             <w:pPr>
               <w:pStyle w:val="Compact"/>
-              <w:jc w:val="left"/>
             </w:pPr>
             <w:r>
               <w:rPr>
@@ -1655,7 +1579,6 @@
           <w:p>
             <w:pPr>
               <w:pStyle w:val="Compact"/>
-              <w:jc w:val="left"/>
             </w:pPr>
             <w:r>
               <w:t xml:space="preserve">Bits por el medio (cable, fibra, aire)</w:t>
@@ -1667,7 +1590,6 @@
           <w:p>
             <w:pPr>
               <w:pStyle w:val="Compact"/>
-              <w:jc w:val="left"/>
             </w:pPr>
             <w:r>
               <w:rPr>
@@ -1683,7 +1605,6 @@
           <w:p>
             <w:pPr>
               <w:pStyle w:val="Compact"/>
-              <w:jc w:val="left"/>
             </w:pPr>
             <w:r>
               <w:t xml:space="preserve">Cable UTP, fibra, radio</w:t>
@@ -1760,7 +1681,7 @@
       <w:r>
         <w:t xml:space="preserve"> </w:t>
       </w:r>
-      <w:hyperlink r:id="rId34">
+      <w:hyperlink r:id="rId23">
         <w:r>
           <w:rPr>
             <w:rStyle w:val="Hyperlink"/>
@@ -1781,12 +1702,12 @@
           <wp:inline>
             <wp:extent cx="5334000" cy="3835940"/>
             <wp:effectExtent b="0" l="0" r="0" t="0"/>
-            <wp:docPr descr="Modelo OSI de 7 capas con la marca de dónde estamos: las capas 1 y 2" title="" id="36" name="Picture"/>
+            <wp:docPr descr="Modelo OSI de 7 capas con la marca de dónde estamos: las capas 1 y 2" title="" id="25" name="Picture"/>
             <a:graphic>
               <a:graphicData uri="http://schemas.openxmlformats.org/drawingml/2006/picture">
                 <pic:pic>
                   <pic:nvPicPr>
-                    <pic:cNvPr descr="public/diagrams/u03-modelo-osi.svg" id="37" name="Picture"/>
+                    <pic:cNvPr descr="public/diagrams/u03-modelo-osi.svg" id="26" name="Picture"/>
                     <pic:cNvPicPr>
                       <a:picLocks noChangeArrowheads="1" noChangeAspect="1"/>
                     </pic:cNvPicPr>
@@ -1798,7 +1719,7 @@
                           <a14:useLocalDpi xmlns:a14="http://schemas.microsoft.com/office/drawing/2010/main" val="0"/>
                         </a:ext>
                         <a:ext uri="{96DAC541-7B7A-43D3-8B79-37D633B846F1}">
-                          <asvg:svgBlip xmlns:asvg="http://schemas.microsoft.com/office/drawing/2016/SVG/main" r:embed="rId35"/>
+                          <asvg:svgBlip xmlns:asvg="http://schemas.microsoft.com/office/drawing/2016/SVG/main" r:embed="rId24"/>
                         </a:ext>
                       </a:extLst>
                     </a:blip>
@@ -1843,8 +1764,8 @@
         </w:pict>
       </w:r>
     </w:p>
-    <w:bookmarkEnd w:id="38"/>
-    <w:bookmarkStart w:id="40" w:name="dónde-estamos-en-el-mapa"/>
+    <w:bookmarkEnd w:id="27"/>
+    <w:bookmarkStart w:id="29" w:name="dónde-estamos-en-el-mapa"/>
     <w:p>
       <w:pPr>
         <w:pStyle w:val="Heading2"/>
@@ -1949,7 +1870,7 @@
       <w:r>
         <w:t xml:space="preserve"> </w:t>
       </w:r>
-      <w:hyperlink r:id="rId39">
+      <w:hyperlink r:id="rId28">
         <w:r>
           <w:rPr>
             <w:rStyle w:val="Hyperlink"/>
@@ -1990,7 +1911,7 @@
       <w:r>
         <w:t xml:space="preserve"> </w:t>
       </w:r>
-      <w:hyperlink r:id="rId29">
+      <w:hyperlink r:id="rId18">
         <w:r>
           <w:rPr>
             <w:rStyle w:val="Hyperlink"/>
@@ -2022,7 +1943,6 @@
       <w:tblPr>
         <w:tblStyle w:val="Table"/>
         <w:tblW w:type="pct" w:w="5000"/>
-        <w:jc w:val="left"/>
         <w:tblLayout w:type="fixed"/>
         <w:tblLook w:firstRow="1" w:lastRow="0" w:firstColumn="0" w:lastColumn="0" w:noHBand="0" w:noVBand="0" w:val="0020"/>
       </w:tblPr>
@@ -2040,7 +1960,6 @@
           <w:p>
             <w:pPr>
               <w:pStyle w:val="Compact"/>
-              <w:jc w:val="left"/>
             </w:pPr>
             <w:r>
               <w:t xml:space="preserve">Si esto falla…</w:t>
@@ -2052,7 +1971,6 @@
           <w:p>
             <w:pPr>
               <w:pStyle w:val="Compact"/>
-              <w:jc w:val="left"/>
             </w:pPr>
             <w:r>
               <w:t xml:space="preserve">Estás en…</w:t>
@@ -2064,7 +1982,6 @@
           <w:p>
             <w:pPr>
               <w:pStyle w:val="Compact"/>
-              <w:jc w:val="left"/>
             </w:pPr>
             <w:r>
               <w:t xml:space="preserve">Dónde se ve</w:t>
@@ -2078,7 +1995,6 @@
           <w:p>
             <w:pPr>
               <w:pStyle w:val="Compact"/>
-              <w:jc w:val="left"/>
             </w:pPr>
             <w:r>
               <w:t xml:space="preserve">Cable suelto, LED apagado, señal débil</w:t>
@@ -2090,7 +2006,6 @@
           <w:p>
             <w:pPr>
               <w:pStyle w:val="Compact"/>
-              <w:jc w:val="left"/>
             </w:pPr>
             <w:r>
               <w:t xml:space="preserve">Capa 1</w:t>
@@ -2102,7 +2017,6 @@
           <w:p>
             <w:pPr>
               <w:pStyle w:val="Compact"/>
-              <w:jc w:val="left"/>
             </w:pPr>
             <w:r>
               <w:t xml:space="preserve">En la unidad anterior de medios y cableado</w:t>
@@ -2116,7 +2030,6 @@
           <w:p>
             <w:pPr>
               <w:pStyle w:val="Compact"/>
-              <w:jc w:val="left"/>
             </w:pPr>
             <w:r>
               <w:t xml:space="preserve">Trama con FCS mal, MAC desconocida</w:t>
@@ -2128,7 +2041,6 @@
           <w:p>
             <w:pPr>
               <w:pStyle w:val="Compact"/>
-              <w:jc w:val="left"/>
             </w:pPr>
             <w:r>
               <w:t xml:space="preserve">Capa 2</w:t>
@@ -2140,7 +2052,6 @@
           <w:p>
             <w:pPr>
               <w:pStyle w:val="Compact"/>
-              <w:jc w:val="left"/>
             </w:pPr>
             <w:r>
               <w:t xml:space="preserve">Aquí (punto 3) y en switching</w:t>
@@ -2154,7 +2065,6 @@
           <w:p>
             <w:pPr>
               <w:pStyle w:val="Compact"/>
-              <w:jc w:val="left"/>
             </w:pPr>
             <w:r>
               <w:t xml:space="preserve">No hay ping a la IP de la red vecina</w:t>
@@ -2166,7 +2076,6 @@
           <w:p>
             <w:pPr>
               <w:pStyle w:val="Compact"/>
-              <w:jc w:val="left"/>
             </w:pPr>
             <w:r>
               <w:t xml:space="preserve">Capa 3</w:t>
@@ -2178,7 +2087,6 @@
           <w:p>
             <w:pPr>
               <w:pStyle w:val="Compact"/>
-              <w:jc w:val="left"/>
             </w:pPr>
             <w:r>
               <w:t xml:space="preserve">En unidades posteriores</w:t>
@@ -2194,8 +2102,8 @@
         </w:pict>
       </w:r>
     </w:p>
-    <w:bookmarkEnd w:id="40"/>
-    <w:bookmarkStart w:id="41" w:name="osi-teoría-vs-tcpip-la-realidad"/>
+    <w:bookmarkEnd w:id="29"/>
+    <w:bookmarkStart w:id="30" w:name="osi-teoría-vs-tcpip-la-realidad"/>
     <w:p>
       <w:pPr>
         <w:pStyle w:val="Heading2"/>
@@ -2255,7 +2163,6 @@
       <w:tblPr>
         <w:tblStyle w:val="Table"/>
         <w:tblW w:type="pct" w:w="5000"/>
-        <w:jc w:val="left"/>
         <w:tblLayout w:type="fixed"/>
         <w:tblLook w:firstRow="1" w:lastRow="0" w:firstColumn="0" w:lastColumn="0" w:noHBand="0" w:noVBand="0" w:val="0020"/>
       </w:tblPr>
@@ -2281,7 +2188,6 @@
           <w:p>
             <w:pPr>
               <w:pStyle w:val="Compact"/>
-              <w:jc w:val="left"/>
             </w:pPr>
             <w:r>
               <w:rPr>
@@ -2303,7 +2209,6 @@
           <w:p>
             <w:pPr>
               <w:pStyle w:val="Compact"/>
-              <w:jc w:val="left"/>
             </w:pPr>
             <w:r>
               <w:rPr>
@@ -2327,7 +2232,6 @@
           <w:p>
             <w:pPr>
               <w:pStyle w:val="Compact"/>
-              <w:jc w:val="left"/>
             </w:pPr>
             <w:r>
               <w:t xml:space="preserve">Capas</w:t>
@@ -2339,7 +2243,6 @@
           <w:p>
             <w:pPr>
               <w:pStyle w:val="Compact"/>
-              <w:jc w:val="left"/>
             </w:pPr>
             <w:r>
               <w:rPr>
@@ -2358,7 +2261,6 @@
           <w:p>
             <w:pPr>
               <w:pStyle w:val="Compact"/>
-              <w:jc w:val="left"/>
             </w:pPr>
             <w:r>
               <w:rPr>
@@ -2382,7 +2284,6 @@
           <w:p>
             <w:pPr>
               <w:pStyle w:val="Compact"/>
-              <w:jc w:val="left"/>
             </w:pPr>
             <w:r>
               <w:t xml:space="preserve">Quién lo usa</w:t>
@@ -2394,7 +2295,6 @@
           <w:p>
             <w:pPr>
               <w:pStyle w:val="Compact"/>
-              <w:jc w:val="left"/>
             </w:pPr>
             <w:r>
               <w:t xml:space="preserve">Normativa, exámenes, hablar entre profes</w:t>
@@ -2406,7 +2306,6 @@
           <w:p>
             <w:pPr>
               <w:pStyle w:val="Compact"/>
-              <w:jc w:val="left"/>
             </w:pPr>
             <w:r>
               <w:t xml:space="preserve">El tráfico de verdad de Internet</w:t>
@@ -2420,7 +2319,6 @@
           <w:p>
             <w:pPr>
               <w:pStyle w:val="Compact"/>
-              <w:jc w:val="left"/>
             </w:pPr>
             <w:r>
               <w:t xml:space="preserve">Relación</w:t>
@@ -2432,7 +2330,6 @@
           <w:p>
             <w:pPr>
               <w:pStyle w:val="Compact"/>
-              <w:jc w:val="left"/>
             </w:pPr>
             <w:r>
               <w:t xml:space="preserve">Describe</w:t>
@@ -2460,7 +2357,6 @@
           <w:p>
             <w:pPr>
               <w:pStyle w:val="Compact"/>
-              <w:jc w:val="left"/>
             </w:pPr>
             <w:r>
               <w:t xml:space="preserve">Agrupa presentación/sesión</w:t>
@@ -2632,51 +2528,23 @@
           <w:i/>
           <w:iCs/>
         </w:rPr>
-        <w:t xml:space="preserve">“</w:t>
+        <w:t xml:space="preserve">“capa 2”</w:t>
+      </w:r>
+      <w:r>
+        <w:t xml:space="preserve"> </w:t>
+      </w:r>
+      <w:r>
+        <w:t xml:space="preserve">o</w:t>
+      </w:r>
+      <w:r>
+        <w:t xml:space="preserve"> </w:t>
       </w:r>
       <w:r>
         <w:rPr>
           <w:i/>
           <w:iCs/>
         </w:rPr>
-        <w:t xml:space="preserve">capa 2</w:t>
-      </w:r>
-      <w:r>
-        <w:rPr>
-          <w:i/>
-          <w:iCs/>
-        </w:rPr>
-        <w:t xml:space="preserve">”</w:t>
-      </w:r>
-      <w:r>
-        <w:t xml:space="preserve"> </w:t>
-      </w:r>
-      <w:r>
-        <w:t xml:space="preserve">o</w:t>
-      </w:r>
-      <w:r>
-        <w:t xml:space="preserve"> </w:t>
-      </w:r>
-      <w:r>
-        <w:rPr>
-          <w:i/>
-          <w:iCs/>
-        </w:rPr>
-        <w:t xml:space="preserve">“</w:t>
-      </w:r>
-      <w:r>
-        <w:rPr>
-          <w:i/>
-          <w:iCs/>
-        </w:rPr>
-        <w:t xml:space="preserve">capa 3</w:t>
-      </w:r>
-      <w:r>
-        <w:rPr>
-          <w:i/>
-          <w:iCs/>
-        </w:rPr>
-        <w:t xml:space="preserve">”</w:t>
+        <w:t xml:space="preserve">“capa 3”</w:t>
       </w:r>
       <w:r>
         <w:t xml:space="preserve">, está usando</w:t>
@@ -2698,13 +2566,7 @@
         <w:t xml:space="preserve"> </w:t>
       </w:r>
       <w:r>
-        <w:t xml:space="preserve">“</w:t>
-      </w:r>
-      <w:r>
-        <w:t xml:space="preserve">la capa 6</w:t>
-      </w:r>
-      <w:r>
-        <w:t xml:space="preserve">”</w:t>
+        <w:t xml:space="preserve">“la capa 6”</w:t>
       </w:r>
       <w:r>
         <w:t xml:space="preserve">; sí existen Ethernet, IP y TCP.</w:t>
@@ -2717,8 +2579,8 @@
         </w:pict>
       </w:r>
     </w:p>
-    <w:bookmarkEnd w:id="41"/>
-    <w:bookmarkStart w:id="42" w:name="mini-chequeo"/>
+    <w:bookmarkEnd w:id="30"/>
+    <w:bookmarkStart w:id="31" w:name="mini-chequeo"/>
     <w:p>
       <w:pPr>
         <w:pStyle w:val="Heading2"/>
@@ -2754,13 +2616,7 @@
         <w:t xml:space="preserve"> </w:t>
       </w:r>
       <w:r>
-        <w:t xml:space="preserve">“</w:t>
-      </w:r>
-      <w:r>
-        <w:t xml:space="preserve">vive</w:t>
-      </w:r>
-      <w:r>
-        <w:t xml:space="preserve">”</w:t>
+        <w:t xml:space="preserve">“vive”</w:t>
       </w:r>
       <w:r>
         <w:t xml:space="preserve"> </w:t>
@@ -2891,8 +2747,8 @@
         </w:pict>
       </w:r>
     </w:p>
-    <w:bookmarkEnd w:id="42"/>
-    <w:bookmarkStart w:id="43" w:name="resumen-en-3-frases"/>
+    <w:bookmarkEnd w:id="31"/>
+    <w:bookmarkStart w:id="32" w:name="resumen-en-3-frases"/>
     <w:p>
       <w:pPr>
         <w:pStyle w:val="Heading2"/>
@@ -2960,13 +2816,7 @@
         <w:t xml:space="preserve"> </w:t>
       </w:r>
       <w:r>
-        <w:t xml:space="preserve">“</w:t>
-      </w:r>
-      <w:r>
-        <w:t xml:space="preserve">capa 2</w:t>
-      </w:r>
-      <w:r>
-        <w:t xml:space="preserve">”</w:t>
+        <w:t xml:space="preserve">“capa 2”</w:t>
       </w:r>
       <w:r>
         <w:t xml:space="preserve"> </w:t>
@@ -2978,13 +2828,7 @@
         <w:t xml:space="preserve"> </w:t>
       </w:r>
       <w:r>
-        <w:t xml:space="preserve">“</w:t>
-      </w:r>
-      <w:r>
-        <w:t xml:space="preserve">capa 3</w:t>
-      </w:r>
-      <w:r>
-        <w:t xml:space="preserve">”</w:t>
+        <w:t xml:space="preserve">“capa 3”</w:t>
       </w:r>
       <w:r>
         <w:t xml:space="preserve"> </w:t>
@@ -3018,8 +2862,8 @@
         <w:t xml:space="preserve">; la capa 1 se quedó con los medios y la IP (3) es cosa de unidades posteriores.</w:t>
       </w:r>
     </w:p>
-    <w:bookmarkEnd w:id="43"/>
-    <w:bookmarkStart w:id="45" w:name="vocabulario-rápido"/>
+    <w:bookmarkEnd w:id="32"/>
+    <w:bookmarkStart w:id="34" w:name="vocabulario-rápido"/>
     <w:p>
       <w:pPr>
         <w:pStyle w:val="Heading2"/>
@@ -3032,7 +2876,6 @@
       <w:tblPr>
         <w:tblStyle w:val="Table"/>
         <w:tblW w:type="auto" w:w="0"/>
-        <w:jc w:val="left"/>
         <w:tblLook w:firstRow="1" w:lastRow="0" w:firstColumn="0" w:lastColumn="0" w:noHBand="0" w:noVBand="0" w:val="0020"/>
       </w:tblPr>
       <w:tblGrid>
@@ -3048,7 +2891,6 @@
           <w:p>
             <w:pPr>
               <w:pStyle w:val="Compact"/>
-              <w:jc w:val="left"/>
             </w:pPr>
             <w:r>
               <w:t xml:space="preserve">Término</w:t>
@@ -3060,7 +2902,6 @@
           <w:p>
             <w:pPr>
               <w:pStyle w:val="Compact"/>
-              <w:jc w:val="left"/>
             </w:pPr>
             <w:r>
               <w:t xml:space="preserve">Idea general</w:t>
@@ -3074,7 +2915,6 @@
           <w:p>
             <w:pPr>
               <w:pStyle w:val="Compact"/>
-              <w:jc w:val="left"/>
             </w:pPr>
             <w:r>
               <w:t xml:space="preserve">OSI</w:t>
@@ -3086,7 +2926,6 @@
           <w:p>
             <w:pPr>
               <w:pStyle w:val="Compact"/>
-              <w:jc w:val="left"/>
             </w:pPr>
             <w:r>
               <w:t xml:space="preserve">Modelo teórico de 7 capas para describir la red</w:t>
@@ -3100,7 +2939,6 @@
           <w:p>
             <w:pPr>
               <w:pStyle w:val="Compact"/>
-              <w:jc w:val="left"/>
             </w:pPr>
             <w:r>
               <w:t xml:space="preserve">TCP/IP</w:t>
@@ -3112,7 +2950,6 @@
           <w:p>
             <w:pPr>
               <w:pStyle w:val="Compact"/>
-              <w:jc w:val="left"/>
             </w:pPr>
             <w:r>
               <w:t xml:space="preserve">Pila real de protocolos de Internet (4–5 capas)</w:t>
@@ -3126,7 +2963,6 @@
           <w:p>
             <w:pPr>
               <w:pStyle w:val="Compact"/>
-              <w:jc w:val="left"/>
             </w:pPr>
             <w:r>
               <w:t xml:space="preserve">PDU</w:t>
@@ -3138,7 +2974,6 @@
           <w:p>
             <w:pPr>
               <w:pStyle w:val="Compact"/>
-              <w:jc w:val="left"/>
             </w:pPr>
             <w:r>
               <w:t xml:space="preserve">Unidad de datos de cada capa (bit, trama, paquete…)</w:t>
@@ -3152,7 +2987,6 @@
           <w:p>
             <w:pPr>
               <w:pStyle w:val="Compact"/>
-              <w:jc w:val="left"/>
             </w:pPr>
             <w:r>
               <w:t xml:space="preserve">Capa 1 / Física</w:t>
@@ -3164,7 +2998,6 @@
           <w:p>
             <w:pPr>
               <w:pStyle w:val="Compact"/>
-              <w:jc w:val="left"/>
             </w:pPr>
             <w:r>
               <w:t xml:space="preserve">Bits por el medio</w:t>
@@ -3178,7 +3011,6 @@
           <w:p>
             <w:pPr>
               <w:pStyle w:val="Compact"/>
-              <w:jc w:val="left"/>
             </w:pPr>
             <w:r>
               <w:t xml:space="preserve">Capa 2 / Enlace</w:t>
@@ -3190,7 +3022,6 @@
           <w:p>
             <w:pPr>
               <w:pStyle w:val="Compact"/>
-              <w:jc w:val="left"/>
             </w:pPr>
             <w:r>
               <w:t xml:space="preserve">Tramas y MACs (Ethernet, switch)</w:t>
@@ -3204,7 +3035,6 @@
           <w:p>
             <w:pPr>
               <w:pStyle w:val="Compact"/>
-              <w:jc w:val="left"/>
             </w:pPr>
             <w:r>
               <w:t xml:space="preserve">Capa 3 / Red</w:t>
@@ -3216,7 +3046,6 @@
           <w:p>
             <w:pPr>
               <w:pStyle w:val="Compact"/>
-              <w:jc w:val="left"/>
             </w:pPr>
             <w:r>
               <w:t xml:space="preserve">Paquetes IP y routers</w:t>
@@ -3242,7 +3071,7 @@
       <w:r>
         <w:t xml:space="preserve"> </w:t>
       </w:r>
-      <w:hyperlink r:id="rId44">
+      <w:hyperlink r:id="rId33">
         <w:r>
           <w:rPr>
             <w:rStyle w:val="Hyperlink"/>
@@ -3269,7 +3098,7 @@
       <w:r>
         <w:t xml:space="preserve"> </w:t>
       </w:r>
-      <w:hyperlink r:id="rId44">
+      <w:hyperlink r:id="rId33">
         <w:r>
           <w:rPr>
             <w:rStyle w:val="Hyperlink"/>
@@ -3296,7 +3125,7 @@
       <w:r>
         <w:t xml:space="preserve"> </w:t>
       </w:r>
-      <w:hyperlink r:id="rId22">
+      <w:hyperlink r:id="rId11">
         <w:r>
           <w:rPr>
             <w:rStyle w:val="Hyperlink"/>
@@ -3305,9 +3134,9 @@
         </w:r>
       </w:hyperlink>
     </w:p>
-    <w:bookmarkEnd w:id="45"/>
-    <w:bookmarkEnd w:id="46"/>
-    <w:bookmarkStart w:id="64" w:name="direcciones-mac"/>
+    <w:bookmarkEnd w:id="34"/>
+    <w:bookmarkEnd w:id="35"/>
+    <w:bookmarkStart w:id="53" w:name="direcciones-mac"/>
     <w:p>
       <w:pPr>
         <w:pStyle w:val="Heading1"/>
@@ -3371,7 +3200,7 @@
         </w:pict>
       </w:r>
     </w:p>
-    <w:bookmarkStart w:id="47" w:name="la-idea-en-una-frase-1"/>
+    <w:bookmarkStart w:id="36" w:name="la-idea-en-una-frase-1"/>
     <w:p>
       <w:pPr>
         <w:pStyle w:val="Heading2"/>
@@ -3456,8 +3285,8 @@
         </w:pict>
       </w:r>
     </w:p>
-    <w:bookmarkEnd w:id="47"/>
-    <w:bookmarkStart w:id="51" w:name="cómo-se-escribe-una-mac"/>
+    <w:bookmarkEnd w:id="36"/>
+    <w:bookmarkStart w:id="40" w:name="cómo-se-escribe-una-mac"/>
     <w:p>
       <w:pPr>
         <w:pStyle w:val="Heading2"/>
@@ -3602,7 +3431,6 @@
       <w:tblPr>
         <w:tblStyle w:val="Table"/>
         <w:tblW w:type="pct" w:w="5000"/>
-        <w:jc w:val="left"/>
         <w:tblLayout w:type="fixed"/>
         <w:tblLook w:firstRow="1" w:lastRow="0" w:firstColumn="0" w:lastColumn="0" w:noHBand="0" w:noVBand="0" w:val="0020"/>
       </w:tblPr>
@@ -3621,7 +3449,6 @@
           <w:p>
             <w:pPr>
               <w:pStyle w:val="Compact"/>
-              <w:jc w:val="left"/>
             </w:pPr>
             <w:r>
               <w:t xml:space="preserve">Parte</w:t>
@@ -3633,7 +3460,6 @@
           <w:p>
             <w:pPr>
               <w:pStyle w:val="Compact"/>
-              <w:jc w:val="left"/>
             </w:pPr>
             <w:r>
               <w:t xml:space="preserve">Tamaño</w:t>
@@ -3645,7 +3471,6 @@
           <w:p>
             <w:pPr>
               <w:pStyle w:val="Compact"/>
-              <w:jc w:val="left"/>
             </w:pPr>
             <w:r>
               <w:t xml:space="preserve">Quién la asigna</w:t>
@@ -3657,7 +3482,6 @@
           <w:p>
             <w:pPr>
               <w:pStyle w:val="Compact"/>
-              <w:jc w:val="left"/>
             </w:pPr>
             <w:r>
               <w:t xml:space="preserve">Qué identifica</w:t>
@@ -3671,7 +3495,6 @@
           <w:p>
             <w:pPr>
               <w:pStyle w:val="Compact"/>
-              <w:jc w:val="left"/>
             </w:pPr>
             <w:r>
               <w:rPr>
@@ -3693,7 +3516,6 @@
           <w:p>
             <w:pPr>
               <w:pStyle w:val="Compact"/>
-              <w:jc w:val="left"/>
             </w:pPr>
             <w:r>
               <w:t xml:space="preserve">24 bits</w:t>
@@ -3705,7 +3527,6 @@
           <w:p>
             <w:pPr>
               <w:pStyle w:val="Compact"/>
-              <w:jc w:val="left"/>
             </w:pPr>
             <w:r>
               <w:t xml:space="preserve">IEEE → fabricante</w:t>
@@ -3717,7 +3538,6 @@
           <w:p>
             <w:pPr>
               <w:pStyle w:val="Compact"/>
-              <w:jc w:val="left"/>
             </w:pPr>
             <w:r>
               <w:t xml:space="preserve">La marca de la tarjeta (Intel, TP-Link…)</w:t>
@@ -3731,7 +3551,6 @@
           <w:p>
             <w:pPr>
               <w:pStyle w:val="Compact"/>
-              <w:jc w:val="left"/>
             </w:pPr>
             <w:r>
               <w:rPr>
@@ -3753,7 +3572,6 @@
           <w:p>
             <w:pPr>
               <w:pStyle w:val="Compact"/>
-              <w:jc w:val="left"/>
             </w:pPr>
             <w:r>
               <w:t xml:space="preserve">24 bits</w:t>
@@ -3765,7 +3583,6 @@
           <w:p>
             <w:pPr>
               <w:pStyle w:val="Compact"/>
-              <w:jc w:val="left"/>
             </w:pPr>
             <w:r>
               <w:t xml:space="preserve">Fabricante</w:t>
@@ -3777,7 +3594,6 @@
           <w:p>
             <w:pPr>
               <w:pStyle w:val="Compact"/>
-              <w:jc w:val="left"/>
             </w:pPr>
             <w:r>
               <w:t xml:space="preserve">La tarjeta concreta de la serie</w:t>
@@ -3843,13 +3659,7 @@
         <w:t xml:space="preserve"> </w:t>
       </w:r>
       <w:r>
-        <w:t xml:space="preserve">“</w:t>
-      </w:r>
-      <w:r>
-        <w:t xml:space="preserve">disfrazado</w:t>
-      </w:r>
-      <w:r>
-        <w:t xml:space="preserve">”</w:t>
+        <w:t xml:space="preserve">“disfrazado”</w:t>
       </w:r>
       <w:r>
         <w:t xml:space="preserve">, que esto llega abajo).</w:t>
@@ -3864,12 +3674,12 @@
           <wp:inline>
             <wp:extent cx="5334000" cy="2674208"/>
             <wp:effectExtent b="0" l="0" r="0" t="0"/>
-            <wp:docPr descr="Estructura de una dirección MAC: OUI de 24 bits asignado por el IEEE, NIC de 24 bits del fabricante y los bits I/G y U/L del primer byte" title="" id="49" name="Picture"/>
+            <wp:docPr descr="Estructura de una dirección MAC: OUI de 24 bits asignado por el IEEE, NIC de 24 bits del fabricante y los bits I/G y U/L del primer byte" title="" id="38" name="Picture"/>
             <a:graphic>
               <a:graphicData uri="http://schemas.openxmlformats.org/drawingml/2006/picture">
                 <pic:pic>
                   <pic:nvPicPr>
-                    <pic:cNvPr descr="public/diagrams/u03-estructura-mac.svg" id="50" name="Picture"/>
+                    <pic:cNvPr descr="public/diagrams/u03-estructura-mac.svg" id="39" name="Picture"/>
                     <pic:cNvPicPr>
                       <a:picLocks noChangeArrowheads="1" noChangeAspect="1"/>
                     </pic:cNvPicPr>
@@ -3881,7 +3691,7 @@
                           <a14:useLocalDpi xmlns:a14="http://schemas.microsoft.com/office/drawing/2010/main" val="0"/>
                         </a:ext>
                         <a:ext uri="{96DAC541-7B7A-43D3-8B79-37D633B846F1}">
-                          <asvg:svgBlip xmlns:asvg="http://schemas.microsoft.com/office/drawing/2016/SVG/main" r:embed="rId48"/>
+                          <asvg:svgBlip xmlns:asvg="http://schemas.microsoft.com/office/drawing/2016/SVG/main" r:embed="rId37"/>
                         </a:ext>
                       </a:extLst>
                     </a:blip>
@@ -3926,8 +3736,8 @@
         </w:pict>
       </w:r>
     </w:p>
-    <w:bookmarkEnd w:id="51"/>
-    <w:bookmarkStart w:id="55" w:name="unicast-multicast-y-broadcast"/>
+    <w:bookmarkEnd w:id="40"/>
+    <w:bookmarkStart w:id="44" w:name="unicast-multicast-y-broadcast"/>
     <w:p>
       <w:pPr>
         <w:pStyle w:val="Heading2"/>
@@ -4068,12 +3878,12 @@
           <wp:inline>
             <wp:extent cx="5334000" cy="2905125"/>
             <wp:effectExtent b="0" l="0" r="0" t="0"/>
-            <wp:docPr descr="Unicast, multicast y broadcast: una tarjeta concreta, solo las del grupo o todas a la vez, según el bit I/G del primer byte" title="" id="53" name="Picture"/>
+            <wp:docPr descr="Unicast, multicast y broadcast: una tarjeta concreta, solo las del grupo o todas a la vez, según el bit I/G del primer byte" title="" id="42" name="Picture"/>
             <a:graphic>
               <a:graphicData uri="http://schemas.openxmlformats.org/drawingml/2006/picture">
                 <pic:pic>
                   <pic:nvPicPr>
-                    <pic:cNvPr descr="public/diagrams/u03-unicast-multicast-broadcast.svg" id="54" name="Picture"/>
+                    <pic:cNvPr descr="public/diagrams/u03-unicast-multicast-broadcast.svg" id="43" name="Picture"/>
                     <pic:cNvPicPr>
                       <a:picLocks noChangeArrowheads="1" noChangeAspect="1"/>
                     </pic:cNvPicPr>
@@ -4085,7 +3895,7 @@
                           <a14:useLocalDpi xmlns:a14="http://schemas.microsoft.com/office/drawing/2010/main" val="0"/>
                         </a:ext>
                         <a:ext uri="{96DAC541-7B7A-43D3-8B79-37D633B846F1}">
-                          <asvg:svgBlip xmlns:asvg="http://schemas.microsoft.com/office/drawing/2016/SVG/main" r:embed="rId52"/>
+                          <asvg:svgBlip xmlns:asvg="http://schemas.microsoft.com/office/drawing/2016/SVG/main" r:embed="rId41"/>
                         </a:ext>
                       </a:extLst>
                     </a:blip>
@@ -4127,7 +3937,6 @@
       <w:tblPr>
         <w:tblStyle w:val="Table"/>
         <w:tblW w:type="pct" w:w="5000"/>
-        <w:jc w:val="left"/>
         <w:tblLayout w:type="fixed"/>
         <w:tblLook w:firstRow="1" w:lastRow="0" w:firstColumn="0" w:lastColumn="0" w:noHBand="0" w:noVBand="0" w:val="0020"/>
       </w:tblPr>
@@ -4145,7 +3954,6 @@
           <w:p>
             <w:pPr>
               <w:pStyle w:val="Compact"/>
-              <w:jc w:val="left"/>
             </w:pPr>
             <w:r>
               <w:t xml:space="preserve">Tipo</w:t>
@@ -4157,7 +3965,6 @@
           <w:p>
             <w:pPr>
               <w:pStyle w:val="Compact"/>
-              <w:jc w:val="left"/>
             </w:pPr>
             <w:r>
               <w:t xml:space="preserve">Ejemplo</w:t>
@@ -4169,7 +3976,6 @@
           <w:p>
             <w:pPr>
               <w:pStyle w:val="Compact"/>
-              <w:jc w:val="left"/>
             </w:pPr>
             <w:r>
               <w:t xml:space="preserve">Quién la recoge</w:t>
@@ -4183,7 +3989,6 @@
           <w:p>
             <w:pPr>
               <w:pStyle w:val="Compact"/>
-              <w:jc w:val="left"/>
             </w:pPr>
             <w:r>
               <w:rPr>
@@ -4199,7 +4004,6 @@
           <w:p>
             <w:pPr>
               <w:pStyle w:val="Compact"/>
-              <w:jc w:val="left"/>
             </w:pPr>
             <w:r>
               <w:rPr>
@@ -4214,7 +4018,6 @@
           <w:p>
             <w:pPr>
               <w:pStyle w:val="Compact"/>
-              <w:jc w:val="left"/>
             </w:pPr>
             <w:r>
               <w:t xml:space="preserve">Solo esa tarjeta</w:t>
@@ -4228,7 +4031,6 @@
           <w:p>
             <w:pPr>
               <w:pStyle w:val="Compact"/>
-              <w:jc w:val="left"/>
             </w:pPr>
             <w:r>
               <w:rPr>
@@ -4244,7 +4046,6 @@
           <w:p>
             <w:pPr>
               <w:pStyle w:val="Compact"/>
-              <w:jc w:val="left"/>
             </w:pPr>
             <w:r>
               <w:rPr>
@@ -4259,7 +4060,6 @@
           <w:p>
             <w:pPr>
               <w:pStyle w:val="Compact"/>
-              <w:jc w:val="left"/>
             </w:pPr>
             <w:r>
               <w:t xml:space="preserve">El grupo que esté suscrito (por ejemplo, IPv6 multicast)</w:t>
@@ -4273,7 +4073,6 @@
           <w:p>
             <w:pPr>
               <w:pStyle w:val="Compact"/>
-              <w:jc w:val="left"/>
             </w:pPr>
             <w:r>
               <w:rPr>
@@ -4289,7 +4088,6 @@
           <w:p>
             <w:pPr>
               <w:pStyle w:val="Compact"/>
-              <w:jc w:val="left"/>
             </w:pPr>
             <w:r>
               <w:rPr>
@@ -4304,7 +4102,6 @@
           <w:p>
             <w:pPr>
               <w:pStyle w:val="Compact"/>
-              <w:jc w:val="left"/>
             </w:pPr>
             <w:r>
               <w:rPr>
@@ -4349,13 +4146,7 @@
         <w:t xml:space="preserve"> </w:t>
       </w:r>
       <w:r>
-        <w:t xml:space="preserve">“</w:t>
-      </w:r>
-      <w:r>
-        <w:t xml:space="preserve">todos a la vez</w:t>
-      </w:r>
-      <w:r>
-        <w:t xml:space="preserve">”</w:t>
+        <w:t xml:space="preserve">“todos a la vez”</w:t>
       </w:r>
       <w:r>
         <w:t xml:space="preserve">, la que llevan los descubrimientos (ARP, DHCP…).</w:t>
@@ -4368,8 +4159,8 @@
         </w:pict>
       </w:r>
     </w:p>
-    <w:bookmarkEnd w:id="55"/>
-    <w:bookmarkStart w:id="56" w:name="mac-frente-a-ip-dos-carnés-dos-ámbitos"/>
+    <w:bookmarkEnd w:id="44"/>
+    <w:bookmarkStart w:id="45" w:name="mac-frente-a-ip-dos-carnés-dos-ámbitos"/>
     <w:p>
       <w:pPr>
         <w:pStyle w:val="Heading2"/>
@@ -4382,7 +4173,6 @@
       <w:tblPr>
         <w:tblStyle w:val="Table"/>
         <w:tblW w:type="pct" w:w="5000"/>
-        <w:jc w:val="left"/>
         <w:tblLayout w:type="fixed"/>
         <w:tblLook w:firstRow="1" w:lastRow="0" w:firstColumn="0" w:lastColumn="0" w:noHBand="0" w:noVBand="0" w:val="0020"/>
       </w:tblPr>
@@ -4408,7 +4198,6 @@
           <w:p>
             <w:pPr>
               <w:pStyle w:val="Compact"/>
-              <w:jc w:val="left"/>
             </w:pPr>
             <w:r>
               <w:rPr>
@@ -4430,7 +4219,6 @@
           <w:p>
             <w:pPr>
               <w:pStyle w:val="Compact"/>
-              <w:jc w:val="left"/>
             </w:pPr>
             <w:r>
               <w:rPr>
@@ -4454,7 +4242,6 @@
           <w:p>
             <w:pPr>
               <w:pStyle w:val="Compact"/>
-              <w:jc w:val="left"/>
             </w:pPr>
             <w:r>
               <w:t xml:space="preserve">¿Para qué sirve?</w:t>
@@ -4466,7 +4253,6 @@
           <w:p>
             <w:pPr>
               <w:pStyle w:val="Compact"/>
-              <w:jc w:val="left"/>
             </w:pPr>
             <w:r>
               <w:t xml:space="preserve">Entregar la trama</w:t>
@@ -4488,7 +4274,6 @@
           <w:p>
             <w:pPr>
               <w:pStyle w:val="Compact"/>
-              <w:jc w:val="left"/>
             </w:pPr>
             <w:r>
               <w:t xml:space="preserve">Llevar el paquete</w:t>
@@ -4512,7 +4297,6 @@
           <w:p>
             <w:pPr>
               <w:pStyle w:val="Compact"/>
-              <w:jc w:val="left"/>
             </w:pPr>
             <w:r>
               <w:t xml:space="preserve">¿Quién la pone?</w:t>
@@ -4524,7 +4308,6 @@
           <w:p>
             <w:pPr>
               <w:pStyle w:val="Compact"/>
-              <w:jc w:val="left"/>
             </w:pPr>
             <w:r>
               <w:t xml:space="preserve">El fabricante (fábrica)</w:t>
@@ -4536,7 +4319,6 @@
           <w:p>
             <w:pPr>
               <w:pStyle w:val="Compact"/>
-              <w:jc w:val="left"/>
             </w:pPr>
             <w:r>
               <w:t xml:space="preserve">La configuras tú (o DHCP)</w:t>
@@ -4550,7 +4332,6 @@
           <w:p>
             <w:pPr>
               <w:pStyle w:val="Compact"/>
-              <w:jc w:val="left"/>
             </w:pPr>
             <w:r>
               <w:t xml:space="preserve">¿Cambia al mover de red?</w:t>
@@ -4562,7 +4343,6 @@
           <w:p>
             <w:pPr>
               <w:pStyle w:val="Compact"/>
-              <w:jc w:val="left"/>
             </w:pPr>
             <w:r>
               <w:rPr>
@@ -4584,7 +4364,6 @@
           <w:p>
             <w:pPr>
               <w:pStyle w:val="Compact"/>
-              <w:jc w:val="left"/>
             </w:pPr>
             <w:r>
               <w:rPr>
@@ -4608,7 +4387,6 @@
           <w:p>
             <w:pPr>
               <w:pStyle w:val="Compact"/>
-              <w:jc w:val="left"/>
             </w:pPr>
             <w:r>
               <w:t xml:space="preserve">¿Enruta Internet?</w:t>
@@ -4620,7 +4398,6 @@
           <w:p>
             <w:pPr>
               <w:pStyle w:val="Compact"/>
-              <w:jc w:val="left"/>
             </w:pPr>
             <w:r>
               <w:t xml:space="preserve">No: cada salto se cambia</w:t>
@@ -4632,7 +4409,6 @@
           <w:p>
             <w:pPr>
               <w:pStyle w:val="Compact"/>
-              <w:jc w:val="left"/>
             </w:pPr>
             <w:r>
               <w:t xml:space="preserve">Sí: la IP de destino acompaña todo el viaje</w:t>
@@ -4646,7 +4422,6 @@
           <w:p>
             <w:pPr>
               <w:pStyle w:val="Compact"/>
-              <w:jc w:val="left"/>
             </w:pPr>
             <w:r>
               <w:t xml:space="preserve">Alcance</w:t>
@@ -4658,7 +4433,6 @@
           <w:p>
             <w:pPr>
               <w:pStyle w:val="Compact"/>
-              <w:jc w:val="left"/>
             </w:pPr>
             <w:r>
               <w:t xml:space="preserve">Tu LAN</w:t>
@@ -4670,7 +4444,6 @@
           <w:p>
             <w:pPr>
               <w:pStyle w:val="Compact"/>
-              <w:jc w:val="left"/>
             </w:pPr>
             <w:r>
               <w:t xml:space="preserve">El mundo</w:t>
@@ -4757,7 +4530,7 @@
       <w:r>
         <w:t xml:space="preserve"> </w:t>
       </w:r>
-      <w:hyperlink r:id="rId24">
+      <w:hyperlink r:id="rId13">
         <w:r>
           <w:rPr>
             <w:rStyle w:val="Hyperlink"/>
@@ -4776,8 +4549,8 @@
         </w:pict>
       </w:r>
     </w:p>
-    <w:bookmarkEnd w:id="56"/>
-    <w:bookmarkStart w:id="58" w:name="dónde-vive-y-cómo-la-ves"/>
+    <w:bookmarkEnd w:id="45"/>
+    <w:bookmarkStart w:id="47" w:name="dónde-vive-y-cómo-la-ves"/>
     <w:p>
       <w:pPr>
         <w:pStyle w:val="Heading2"/>
@@ -4874,7 +4647,7 @@
       <w:r>
         <w:t xml:space="preserve"> </w:t>
       </w:r>
-      <w:hyperlink r:id="rId23">
+      <w:hyperlink r:id="rId12">
         <w:r>
           <w:rPr>
             <w:rStyle w:val="Hyperlink"/>
@@ -4926,7 +4699,7 @@
       <w:r>
         <w:t xml:space="preserve"> </w:t>
       </w:r>
-      <w:hyperlink r:id="rId57">
+      <w:hyperlink r:id="rId46">
         <w:r>
           <w:rPr>
             <w:rStyle w:val="Hyperlink"/>
@@ -5047,8 +4820,8 @@
         </w:pict>
       </w:r>
     </w:p>
-    <w:bookmarkEnd w:id="58"/>
-    <w:bookmarkStart w:id="60" w:name="el-puente-con-ip-arp-solo-la-puerta"/>
+    <w:bookmarkEnd w:id="47"/>
+    <w:bookmarkStart w:id="49" w:name="el-puente-con-ip-arp-solo-la-puerta"/>
     <w:p>
       <w:pPr>
         <w:pStyle w:val="Heading2"/>
@@ -5109,7 +4882,7 @@
       <w:r>
         <w:t xml:space="preserve"> </w:t>
       </w:r>
-      <w:hyperlink r:id="rId59">
+      <w:hyperlink r:id="rId48">
         <w:r>
           <w:rPr>
             <w:rStyle w:val="Hyperlink"/>
@@ -5141,8 +4914,8 @@
         </w:pict>
       </w:r>
     </w:p>
-    <w:bookmarkEnd w:id="60"/>
-    <w:bookmarkStart w:id="61" w:name="mini-chequeo-1"/>
+    <w:bookmarkEnd w:id="49"/>
+    <w:bookmarkStart w:id="50" w:name="mini-chequeo-1"/>
     <w:p>
       <w:pPr>
         <w:pStyle w:val="Heading2"/>
@@ -5375,8 +5148,8 @@
         </w:pict>
       </w:r>
     </w:p>
-    <w:bookmarkEnd w:id="61"/>
-    <w:bookmarkStart w:id="62" w:name="resumen-en-3-frases-1"/>
+    <w:bookmarkEnd w:id="50"/>
+    <w:bookmarkStart w:id="51" w:name="resumen-en-3-frases-1"/>
     <w:p>
       <w:pPr>
         <w:pStyle w:val="Heading2"/>
@@ -5501,8 +5274,8 @@
         <w:t xml:space="preserve">y ARP son el puente entre ambos mundos: sin MAC no hay trama, y ARP traduce la IP que conoces en la MAC que necesitas.</w:t>
       </w:r>
     </w:p>
-    <w:bookmarkEnd w:id="62"/>
-    <w:bookmarkStart w:id="63" w:name="vocabulario-rápido-1"/>
+    <w:bookmarkEnd w:id="51"/>
+    <w:bookmarkStart w:id="52" w:name="vocabulario-rápido-1"/>
     <w:p>
       <w:pPr>
         <w:pStyle w:val="Heading2"/>
@@ -5515,7 +5288,6 @@
       <w:tblPr>
         <w:tblStyle w:val="Table"/>
         <w:tblW w:type="pct" w:w="5000"/>
-        <w:jc w:val="left"/>
         <w:tblLayout w:type="fixed"/>
         <w:tblLook w:firstRow="1" w:lastRow="0" w:firstColumn="0" w:lastColumn="0" w:noHBand="0" w:noVBand="0" w:val="0020"/>
       </w:tblPr>
@@ -5532,7 +5304,6 @@
           <w:p>
             <w:pPr>
               <w:pStyle w:val="Compact"/>
-              <w:jc w:val="left"/>
             </w:pPr>
             <w:r>
               <w:t xml:space="preserve">Término</w:t>
@@ -5544,7 +5315,6 @@
           <w:p>
             <w:pPr>
               <w:pStyle w:val="Compact"/>
-              <w:jc w:val="left"/>
             </w:pPr>
             <w:r>
               <w:t xml:space="preserve">Idea general</w:t>
@@ -5558,7 +5328,6 @@
           <w:p>
             <w:pPr>
               <w:pStyle w:val="Compact"/>
-              <w:jc w:val="left"/>
             </w:pPr>
             <w:r>
               <w:t xml:space="preserve">MAC</w:t>
@@ -5570,7 +5339,6 @@
           <w:p>
             <w:pPr>
               <w:pStyle w:val="Compact"/>
-              <w:jc w:val="left"/>
             </w:pPr>
             <w:r>
               <w:t xml:space="preserve">Dirección de capa 2, 48 bits, de fábrica</w:t>
@@ -5584,7 +5352,6 @@
           <w:p>
             <w:pPr>
               <w:pStyle w:val="Compact"/>
-              <w:jc w:val="left"/>
             </w:pPr>
             <w:r>
               <w:t xml:space="preserve">OUI</w:t>
@@ -5596,7 +5363,6 @@
           <w:p>
             <w:pPr>
               <w:pStyle w:val="Compact"/>
-              <w:jc w:val="left"/>
             </w:pPr>
             <w:r>
               <w:t xml:space="preserve">Los 3 primeros bytes: el sello del fabricante</w:t>
@@ -5610,7 +5376,6 @@
           <w:p>
             <w:pPr>
               <w:pStyle w:val="Compact"/>
-              <w:jc w:val="left"/>
             </w:pPr>
             <w:r>
               <w:t xml:space="preserve">Unicast / multicast / broadcast</w:t>
@@ -5622,7 +5387,6 @@
           <w:p>
             <w:pPr>
               <w:pStyle w:val="Compact"/>
-              <w:jc w:val="left"/>
             </w:pPr>
             <w:r>
               <w:t xml:space="preserve">Para una tarjeta / un grupo / todas</w:t>
@@ -5636,7 +5400,6 @@
           <w:p>
             <w:pPr>
               <w:pStyle w:val="Compact"/>
-              <w:jc w:val="left"/>
             </w:pPr>
             <w:r>
               <w:t xml:space="preserve">ARP</w:t>
@@ -5648,7 +5411,6 @@
           <w:p>
             <w:pPr>
               <w:pStyle w:val="Compact"/>
-              <w:jc w:val="left"/>
             </w:pPr>
             <w:r>
               <w:t xml:space="preserve">Servicio que traduce IP a MAC (lo verás en IP)</w:t>
@@ -5662,7 +5424,6 @@
           <w:p>
             <w:pPr>
               <w:pStyle w:val="Compact"/>
-              <w:jc w:val="left"/>
             </w:pPr>
             <w:r>
               <w:t xml:space="preserve">Spoofing de MAC</w:t>
@@ -5674,7 +5435,6 @@
           <w:p>
             <w:pPr>
               <w:pStyle w:val="Compact"/>
-              <w:jc w:val="left"/>
             </w:pPr>
             <w:r>
               <w:t xml:space="preserve">Cambiar la MAC para suplantar o saltarse filtros</w:t>
@@ -5700,7 +5460,7 @@
       <w:r>
         <w:t xml:space="preserve"> </w:t>
       </w:r>
-      <w:hyperlink r:id="rId44">
+      <w:hyperlink r:id="rId33">
         <w:r>
           <w:rPr>
             <w:rStyle w:val="Hyperlink"/>
@@ -5727,7 +5487,7 @@
       <w:r>
         <w:t xml:space="preserve"> </w:t>
       </w:r>
-      <w:hyperlink r:id="rId21">
+      <w:hyperlink r:id="rId10">
         <w:r>
           <w:rPr>
             <w:rStyle w:val="Hyperlink"/>
@@ -5754,7 +5514,7 @@
       <w:r>
         <w:t xml:space="preserve"> </w:t>
       </w:r>
-      <w:hyperlink r:id="rId23">
+      <w:hyperlink r:id="rId12">
         <w:r>
           <w:rPr>
             <w:rStyle w:val="Hyperlink"/>
@@ -5763,9 +5523,9 @@
         </w:r>
       </w:hyperlink>
     </w:p>
-    <w:bookmarkEnd w:id="63"/>
-    <w:bookmarkEnd w:id="64"/>
-    <w:bookmarkStart w:id="77" w:name="la-trama-ethernet"/>
+    <w:bookmarkEnd w:id="52"/>
+    <w:bookmarkEnd w:id="53"/>
+    <w:bookmarkStart w:id="66" w:name="la-trama-ethernet"/>
     <w:p>
       <w:pPr>
         <w:pStyle w:val="Heading1"/>
@@ -5829,7 +5589,7 @@
         </w:pict>
       </w:r>
     </w:p>
-    <w:bookmarkStart w:id="65" w:name="la-idea-en-una-frase-2"/>
+    <w:bookmarkStart w:id="54" w:name="la-idea-en-una-frase-2"/>
     <w:p>
       <w:pPr>
         <w:pStyle w:val="Heading2"/>
@@ -5888,13 +5648,7 @@
         <w:t xml:space="preserve"> </w:t>
       </w:r>
       <w:r>
-        <w:t xml:space="preserve">“</w:t>
-      </w:r>
-      <w:r>
-        <w:t xml:space="preserve">sobre</w:t>
-      </w:r>
-      <w:r>
-        <w:t xml:space="preserve">”</w:t>
+        <w:t xml:space="preserve">“sobre”</w:t>
       </w:r>
       <w:r>
         <w:t xml:space="preserve"> </w:t>
@@ -5971,7 +5725,7 @@
       <w:r>
         <w:t xml:space="preserve"> </w:t>
       </w:r>
-      <w:hyperlink r:id="rId21">
+      <w:hyperlink r:id="rId10">
         <w:r>
           <w:rPr>
             <w:rStyle w:val="Hyperlink"/>
@@ -5993,8 +5747,8 @@
         </w:pict>
       </w:r>
     </w:p>
-    <w:bookmarkEnd w:id="65"/>
-    <w:bookmarkStart w:id="66" w:name="de-bits-a-trama-capa-1-capa-2"/>
+    <w:bookmarkEnd w:id="54"/>
+    <w:bookmarkStart w:id="55" w:name="de-bits-a-trama-capa-1-capa-2"/>
     <w:p>
       <w:pPr>
         <w:pStyle w:val="Heading2"/>
@@ -6185,8 +5939,8 @@
         </w:pict>
       </w:r>
     </w:p>
-    <w:bookmarkEnd w:id="66"/>
-    <w:bookmarkStart w:id="70" w:name="Xa6233ec4034fce4ef2691de5233630fb892c42d"/>
+    <w:bookmarkEnd w:id="55"/>
+    <w:bookmarkStart w:id="59" w:name="Xa6233ec4034fce4ef2691de5233630fb892c42d"/>
     <w:p>
       <w:pPr>
         <w:pStyle w:val="Heading2"/>
@@ -6323,7 +6077,6 @@
       <w:tblPr>
         <w:tblStyle w:val="Table"/>
         <w:tblW w:type="pct" w:w="5000"/>
-        <w:jc w:val="left"/>
         <w:tblLayout w:type="fixed"/>
         <w:tblLook w:firstRow="1" w:lastRow="0" w:firstColumn="0" w:lastColumn="0" w:noHBand="0" w:noVBand="0" w:val="0020"/>
       </w:tblPr>
@@ -6341,7 +6094,6 @@
           <w:p>
             <w:pPr>
               <w:pStyle w:val="Compact"/>
-              <w:jc w:val="left"/>
             </w:pPr>
             <w:r>
               <w:t xml:space="preserve">Campo</w:t>
@@ -6353,7 +6105,6 @@
           <w:p>
             <w:pPr>
               <w:pStyle w:val="Compact"/>
-              <w:jc w:val="left"/>
             </w:pPr>
             <w:r>
               <w:t xml:space="preserve">Tamaño</w:t>
@@ -6365,7 +6116,6 @@
           <w:p>
             <w:pPr>
               <w:pStyle w:val="Compact"/>
-              <w:jc w:val="left"/>
             </w:pPr>
             <w:r>
               <w:t xml:space="preserve">Qué hace</w:t>
@@ -6379,7 +6129,6 @@
           <w:p>
             <w:pPr>
               <w:pStyle w:val="Compact"/>
-              <w:jc w:val="left"/>
             </w:pPr>
             <w:r>
               <w:rPr>
@@ -6395,7 +6144,6 @@
           <w:p>
             <w:pPr>
               <w:pStyle w:val="Compact"/>
-              <w:jc w:val="left"/>
             </w:pPr>
             <w:r>
               <w:t xml:space="preserve">6 bytes</w:t>
@@ -6407,7 +6155,6 @@
           <w:p>
             <w:pPr>
               <w:pStyle w:val="Compact"/>
-              <w:jc w:val="left"/>
             </w:pPr>
             <w:r>
               <w:t xml:space="preserve">¿Para quién es esta trama en la LAN?</w:t>
@@ -6421,7 +6168,6 @@
           <w:p>
             <w:pPr>
               <w:pStyle w:val="Compact"/>
-              <w:jc w:val="left"/>
             </w:pPr>
             <w:r>
               <w:rPr>
@@ -6437,7 +6183,6 @@
           <w:p>
             <w:pPr>
               <w:pStyle w:val="Compact"/>
-              <w:jc w:val="left"/>
             </w:pPr>
             <w:r>
               <w:t xml:space="preserve">6 bytes</w:t>
@@ -6449,7 +6194,6 @@
           <w:p>
             <w:pPr>
               <w:pStyle w:val="Compact"/>
-              <w:jc w:val="left"/>
             </w:pPr>
             <w:r>
               <w:t xml:space="preserve">Quién la envió (el switch la aprende de aquí)</w:t>
@@ -6463,7 +6207,6 @@
           <w:p>
             <w:pPr>
               <w:pStyle w:val="Compact"/>
-              <w:jc w:val="left"/>
             </w:pPr>
             <w:r>
               <w:rPr>
@@ -6479,7 +6222,6 @@
           <w:p>
             <w:pPr>
               <w:pStyle w:val="Compact"/>
-              <w:jc w:val="left"/>
             </w:pPr>
             <w:r>
               <w:t xml:space="preserve">2 bytes</w:t>
@@ -6491,7 +6233,6 @@
           <w:p>
             <w:pPr>
               <w:pStyle w:val="Compact"/>
-              <w:jc w:val="left"/>
             </w:pPr>
             <w:r>
               <w:t xml:space="preserve">Qué protocolo hay dentro:</w:t>
@@ -6553,7 +6294,6 @@
           <w:p>
             <w:pPr>
               <w:pStyle w:val="Compact"/>
-              <w:jc w:val="left"/>
             </w:pPr>
             <w:r>
               <w:rPr>
@@ -6569,7 +6309,6 @@
           <w:p>
             <w:pPr>
               <w:pStyle w:val="Compact"/>
-              <w:jc w:val="left"/>
             </w:pPr>
             <w:r>
               <w:t xml:space="preserve">46–1500 bytes</w:t>
@@ -6581,7 +6320,6 @@
           <w:p>
             <w:pPr>
               <w:pStyle w:val="Compact"/>
-              <w:jc w:val="left"/>
             </w:pPr>
             <w:r>
               <w:t xml:space="preserve">La</w:t>
@@ -6590,13 +6328,7 @@
               <w:t xml:space="preserve"> </w:t>
             </w:r>
             <w:r>
-              <w:t xml:space="preserve">“</w:t>
-            </w:r>
-            <w:r>
-              <w:t xml:space="preserve">carta</w:t>
-            </w:r>
-            <w:r>
-              <w:t xml:space="preserve">”</w:t>
+              <w:t xml:space="preserve">“carta”</w:t>
             </w:r>
             <w:r>
               <w:t xml:space="preserve"> </w:t>
@@ -6629,7 +6361,6 @@
           <w:p>
             <w:pPr>
               <w:pStyle w:val="Compact"/>
-              <w:jc w:val="left"/>
             </w:pPr>
             <w:r>
               <w:rPr>
@@ -6645,7 +6376,6 @@
           <w:p>
             <w:pPr>
               <w:pStyle w:val="Compact"/>
-              <w:jc w:val="left"/>
             </w:pPr>
             <w:r>
               <w:t xml:space="preserve">4 bytes</w:t>
@@ -6657,7 +6387,6 @@
           <w:p>
             <w:pPr>
               <w:pStyle w:val="Compact"/>
-              <w:jc w:val="left"/>
             </w:pPr>
             <w:r>
               <w:t xml:space="preserve">CRC de integridad: si no cuadra → trama</w:t>
@@ -6726,7 +6455,7 @@
       <w:r>
         <w:t xml:space="preserve"> </w:t>
       </w:r>
-      <w:hyperlink r:id="rId59">
+      <w:hyperlink r:id="rId48">
         <w:r>
           <w:rPr>
             <w:rStyle w:val="Hyperlink"/>
@@ -6811,21 +6540,7 @@
           <w:i/>
           <w:iCs/>
         </w:rPr>
-        <w:t xml:space="preserve">“</w:t>
-      </w:r>
-      <w:r>
-        <w:rPr>
-          <w:i/>
-          <w:iCs/>
-        </w:rPr>
-        <w:t xml:space="preserve">dentro de esto hay un mensaje ARP</w:t>
-      </w:r>
-      <w:r>
-        <w:rPr>
-          <w:i/>
-          <w:iCs/>
-        </w:rPr>
-        <w:t xml:space="preserve">”</w:t>
+        <w:t xml:space="preserve">“dentro de esto hay un mensaje ARP”</w:t>
       </w:r>
       <w:r>
         <w:t xml:space="preserve">.</w:t>
@@ -6849,7 +6564,7 @@
       <w:r>
         <w:t xml:space="preserve"> </w:t>
       </w:r>
-      <w:hyperlink r:id="rId59">
+      <w:hyperlink r:id="rId48">
         <w:r>
           <w:rPr>
             <w:rStyle w:val="Hyperlink"/>
@@ -6883,12 +6598,12 @@
           <wp:inline>
             <wp:extent cx="5334000" cy="3091542"/>
             <wp:effectExtent b="0" l="0" r="0" t="0"/>
-            <wp:docPr descr="Trama Ethernet (Ethernet II): MACs, EtherType, payload y FCS" title="" id="68" name="Picture"/>
+            <wp:docPr descr="Trama Ethernet (Ethernet II): MACs, EtherType, payload y FCS" title="" id="57" name="Picture"/>
             <a:graphic>
               <a:graphicData uri="http://schemas.openxmlformats.org/drawingml/2006/picture">
                 <pic:pic>
                   <pic:nvPicPr>
-                    <pic:cNvPr descr="public/diagrams/u03-trama-ethernet.svg" id="69" name="Picture"/>
+                    <pic:cNvPr descr="public/diagrams/u03-trama-ethernet.svg" id="58" name="Picture"/>
                     <pic:cNvPicPr>
                       <a:picLocks noChangeArrowheads="1" noChangeAspect="1"/>
                     </pic:cNvPicPr>
@@ -6900,7 +6615,7 @@
                           <a14:useLocalDpi xmlns:a14="http://schemas.microsoft.com/office/drawing/2010/main" val="0"/>
                         </a:ext>
                         <a:ext uri="{96DAC541-7B7A-43D3-8B79-37D633B846F1}">
-                          <asvg:svgBlip xmlns:asvg="http://schemas.microsoft.com/office/drawing/2016/SVG/main" r:embed="rId67"/>
+                          <asvg:svgBlip xmlns:asvg="http://schemas.microsoft.com/office/drawing/2016/SVG/main" r:embed="rId56"/>
                         </a:ext>
                       </a:extLst>
                     </a:blip>
@@ -6997,13 +6712,7 @@
         <w:t xml:space="preserve"> </w:t>
       </w:r>
       <w:r>
-        <w:t xml:space="preserve">“</w:t>
-      </w:r>
-      <w:r>
-        <w:t xml:space="preserve">esto va a IP</w:t>
-      </w:r>
-      <w:r>
-        <w:t xml:space="preserve">”</w:t>
+        <w:t xml:space="preserve">“esto va a IP”</w:t>
       </w:r>
       <w:r>
         <w:t xml:space="preserve"> </w:t>
@@ -7015,13 +6724,7 @@
         <w:t xml:space="preserve"> </w:t>
       </w:r>
       <w:r>
-        <w:t xml:space="preserve">“</w:t>
-      </w:r>
-      <w:r>
-        <w:t xml:space="preserve">esto es ARP</w:t>
-      </w:r>
-      <w:r>
-        <w:t xml:space="preserve">”</w:t>
+        <w:t xml:space="preserve">“esto es ARP”</w:t>
       </w:r>
       <w:r>
         <w:t xml:space="preserve">.</w:t>
@@ -7034,8 +6737,8 @@
         </w:pict>
       </w:r>
     </w:p>
-    <w:bookmarkEnd w:id="70"/>
-    <w:bookmarkStart w:id="72" w:name="la-trama-en-el-aire-medios-no-guiados"/>
+    <w:bookmarkEnd w:id="59"/>
+    <w:bookmarkStart w:id="61" w:name="la-trama-en-el-aire-medios-no-guiados"/>
     <w:p>
       <w:pPr>
         <w:pStyle w:val="Heading2"/>
@@ -7047,13 +6750,7 @@
         <w:t xml:space="preserve"> </w:t>
       </w:r>
       <w:r>
-        <w:t xml:space="preserve">“</w:t>
-      </w:r>
-      <w:r>
-        <w:t xml:space="preserve">en el aire</w:t>
-      </w:r>
-      <w:r>
-        <w:t xml:space="preserve">”</w:t>
+        <w:t xml:space="preserve">“en el aire”</w:t>
       </w:r>
       <w:r>
         <w:t xml:space="preserve"> </w:t>
@@ -7116,7 +6813,6 @@
       <w:tblPr>
         <w:tblStyle w:val="Table"/>
         <w:tblW w:type="pct" w:w="5000"/>
-        <w:jc w:val="left"/>
         <w:tblLayout w:type="fixed"/>
         <w:tblLook w:firstRow="1" w:lastRow="0" w:firstColumn="0" w:lastColumn="0" w:noHBand="0" w:noVBand="0" w:val="0020"/>
       </w:tblPr>
@@ -7142,7 +6838,6 @@
           <w:p>
             <w:pPr>
               <w:pStyle w:val="Compact"/>
-              <w:jc w:val="left"/>
             </w:pPr>
             <w:r>
               <w:rPr>
@@ -7164,7 +6859,6 @@
           <w:p>
             <w:pPr>
               <w:pStyle w:val="Compact"/>
-              <w:jc w:val="left"/>
             </w:pPr>
             <w:r>
               <w:rPr>
@@ -7188,7 +6882,6 @@
           <w:p>
             <w:pPr>
               <w:pStyle w:val="Compact"/>
-              <w:jc w:val="left"/>
             </w:pPr>
             <w:r>
               <w:t xml:space="preserve">Capa</w:t>
@@ -7200,7 +6893,6 @@
           <w:p>
             <w:pPr>
               <w:pStyle w:val="Compact"/>
-              <w:jc w:val="left"/>
             </w:pPr>
             <w:r>
               <w:t xml:space="preserve">2 (la misma)</w:t>
@@ -7212,7 +6904,6 @@
           <w:p>
             <w:pPr>
               <w:pStyle w:val="Compact"/>
-              <w:jc w:val="left"/>
             </w:pPr>
             <w:r>
               <w:t xml:space="preserve">2 (la misma)</w:t>
@@ -7226,7 +6917,6 @@
           <w:p>
             <w:pPr>
               <w:pStyle w:val="Compact"/>
-              <w:jc w:val="left"/>
             </w:pPr>
             <w:r>
               <w:t xml:space="preserve">Direcciones MAC</w:t>
@@ -7238,7 +6928,6 @@
           <w:p>
             <w:pPr>
               <w:pStyle w:val="Compact"/>
-              <w:jc w:val="left"/>
             </w:pPr>
             <w:r>
               <w:t xml:space="preserve">Origen y destino (2)</w:t>
@@ -7250,7 +6939,6 @@
           <w:p>
             <w:pPr>
               <w:pStyle w:val="Compact"/>
-              <w:jc w:val="left"/>
             </w:pPr>
             <w:r>
               <w:t xml:space="preserve">Hasta</w:t>
@@ -7280,7 +6968,6 @@
           <w:p>
             <w:pPr>
               <w:pStyle w:val="Compact"/>
-              <w:jc w:val="left"/>
             </w:pPr>
             <w:r>
               <w:t xml:space="preserve">Cabecera</w:t>
@@ -7292,7 +6979,6 @@
           <w:p>
             <w:pPr>
               <w:pStyle w:val="Compact"/>
-              <w:jc w:val="left"/>
             </w:pPr>
             <w:r>
               <w:t xml:space="preserve">Corta (MACs + EtherType)</w:t>
@@ -7304,7 +6990,6 @@
           <w:p>
             <w:pPr>
               <w:pStyle w:val="Compact"/>
-              <w:jc w:val="left"/>
             </w:pPr>
             <w:r>
               <w:t xml:space="preserve">Más larga:</w:t>
@@ -7331,7 +7016,6 @@
           <w:p>
             <w:pPr>
               <w:pStyle w:val="Compact"/>
-              <w:jc w:val="left"/>
             </w:pPr>
             <w:r>
               <w:t xml:space="preserve">Campo tipo</w:t>
@@ -7343,7 +7027,6 @@
           <w:p>
             <w:pPr>
               <w:pStyle w:val="Compact"/>
-              <w:jc w:val="left"/>
             </w:pPr>
             <w:r>
               <w:rPr>
@@ -7365,7 +7048,6 @@
           <w:p>
             <w:pPr>
               <w:pStyle w:val="Compact"/>
-              <w:jc w:val="left"/>
             </w:pPr>
             <w:r>
               <w:rPr>
@@ -7405,7 +7087,6 @@
           <w:p>
             <w:pPr>
               <w:pStyle w:val="Compact"/>
-              <w:jc w:val="left"/>
             </w:pPr>
             <w:r>
               <w:t xml:space="preserve">Medio</w:t>
@@ -7417,7 +7098,6 @@
           <w:p>
             <w:pPr>
               <w:pStyle w:val="Compact"/>
-              <w:jc w:val="left"/>
             </w:pPr>
             <w:r>
               <w:t xml:space="preserve">Cobertura fija: cable</w:t>
@@ -7429,7 +7109,6 @@
           <w:p>
             <w:pPr>
               <w:pStyle w:val="Compact"/>
-              <w:jc w:val="left"/>
             </w:pPr>
             <w:r>
               <w:t xml:space="preserve">Canal de radio</w:t>
@@ -7459,7 +7138,6 @@
           <w:p>
             <w:pPr>
               <w:pStyle w:val="Compact"/>
-              <w:jc w:val="left"/>
             </w:pPr>
             <w:r>
               <w:t xml:space="preserve">Quién</w:t>
@@ -7468,13 +7146,7 @@
               <w:t xml:space="preserve"> </w:t>
             </w:r>
             <w:r>
-              <w:t xml:space="preserve">“</w:t>
-            </w:r>
-            <w:r>
-              <w:t xml:space="preserve">cambia</w:t>
-            </w:r>
-            <w:r>
-              <w:t xml:space="preserve">”</w:t>
+              <w:t xml:space="preserve">“cambia”</w:t>
             </w:r>
             <w:r>
               <w:t xml:space="preserve"> </w:t>
@@ -7489,7 +7161,6 @@
           <w:p>
             <w:pPr>
               <w:pStyle w:val="Compact"/>
-              <w:jc w:val="left"/>
             </w:pPr>
             <w:r>
               <w:t xml:space="preserve">El switch reenvía</w:t>
@@ -7501,7 +7172,6 @@
           <w:p>
             <w:pPr>
               <w:pStyle w:val="Compact"/>
-              <w:jc w:val="left"/>
             </w:pPr>
             <w:r>
               <w:t xml:space="preserve">El AP puede cifrar/descifrar (WPA2/WPA3) en el borde</w:t>
@@ -7554,7 +7224,7 @@
       <w:r>
         <w:t xml:space="preserve"> </w:t>
       </w:r>
-      <w:hyperlink r:id="rId71">
+      <w:hyperlink r:id="rId60">
         <w:r>
           <w:rPr>
             <w:rStyle w:val="Hyperlink"/>
@@ -7586,8 +7256,8 @@
         </w:pict>
       </w:r>
     </w:p>
-    <w:bookmarkEnd w:id="72"/>
-    <w:bookmarkStart w:id="73" w:name="cómo-lo-ves-en-vivo-wireshark"/>
+    <w:bookmarkEnd w:id="61"/>
+    <w:bookmarkStart w:id="62" w:name="cómo-lo-ves-en-vivo-wireshark"/>
     <w:p>
       <w:pPr>
         <w:pStyle w:val="Heading2"/>
@@ -7758,13 +7428,7 @@
         <w:t xml:space="preserve"> </w:t>
       </w:r>
       <w:r>
-        <w:t xml:space="preserve">“</w:t>
-      </w:r>
-      <w:r>
-        <w:t xml:space="preserve">en la red cableada</w:t>
-      </w:r>
-      <w:r>
-        <w:t xml:space="preserve">”</w:t>
+        <w:t xml:space="preserve">“en la red cableada”</w:t>
       </w:r>
       <w:r>
         <w:t xml:space="preserve">, algo va raro (salvo jumbo frames en datacenter).</w:t>
@@ -7777,8 +7441,8 @@
         </w:pict>
       </w:r>
     </w:p>
-    <w:bookmarkEnd w:id="73"/>
-    <w:bookmarkStart w:id="74" w:name="mini-chequeo-2"/>
+    <w:bookmarkEnd w:id="62"/>
+    <w:bookmarkStart w:id="63" w:name="mini-chequeo-2"/>
     <w:p>
       <w:pPr>
         <w:pStyle w:val="Heading2"/>
@@ -7802,13 +7466,7 @@
         <w:t xml:space="preserve"> </w:t>
       </w:r>
       <w:r>
-        <w:t xml:space="preserve">“</w:t>
-      </w:r>
-      <w:r>
-        <w:t xml:space="preserve">de dirección o tipo</w:t>
-      </w:r>
-      <w:r>
-        <w:t xml:space="preserve">”</w:t>
+        <w:t xml:space="preserve">“de dirección o tipo”</w:t>
       </w:r>
       <w:r>
         <w:t xml:space="preserve"> </w:t>
@@ -7991,13 +7649,7 @@
         <w:t xml:space="preserve"> </w:t>
       </w:r>
       <w:r>
-        <w:t xml:space="preserve">“</w:t>
-      </w:r>
-      <w:r>
-        <w:t xml:space="preserve">una trama</w:t>
-      </w:r>
-      <w:r>
-        <w:t xml:space="preserve">”</w:t>
+        <w:t xml:space="preserve">“una trama”</w:t>
       </w:r>
       <w:r>
         <w:t xml:space="preserve">.</w:t>
@@ -8010,8 +7662,8 @@
         </w:pict>
       </w:r>
     </w:p>
-    <w:bookmarkEnd w:id="74"/>
-    <w:bookmarkStart w:id="75" w:name="resumen-en-3-frases-2"/>
+    <w:bookmarkEnd w:id="63"/>
+    <w:bookmarkStart w:id="64" w:name="resumen-en-3-frases-2"/>
     <w:p>
       <w:pPr>
         <w:pStyle w:val="Heading2"/>
@@ -8156,8 +7808,8 @@
         <w:t xml:space="preserve">El EtherType etiqueta el contenido (IPv4, IPv6, ARP…); ARP se estudia a fondo en la unidad de dirección IP.</w:t>
       </w:r>
     </w:p>
-    <w:bookmarkEnd w:id="75"/>
-    <w:bookmarkStart w:id="76" w:name="vocabulario-rápido-2"/>
+    <w:bookmarkEnd w:id="64"/>
+    <w:bookmarkStart w:id="65" w:name="vocabulario-rápido-2"/>
     <w:p>
       <w:pPr>
         <w:pStyle w:val="Heading2"/>
@@ -8170,7 +7822,6 @@
       <w:tblPr>
         <w:tblStyle w:val="Table"/>
         <w:tblW w:type="auto" w:w="0"/>
-        <w:jc w:val="left"/>
         <w:tblLook w:firstRow="1" w:lastRow="0" w:firstColumn="0" w:lastColumn="0" w:noHBand="0" w:noVBand="0" w:val="0020"/>
       </w:tblPr>
       <w:tblGrid>
@@ -8186,7 +7837,6 @@
           <w:p>
             <w:pPr>
               <w:pStyle w:val="Compact"/>
-              <w:jc w:val="left"/>
             </w:pPr>
             <w:r>
               <w:t xml:space="preserve">Término</w:t>
@@ -8198,7 +7848,6 @@
           <w:p>
             <w:pPr>
               <w:pStyle w:val="Compact"/>
-              <w:jc w:val="left"/>
             </w:pPr>
             <w:r>
               <w:t xml:space="preserve">Idea general</w:t>
@@ -8212,7 +7861,6 @@
           <w:p>
             <w:pPr>
               <w:pStyle w:val="Compact"/>
-              <w:jc w:val="left"/>
             </w:pPr>
             <w:r>
               <w:t xml:space="preserve">Trama (</w:t>
@@ -8234,7 +7882,6 @@
           <w:p>
             <w:pPr>
               <w:pStyle w:val="Compact"/>
-              <w:jc w:val="left"/>
             </w:pPr>
             <w:r>
               <w:t xml:space="preserve">PDU de la capa 2</w:t>
@@ -8248,7 +7895,6 @@
           <w:p>
             <w:pPr>
               <w:pStyle w:val="Compact"/>
-              <w:jc w:val="left"/>
             </w:pPr>
             <w:r>
               <w:t xml:space="preserve">EtherType</w:t>
@@ -8260,7 +7906,6 @@
           <w:p>
             <w:pPr>
               <w:pStyle w:val="Compact"/>
-              <w:jc w:val="left"/>
             </w:pPr>
             <w:r>
               <w:t xml:space="preserve">Campo que dice qué protocolo hay dentro de la trama</w:t>
@@ -8274,7 +7919,6 @@
           <w:p>
             <w:pPr>
               <w:pStyle w:val="Compact"/>
-              <w:jc w:val="left"/>
             </w:pPr>
             <w:r>
               <w:t xml:space="preserve">FCS</w:t>
@@ -8286,7 +7930,6 @@
           <w:p>
             <w:pPr>
               <w:pStyle w:val="Compact"/>
-              <w:jc w:val="left"/>
             </w:pPr>
             <w:r>
               <w:t xml:space="preserve">CRC de 4 bytes que valida la trama</w:t>
@@ -8300,7 +7943,6 @@
           <w:p>
             <w:pPr>
               <w:pStyle w:val="Compact"/>
-              <w:jc w:val="left"/>
             </w:pPr>
             <w:r>
               <w:t xml:space="preserve">MTU</w:t>
@@ -8312,7 +7954,6 @@
           <w:p>
             <w:pPr>
               <w:pStyle w:val="Compact"/>
-              <w:jc w:val="left"/>
             </w:pPr>
             <w:r>
               <w:t xml:space="preserve">Tamaño máximo de payload de la trama (1500 en Ethernet)</w:t>
@@ -8326,7 +7967,6 @@
           <w:p>
             <w:pPr>
               <w:pStyle w:val="Compact"/>
-              <w:jc w:val="left"/>
             </w:pPr>
             <w:r>
               <w:t xml:space="preserve">802.3</w:t>
@@ -8338,7 +7978,6 @@
           <w:p>
             <w:pPr>
               <w:pStyle w:val="Compact"/>
-              <w:jc w:val="left"/>
             </w:pPr>
             <w:r>
               <w:t xml:space="preserve">Estándar Ethernet cableado</w:t>
@@ -8352,7 +7991,6 @@
           <w:p>
             <w:pPr>
               <w:pStyle w:val="Compact"/>
-              <w:jc w:val="left"/>
             </w:pPr>
             <w:r>
               <w:t xml:space="preserve">802.11</w:t>
@@ -8364,7 +8002,6 @@
           <w:p>
             <w:pPr>
               <w:pStyle w:val="Compact"/>
-              <w:jc w:val="left"/>
             </w:pPr>
             <w:r>
               <w:t xml:space="preserve">Estándar WiFi (trama distinta, capa 2 igual)</w:t>
@@ -8390,7 +8027,7 @@
       <w:r>
         <w:t xml:space="preserve"> </w:t>
       </w:r>
-      <w:hyperlink r:id="rId44">
+      <w:hyperlink r:id="rId33">
         <w:r>
           <w:rPr>
             <w:rStyle w:val="Hyperlink"/>
@@ -8417,7 +8054,7 @@
       <w:r>
         <w:t xml:space="preserve"> </w:t>
       </w:r>
-      <w:hyperlink r:id="rId22">
+      <w:hyperlink r:id="rId11">
         <w:r>
           <w:rPr>
             <w:rStyle w:val="Hyperlink"/>
@@ -8444,7 +8081,7 @@
       <w:r>
         <w:t xml:space="preserve"> </w:t>
       </w:r>
-      <w:hyperlink r:id="rId24">
+      <w:hyperlink r:id="rId13">
         <w:r>
           <w:rPr>
             <w:rStyle w:val="Hyperlink"/>
@@ -8453,9 +8090,9 @@
         </w:r>
       </w:hyperlink>
     </w:p>
-    <w:bookmarkEnd w:id="76"/>
-    <w:bookmarkEnd w:id="77"/>
-    <w:bookmarkStart w:id="92" w:name="encapsulación-de-la-trama-al-paquete"/>
+    <w:bookmarkEnd w:id="65"/>
+    <w:bookmarkEnd w:id="66"/>
+    <w:bookmarkStart w:id="81" w:name="encapsulación-de-la-trama-al-paquete"/>
     <w:p>
       <w:pPr>
         <w:pStyle w:val="Heading1"/>
@@ -8519,7 +8156,7 @@
         </w:pict>
       </w:r>
     </w:p>
-    <w:bookmarkStart w:id="78" w:name="la-idea-en-una-frase-3"/>
+    <w:bookmarkStart w:id="67" w:name="la-idea-en-una-frase-3"/>
     <w:p>
       <w:pPr>
         <w:pStyle w:val="Heading2"/>
@@ -8582,8 +8219,8 @@
         </w:pict>
       </w:r>
     </w:p>
-    <w:bookmarkEnd w:id="78"/>
-    <w:bookmarkStart w:id="82" w:name="las-muñecas-rusas-pdu-y-cabeceras"/>
+    <w:bookmarkEnd w:id="67"/>
+    <w:bookmarkStart w:id="71" w:name="las-muñecas-rusas-pdu-y-cabeceras"/>
     <w:p>
       <w:pPr>
         <w:pStyle w:val="Heading2"/>
@@ -8602,7 +8239,7 @@
       <w:r>
         <w:t xml:space="preserve"> </w:t>
       </w:r>
-      <w:hyperlink r:id="rId21">
+      <w:hyperlink r:id="rId10">
         <w:r>
           <w:rPr>
             <w:rStyle w:val="Hyperlink"/>
@@ -8652,12 +8289,12 @@
           <wp:inline>
             <wp:extent cx="5334000" cy="2095500"/>
             <wp:effectExtent b="0" l="0" r="0" t="0"/>
-            <wp:docPr descr="Flujo de encapsulación: los datos se envuelven capa a capa (datos, segmento TCP, paquete IP, trama Ethernet y bits) y al llegar cada capa se quita su cabecera" title="" id="80" name="Picture"/>
+            <wp:docPr descr="Flujo de encapsulación: los datos se envuelven capa a capa (datos, segmento TCP, paquete IP, trama Ethernet y bits) y al llegar cada capa se quita su cabecera" title="" id="69" name="Picture"/>
             <a:graphic>
               <a:graphicData uri="http://schemas.openxmlformats.org/drawingml/2006/picture">
                 <pic:pic>
                   <pic:nvPicPr>
-                    <pic:cNvPr descr="public/diagrams/u03-flujo-encapsulacion.svg" id="81" name="Picture"/>
+                    <pic:cNvPr descr="public/diagrams/u03-flujo-encapsulacion.svg" id="70" name="Picture"/>
                     <pic:cNvPicPr>
                       <a:picLocks noChangeArrowheads="1" noChangeAspect="1"/>
                     </pic:cNvPicPr>
@@ -8669,7 +8306,7 @@
                           <a14:useLocalDpi xmlns:a14="http://schemas.microsoft.com/office/drawing/2010/main" val="0"/>
                         </a:ext>
                         <a:ext uri="{96DAC541-7B7A-43D3-8B79-37D633B846F1}">
-                          <asvg:svgBlip xmlns:asvg="http://schemas.microsoft.com/office/drawing/2016/SVG/main" r:embed="rId79"/>
+                          <asvg:svgBlip xmlns:asvg="http://schemas.microsoft.com/office/drawing/2016/SVG/main" r:embed="rId68"/>
                         </a:ext>
                       </a:extLst>
                     </a:blip>
@@ -8711,7 +8348,6 @@
       <w:tblPr>
         <w:tblStyle w:val="Table"/>
         <w:tblW w:type="pct" w:w="5000"/>
-        <w:jc w:val="left"/>
         <w:tblLayout w:type="fixed"/>
         <w:tblLook w:firstRow="1" w:lastRow="0" w:firstColumn="0" w:lastColumn="0" w:noHBand="0" w:noVBand="0" w:val="0020"/>
       </w:tblPr>
@@ -8730,7 +8366,6 @@
           <w:p>
             <w:pPr>
               <w:pStyle w:val="Compact"/>
-              <w:jc w:val="left"/>
             </w:pPr>
             <w:r>
               <w:t xml:space="preserve">Capa</w:t>
@@ -8742,7 +8377,6 @@
           <w:p>
             <w:pPr>
               <w:pStyle w:val="Compact"/>
-              <w:jc w:val="left"/>
             </w:pPr>
             <w:r>
               <w:t xml:space="preserve">PDU</w:t>
@@ -8754,7 +8388,6 @@
           <w:p>
             <w:pPr>
               <w:pStyle w:val="Compact"/>
-              <w:jc w:val="left"/>
             </w:pPr>
             <w:r>
               <w:t xml:space="preserve">Cabecera que añade</w:t>
@@ -8766,7 +8399,6 @@
           <w:p>
             <w:pPr>
               <w:pStyle w:val="Compact"/>
-              <w:jc w:val="left"/>
             </w:pPr>
             <w:r>
               <w:t xml:space="preserve">Ejemplo de campo clave</w:t>
@@ -8780,7 +8412,6 @@
           <w:p>
             <w:pPr>
               <w:pStyle w:val="Compact"/>
-              <w:jc w:val="left"/>
             </w:pPr>
             <w:r>
               <w:t xml:space="preserve">4 · Transporte</w:t>
@@ -8792,7 +8423,6 @@
           <w:p>
             <w:pPr>
               <w:pStyle w:val="Compact"/>
-              <w:jc w:val="left"/>
             </w:pPr>
             <w:r>
               <w:t xml:space="preserve">Segmento / datagrama</w:t>
@@ -8804,7 +8434,6 @@
           <w:p>
             <w:pPr>
               <w:pStyle w:val="Compact"/>
-              <w:jc w:val="left"/>
             </w:pPr>
             <w:r>
               <w:t xml:space="preserve">TCP o UDP</w:t>
@@ -8816,7 +8445,6 @@
           <w:p>
             <w:pPr>
               <w:pStyle w:val="Compact"/>
-              <w:jc w:val="left"/>
             </w:pPr>
             <w:r>
               <w:t xml:space="preserve">Puertos 80, 443, 22</w:t>
@@ -8830,7 +8458,6 @@
           <w:p>
             <w:pPr>
               <w:pStyle w:val="Compact"/>
-              <w:jc w:val="left"/>
             </w:pPr>
             <w:r>
               <w:t xml:space="preserve">3 · Red</w:t>
@@ -8842,7 +8469,6 @@
           <w:p>
             <w:pPr>
               <w:pStyle w:val="Compact"/>
-              <w:jc w:val="left"/>
             </w:pPr>
             <w:r>
               <w:rPr>
@@ -8858,7 +8484,6 @@
           <w:p>
             <w:pPr>
               <w:pStyle w:val="Compact"/>
-              <w:jc w:val="left"/>
             </w:pPr>
             <w:r>
               <w:t xml:space="preserve">IP</w:t>
@@ -8870,7 +8495,6 @@
           <w:p>
             <w:pPr>
               <w:pStyle w:val="Compact"/>
-              <w:jc w:val="left"/>
             </w:pPr>
             <w:r>
               <w:t xml:space="preserve">IP origen y destino</w:t>
@@ -8884,7 +8508,6 @@
           <w:p>
             <w:pPr>
               <w:pStyle w:val="Compact"/>
-              <w:jc w:val="left"/>
             </w:pPr>
             <w:r>
               <w:t xml:space="preserve">2 · Enlace</w:t>
@@ -8896,7 +8519,6 @@
           <w:p>
             <w:pPr>
               <w:pStyle w:val="Compact"/>
-              <w:jc w:val="left"/>
             </w:pPr>
             <w:r>
               <w:rPr>
@@ -8912,7 +8534,6 @@
           <w:p>
             <w:pPr>
               <w:pStyle w:val="Compact"/>
-              <w:jc w:val="left"/>
             </w:pPr>
             <w:r>
               <w:t xml:space="preserve">Ethernet</w:t>
@@ -8924,7 +8545,6 @@
           <w:p>
             <w:pPr>
               <w:pStyle w:val="Compact"/>
-              <w:jc w:val="left"/>
             </w:pPr>
             <w:r>
               <w:t xml:space="preserve">MAC origen y destino + FCS</w:t>
@@ -8938,7 +8558,6 @@
           <w:p>
             <w:pPr>
               <w:pStyle w:val="Compact"/>
-              <w:jc w:val="left"/>
             </w:pPr>
             <w:r>
               <w:t xml:space="preserve">1 · Física</w:t>
@@ -8950,7 +8569,6 @@
           <w:p>
             <w:pPr>
               <w:pStyle w:val="Compact"/>
-              <w:jc w:val="left"/>
             </w:pPr>
             <w:r>
               <w:t xml:space="preserve">Bits</w:t>
@@ -8962,7 +8580,6 @@
           <w:p>
             <w:pPr>
               <w:pStyle w:val="Compact"/>
-              <w:jc w:val="left"/>
             </w:pPr>
             <w:r>
               <w:t xml:space="preserve">— (solo señal)</w:t>
@@ -8974,7 +8591,6 @@
           <w:p>
             <w:pPr>
               <w:pStyle w:val="Compact"/>
-              <w:jc w:val="left"/>
             </w:pPr>
             <w:r>
               <w:t xml:space="preserve">Pulsos, luz, ondas</w:t>
@@ -9021,8 +8637,8 @@
         </w:pict>
       </w:r>
     </w:p>
-    <w:bookmarkEnd w:id="82"/>
-    <w:bookmarkStart w:id="86" w:name="X51accb6bad00f89ab55a5cc8e0c59949e069e0d"/>
+    <w:bookmarkEnd w:id="71"/>
+    <w:bookmarkStart w:id="75" w:name="X51accb6bad00f89ab55a5cc8e0c59949e069e0d"/>
     <w:p>
       <w:pPr>
         <w:pStyle w:val="Heading2"/>
@@ -9061,12 +8677,12 @@
           <wp:inline>
             <wp:extent cx="5334000" cy="3006436"/>
             <wp:effectExtent b="0" l="0" r="0" t="0"/>
-            <wp:docPr descr="Viaje de un paquete de la PC al servidor: la trama usa MACs de PC a router y luego de router a servidor, mientras la IP de destino se conserva en todo el recorrido" title="" id="84" name="Picture"/>
+            <wp:docPr descr="Viaje de un paquete de la PC al servidor: la trama usa MACs de PC a router y luego de router a servidor, mientras la IP de destino se conserva en todo el recorrido" title="" id="73" name="Picture"/>
             <a:graphic>
               <a:graphicData uri="http://schemas.openxmlformats.org/drawingml/2006/picture">
                 <pic:pic>
                   <pic:nvPicPr>
-                    <pic:cNvPr descr="public/diagrams/u03-viaje-macs.svg" id="85" name="Picture"/>
+                    <pic:cNvPr descr="public/diagrams/u03-viaje-macs.svg" id="74" name="Picture"/>
                     <pic:cNvPicPr>
                       <a:picLocks noChangeArrowheads="1" noChangeAspect="1"/>
                     </pic:cNvPicPr>
@@ -9078,7 +8694,7 @@
                           <a14:useLocalDpi xmlns:a14="http://schemas.microsoft.com/office/drawing/2010/main" val="0"/>
                         </a:ext>
                         <a:ext uri="{96DAC541-7B7A-43D3-8B79-37D633B846F1}">
-                          <asvg:svgBlip xmlns:asvg="http://schemas.microsoft.com/office/drawing/2016/SVG/main" r:embed="rId83"/>
+                          <asvg:svgBlip xmlns:asvg="http://schemas.microsoft.com/office/drawing/2016/SVG/main" r:embed="rId72"/>
                         </a:ext>
                       </a:extLst>
                     </a:blip>
@@ -9120,7 +8736,6 @@
       <w:tblPr>
         <w:tblStyle w:val="Table"/>
         <w:tblW w:type="pct" w:w="5000"/>
-        <w:jc w:val="left"/>
         <w:tblLayout w:type="fixed"/>
         <w:tblLook w:firstRow="1" w:lastRow="0" w:firstColumn="0" w:lastColumn="0" w:noHBand="0" w:noVBand="0" w:val="0020"/>
       </w:tblPr>
@@ -9139,7 +8754,6 @@
           <w:p>
             <w:pPr>
               <w:pStyle w:val="Compact"/>
-              <w:jc w:val="left"/>
             </w:pPr>
             <w:r>
               <w:t xml:space="preserve">Tramo</w:t>
@@ -9151,7 +8765,6 @@
           <w:p>
             <w:pPr>
               <w:pStyle w:val="Compact"/>
-              <w:jc w:val="left"/>
             </w:pPr>
             <w:r>
               <w:t xml:space="preserve">MAC origen → destino (trama)</w:t>
@@ -9163,7 +8776,6 @@
           <w:p>
             <w:pPr>
               <w:pStyle w:val="Compact"/>
-              <w:jc w:val="left"/>
             </w:pPr>
             <w:r>
               <w:t xml:space="preserve">IP origen → destino (paquete)</w:t>
@@ -9175,7 +8787,6 @@
           <w:p>
             <w:pPr>
               <w:pStyle w:val="Compact"/>
-              <w:jc w:val="left"/>
             </w:pPr>
             <w:r>
               <w:t xml:space="preserve">¿Qué cambia?</w:t>
@@ -9189,7 +8800,6 @@
           <w:p>
             <w:pPr>
               <w:pStyle w:val="Compact"/>
-              <w:jc w:val="left"/>
             </w:pPr>
             <w:r>
               <w:t xml:space="preserve">PC → router (tu LAN)</w:t>
@@ -9201,7 +8811,6 @@
           <w:p>
             <w:pPr>
               <w:pStyle w:val="Compact"/>
-              <w:jc w:val="left"/>
             </w:pPr>
             <w:r>
               <w:t xml:space="preserve">PC →</w:t>
@@ -9229,7 +8838,6 @@
           <w:p>
             <w:pPr>
               <w:pStyle w:val="Compact"/>
-              <w:jc w:val="left"/>
             </w:pPr>
             <w:r>
               <w:t xml:space="preserve">PC → servidor web</w:t>
@@ -9241,7 +8849,6 @@
           <w:p>
             <w:pPr>
               <w:pStyle w:val="Compact"/>
-              <w:jc w:val="left"/>
             </w:pPr>
             <w:r>
               <w:t xml:space="preserve">La trama la encabeza tu PC y la recoge el router</w:t>
@@ -9255,7 +8862,6 @@
           <w:p>
             <w:pPr>
               <w:pStyle w:val="Compact"/>
-              <w:jc w:val="left"/>
             </w:pPr>
             <w:r>
               <w:t xml:space="preserve">Router → servidor</w:t>
@@ -9267,7 +8873,6 @@
           <w:p>
             <w:pPr>
               <w:pStyle w:val="Compact"/>
-              <w:jc w:val="left"/>
             </w:pPr>
             <w:r>
               <w:rPr>
@@ -9289,7 +8894,6 @@
           <w:p>
             <w:pPr>
               <w:pStyle w:val="Compact"/>
-              <w:jc w:val="left"/>
             </w:pPr>
             <w:r>
               <w:t xml:space="preserve">PC → servidor web</w:t>
@@ -9301,7 +8905,6 @@
           <w:p>
             <w:pPr>
               <w:pStyle w:val="Compact"/>
-              <w:jc w:val="left"/>
             </w:pPr>
             <w:r>
               <w:rPr>
@@ -9322,7 +8925,6 @@
           <w:p>
             <w:pPr>
               <w:pStyle w:val="Compact"/>
-              <w:jc w:val="left"/>
             </w:pPr>
             <w:r>
               <w:t xml:space="preserve">Respuesta</w:t>
@@ -9334,7 +8936,6 @@
           <w:p>
             <w:pPr>
               <w:pStyle w:val="Compact"/>
-              <w:jc w:val="left"/>
             </w:pPr>
             <w:r>
               <w:t xml:space="preserve">servidor → router → PC</w:t>
@@ -9346,7 +8947,6 @@
           <w:p>
             <w:pPr>
               <w:pStyle w:val="Compact"/>
-              <w:jc w:val="left"/>
             </w:pPr>
             <w:r>
               <w:t xml:space="preserve">servidor → PC</w:t>
@@ -9358,7 +8958,6 @@
           <w:p>
             <w:pPr>
               <w:pStyle w:val="Compact"/>
-              <w:jc w:val="left"/>
             </w:pPr>
             <w:r>
               <w:t xml:space="preserve">Al revés, y tu PC sigue recibiendo con su MAC</w:t>
@@ -9462,13 +9061,7 @@
         <w:t xml:space="preserve"> </w:t>
       </w:r>
       <w:r>
-        <w:t xml:space="preserve">“</w:t>
-      </w:r>
-      <w:r>
-        <w:t xml:space="preserve">tú</w:t>
-      </w:r>
-      <w:r>
-        <w:t xml:space="preserve">”</w:t>
+        <w:t xml:space="preserve">“tú”</w:t>
       </w:r>
       <w:r>
         <w:t xml:space="preserve"> </w:t>
@@ -9484,8 +9077,8 @@
         </w:pict>
       </w:r>
     </w:p>
-    <w:bookmarkEnd w:id="86"/>
-    <w:bookmarkStart w:id="87" w:name="desencapsular-el-proceso-al-revés"/>
+    <w:bookmarkEnd w:id="75"/>
+    <w:bookmarkStart w:id="76" w:name="desencapsular-el-proceso-al-revés"/>
     <w:p>
       <w:pPr>
         <w:pStyle w:val="Heading2"/>
@@ -9630,13 +9223,7 @@
         <w:t xml:space="preserve"> </w:t>
       </w:r>
       <w:r>
-        <w:t xml:space="preserve">“</w:t>
-      </w:r>
-      <w:r>
-        <w:t xml:space="preserve">arregla</w:t>
-      </w:r>
-      <w:r>
-        <w:t xml:space="preserve">”</w:t>
+        <w:t xml:space="preserve">“arregla”</w:t>
       </w:r>
       <w:r>
         <w:t xml:space="preserve"> </w:t>
@@ -9652,8 +9239,8 @@
         </w:pict>
       </w:r>
     </w:p>
-    <w:bookmarkEnd w:id="87"/>
-    <w:bookmarkStart w:id="88" w:name="solo-el-nombre-arp-otra-vez"/>
+    <w:bookmarkEnd w:id="76"/>
+    <w:bookmarkStart w:id="77" w:name="solo-el-nombre-arp-otra-vez"/>
     <w:p>
       <w:pPr>
         <w:pStyle w:val="Heading2"/>
@@ -9717,7 +9304,7 @@
       <w:r>
         <w:t xml:space="preserve"> </w:t>
       </w:r>
-      <w:hyperlink r:id="rId59">
+      <w:hyperlink r:id="rId48">
         <w:r>
           <w:rPr>
             <w:rStyle w:val="Hyperlink"/>
@@ -9749,8 +9336,8 @@
         </w:pict>
       </w:r>
     </w:p>
-    <w:bookmarkEnd w:id="88"/>
-    <w:bookmarkStart w:id="89" w:name="mini-chequeo-3"/>
+    <w:bookmarkEnd w:id="77"/>
+    <w:bookmarkStart w:id="78" w:name="mini-chequeo-3"/>
     <w:p>
       <w:pPr>
         <w:pStyle w:val="Heading2"/>
@@ -9999,13 +9586,7 @@
         <w:t xml:space="preserve"> </w:t>
       </w:r>
       <w:r>
-        <w:t xml:space="preserve">“</w:t>
-      </w:r>
-      <w:r>
-        <w:t xml:space="preserve">ve</w:t>
-      </w:r>
-      <w:r>
-        <w:t xml:space="preserve">”</w:t>
+        <w:t xml:space="preserve">“ve”</w:t>
       </w:r>
       <w:r>
         <w:t xml:space="preserve"> </w:t>
@@ -10021,8 +9602,8 @@
         </w:pict>
       </w:r>
     </w:p>
-    <w:bookmarkEnd w:id="89"/>
-    <w:bookmarkStart w:id="90" w:name="resumen-en-3-frases-3"/>
+    <w:bookmarkEnd w:id="78"/>
+    <w:bookmarkStart w:id="79" w:name="resumen-en-3-frases-3"/>
     <w:p>
       <w:pPr>
         <w:pStyle w:val="Heading2"/>
@@ -10125,8 +9706,8 @@
         <w:t xml:space="preserve">y entrega el contenido de dentro.</w:t>
       </w:r>
     </w:p>
-    <w:bookmarkEnd w:id="90"/>
-    <w:bookmarkStart w:id="91" w:name="vocabulario-rápido-3"/>
+    <w:bookmarkEnd w:id="79"/>
+    <w:bookmarkStart w:id="80" w:name="vocabulario-rápido-3"/>
     <w:p>
       <w:pPr>
         <w:pStyle w:val="Heading2"/>
@@ -10139,7 +9720,6 @@
       <w:tblPr>
         <w:tblStyle w:val="Table"/>
         <w:tblW w:type="auto" w:w="0"/>
-        <w:jc w:val="left"/>
         <w:tblLook w:firstRow="1" w:lastRow="0" w:firstColumn="0" w:lastColumn="0" w:noHBand="0" w:noVBand="0" w:val="0020"/>
       </w:tblPr>
       <w:tblGrid>
@@ -10155,7 +9735,6 @@
           <w:p>
             <w:pPr>
               <w:pStyle w:val="Compact"/>
-              <w:jc w:val="left"/>
             </w:pPr>
             <w:r>
               <w:t xml:space="preserve">Término</w:t>
@@ -10167,7 +9746,6 @@
           <w:p>
             <w:pPr>
               <w:pStyle w:val="Compact"/>
-              <w:jc w:val="left"/>
             </w:pPr>
             <w:r>
               <w:t xml:space="preserve">Idea general</w:t>
@@ -10181,7 +9759,6 @@
           <w:p>
             <w:pPr>
               <w:pStyle w:val="Compact"/>
-              <w:jc w:val="left"/>
             </w:pPr>
             <w:r>
               <w:t xml:space="preserve">Encapsulación</w:t>
@@ -10193,7 +9770,6 @@
           <w:p>
             <w:pPr>
               <w:pStyle w:val="Compact"/>
-              <w:jc w:val="left"/>
             </w:pPr>
             <w:r>
               <w:t xml:space="preserve">Añadir cabecera propia sobre los datos de arriba</w:t>
@@ -10207,7 +9783,6 @@
           <w:p>
             <w:pPr>
               <w:pStyle w:val="Compact"/>
-              <w:jc w:val="left"/>
             </w:pPr>
             <w:r>
               <w:t xml:space="preserve">Desencapsulación</w:t>
@@ -10219,7 +9794,6 @@
           <w:p>
             <w:pPr>
               <w:pStyle w:val="Compact"/>
-              <w:jc w:val="left"/>
             </w:pPr>
             <w:r>
               <w:t xml:space="preserve">Quitar cabeceras al recibir, capa a capa</w:t>
@@ -10233,7 +9807,6 @@
           <w:p>
             <w:pPr>
               <w:pStyle w:val="Compact"/>
-              <w:jc w:val="left"/>
             </w:pPr>
             <w:r>
               <w:t xml:space="preserve">Segmento</w:t>
@@ -10245,7 +9818,6 @@
           <w:p>
             <w:pPr>
               <w:pStyle w:val="Compact"/>
-              <w:jc w:val="left"/>
             </w:pPr>
             <w:r>
               <w:t xml:space="preserve">PDU de la capa 4 (TCP/UDP)</w:t>
@@ -10259,7 +9831,6 @@
           <w:p>
             <w:pPr>
               <w:pStyle w:val="Compact"/>
-              <w:jc w:val="left"/>
             </w:pPr>
             <w:r>
               <w:t xml:space="preserve">Paquete</w:t>
@@ -10271,7 +9842,6 @@
           <w:p>
             <w:pPr>
               <w:pStyle w:val="Compact"/>
-              <w:jc w:val="left"/>
             </w:pPr>
             <w:r>
               <w:t xml:space="preserve">PDU de la capa 3 (IP)</w:t>
@@ -10285,7 +9855,6 @@
           <w:p>
             <w:pPr>
               <w:pStyle w:val="Compact"/>
-              <w:jc w:val="left"/>
             </w:pPr>
             <w:r>
               <w:t xml:space="preserve">Salto</w:t>
@@ -10297,7 +9866,6 @@
           <w:p>
             <w:pPr>
               <w:pStyle w:val="Compact"/>
-              <w:jc w:val="left"/>
             </w:pPr>
             <w:r>
               <w:t xml:space="preserve">Tramo de un enlace (router a router); cada salto, sus MACs</w:t>
@@ -10323,7 +9891,7 @@
       <w:r>
         <w:t xml:space="preserve"> </w:t>
       </w:r>
-      <w:hyperlink r:id="rId44">
+      <w:hyperlink r:id="rId33">
         <w:r>
           <w:rPr>
             <w:rStyle w:val="Hyperlink"/>
@@ -10350,7 +9918,7 @@
       <w:r>
         <w:t xml:space="preserve"> </w:t>
       </w:r>
-      <w:hyperlink r:id="rId23">
+      <w:hyperlink r:id="rId12">
         <w:r>
           <w:rPr>
             <w:rStyle w:val="Hyperlink"/>
@@ -10377,7 +9945,7 @@
       <w:r>
         <w:t xml:space="preserve"> </w:t>
       </w:r>
-      <w:hyperlink r:id="rId25">
+      <w:hyperlink r:id="rId14">
         <w:r>
           <w:rPr>
             <w:rStyle w:val="Hyperlink"/>
@@ -10386,9 +9954,9 @@
         </w:r>
       </w:hyperlink>
     </w:p>
-    <w:bookmarkEnd w:id="91"/>
-    <w:bookmarkEnd w:id="92"/>
-    <w:bookmarkStart w:id="104" w:name="cierre-consolida-lo-aprendido"/>
+    <w:bookmarkEnd w:id="80"/>
+    <w:bookmarkEnd w:id="81"/>
+    <w:bookmarkStart w:id="93" w:name="cierre-consolida-lo-aprendido"/>
     <w:p>
       <w:pPr>
         <w:pStyle w:val="Heading1"/>
@@ -10462,7 +10030,7 @@
       <w:r>
         <w:t xml:space="preserve"> </w:t>
       </w:r>
-      <w:hyperlink r:id="rId24">
+      <w:hyperlink r:id="rId13">
         <w:r>
           <w:rPr>
             <w:rStyle w:val="Hyperlink"/>
@@ -10484,7 +10052,7 @@
         </w:pict>
       </w:r>
     </w:p>
-    <w:bookmarkStart w:id="93" w:name="sé-el-paquete"/>
+    <w:bookmarkStart w:id="82" w:name="sé-el-paquete"/>
     <w:p>
       <w:pPr>
         <w:pStyle w:val="Heading2"/>
@@ -10699,8 +10267,8 @@
         </w:pict>
       </w:r>
     </w:p>
-    <w:bookmarkEnd w:id="93"/>
-    <w:bookmarkStart w:id="94" w:name="fireside-chat-mac-vs-ip"/>
+    <w:bookmarkEnd w:id="82"/>
+    <w:bookmarkStart w:id="83" w:name="fireside-chat-mac-vs-ip"/>
     <w:p>
       <w:pPr>
         <w:pStyle w:val="Heading2"/>
@@ -10895,13 +10463,7 @@
         <w:t xml:space="preserve"> </w:t>
       </w:r>
       <w:r>
-        <w:t xml:space="preserve">“</w:t>
-      </w:r>
-      <w:r>
-        <w:t xml:space="preserve">ser administrable</w:t>
-      </w:r>
-      <w:r>
-        <w:t xml:space="preserve">”</w:t>
+        <w:t xml:space="preserve">“ser administrable”</w:t>
       </w:r>
       <w:r>
         <w:t xml:space="preserve">.</w:t>
@@ -10928,13 +10490,7 @@
         <w:t xml:space="preserve"> </w:t>
       </w:r>
       <w:r>
-        <w:t xml:space="preserve">“</w:t>
-      </w:r>
-      <w:r>
-        <w:t xml:space="preserve">no servir para identificarte</w:t>
-      </w:r>
-      <w:r>
-        <w:t xml:space="preserve">”</w:t>
+        <w:t xml:space="preserve">“no servir para identificarte”</w:t>
       </w:r>
       <w:r>
         <w:t xml:space="preserve">. Recuerda quién lleva el destino final: yo. Tú solo llegas al de al lado.</w:t>
@@ -11045,8 +10601,8 @@
         </w:pict>
       </w:r>
     </w:p>
-    <w:bookmarkEnd w:id="94"/>
-    <w:bookmarkStart w:id="95" w:name="quién-soy"/>
+    <w:bookmarkEnd w:id="83"/>
+    <w:bookmarkStart w:id="84" w:name="quién-soy"/>
     <w:p>
       <w:pPr>
         <w:pStyle w:val="Heading2"/>
@@ -11208,8 +10764,8 @@
         </w:pict>
       </w:r>
     </w:p>
-    <w:bookmarkEnd w:id="95"/>
-    <w:bookmarkStart w:id="96" w:name="X70e6344609ffa0f5af25f471f6774440bb08859"/>
+    <w:bookmarkEnd w:id="84"/>
+    <w:bookmarkStart w:id="85" w:name="X70e6344609ffa0f5af25f471f6774440bb08859"/>
     <w:p>
       <w:pPr>
         <w:pStyle w:val="Heading2"/>
@@ -11221,13 +10777,7 @@
         <w:t xml:space="preserve"> </w:t>
       </w:r>
       <w:r>
-        <w:t xml:space="preserve">“</w:t>
-      </w:r>
-      <w:r>
-        <w:t xml:space="preserve">Le he cambiado la IP y ya no funciona la red</w:t>
-      </w:r>
-      <w:r>
-        <w:t xml:space="preserve">”</w:t>
+        <w:t xml:space="preserve">“Le he cambiado la IP y ya no funciona la red”</w:t>
       </w:r>
     </w:p>
     <w:p>
@@ -11345,13 +10895,7 @@
         <w:t xml:space="preserve"> </w:t>
       </w:r>
       <w:r>
-        <w:t xml:space="preserve">“</w:t>
-      </w:r>
-      <w:r>
-        <w:t xml:space="preserve">que no se note el cambio</w:t>
-      </w:r>
-      <w:r>
-        <w:t xml:space="preserve">”</w:t>
+        <w:t xml:space="preserve">“que no se note el cambio”</w:t>
       </w:r>
       <w:r>
         <w:t xml:space="preserve"> </w:t>
@@ -11403,13 +10947,7 @@
         <w:t xml:space="preserve"> </w:t>
       </w:r>
       <w:r>
-        <w:t xml:space="preserve">“</w:t>
-      </w:r>
-      <w:r>
-        <w:t xml:space="preserve">equivocado</w:t>
-      </w:r>
-      <w:r>
-        <w:t xml:space="preserve">”</w:t>
+        <w:t xml:space="preserve">“equivocado”</w:t>
       </w:r>
       <w:r>
         <w:t xml:space="preserve"> </w:t>
@@ -11517,8 +11055,8 @@
         </w:pict>
       </w:r>
     </w:p>
-    <w:bookmarkEnd w:id="96"/>
-    <w:bookmarkStart w:id="97" w:name="X3ba5e15fba67d97aa3ed89f456670c16e87b8ec"/>
+    <w:bookmarkEnd w:id="85"/>
+    <w:bookmarkStart w:id="86" w:name="X3ba5e15fba67d97aa3ed89f456670c16e87b8ec"/>
     <w:p>
       <w:pPr>
         <w:pStyle w:val="Heading2"/>
@@ -11747,13 +11285,7 @@
         <w:t xml:space="preserve"> </w:t>
       </w:r>
       <w:r>
-        <w:t xml:space="preserve">“</w:t>
-      </w:r>
-      <w:r>
-        <w:t xml:space="preserve">ha olvidado</w:t>
-      </w:r>
-      <w:r>
-        <w:t xml:space="preserve">”</w:t>
+        <w:t xml:space="preserve">“ha olvidado”</w:t>
       </w:r>
       <w:r>
         <w:t xml:space="preserve"> </w:t>
@@ -11765,13 +11297,7 @@
         <w:t xml:space="preserve"> </w:t>
       </w:r>
       <w:r>
-        <w:t xml:space="preserve">“</w:t>
-      </w:r>
-      <w:r>
-        <w:t xml:space="preserve">a ratos</w:t>
-      </w:r>
-      <w:r>
-        <w:t xml:space="preserve">”</w:t>
+        <w:t xml:space="preserve">“a ratos”</w:t>
       </w:r>
       <w:r>
         <w:t xml:space="preserve">.</w:t>
@@ -11832,13 +11358,7 @@
         <w:t xml:space="preserve"> </w:t>
       </w:r>
       <w:r>
-        <w:t xml:space="preserve">“</w:t>
-      </w:r>
-      <w:r>
-        <w:t xml:space="preserve">cangrejo</w:t>
-      </w:r>
-      <w:r>
-        <w:t xml:space="preserve">”</w:t>
+        <w:t xml:space="preserve">“cangrejo”</w:t>
       </w:r>
       <w:r>
         <w:t xml:space="preserve"> </w:t>
@@ -11902,8 +11422,8 @@
         </w:pict>
       </w:r>
     </w:p>
-    <w:bookmarkEnd w:id="97"/>
-    <w:bookmarkStart w:id="98" w:name="atrévete-a-pensar"/>
+    <w:bookmarkEnd w:id="86"/>
+    <w:bookmarkStart w:id="87" w:name="atrévete-a-pensar"/>
     <w:p>
       <w:pPr>
         <w:pStyle w:val="Heading2"/>
@@ -12099,10 +11619,7 @@
         <w:t xml:space="preserve"> </w:t>
       </w:r>
       <w:r>
-        <w:t xml:space="preserve">“</w:t>
-      </w:r>
-      <w:r>
-        <w:t xml:space="preserve">para todas las tarjetas de</w:t>
+        <w:t xml:space="preserve">“para todas las tarjetas de</w:t>
       </w:r>
       <w:r>
         <w:t xml:space="preserve"> </w:t>
@@ -12118,10 +11635,7 @@
         <w:t xml:space="preserve"> </w:t>
       </w:r>
       <w:r>
-        <w:t xml:space="preserve">red local</w:t>
-      </w:r>
-      <w:r>
-        <w:t xml:space="preserve">”</w:t>
+        <w:t xml:space="preserve">red local”</w:t>
       </w:r>
       <w:r>
         <w:t xml:space="preserve">: en cuanto hay router, el broadcast no pasa (de hecho, por eso funcionan cosas como DHCP en cada LAN). Un destino concreto necesita una MAC unicast.</w:t>
@@ -12168,8 +11682,8 @@
         </w:pict>
       </w:r>
     </w:p>
-    <w:bookmarkEnd w:id="98"/>
-    <w:bookmarkStart w:id="99" w:name="crucigrama-de-bits"/>
+    <w:bookmarkEnd w:id="87"/>
+    <w:bookmarkStart w:id="88" w:name="crucigrama-de-bits"/>
     <w:p>
       <w:pPr>
         <w:pStyle w:val="Heading2"/>
@@ -12324,8 +11838,8 @@
         </w:pict>
       </w:r>
     </w:p>
-    <w:bookmarkEnd w:id="99"/>
-    <w:bookmarkStart w:id="100" w:name="preguntas-de-entrevista-de-trabajo"/>
+    <w:bookmarkEnd w:id="88"/>
+    <w:bookmarkStart w:id="89" w:name="preguntas-de-entrevista-de-trabajo"/>
     <w:p>
       <w:pPr>
         <w:pStyle w:val="Heading2"/>
@@ -12347,21 +11861,7 @@
           <w:b/>
           <w:bCs/>
         </w:rPr>
-        <w:t xml:space="preserve">“</w:t>
-      </w:r>
-      <w:r>
-        <w:rPr>
-          <w:b/>
-          <w:bCs/>
-        </w:rPr>
-        <w:t xml:space="preserve">¿Qué diferencia hay entre una dirección MAC y una dirección IP?</w:t>
-      </w:r>
-      <w:r>
-        <w:rPr>
-          <w:b/>
-          <w:bCs/>
-        </w:rPr>
-        <w:t xml:space="preserve">”</w:t>
+        <w:t xml:space="preserve">“¿Qué diferencia hay entre una dirección MAC y una dirección IP?”</w:t>
       </w:r>
     </w:p>
     <w:p>
@@ -12377,21 +11877,7 @@
           <w:b/>
           <w:bCs/>
         </w:rPr>
-        <w:t xml:space="preserve">“</w:t>
-      </w:r>
-      <w:r>
-        <w:rPr>
-          <w:b/>
-          <w:bCs/>
-        </w:rPr>
-        <w:t xml:space="preserve">¿Cómo averiguarías la MAC del router de una red local desde un PC Windows?</w:t>
-      </w:r>
-      <w:r>
-        <w:rPr>
-          <w:b/>
-          <w:bCs/>
-        </w:rPr>
-        <w:t xml:space="preserve">”</w:t>
+        <w:t xml:space="preserve">“¿Cómo averiguarías la MAC del router de una red local desde un PC Windows?”</w:t>
       </w:r>
     </w:p>
     <w:p>
@@ -12407,21 +11893,7 @@
           <w:b/>
           <w:bCs/>
         </w:rPr>
-        <w:t xml:space="preserve">“</w:t>
-      </w:r>
-      <w:r>
-        <w:rPr>
-          <w:b/>
-          <w:bCs/>
-        </w:rPr>
-        <w:t xml:space="preserve">Tu PC no sale a Internet con IP fija. ¿Qué miras primero: IP, MAC o cable? ¿Por qué?</w:t>
-      </w:r>
-      <w:r>
-        <w:rPr>
-          <w:b/>
-          <w:bCs/>
-        </w:rPr>
-        <w:t xml:space="preserve">”</w:t>
+        <w:t xml:space="preserve">“Tu PC no sale a Internet con IP fija. ¿Qué miras primero: IP, MAC o cable? ¿Por qué?”</w:t>
       </w:r>
     </w:p>
     <w:p>
@@ -12437,21 +11909,7 @@
           <w:b/>
           <w:bCs/>
         </w:rPr>
-        <w:t xml:space="preserve">“</w:t>
-      </w:r>
-      <w:r>
-        <w:rPr>
-          <w:b/>
-          <w:bCs/>
-        </w:rPr>
-        <w:t xml:space="preserve">Explícame qué le pasa a un dato desde que el navegador lo manda hasta que sale el cable.</w:t>
-      </w:r>
-      <w:r>
-        <w:rPr>
-          <w:b/>
-          <w:bCs/>
-        </w:rPr>
-        <w:t xml:space="preserve">”</w:t>
+        <w:t xml:space="preserve">“Explícame qué le pasa a un dato desde que el navegador lo manda hasta que sale el cable.”</w:t>
       </w:r>
     </w:p>
     <w:p>
@@ -12524,8 +11982,8 @@
         </w:pict>
       </w:r>
     </w:p>
-    <w:bookmarkEnd w:id="100"/>
-    <w:bookmarkStart w:id="101" w:name="no-hay-preguntas-tontas"/>
+    <w:bookmarkEnd w:id="89"/>
+    <w:bookmarkStart w:id="90" w:name="no-hay-preguntas-tontas"/>
     <w:p>
       <w:pPr>
         <w:pStyle w:val="Heading2"/>
@@ -12576,13 +12034,7 @@
         <w:t xml:space="preserve"> </w:t>
       </w:r>
       <w:r>
-        <w:t xml:space="preserve">“</w:t>
-      </w:r>
-      <w:r>
-        <w:t xml:space="preserve">dentro</w:t>
-      </w:r>
-      <w:r>
-        <w:t xml:space="preserve">”</w:t>
+        <w:t xml:space="preserve">“dentro”</w:t>
       </w:r>
       <w:r>
         <w:t xml:space="preserve"> </w:t>
@@ -12658,21 +12110,7 @@
           <w:b/>
           <w:bCs/>
         </w:rPr>
-        <w:t xml:space="preserve">“</w:t>
-      </w:r>
-      <w:r>
-        <w:rPr>
-          <w:b/>
-          <w:bCs/>
-        </w:rPr>
-        <w:t xml:space="preserve">no ver</w:t>
-      </w:r>
-      <w:r>
-        <w:rPr>
-          <w:b/>
-          <w:bCs/>
-        </w:rPr>
-        <w:t xml:space="preserve">”</w:t>
+        <w:t xml:space="preserve">“no ver”</w:t>
       </w:r>
       <w:r>
         <w:rPr>
@@ -12713,13 +12151,7 @@
         <w:t xml:space="preserve"> </w:t>
       </w:r>
       <w:r>
-        <w:t xml:space="preserve">“</w:t>
-      </w:r>
-      <w:r>
-        <w:t xml:space="preserve">con mando</w:t>
-      </w:r>
-      <w:r>
-        <w:t xml:space="preserve">”</w:t>
+        <w:t xml:space="preserve">“con mando”</w:t>
       </w:r>
       <w:r>
         <w:t xml:space="preserve"> </w:t>
@@ -12735,8 +12167,8 @@
         </w:pict>
       </w:r>
     </w:p>
-    <w:bookmarkEnd w:id="101"/>
-    <w:bookmarkStart w:id="102" w:name="poscréditos"/>
+    <w:bookmarkEnd w:id="90"/>
+    <w:bookmarkStart w:id="91" w:name="poscréditos"/>
     <w:p>
       <w:pPr>
         <w:pStyle w:val="Heading2"/>
@@ -12760,21 +12192,7 @@
           <w:i/>
           <w:iCs/>
         </w:rPr>
-        <w:t xml:space="preserve">“</w:t>
-      </w:r>
-      <w:r>
-        <w:rPr>
-          <w:i/>
-          <w:iCs/>
-        </w:rPr>
-        <w:t xml:space="preserve">Primero la trama, luego la IP. Si no hablan en capa 2, discutir de rutas es como gritarle a una puerta cerrada.</w:t>
-      </w:r>
-      <w:r>
-        <w:rPr>
-          <w:i/>
-          <w:iCs/>
-        </w:rPr>
-        <w:t xml:space="preserve">”</w:t>
+        <w:t xml:space="preserve">“Primero la trama, luego la IP. Si no hablan en capa 2, discutir de rutas es como gritarle a una puerta cerrada.”</w:t>
       </w:r>
     </w:p>
     <w:p>
@@ -12802,8 +12220,8 @@
         </w:pict>
       </w:r>
     </w:p>
-    <w:bookmarkEnd w:id="102"/>
-    <w:bookmarkStart w:id="103" w:name="criterios-de-evaluación-cubiertos-ra1-1"/>
+    <w:bookmarkEnd w:id="91"/>
+    <w:bookmarkStart w:id="92" w:name="criterios-de-evaluación-cubiertos-ra1-1"/>
     <w:p>
       <w:pPr>
         <w:pStyle w:val="Heading2"/>
@@ -12828,7 +12246,6 @@
       <w:tblPr>
         <w:tblStyle w:val="Table"/>
         <w:tblW w:type="pct" w:w="5000"/>
-        <w:jc w:val="left"/>
         <w:tblLayout w:type="fixed"/>
         <w:tblLook w:firstRow="1" w:lastRow="0" w:firstColumn="0" w:lastColumn="0" w:noHBand="0" w:noVBand="0" w:val="0020"/>
       </w:tblPr>
@@ -12846,7 +12263,6 @@
           <w:p>
             <w:pPr>
               <w:pStyle w:val="Compact"/>
-              <w:jc w:val="left"/>
             </w:pPr>
             <w:r>
               <w:t xml:space="preserve">CE</w:t>
@@ -12858,7 +12274,6 @@
           <w:p>
             <w:pPr>
               <w:pStyle w:val="Compact"/>
-              <w:jc w:val="left"/>
             </w:pPr>
             <w:r>
               <w:t xml:space="preserve">Criterio</w:t>
@@ -12870,7 +12285,6 @@
           <w:p>
             <w:pPr>
               <w:pStyle w:val="Compact"/>
-              <w:jc w:val="left"/>
             </w:pPr>
             <w:r>
               <w:t xml:space="preserve">Cubierto</w:t>
@@ -12884,7 +12298,6 @@
           <w:p>
             <w:pPr>
               <w:pStyle w:val="Compact"/>
-              <w:jc w:val="left"/>
             </w:pPr>
             <w:r>
               <w:t xml:space="preserve">RA1·d)</w:t>
@@ -12896,7 +12309,6 @@
           <w:p>
             <w:pPr>
               <w:pStyle w:val="Compact"/>
-              <w:jc w:val="left"/>
             </w:pPr>
             <w:r>
               <w:t xml:space="preserve">Trama y encapsulación Ethernet</w:t>
@@ -12908,7 +12320,6 @@
           <w:p>
             <w:pPr>
               <w:pStyle w:val="Compact"/>
-              <w:jc w:val="left"/>
             </w:pPr>
             <w:r>
               <w:t xml:space="preserve">✅ Puntos 1–4 + 🧠 Atrévete a pensar y ⚡ Laboratorio (punto 5)</w:t>
@@ -12934,7 +12345,7 @@
       <w:r>
         <w:t xml:space="preserve"> </w:t>
       </w:r>
-      <w:hyperlink r:id="rId44">
+      <w:hyperlink r:id="rId33">
         <w:r>
           <w:rPr>
             <w:rStyle w:val="Hyperlink"/>
@@ -12961,7 +12372,7 @@
       <w:r>
         <w:t xml:space="preserve"> </w:t>
       </w:r>
-      <w:hyperlink r:id="rId24">
+      <w:hyperlink r:id="rId13">
         <w:r>
           <w:rPr>
             <w:rStyle w:val="Hyperlink"/>
@@ -12988,7 +12399,7 @@
       <w:r>
         <w:t xml:space="preserve"> </w:t>
       </w:r>
-      <w:hyperlink r:id="rId29">
+      <w:hyperlink r:id="rId18">
         <w:r>
           <w:rPr>
             <w:rStyle w:val="Hyperlink"/>
@@ -12997,9 +12408,13 @@
         </w:r>
       </w:hyperlink>
     </w:p>
-    <w:bookmarkEnd w:id="103"/>
-    <w:bookmarkEnd w:id="104"/>
-    <w:sectPr/>
+    <w:bookmarkEnd w:id="92"/>
+    <w:bookmarkEnd w:id="93"/>
+    <w:sectPr>
+      <w:footnotePr>
+        <w:numRestart w:val="eachSect"/>
+      </w:footnotePr>
+    </w:sectPr>
   </w:body>
 </w:document>
 </file>
@@ -13037,7 +12452,7 @@
       <w:lvlText w:val=" "/>
       <w:lvlJc w:val="left"/>
       <w:pPr>
-        <w:ind w:left="720" w:hanging="480"/>
+        <w:ind w:left="720" w:hanging="360"/>
       </w:pPr>
     </w:lvl>
     <w:lvl w:ilvl="1">
@@ -13045,7 +12460,7 @@
       <w:lvlText w:val=" "/>
       <w:lvlJc w:val="left"/>
       <w:pPr>
-        <w:ind w:left="1440" w:hanging="480"/>
+        <w:ind w:left="1440" w:hanging="360"/>
       </w:pPr>
     </w:lvl>
     <w:lvl w:ilvl="2">
@@ -13053,7 +12468,7 @@
       <w:lvlText w:val=" "/>
       <w:lvlJc w:val="left"/>
       <w:pPr>
-        <w:ind w:left="2160" w:hanging="480"/>
+        <w:ind w:left="2160" w:hanging="360"/>
       </w:pPr>
     </w:lvl>
     <w:lvl w:ilvl="3">
@@ -13061,7 +12476,7 @@
       <w:lvlText w:val=" "/>
       <w:lvlJc w:val="left"/>
       <w:pPr>
-        <w:ind w:left="2880" w:hanging="480"/>
+        <w:ind w:left="2880" w:hanging="360"/>
       </w:pPr>
     </w:lvl>
     <w:lvl w:ilvl="4">
@@ -13069,7 +12484,7 @@
       <w:lvlText w:val=" "/>
       <w:lvlJc w:val="left"/>
       <w:pPr>
-        <w:ind w:left="3600" w:hanging="480"/>
+        <w:ind w:left="3600" w:hanging="360"/>
       </w:pPr>
     </w:lvl>
     <w:lvl w:ilvl="5">
@@ -13077,7 +12492,7 @@
       <w:lvlText w:val=" "/>
       <w:lvlJc w:val="left"/>
       <w:pPr>
-        <w:ind w:left="4320" w:hanging="480"/>
+        <w:ind w:left="4320" w:hanging="360"/>
       </w:pPr>
     </w:lvl>
     <w:lvl w:ilvl="6">
@@ -13085,7 +12500,7 @@
       <w:lvlText w:val=" "/>
       <w:lvlJc w:val="left"/>
       <w:pPr>
-        <w:ind w:left="5040" w:hanging="480"/>
+        <w:ind w:left="5040" w:hanging="360"/>
       </w:pPr>
     </w:lvl>
     <w:lvl w:ilvl="7">
@@ -13093,7 +12508,7 @@
       <w:lvlText w:val=" "/>
       <w:lvlJc w:val="left"/>
       <w:pPr>
-        <w:ind w:left="5760" w:hanging="480"/>
+        <w:ind w:left="5760" w:hanging="360"/>
       </w:pPr>
     </w:lvl>
     <w:lvl w:ilvl="8">
@@ -13101,7 +12516,7 @@
       <w:lvlText w:val=" "/>
       <w:lvlJc w:val="left"/>
       <w:pPr>
-        <w:ind w:left="6480" w:hanging="480"/>
+        <w:ind w:left="6480" w:hanging="360"/>
       </w:pPr>
     </w:lvl>
   </w:abstractNum>
@@ -13110,75 +12525,102 @@
     <w:multiLevelType w:val="multilevel"/>
     <w:lvl w:ilvl="0">
       <w:numFmt w:val="bullet"/>
-      <w:lvlText w:val="•"/>
+      <w:lvlText w:val=""/>
       <w:lvlJc w:val="left"/>
       <w:pPr>
-        <w:ind w:left="720" w:hanging="480"/>
-      </w:pPr>
+        <w:ind w:left="720" w:hanging="360"/>
+      </w:pPr>
+      <w:rPr>
+        <w:rFonts w:ascii="Symbol" w:hAnsi="Symbol" w:cs="Symbol" w:hint="default"/>
+      </w:rPr>
     </w:lvl>
     <w:lvl w:ilvl="1">
       <w:numFmt w:val="bullet"/>
-      <w:lvlText w:val="–"/>
+      <w:lvlText w:val="o"/>
       <w:lvlJc w:val="left"/>
       <w:pPr>
-        <w:ind w:left="1440" w:hanging="480"/>
-      </w:pPr>
+        <w:ind w:left="1440" w:hanging="360"/>
+      </w:pPr>
+      <w:rPr>
+        <w:rFonts w:ascii="Courier New" w:hAnsi="Courier New" w:cs="Courier New" w:hint="default"/>
+      </w:rPr>
     </w:lvl>
     <w:lvl w:ilvl="2">
       <w:numFmt w:val="bullet"/>
-      <w:lvlText w:val="•"/>
+      <w:lvlText w:val=""/>
       <w:lvlJc w:val="left"/>
       <w:pPr>
-        <w:ind w:left="2160" w:hanging="480"/>
-      </w:pPr>
+        <w:ind w:left="2160" w:hanging="360"/>
+      </w:pPr>
+      <w:rPr>
+        <w:rFonts w:ascii="Wingdings" w:hAnsi="Wingdings" w:cs="Wingdings" w:hint="default"/>
+      </w:rPr>
     </w:lvl>
     <w:lvl w:ilvl="3">
       <w:numFmt w:val="bullet"/>
-      <w:lvlText w:val="–"/>
+      <w:lvlText w:val=""/>
       <w:lvlJc w:val="left"/>
       <w:pPr>
-        <w:ind w:left="2880" w:hanging="480"/>
-      </w:pPr>
+        <w:ind w:left="2880" w:hanging="360"/>
+      </w:pPr>
+      <w:rPr>
+        <w:rFonts w:ascii="Symbol" w:hAnsi="Symbol" w:cs="Symbol" w:hint="default"/>
+      </w:rPr>
     </w:lvl>
     <w:lvl w:ilvl="4">
       <w:numFmt w:val="bullet"/>
-      <w:lvlText w:val="•"/>
+      <w:lvlText w:val="o"/>
       <w:lvlJc w:val="left"/>
       <w:pPr>
-        <w:ind w:left="3600" w:hanging="480"/>
-      </w:pPr>
+        <w:ind w:left="3600" w:hanging="360"/>
+      </w:pPr>
+      <w:rPr>
+        <w:rFonts w:ascii="Courier New" w:hAnsi="Courier New" w:cs="Courier New" w:hint="default"/>
+      </w:rPr>
     </w:lvl>
     <w:lvl w:ilvl="5">
       <w:numFmt w:val="bullet"/>
-      <w:lvlText w:val="–"/>
+      <w:lvlText w:val=""/>
       <w:lvlJc w:val="left"/>
       <w:pPr>
-        <w:ind w:left="4320" w:hanging="480"/>
-      </w:pPr>
+        <w:ind w:left="4320" w:hanging="360"/>
+      </w:pPr>
+      <w:rPr>
+        <w:rFonts w:ascii="Wingdings" w:hAnsi="Wingdings" w:cs="Wingdings" w:hint="default"/>
+      </w:rPr>
     </w:lvl>
     <w:lvl w:ilvl="6">
       <w:numFmt w:val="bullet"/>
-      <w:lvlText w:val="•"/>
+      <w:lvlText w:val=""/>
       <w:lvlJc w:val="left"/>
       <w:pPr>
-        <w:ind w:left="5040" w:hanging="480"/>
-      </w:pPr>
+        <w:ind w:left="5040" w:hanging="360"/>
+      </w:pPr>
+      <w:rPr>
+        <w:rFonts w:ascii="Symbol" w:hAnsi="Symbol" w:cs="Symbol" w:hint="default"/>
+      </w:rPr>
     </w:lvl>
     <w:lvl w:ilvl="7">
       <w:numFmt w:val="bullet"/>
-      <w:lvlText w:val="–"/>
+      <w:lvlText w:val="o"/>
       <w:lvlJc w:val="left"/>
       <w:pPr>
-        <w:ind w:left="5760" w:hanging="480"/>
-      </w:pPr>
+        <w:ind w:left="5760" w:hanging="360"/>
+      </w:pPr>
+      <w:rPr>
+        <w:rFonts w:ascii="Courier New" w:hAnsi="Courier New" w:cs="Courier New" w:hint="default"/>
+      </w:rPr>
     </w:lvl>
     <w:lvl w:ilvl="8">
       <w:numFmt w:val="bullet"/>
-      <w:lvlText w:val="•"/>
+      <w:lvlText w:val=""/>
       <w:lvlJc w:val="left"/>
       <w:pPr>
-        <w:ind w:left="6480" w:hanging="480"/>
-      </w:pPr>
+        <w:ind w:left="6480" w:hanging="360"/>
+      </w:pPr>
+      <w:rPr>
+        <w:rFonts w:ascii="Wingdings" w:hAnsi="Wingdings" w:cs="Wingdings" w:hint="default"/>
+      </w:rPr>
     </w:lvl>
   </w:abstractNum>
   <w:abstractNum w:abstractNumId="99411">
@@ -13190,7 +12632,7 @@
       <w:lvlText w:val="%1."/>
       <w:lvlJc w:val="left"/>
       <w:pPr>
-        <w:ind w:left="720" w:hanging="480"/>
+        <w:ind w:left="720" w:hanging="360"/>
       </w:pPr>
     </w:lvl>
     <w:lvl w:ilvl="1">
@@ -13199,7 +12641,7 @@
       <w:lvlText w:val="%2."/>
       <w:lvlJc w:val="left"/>
       <w:pPr>
-        <w:ind w:left="1440" w:hanging="480"/>
+        <w:ind w:left="1440" w:hanging="360"/>
       </w:pPr>
     </w:lvl>
     <w:lvl w:ilvl="2">
@@ -13208,7 +12650,7 @@
       <w:lvlText w:val="%3."/>
       <w:lvlJc w:val="left"/>
       <w:pPr>
-        <w:ind w:left="2160" w:hanging="480"/>
+        <w:ind w:left="2160" w:hanging="360"/>
       </w:pPr>
     </w:lvl>
     <w:lvl w:ilvl="3">
@@ -13217,7 +12659,7 @@
       <w:lvlText w:val="%4."/>
       <w:lvlJc w:val="left"/>
       <w:pPr>
-        <w:ind w:left="2880" w:hanging="480"/>
+        <w:ind w:left="2880" w:hanging="360"/>
       </w:pPr>
     </w:lvl>
     <w:lvl w:ilvl="4">
@@ -13226,7 +12668,7 @@
       <w:lvlText w:val="%5."/>
       <w:lvlJc w:val="left"/>
       <w:pPr>
-        <w:ind w:left="3600" w:hanging="480"/>
+        <w:ind w:left="3600" w:hanging="360"/>
       </w:pPr>
     </w:lvl>
     <w:lvl w:ilvl="5">
@@ -13235,7 +12677,7 @@
       <w:lvlText w:val="%6."/>
       <w:lvlJc w:val="left"/>
       <w:pPr>
-        <w:ind w:left="4320" w:hanging="480"/>
+        <w:ind w:left="4320" w:hanging="360"/>
       </w:pPr>
     </w:lvl>
     <w:lvl w:ilvl="6">
@@ -13244,7 +12686,7 @@
       <w:lvlText w:val="%7."/>
       <w:lvlJc w:val="left"/>
       <w:pPr>
-        <w:ind w:left="5040" w:hanging="480"/>
+        <w:ind w:left="5040" w:hanging="360"/>
       </w:pPr>
     </w:lvl>
     <w:lvl w:ilvl="7">
@@ -13253,7 +12695,7 @@
       <w:lvlText w:val="%8."/>
       <w:lvlJc w:val="left"/>
       <w:pPr>
-        <w:ind w:left="5760" w:hanging="480"/>
+        <w:ind w:left="5760" w:hanging="360"/>
       </w:pPr>
     </w:lvl>
     <w:lvl w:ilvl="8">
@@ -13262,7 +12704,7 @@
       <w:lvlText w:val="%9."/>
       <w:lvlJc w:val="left"/>
       <w:pPr>
-        <w:ind w:left="6480" w:hanging="480"/>
+        <w:ind w:left="6480" w:hanging="360"/>
       </w:pPr>
     </w:lvl>
   </w:abstractNum>
@@ -13823,10 +13265,10 @@
   <w:docDefaults>
     <w:rPrDefault>
       <w:rPr>
-        <w:rFonts w:asciiTheme="minorHAnsi" w:cstheme="minorBidi" w:eastAsiaTheme="minorHAnsi" w:hAnsiTheme="minorHAnsi"/>
+        <w:rFonts w:asciiTheme="minorHAnsi" w:cstheme="minorBidi" w:eastAsiaTheme="minorEastAsia" w:hAnsiTheme="minorHAnsi"/>
         <w:sz w:val="24"/>
         <w:szCs w:val="24"/>
-        <w:lang w:bidi="ar-SA" w:eastAsia="en-US" w:val="es-ES"/>
+        <w:lang w:bidi="ar-SA" w:eastAsia="zh-CN" w:val="es-ES"/>
       </w:rPr>
     </w:rPrDefault>
     <w:pPrDefault>
@@ -13867,57 +13309,94 @@
     <w:name w:val="Title"/>
     <w:basedOn w:val="Normal"/>
     <w:next w:val="BodyText"/>
+    <w:link w:val="TitleChar"/>
+    <w:uiPriority w:val="10"/>
     <w:qFormat/>
+    <w:rsid w:val="00A10FD9"/>
     <w:pPr>
-      <w:keepNext/>
-      <w:keepLines/>
-      <w:spacing w:after="240" w:before="480"/>
+      <w:spacing w:after="80" w:line="240" w:lineRule="auto"/>
+      <w:contextualSpacing/>
       <w:jc w:val="center"/>
     </w:pPr>
     <w:rPr>
       <w:rFonts w:asciiTheme="majorHAnsi" w:cstheme="majorBidi" w:eastAsiaTheme="majorEastAsia" w:hAnsiTheme="majorHAnsi"/>
-      <w:b/>
-      <w:bCs/>
-      <w:color w:themeColor="accent1" w:themeShade="B5" w:val="345A8A"/>
-      <w:sz w:val="36"/>
-      <w:szCs w:val="36"/>
+      <w:sz w:val="56"/>
+      <w:szCs w:val="56"/>
+    </w:rPr>
+  </w:style>
+  <w:style w:customStyle="1" w:styleId="TitleChar" w:type="character">
+    <w:name w:val="Title Char"/>
+    <w:basedOn w:val="DefaultParagraphFont"/>
+    <w:link w:val="Title"/>
+    <w:uiPriority w:val="10"/>
+    <w:rsid w:val="00A10FD9"/>
+    <w:rPr>
+      <w:rFonts w:asciiTheme="majorHAnsi" w:cstheme="majorBidi" w:eastAsiaTheme="majorEastAsia" w:hAnsiTheme="majorHAnsi"/>
+      <w:sz w:val="56"/>
+      <w:szCs w:val="56"/>
     </w:rPr>
   </w:style>
   <w:style w:styleId="Subtitle" w:type="paragraph">
     <w:name w:val="Subtitle"/>
     <w:basedOn w:val="Title"/>
     <w:next w:val="BodyText"/>
+    <w:link w:val="SubtitleChar"/>
+    <w:uiPriority w:val="11"/>
     <w:qFormat/>
+    <w:rsid w:val="00A10FD9"/>
     <w:pPr>
-      <w:keepNext/>
-      <w:keepLines/>
-      <w:spacing w:after="240" w:before="240"/>
-      <w:jc w:val="center"/>
+      <w:numPr>
+        <w:ilvl w:val="1"/>
+      </w:numPr>
     </w:pPr>
     <w:rPr>
-      <w:sz w:val="30"/>
-      <w:szCs w:val="30"/>
+      <w:rFonts w:cstheme="majorBidi" w:eastAsiaTheme="majorEastAsia"/>
+      <w:spacing w:val="15"/>
+      <w:sz w:val="28"/>
+      <w:szCs w:val="28"/>
+    </w:rPr>
+  </w:style>
+  <w:style w:customStyle="1" w:styleId="SubtitleChar" w:type="character">
+    <w:name w:val="Subtitle Char"/>
+    <w:basedOn w:val="DefaultParagraphFont"/>
+    <w:link w:val="Subtitle"/>
+    <w:uiPriority w:val="11"/>
+    <w:rsid w:val="00A10FD9"/>
+    <w:rPr>
+      <w:rFonts w:cstheme="majorBidi" w:eastAsiaTheme="majorEastAsia"/>
+      <w:color w:themeColor="text1" w:themeTint="A6" w:val="595959"/>
+      <w:spacing w:val="15"/>
+      <w:sz w:val="28"/>
+      <w:szCs w:val="28"/>
     </w:rPr>
   </w:style>
   <w:style w:customStyle="1" w:styleId="Author" w:type="paragraph">
     <w:name w:val="Author"/>
+    <w:basedOn w:val="Title"/>
     <w:next w:val="BodyText"/>
     <w:qFormat/>
     <w:pPr>
       <w:keepNext/>
       <w:keepLines/>
-      <w:jc w:val="center"/>
     </w:pPr>
+    <w:rPr>
+      <w:sz w:val="24"/>
+      <w:szCs w:val="24"/>
+    </w:rPr>
   </w:style>
   <w:style w:styleId="Date" w:type="paragraph">
     <w:name w:val="Date"/>
+    <w:basedOn w:val="Title"/>
     <w:next w:val="BodyText"/>
     <w:qFormat/>
     <w:pPr>
       <w:keepNext/>
       <w:keepLines/>
-      <w:jc w:val="center"/>
     </w:pPr>
+    <w:rPr>
+      <w:sz w:val="24"/>
+      <w:szCs w:val="24"/>
+    </w:rPr>
   </w:style>
   <w:style w:customStyle="1" w:styleId="AbstractTitle" w:type="paragraph">
     <w:name w:val="Abstract Title"/>
@@ -13932,7 +13411,6 @@
     </w:pPr>
     <w:rPr>
       <w:b/>
-      <w:color w:val="345A8A"/>
       <w:sz w:val="20"/>
       <w:szCs w:val="20"/>
     </w:rPr>
@@ -13961,191 +13439,321 @@
     <w:rPr/>
   </w:style>
   <w:style w:styleId="Heading1" w:type="paragraph">
-    <w:name w:val="Heading 1"/>
+    <w:name w:val="heading 1"/>
     <w:basedOn w:val="Normal"/>
     <w:next w:val="BodyText"/>
+    <w:link w:val="Heading1Char"/>
     <w:uiPriority w:val="9"/>
     <w:qFormat/>
+    <w:rsid w:val="00A10FD9"/>
     <w:pPr>
       <w:keepNext/>
       <w:keepLines/>
-      <w:spacing w:after="0" w:before="480"/>
+      <w:spacing w:after="80" w:before="360"/>
       <w:outlineLvl w:val="0"/>
     </w:pPr>
     <w:rPr>
       <w:rFonts w:asciiTheme="majorHAnsi" w:cstheme="majorBidi" w:eastAsiaTheme="majorEastAsia" w:hAnsiTheme="majorHAnsi"/>
-      <w:b/>
-      <w:bCs/>
-      <w:color w:themeColor="accent1" w:val="4F81BD"/>
+      <w:color w:themeColor="accent1" w:themeShade="BF" w:val="0F4761"/>
+      <w:sz w:val="40"/>
+      <w:szCs w:val="40"/>
+    </w:rPr>
+  </w:style>
+  <w:style w:styleId="Heading2" w:type="paragraph">
+    <w:name w:val="heading 2"/>
+    <w:basedOn w:val="Normal"/>
+    <w:next w:val="BodyText"/>
+    <w:link w:val="Heading2Char"/>
+    <w:uiPriority w:val="9"/>
+    <w:semiHidden/>
+    <w:unhideWhenUsed/>
+    <w:qFormat/>
+    <w:rsid w:val="00A10FD9"/>
+    <w:pPr>
+      <w:keepNext/>
+      <w:keepLines/>
+      <w:spacing w:after="80" w:before="160"/>
+      <w:outlineLvl w:val="1"/>
+    </w:pPr>
+    <w:rPr>
+      <w:rFonts w:asciiTheme="majorHAnsi" w:cstheme="majorBidi" w:eastAsiaTheme="majorEastAsia" w:hAnsiTheme="majorHAnsi"/>
+      <w:color w:themeColor="accent1" w:themeShade="BF" w:val="0F4761"/>
       <w:sz w:val="32"/>
       <w:szCs w:val="32"/>
     </w:rPr>
   </w:style>
-  <w:style w:styleId="Heading2" w:type="paragraph">
-    <w:name w:val="Heading 2"/>
+  <w:style w:styleId="Heading3" w:type="paragraph">
+    <w:name w:val="heading 3"/>
     <w:basedOn w:val="Normal"/>
     <w:next w:val="BodyText"/>
+    <w:link w:val="Heading3Char"/>
     <w:uiPriority w:val="9"/>
+    <w:semiHidden/>
     <w:unhideWhenUsed/>
     <w:qFormat/>
+    <w:rsid w:val="00A10FD9"/>
     <w:pPr>
       <w:keepNext/>
       <w:keepLines/>
-      <w:spacing w:after="0" w:before="200"/>
-      <w:outlineLvl w:val="1"/>
+      <w:spacing w:after="80" w:before="160"/>
+      <w:outlineLvl w:val="2"/>
     </w:pPr>
     <w:rPr>
-      <w:rFonts w:asciiTheme="majorHAnsi" w:cstheme="majorBidi" w:eastAsiaTheme="majorEastAsia" w:hAnsiTheme="majorHAnsi"/>
-      <w:b/>
-      <w:bCs/>
-      <w:color w:themeColor="accent1" w:val="4F81BD"/>
+      <w:rFonts w:cstheme="majorBidi" w:eastAsiaTheme="majorEastAsia"/>
+      <w:color w:themeColor="accent1" w:themeShade="BF" w:val="0F4761"/>
       <w:sz w:val="28"/>
       <w:szCs w:val="28"/>
     </w:rPr>
   </w:style>
-  <w:style w:styleId="Heading3" w:type="paragraph">
-    <w:name w:val="Heading 3"/>
+  <w:style w:styleId="Heading4" w:type="paragraph">
+    <w:name w:val="heading 4"/>
     <w:basedOn w:val="Normal"/>
     <w:next w:val="BodyText"/>
+    <w:link w:val="Heading4Char"/>
     <w:uiPriority w:val="9"/>
+    <w:semiHidden/>
     <w:unhideWhenUsed/>
     <w:qFormat/>
+    <w:rsid w:val="00A10FD9"/>
     <w:pPr>
       <w:keepNext/>
       <w:keepLines/>
-      <w:spacing w:after="0" w:before="200"/>
-      <w:outlineLvl w:val="2"/>
+      <w:spacing w:after="40" w:before="80"/>
+      <w:outlineLvl w:val="3"/>
     </w:pPr>
     <w:rPr>
-      <w:rFonts w:asciiTheme="majorHAnsi" w:cstheme="majorBidi" w:eastAsiaTheme="majorEastAsia" w:hAnsiTheme="majorHAnsi"/>
-      <w:b/>
-      <w:bCs/>
-      <w:color w:themeColor="accent1" w:val="4F81BD"/>
-      <w:sz w:val="24"/>
-      <w:szCs w:val="24"/>
+      <w:rFonts w:cstheme="majorBidi" w:eastAsiaTheme="majorEastAsia"/>
+      <w:i/>
+      <w:iCs/>
+      <w:color w:themeColor="accent1" w:themeShade="BF" w:val="0F4761"/>
     </w:rPr>
   </w:style>
-  <w:style w:styleId="Heading4" w:type="paragraph">
-    <w:name w:val="Heading 4"/>
+  <w:style w:styleId="Heading5" w:type="paragraph">
+    <w:name w:val="heading 5"/>
     <w:basedOn w:val="Normal"/>
     <w:next w:val="BodyText"/>
+    <w:link w:val="Heading5Char"/>
     <w:uiPriority w:val="9"/>
+    <w:semiHidden/>
     <w:unhideWhenUsed/>
     <w:qFormat/>
+    <w:rsid w:val="00A10FD9"/>
     <w:pPr>
       <w:keepNext/>
       <w:keepLines/>
-      <w:spacing w:after="0" w:before="200"/>
-      <w:outlineLvl w:val="3"/>
+      <w:spacing w:after="40" w:before="80"/>
+      <w:outlineLvl w:val="4"/>
     </w:pPr>
     <w:rPr>
-      <w:rFonts w:asciiTheme="majorHAnsi" w:cstheme="majorBidi" w:eastAsiaTheme="majorEastAsia" w:hAnsiTheme="majorHAnsi"/>
-      <w:bCs/>
-      <w:i/>
-      <w:color w:themeColor="accent1" w:val="4F81BD"/>
-      <w:sz w:val="24"/>
-      <w:szCs w:val="24"/>
+      <w:rFonts w:cstheme="majorBidi" w:eastAsiaTheme="majorEastAsia"/>
+      <w:color w:themeColor="accent1" w:themeShade="BF" w:val="0F4761"/>
     </w:rPr>
   </w:style>
-  <w:style w:styleId="Heading5" w:type="paragraph">
-    <w:name w:val="Heading 5"/>
+  <w:style w:styleId="Heading6" w:type="paragraph">
+    <w:name w:val="heading 6"/>
     <w:basedOn w:val="Normal"/>
     <w:next w:val="BodyText"/>
+    <w:link w:val="Heading6Char"/>
     <w:uiPriority w:val="9"/>
+    <w:semiHidden/>
     <w:unhideWhenUsed/>
     <w:qFormat/>
+    <w:rsid w:val="00A10FD9"/>
     <w:pPr>
       <w:keepNext/>
       <w:keepLines/>
-      <w:spacing w:after="0" w:before="200"/>
-      <w:outlineLvl w:val="4"/>
+      <w:spacing w:after="0" w:before="40"/>
+      <w:outlineLvl w:val="5"/>
     </w:pPr>
     <w:rPr>
-      <w:rFonts w:asciiTheme="majorHAnsi" w:cstheme="majorBidi" w:eastAsiaTheme="majorEastAsia" w:hAnsiTheme="majorHAnsi"/>
+      <w:rFonts w:cstheme="majorBidi" w:eastAsiaTheme="majorEastAsia"/>
+      <w:i/>
       <w:iCs/>
-      <w:color w:themeColor="accent1" w:val="4F81BD"/>
-      <w:sz w:val="24"/>
-      <w:szCs w:val="24"/>
+      <w:color w:themeColor="text1" w:themeTint="A6" w:val="595959"/>
     </w:rPr>
   </w:style>
-  <w:style w:styleId="Heading6" w:type="paragraph">
-    <w:name w:val="Heading 6"/>
+  <w:style w:styleId="Heading7" w:type="paragraph">
+    <w:name w:val="heading 7"/>
     <w:basedOn w:val="Normal"/>
     <w:next w:val="BodyText"/>
+    <w:link w:val="Heading7Char"/>
     <w:uiPriority w:val="9"/>
+    <w:semiHidden/>
     <w:unhideWhenUsed/>
     <w:qFormat/>
+    <w:rsid w:val="00A10FD9"/>
     <w:pPr>
       <w:keepNext/>
       <w:keepLines/>
-      <w:spacing w:after="0" w:before="200"/>
-      <w:outlineLvl w:val="5"/>
+      <w:spacing w:after="0" w:before="40"/>
+      <w:outlineLvl w:val="6"/>
     </w:pPr>
     <w:rPr>
-      <w:rFonts w:asciiTheme="majorHAnsi" w:cstheme="majorBidi" w:eastAsiaTheme="majorEastAsia" w:hAnsiTheme="majorHAnsi"/>
-      <w:color w:themeColor="accent1" w:val="4F81BD"/>
-      <w:sz w:val="24"/>
-      <w:szCs w:val="24"/>
+      <w:rFonts w:cstheme="majorBidi" w:eastAsiaTheme="majorEastAsia"/>
+      <w:color w:themeColor="text1" w:themeTint="A6" w:val="595959"/>
     </w:rPr>
   </w:style>
-  <w:style w:styleId="Heading7" w:type="paragraph">
-    <w:name w:val="Heading 7"/>
+  <w:style w:styleId="Heading8" w:type="paragraph">
+    <w:name w:val="heading 8"/>
     <w:basedOn w:val="Normal"/>
     <w:next w:val="BodyText"/>
+    <w:link w:val="Heading8Char"/>
     <w:uiPriority w:val="9"/>
+    <w:semiHidden/>
     <w:unhideWhenUsed/>
     <w:qFormat/>
+    <w:rsid w:val="00A10FD9"/>
     <w:pPr>
       <w:keepNext/>
       <w:keepLines/>
-      <w:spacing w:after="0" w:before="200"/>
-      <w:outlineLvl w:val="6"/>
+      <w:spacing w:after="0"/>
+      <w:outlineLvl w:val="7"/>
     </w:pPr>
     <w:rPr>
-      <w:rFonts w:asciiTheme="majorHAnsi" w:cstheme="majorBidi" w:eastAsiaTheme="majorEastAsia" w:hAnsiTheme="majorHAnsi"/>
-      <w:color w:themeColor="accent1" w:val="4F81BD"/>
-      <w:sz w:val="24"/>
-      <w:szCs w:val="24"/>
+      <w:rFonts w:cstheme="majorBidi" w:eastAsiaTheme="majorEastAsia"/>
+      <w:i/>
+      <w:iCs/>
+      <w:color w:themeColor="text1" w:themeTint="D8" w:val="272727"/>
     </w:rPr>
   </w:style>
-  <w:style w:styleId="Heading8" w:type="paragraph">
-    <w:name w:val="Heading 8"/>
+  <w:style w:styleId="Heading9" w:type="paragraph">
+    <w:name w:val="heading 9"/>
     <w:basedOn w:val="Normal"/>
     <w:next w:val="BodyText"/>
+    <w:link w:val="Heading9Char"/>
     <w:uiPriority w:val="9"/>
+    <w:semiHidden/>
     <w:unhideWhenUsed/>
     <w:qFormat/>
+    <w:rsid w:val="00A10FD9"/>
     <w:pPr>
       <w:keepNext/>
       <w:keepLines/>
-      <w:spacing w:after="0" w:before="200"/>
-      <w:outlineLvl w:val="7"/>
-    </w:pPr>
-    <w:rPr>
-      <w:rFonts w:asciiTheme="majorHAnsi" w:cstheme="majorBidi" w:eastAsiaTheme="majorEastAsia" w:hAnsiTheme="majorHAnsi"/>
-      <w:color w:themeColor="accent1" w:val="4F81BD"/>
-      <w:sz w:val="24"/>
-      <w:szCs w:val="24"/>
-    </w:rPr>
-  </w:style>
-  <w:style w:styleId="Heading9" w:type="paragraph">
-    <w:name w:val="Heading 9"/>
-    <w:basedOn w:val="Normal"/>
-    <w:next w:val="BodyText"/>
-    <w:uiPriority w:val="9"/>
-    <w:unhideWhenUsed/>
-    <w:qFormat/>
-    <w:pPr>
-      <w:keepNext/>
-      <w:keepLines/>
-      <w:spacing w:after="0" w:before="200"/>
+      <w:spacing w:after="0"/>
       <w:outlineLvl w:val="8"/>
     </w:pPr>
     <w:rPr>
+      <w:rFonts w:cstheme="majorBidi" w:eastAsiaTheme="majorEastAsia"/>
+      <w:color w:themeColor="text1" w:themeTint="D8" w:val="272727"/>
+    </w:rPr>
+  </w:style>
+  <w:style w:customStyle="1" w:styleId="Heading1Char" w:type="character">
+    <w:name w:val="Heading 1 Char"/>
+    <w:basedOn w:val="DefaultParagraphFont"/>
+    <w:link w:val="Heading1"/>
+    <w:uiPriority w:val="9"/>
+    <w:rsid w:val="00A10FD9"/>
+    <w:rPr>
       <w:rFonts w:asciiTheme="majorHAnsi" w:cstheme="majorBidi" w:eastAsiaTheme="majorEastAsia" w:hAnsiTheme="majorHAnsi"/>
-      <w:color w:themeColor="accent1" w:val="4F81BD"/>
-      <w:sz w:val="24"/>
-      <w:szCs w:val="24"/>
+      <w:color w:themeColor="accent1" w:themeShade="BF" w:val="0F4761"/>
+      <w:sz w:val="40"/>
+      <w:szCs w:val="40"/>
+    </w:rPr>
+  </w:style>
+  <w:style w:customStyle="1" w:styleId="Heading2Char" w:type="character">
+    <w:name w:val="Heading 2 Char"/>
+    <w:basedOn w:val="DefaultParagraphFont"/>
+    <w:link w:val="Heading2"/>
+    <w:uiPriority w:val="9"/>
+    <w:semiHidden/>
+    <w:rsid w:val="00A10FD9"/>
+    <w:rPr>
+      <w:rFonts w:asciiTheme="majorHAnsi" w:cstheme="majorBidi" w:eastAsiaTheme="majorEastAsia" w:hAnsiTheme="majorHAnsi"/>
+      <w:color w:themeColor="accent1" w:themeShade="BF" w:val="0F4761"/>
+      <w:sz w:val="32"/>
+      <w:szCs w:val="32"/>
+    </w:rPr>
+  </w:style>
+  <w:style w:customStyle="1" w:styleId="Heading3Char" w:type="character">
+    <w:name w:val="Heading 3 Char"/>
+    <w:basedOn w:val="DefaultParagraphFont"/>
+    <w:link w:val="Heading3"/>
+    <w:uiPriority w:val="9"/>
+    <w:semiHidden/>
+    <w:rsid w:val="00A10FD9"/>
+    <w:rPr>
+      <w:rFonts w:cstheme="majorBidi" w:eastAsiaTheme="majorEastAsia"/>
+      <w:color w:themeColor="accent1" w:themeShade="BF" w:val="0F4761"/>
+      <w:sz w:val="28"/>
+      <w:szCs w:val="28"/>
+    </w:rPr>
+  </w:style>
+  <w:style w:customStyle="1" w:styleId="Heading4Char" w:type="character">
+    <w:name w:val="Heading 4 Char"/>
+    <w:basedOn w:val="DefaultParagraphFont"/>
+    <w:link w:val="Heading4"/>
+    <w:uiPriority w:val="9"/>
+    <w:semiHidden/>
+    <w:rsid w:val="00A10FD9"/>
+    <w:rPr>
+      <w:rFonts w:cstheme="majorBidi" w:eastAsiaTheme="majorEastAsia"/>
+      <w:i/>
+      <w:iCs/>
+      <w:color w:themeColor="accent1" w:themeShade="BF" w:val="0F4761"/>
+    </w:rPr>
+  </w:style>
+  <w:style w:customStyle="1" w:styleId="Heading5Char" w:type="character">
+    <w:name w:val="Heading 5 Char"/>
+    <w:basedOn w:val="DefaultParagraphFont"/>
+    <w:link w:val="Heading5"/>
+    <w:uiPriority w:val="9"/>
+    <w:semiHidden/>
+    <w:rsid w:val="00A10FD9"/>
+    <w:rPr>
+      <w:rFonts w:cstheme="majorBidi" w:eastAsiaTheme="majorEastAsia"/>
+      <w:color w:themeColor="accent1" w:themeShade="BF" w:val="0F4761"/>
+    </w:rPr>
+  </w:style>
+  <w:style w:customStyle="1" w:styleId="Heading6Char" w:type="character">
+    <w:name w:val="Heading 6 Char"/>
+    <w:basedOn w:val="DefaultParagraphFont"/>
+    <w:link w:val="Heading6"/>
+    <w:uiPriority w:val="9"/>
+    <w:semiHidden/>
+    <w:rsid w:val="00A10FD9"/>
+    <w:rPr>
+      <w:rFonts w:cstheme="majorBidi" w:eastAsiaTheme="majorEastAsia"/>
+      <w:i/>
+      <w:iCs/>
+      <w:color w:themeColor="text1" w:themeTint="A6" w:val="595959"/>
+    </w:rPr>
+  </w:style>
+  <w:style w:customStyle="1" w:styleId="Heading7Char" w:type="character">
+    <w:name w:val="Heading 7 Char"/>
+    <w:basedOn w:val="DefaultParagraphFont"/>
+    <w:link w:val="Heading7"/>
+    <w:uiPriority w:val="9"/>
+    <w:semiHidden/>
+    <w:rsid w:val="00A10FD9"/>
+    <w:rPr>
+      <w:rFonts w:cstheme="majorBidi" w:eastAsiaTheme="majorEastAsia"/>
+      <w:color w:themeColor="text1" w:themeTint="A6" w:val="595959"/>
+    </w:rPr>
+  </w:style>
+  <w:style w:customStyle="1" w:styleId="Heading8Char" w:type="character">
+    <w:name w:val="Heading 8 Char"/>
+    <w:basedOn w:val="DefaultParagraphFont"/>
+    <w:link w:val="Heading8"/>
+    <w:uiPriority w:val="9"/>
+    <w:semiHidden/>
+    <w:rsid w:val="00A10FD9"/>
+    <w:rPr>
+      <w:rFonts w:cstheme="majorBidi" w:eastAsiaTheme="majorEastAsia"/>
+      <w:i/>
+      <w:iCs/>
+      <w:color w:themeColor="text1" w:themeTint="D8" w:val="272727"/>
+    </w:rPr>
+  </w:style>
+  <w:style w:customStyle="1" w:styleId="Heading9Char" w:type="character">
+    <w:name w:val="Heading 9 Char"/>
+    <w:basedOn w:val="DefaultParagraphFont"/>
+    <w:link w:val="Heading9"/>
+    <w:uiPriority w:val="9"/>
+    <w:semiHidden/>
+    <w:rsid w:val="00A10FD9"/>
+    <w:rPr>
+      <w:rFonts w:cstheme="majorBidi" w:eastAsiaTheme="majorEastAsia"/>
+      <w:color w:themeColor="text1" w:themeTint="D8" w:val="272727"/>
     </w:rPr>
   </w:style>
   <w:style w:styleId="BlockText" w:type="paragraph">
@@ -14170,8 +13778,8 @@
   </w:style>
   <w:style w:styleId="FootnoteBlockText" w:type="paragraph">
     <w:name w:val="Footnote Block Text"/>
-    <w:basedOn w:val="Footnote Text"/>
-    <w:next w:val="Footnote Text"/>
+    <w:basedOn w:val="FootnoteText"/>
+    <w:next w:val="FootnoteText"/>
     <w:uiPriority w:val="9"/>
     <w:unhideWhenUsed/>
     <w:qFormat/>
@@ -14201,13 +13809,6 @@
       </w:tblCellMar>
     </w:tblPr>
     <w:tblStylePr w:type="firstRow">
-      <w:tblPr>
-        <w:jc w:val="left"/>
-        <w:tblInd w:type="dxa" w:w="0"/>
-      </w:tblPr>
-      <w:trPr>
-        <w:jc w:val="left"/>
-      </w:trPr>
       <w:tcPr>
         <w:tcBorders>
           <w:bottom w:val="single"/>
@@ -14563,44 +14164,44 @@
         <a:sysClr val="window" lastClr="FFFFFF"/>
       </a:lt1>
       <a:dk2>
-        <a:srgbClr val="1F497D"/>
+        <a:srgbClr val="0E2841"/>
       </a:dk2>
       <a:lt2>
-        <a:srgbClr val="EEECE1"/>
+        <a:srgbClr val="E8E8E8"/>
       </a:lt2>
       <a:accent1>
-        <a:srgbClr val="4F81BD"/>
+        <a:srgbClr val="156082"/>
       </a:accent1>
       <a:accent2>
-        <a:srgbClr val="C0504D"/>
+        <a:srgbClr val="E97132"/>
       </a:accent2>
       <a:accent3>
-        <a:srgbClr val="9BBB59"/>
+        <a:srgbClr val="196B24"/>
       </a:accent3>
       <a:accent4>
-        <a:srgbClr val="8064A2"/>
+        <a:srgbClr val="0F9ED5"/>
       </a:accent4>
       <a:accent5>
-        <a:srgbClr val="4BACC6"/>
+        <a:srgbClr val="A02B93"/>
       </a:accent5>
       <a:accent6>
-        <a:srgbClr val="F79646"/>
+        <a:srgbClr val="4EA72E"/>
       </a:accent6>
       <a:hlink>
-        <a:srgbClr val="0000FF"/>
+        <a:srgbClr val="467886"/>
       </a:hlink>
       <a:folHlink>
-        <a:srgbClr val="800080"/>
+        <a:srgbClr val="96607D"/>
       </a:folHlink>
     </a:clrScheme>
     <a:fontScheme name="Office">
       <a:majorFont>
-        <a:latin typeface="Calibri"/>
+        <a:latin typeface="Aptos Display" panose="02110004020202020204"/>
         <a:ea typeface=""/>
         <a:cs typeface=""/>
-        <a:font script="Jpan" typeface="ＭＳ ゴシック"/>
+        <a:font script="Jpan" typeface="游ゴシック Light"/>
         <a:font script="Hang" typeface="맑은 고딕"/>
-        <a:font script="Hans" typeface="宋体"/>
+        <a:font script="Hans" typeface="等线 Light"/>
         <a:font script="Hant" typeface="新細明體"/>
         <a:font script="Arab" typeface="Times New Roman"/>
         <a:font script="Hebr" typeface="Times New Roman"/>
@@ -14627,14 +14228,32 @@
         <a:font script="Mong" typeface="Mongolian Baiti"/>
         <a:font script="Viet" typeface="Times New Roman"/>
         <a:font script="Uigh" typeface="Microsoft Uighur"/>
+        <a:font script="Geor" typeface="Sylfaen"/>
+        <a:font script="Armn" typeface="Arial"/>
+        <a:font script="Bugi" typeface="Leelawadee UI"/>
+        <a:font script="Bopo" typeface="Microsoft JhengHei"/>
+        <a:font script="Java" typeface="Javanese Text"/>
+        <a:font script="Lisu" typeface="Segoe UI"/>
+        <a:font script="Mymr" typeface="Myanmar Text"/>
+        <a:font script="Nkoo" typeface="Ebrima"/>
+        <a:font script="Olck" typeface="Nirmala UI"/>
+        <a:font script="Osma" typeface="Ebrima"/>
+        <a:font script="Phag" typeface="Phagspa"/>
+        <a:font script="Syrn" typeface="Estrangelo Edessa"/>
+        <a:font script="Syrj" typeface="Estrangelo Edessa"/>
+        <a:font script="Syre" typeface="Estrangelo Edessa"/>
+        <a:font script="Sora" typeface="Nirmala UI"/>
+        <a:font script="Tale" typeface="Microsoft Tai Le"/>
+        <a:font script="Talu" typeface="Microsoft New Tai Lue"/>
+        <a:font script="Tfng" typeface="Ebrima"/>
       </a:majorFont>
       <a:minorFont>
-        <a:latin typeface="Cambria"/>
+        <a:latin typeface="Aptos" panose="02110004020202020204"/>
         <a:ea typeface=""/>
         <a:cs typeface=""/>
-        <a:font script="Jpan" typeface="ＭＳ 明朝"/>
+        <a:font script="Jpan" typeface="游明朝"/>
         <a:font script="Hang" typeface="맑은 고딕"/>
-        <a:font script="Hans" typeface="宋体"/>
+        <a:font script="Hans" typeface="等线"/>
         <a:font script="Hant" typeface="新細明體"/>
         <a:font script="Arab" typeface="Arial"/>
         <a:font script="Hebr" typeface="Arial"/>
@@ -14661,6 +14280,24 @@
         <a:font script="Mong" typeface="Mongolian Baiti"/>
         <a:font script="Viet" typeface="Arial"/>
         <a:font script="Uigh" typeface="Microsoft Uighur"/>
+        <a:font script="Geor" typeface="Sylfaen"/>
+        <a:font script="Armn" typeface="Arial"/>
+        <a:font script="Bugi" typeface="Leelawadee UI"/>
+        <a:font script="Bopo" typeface="Microsoft JhengHei"/>
+        <a:font script="Java" typeface="Javanese Text"/>
+        <a:font script="Lisu" typeface="Segoe UI"/>
+        <a:font script="Mymr" typeface="Myanmar Text"/>
+        <a:font script="Nkoo" typeface="Ebrima"/>
+        <a:font script="Olck" typeface="Nirmala UI"/>
+        <a:font script="Osma" typeface="Ebrima"/>
+        <a:font script="Phag" typeface="Phagspa"/>
+        <a:font script="Syrn" typeface="Estrangelo Edessa"/>
+        <a:font script="Syrj" typeface="Estrangelo Edessa"/>
+        <a:font script="Syre" typeface="Estrangelo Edessa"/>
+        <a:font script="Sora" typeface="Nirmala UI"/>
+        <a:font script="Tale" typeface="Microsoft Tai Le"/>
+        <a:font script="Talu" typeface="Microsoft New Tai Lue"/>
+        <a:font script="Tfng" typeface="Ebrima"/>
       </a:minorFont>
     </a:fontScheme>
     <a:fmtScheme name="Office">
@@ -14672,200 +14309,141 @@
           <a:gsLst>
             <a:gs pos="0">
               <a:schemeClr val="phClr">
-                <a:tint val="50000"/>
-                <a:satMod val="300000"/>
+                <a:lumMod val="110000"/>
+                <a:satMod val="105000"/>
+                <a:tint val="67000"/>
               </a:schemeClr>
             </a:gs>
-            <a:gs pos="35000">
+            <a:gs pos="50000">
               <a:schemeClr val="phClr">
-                <a:tint val="37000"/>
-                <a:satMod val="300000"/>
+                <a:lumMod val="105000"/>
+                <a:satMod val="103000"/>
+                <a:tint val="73000"/>
               </a:schemeClr>
             </a:gs>
             <a:gs pos="100000">
               <a:schemeClr val="phClr">
-                <a:tint val="15000"/>
-                <a:satMod val="350000"/>
+                <a:lumMod val="105000"/>
+                <a:satMod val="109000"/>
+                <a:tint val="81000"/>
               </a:schemeClr>
             </a:gs>
           </a:gsLst>
-          <a:lin ang="16200000" scaled="1"/>
+          <a:lin ang="5400000" scaled="0"/>
         </a:gradFill>
         <a:gradFill rotWithShape="1">
           <a:gsLst>
             <a:gs pos="0">
               <a:schemeClr val="phClr">
-                <a:tint val="100000"/>
+                <a:satMod val="103000"/>
+                <a:lumMod val="102000"/>
+                <a:tint val="94000"/>
+              </a:schemeClr>
+            </a:gs>
+            <a:gs pos="50000">
+              <a:schemeClr val="phClr">
+                <a:satMod val="110000"/>
+                <a:lumMod val="100000"/>
                 <a:shade val="100000"/>
-                <a:satMod val="130000"/>
               </a:schemeClr>
             </a:gs>
             <a:gs pos="100000">
               <a:schemeClr val="phClr">
-                <a:tint val="50000"/>
-                <a:shade val="100000"/>
-                <a:satMod val="350000"/>
+                <a:lumMod val="99000"/>
+                <a:satMod val="120000"/>
+                <a:shade val="78000"/>
               </a:schemeClr>
             </a:gs>
           </a:gsLst>
-          <a:lin ang="16200000" scaled="0"/>
+          <a:lin ang="5400000" scaled="0"/>
         </a:gradFill>
       </a:fillStyleLst>
       <a:lnStyleLst>
-        <a:ln w="9525" cap="flat" cmpd="sng" algn="ctr">
-          <a:solidFill>
-            <a:schemeClr val="phClr">
-              <a:shade val="95000"/>
-              <a:satMod val="105000"/>
-            </a:schemeClr>
-          </a:solidFill>
-          <a:prstDash val="solid"/>
-        </a:ln>
-        <a:ln w="25400" cap="flat" cmpd="sng" algn="ctr">
+        <a:ln w="6350" cap="flat" cmpd="sng" algn="ctr">
           <a:solidFill>
             <a:schemeClr val="phClr"/>
           </a:solidFill>
           <a:prstDash val="solid"/>
+          <a:miter lim="800000"/>
         </a:ln>
-        <a:ln w="38100" cap="flat" cmpd="sng" algn="ctr">
+        <a:ln w="12700" cap="flat" cmpd="sng" algn="ctr">
           <a:solidFill>
             <a:schemeClr val="phClr"/>
           </a:solidFill>
           <a:prstDash val="solid"/>
+          <a:miter lim="800000"/>
+        </a:ln>
+        <a:ln w="19050" cap="flat" cmpd="sng" algn="ctr">
+          <a:solidFill>
+            <a:schemeClr val="phClr"/>
+          </a:solidFill>
+          <a:prstDash val="solid"/>
+          <a:miter lim="800000"/>
         </a:ln>
       </a:lnStyleLst>
       <a:effectStyleLst>
         <a:effectStyle>
+          <a:effectLst/>
+        </a:effectStyle>
+        <a:effectStyle>
+          <a:effectLst/>
+        </a:effectStyle>
+        <a:effectStyle>
           <a:effectLst>
-            <a:outerShdw blurRad="40000" dist="20000" dir="5400000" rotWithShape="0">
+            <a:outerShdw blurRad="57150" dist="19050" dir="5400000" algn="ctr" rotWithShape="0">
               <a:srgbClr val="000000">
-                <a:alpha val="38000"/>
+                <a:alpha val="63000"/>
               </a:srgbClr>
             </a:outerShdw>
           </a:effectLst>
-        </a:effectStyle>
-        <a:effectStyle>
-          <a:effectLst>
-            <a:outerShdw blurRad="40000" dist="23000" dir="5400000" rotWithShape="0">
-              <a:srgbClr val="000000">
-                <a:alpha val="35000"/>
-              </a:srgbClr>
-            </a:outerShdw>
-          </a:effectLst>
-        </a:effectStyle>
-        <a:effectStyle>
-          <a:effectLst>
-            <a:outerShdw blurRad="40000" dist="23000" dir="5400000" rotWithShape="0">
-              <a:srgbClr val="000000">
-                <a:alpha val="35000"/>
-              </a:srgbClr>
-            </a:outerShdw>
-          </a:effectLst>
-          <a:scene3d>
-            <a:camera prst="orthographicFront">
-              <a:rot lat="0" lon="0" rev="0"/>
-            </a:camera>
-            <a:lightRig rig="threePt" dir="t">
-              <a:rot lat="0" lon="0" rev="1200000"/>
-            </a:lightRig>
-          </a:scene3d>
-          <a:sp3d>
-            <a:bevelT w="63500" h="25400"/>
-          </a:sp3d>
         </a:effectStyle>
       </a:effectStyleLst>
       <a:bgFillStyleLst>
         <a:solidFill>
           <a:schemeClr val="phClr"/>
         </a:solidFill>
+        <a:solidFill>
+          <a:schemeClr val="phClr">
+            <a:tint val="95000"/>
+            <a:satMod val="170000"/>
+          </a:schemeClr>
+        </a:solidFill>
         <a:gradFill rotWithShape="1">
           <a:gsLst>
             <a:gs pos="0">
               <a:schemeClr val="phClr">
-                <a:tint val="40000"/>
-                <a:satMod val="350000"/>
+                <a:tint val="93000"/>
+                <a:satMod val="150000"/>
+                <a:shade val="98000"/>
+                <a:lumMod val="102000"/>
               </a:schemeClr>
             </a:gs>
-            <a:gs pos="40000">
+            <a:gs pos="50000">
               <a:schemeClr val="phClr">
-                <a:tint val="45000"/>
-                <a:shade val="99000"/>
-                <a:satMod val="350000"/>
+                <a:tint val="98000"/>
+                <a:satMod val="130000"/>
+                <a:shade val="90000"/>
+                <a:lumMod val="103000"/>
               </a:schemeClr>
             </a:gs>
             <a:gs pos="100000">
               <a:schemeClr val="phClr">
-                <a:shade val="20000"/>
-                <a:satMod val="255000"/>
+                <a:shade val="63000"/>
+                <a:satMod val="120000"/>
               </a:schemeClr>
             </a:gs>
           </a:gsLst>
-          <a:path path="circle">
-            <a:fillToRect l="50000" t="-80000" r="50000" b="180000"/>
-          </a:path>
-        </a:gradFill>
-        <a:gradFill rotWithShape="1">
-          <a:gsLst>
-            <a:gs pos="0">
-              <a:schemeClr val="phClr">
-                <a:tint val="80000"/>
-                <a:satMod val="300000"/>
-              </a:schemeClr>
-            </a:gs>
-            <a:gs pos="100000">
-              <a:schemeClr val="phClr">
-                <a:shade val="30000"/>
-                <a:satMod val="200000"/>
-              </a:schemeClr>
-            </a:gs>
-          </a:gsLst>
-          <a:path path="circle">
-            <a:fillToRect l="50000" t="50000" r="50000" b="50000"/>
-          </a:path>
+          <a:lin ang="5400000" scaled="0"/>
         </a:gradFill>
       </a:bgFillStyleLst>
     </a:fmtScheme>
   </a:themeElements>
-  <a:objectDefaults>
-    <a:spDef>
-      <a:spPr/>
-      <a:bodyPr/>
-      <a:lstStyle/>
-      <a:style>
-        <a:lnRef idx="1">
-          <a:schemeClr val="accent1"/>
-        </a:lnRef>
-        <a:fillRef idx="3">
-          <a:schemeClr val="accent1"/>
-        </a:fillRef>
-        <a:effectRef idx="2">
-          <a:schemeClr val="accent1"/>
-        </a:effectRef>
-        <a:fontRef idx="minor">
-          <a:schemeClr val="lt1"/>
-        </a:fontRef>
-      </a:style>
-    </a:spDef>
-    <a:lnDef>
-      <a:spPr/>
-      <a:bodyPr/>
-      <a:lstStyle/>
-      <a:style>
-        <a:lnRef idx="2">
-          <a:schemeClr val="accent1"/>
-        </a:lnRef>
-        <a:fillRef idx="0">
-          <a:schemeClr val="accent1"/>
-        </a:fillRef>
-        <a:effectRef idx="1">
-          <a:schemeClr val="accent1"/>
-        </a:effectRef>
-        <a:fontRef idx="minor">
-          <a:schemeClr val="tx1"/>
-        </a:fontRef>
-      </a:style>
-    </a:lnDef>
-  </a:objectDefaults>
+  <a:objectDefaults/>
   <a:extraClrSchemeLst/>
+  <a:extLst>
+    <a:ext uri="{05A4C25C-085E-4340-85A3-A5531E510DB2}">
+      <thm15:themeFamily xmlns:thm15="http://schemas.microsoft.com/office/thememl/2012/main" name="Office Theme" id="{2E142A2C-CD16-42D6-873A-C26D2A0506FA}" vid="{1BDDFF52-6CD6-40A5-AB3C-68EB2F1E4D0A}"/>
+    </a:ext>
+  </a:extLst>
 </a:theme>
 </file>
--- a/docx/03-capa-de-enlace/03-capa-de-enlace.docx
+++ b/docx/03-capa-de-enlace/03-capa-de-enlace.docx
@@ -28,7 +28,7 @@
         </w:p>
       </w:sdtContent>
     </w:sdt>
-    <w:bookmarkStart w:id="20" w:name="capa-de-enlace-y-trama-ethernet"/>
+    <w:bookmarkStart w:id="31" w:name="capa-de-enlace-y-trama-ethernet"/>
     <w:p>
       <w:pPr>
         <w:pStyle w:val="Heading1"/>
@@ -119,7 +119,7 @@
         </w:pict>
       </w:r>
     </w:p>
-    <w:bookmarkStart w:id="9" w:name="objetivo-de-la-unidad"/>
+    <w:bookmarkStart w:id="20" w:name="objetivo-de-la-unidad"/>
     <w:p>
       <w:pPr>
         <w:pStyle w:val="Heading2"/>
@@ -191,8 +191,8 @@
         </w:pict>
       </w:r>
     </w:p>
-    <w:bookmarkEnd w:id="9"/>
-    <w:bookmarkStart w:id="15" w:name="mapa-de-la-unidad"/>
+    <w:bookmarkEnd w:id="20"/>
+    <w:bookmarkStart w:id="26" w:name="mapa-de-la-unidad"/>
     <w:p>
       <w:pPr>
         <w:pStyle w:val="Heading2"/>
@@ -205,6 +205,7 @@
       <w:tblPr>
         <w:tblStyle w:val="Table"/>
         <w:tblW w:type="pct" w:w="5000"/>
+        <w:jc w:val="left"/>
         <w:tblLayout w:type="fixed"/>
         <w:tblLook w:firstRow="1" w:lastRow="0" w:firstColumn="0" w:lastColumn="0" w:noHBand="0" w:noVBand="0" w:val="0020"/>
       </w:tblPr>
@@ -222,6 +223,7 @@
           <w:p>
             <w:pPr>
               <w:pStyle w:val="Compact"/>
+              <w:jc w:val="left"/>
             </w:pPr>
             <w:r>
               <w:t xml:space="preserve">Punto</w:t>
@@ -233,6 +235,7 @@
           <w:p>
             <w:pPr>
               <w:pStyle w:val="Compact"/>
+              <w:jc w:val="left"/>
             </w:pPr>
             <w:r>
               <w:t xml:space="preserve">Qué aprenderás</w:t>
@@ -244,6 +247,7 @@
           <w:p>
             <w:pPr>
               <w:pStyle w:val="Compact"/>
+              <w:jc w:val="left"/>
             </w:pPr>
             <w:r>
               <w:t xml:space="preserve">Nivel</w:t>
@@ -257,8 +261,9 @@
           <w:p>
             <w:pPr>
               <w:pStyle w:val="Compact"/>
-            </w:pPr>
-            <w:hyperlink r:id="rId10">
+              <w:jc w:val="left"/>
+            </w:pPr>
+            <w:hyperlink r:id="rId21">
               <w:r>
                 <w:rPr>
                   <w:rStyle w:val="Hyperlink"/>
@@ -273,6 +278,7 @@
           <w:p>
             <w:pPr>
               <w:pStyle w:val="Compact"/>
+              <w:jc w:val="left"/>
             </w:pPr>
             <w:r>
               <w:t xml:space="preserve">7 capas, TCP/IP de cultura, dónde estamos</w:t>
@@ -284,6 +290,7 @@
           <w:p>
             <w:pPr>
               <w:pStyle w:val="Compact"/>
+              <w:jc w:val="left"/>
             </w:pPr>
             <w:r>
               <w:t xml:space="preserve">Clave</w:t>
@@ -297,8 +304,9 @@
           <w:p>
             <w:pPr>
               <w:pStyle w:val="Compact"/>
-            </w:pPr>
-            <w:hyperlink r:id="rId11">
+              <w:jc w:val="left"/>
+            </w:pPr>
+            <w:hyperlink r:id="rId22">
               <w:r>
                 <w:rPr>
                   <w:rStyle w:val="Hyperlink"/>
@@ -313,6 +321,7 @@
           <w:p>
             <w:pPr>
               <w:pStyle w:val="Compact"/>
+              <w:jc w:val="left"/>
             </w:pPr>
             <w:r>
               <w:t xml:space="preserve">48 bits, OUI, broadcast y MAC vs IP</w:t>
@@ -324,6 +333,7 @@
           <w:p>
             <w:pPr>
               <w:pStyle w:val="Compact"/>
+              <w:jc w:val="left"/>
             </w:pPr>
             <w:r>
               <w:t xml:space="preserve">Clave</w:t>
@@ -337,8 +347,9 @@
           <w:p>
             <w:pPr>
               <w:pStyle w:val="Compact"/>
-            </w:pPr>
-            <w:hyperlink r:id="rId12">
+              <w:jc w:val="left"/>
+            </w:pPr>
+            <w:hyperlink r:id="rId23">
               <w:r>
                 <w:rPr>
                   <w:rStyle w:val="Hyperlink"/>
@@ -353,6 +364,7 @@
           <w:p>
             <w:pPr>
               <w:pStyle w:val="Compact"/>
+              <w:jc w:val="left"/>
             </w:pPr>
             <w:r>
               <w:t xml:space="preserve">MACs, EtherType, FCS, 802.3 y 802.11</w:t>
@@ -364,6 +376,7 @@
           <w:p>
             <w:pPr>
               <w:pStyle w:val="Compact"/>
+              <w:jc w:val="left"/>
             </w:pPr>
             <w:r>
               <w:t xml:space="preserve">Clave</w:t>
@@ -377,8 +390,9 @@
           <w:p>
             <w:pPr>
               <w:pStyle w:val="Compact"/>
-            </w:pPr>
-            <w:hyperlink r:id="rId13">
+              <w:jc w:val="left"/>
+            </w:pPr>
+            <w:hyperlink r:id="rId24">
               <w:r>
                 <w:rPr>
                   <w:rStyle w:val="Hyperlink"/>
@@ -393,6 +407,7 @@
           <w:p>
             <w:pPr>
               <w:pStyle w:val="Compact"/>
+              <w:jc w:val="left"/>
             </w:pPr>
             <w:r>
               <w:t xml:space="preserve">Muñecas rusas: segmento → paquete → trama → bits</w:t>
@@ -404,6 +419,7 @@
           <w:p>
             <w:pPr>
               <w:pStyle w:val="Compact"/>
+              <w:jc w:val="left"/>
             </w:pPr>
             <w:r>
               <w:t xml:space="preserve">Todos</w:t>
@@ -417,8 +433,9 @@
           <w:p>
             <w:pPr>
               <w:pStyle w:val="Compact"/>
-            </w:pPr>
-            <w:hyperlink r:id="rId14">
+              <w:jc w:val="left"/>
+            </w:pPr>
+            <w:hyperlink r:id="rId25">
               <w:r>
                 <w:rPr>
                   <w:rStyle w:val="Hyperlink"/>
@@ -433,6 +450,7 @@
           <w:p>
             <w:pPr>
               <w:pStyle w:val="Compact"/>
+              <w:jc w:val="left"/>
             </w:pPr>
             <w:r>
               <w:t xml:space="preserve">Sé el Paquete, Fireside, Laboratorio, Crucigrama…</w:t>
@@ -444,6 +462,7 @@
           <w:p>
             <w:pPr>
               <w:pStyle w:val="Compact"/>
+              <w:jc w:val="left"/>
             </w:pPr>
             <w:r>
               <w:t xml:space="preserve">Todos</w:t>
@@ -483,8 +502,8 @@
         </w:pict>
       </w:r>
     </w:p>
-    <w:bookmarkEnd w:id="15"/>
-    <w:bookmarkStart w:id="16" w:name="boletines-de-la-unidad"/>
+    <w:bookmarkEnd w:id="26"/>
+    <w:bookmarkStart w:id="27" w:name="boletines-de-la-unidad"/>
     <w:p>
       <w:pPr>
         <w:pStyle w:val="Heading2"/>
@@ -559,8 +578,8 @@
         </w:pict>
       </w:r>
     </w:p>
-    <w:bookmarkEnd w:id="16"/>
-    <w:bookmarkStart w:id="17" w:name="criterios-de-evaluación-cubiertos-ra1"/>
+    <w:bookmarkEnd w:id="27"/>
+    <w:bookmarkStart w:id="28" w:name="criterios-de-evaluación-cubiertos-ra1"/>
     <w:p>
       <w:pPr>
         <w:pStyle w:val="Heading2"/>
@@ -573,6 +592,7 @@
       <w:tblPr>
         <w:tblStyle w:val="Table"/>
         <w:tblW w:type="pct" w:w="5000"/>
+        <w:jc w:val="left"/>
         <w:tblLayout w:type="fixed"/>
         <w:tblLook w:firstRow="1" w:lastRow="0" w:firstColumn="0" w:lastColumn="0" w:noHBand="0" w:noVBand="0" w:val="0020"/>
       </w:tblPr>
@@ -590,6 +610,7 @@
           <w:p>
             <w:pPr>
               <w:pStyle w:val="Compact"/>
+              <w:jc w:val="left"/>
             </w:pPr>
             <w:r>
               <w:t xml:space="preserve">CE</w:t>
@@ -601,6 +622,7 @@
           <w:p>
             <w:pPr>
               <w:pStyle w:val="Compact"/>
+              <w:jc w:val="left"/>
             </w:pPr>
             <w:r>
               <w:t xml:space="preserve">Criterio</w:t>
@@ -612,6 +634,7 @@
           <w:p>
             <w:pPr>
               <w:pStyle w:val="Compact"/>
+              <w:jc w:val="left"/>
             </w:pPr>
             <w:r>
               <w:t xml:space="preserve">Dónde se cubre</w:t>
@@ -625,6 +648,7 @@
           <w:p>
             <w:pPr>
               <w:pStyle w:val="Compact"/>
+              <w:jc w:val="left"/>
             </w:pPr>
             <w:r>
               <w:t xml:space="preserve">RA1·d)</w:t>
@@ -636,6 +660,7 @@
           <w:p>
             <w:pPr>
               <w:pStyle w:val="Compact"/>
+              <w:jc w:val="left"/>
             </w:pPr>
             <w:r>
               <w:t xml:space="preserve">Trama y encapsulación Ethernet</w:t>
@@ -647,6 +672,7 @@
           <w:p>
             <w:pPr>
               <w:pStyle w:val="Compact"/>
+              <w:jc w:val="left"/>
             </w:pPr>
             <w:r>
               <w:t xml:space="preserve">✅ Puntos 1–4 + 🧠 Atrévete a pensar (punto 5)</w:t>
@@ -662,8 +688,8 @@
         </w:pict>
       </w:r>
     </w:p>
-    <w:bookmarkEnd w:id="17"/>
-    <w:bookmarkStart w:id="19" w:name="por-dónde-empiezo"/>
+    <w:bookmarkEnd w:id="28"/>
+    <w:bookmarkStart w:id="30" w:name="por-dónde-empiezo"/>
     <w:p>
       <w:pPr>
         <w:pStyle w:val="Heading2"/>
@@ -698,7 +724,7 @@
       <w:r>
         <w:t xml:space="preserve"> </w:t>
       </w:r>
-      <w:hyperlink r:id="rId11">
+      <w:hyperlink r:id="rId22">
         <w:r>
           <w:rPr>
             <w:rStyle w:val="Hyperlink"/>
@@ -715,7 +741,7 @@
       <w:r>
         <w:t xml:space="preserve"> </w:t>
       </w:r>
-      <w:hyperlink r:id="rId12">
+      <w:hyperlink r:id="rId23">
         <w:r>
           <w:rPr>
             <w:rStyle w:val="Hyperlink"/>
@@ -733,7 +759,13 @@
         <w:t xml:space="preserve"> </w:t>
       </w:r>
       <w:r>
-        <w:t xml:space="preserve">“examen”</w:t>
+        <w:t xml:space="preserve">“</w:t>
+      </w:r>
+      <w:r>
+        <w:t xml:space="preserve">examen</w:t>
+      </w:r>
+      <w:r>
+        <w:t xml:space="preserve">”</w:t>
       </w:r>
       <w:r>
         <w:t xml:space="preserve"> </w:t>
@@ -756,7 +788,7 @@
       <w:r>
         <w:t xml:space="preserve"> </w:t>
       </w:r>
-      <w:hyperlink r:id="rId10">
+      <w:hyperlink r:id="rId21">
         <w:r>
           <w:rPr>
             <w:rStyle w:val="Hyperlink"/>
@@ -781,7 +813,7 @@
         </w:rPr>
         <w:t xml:space="preserve"> </w:t>
       </w:r>
-      <w:hyperlink r:id="rId18">
+      <w:hyperlink r:id="rId29">
         <w:r>
           <w:rPr>
             <w:rStyle w:val="Hyperlink"/>
@@ -799,9 +831,9 @@
         <w:t xml:space="preserve">.</w:t>
       </w:r>
     </w:p>
-    <w:bookmarkEnd w:id="19"/>
-    <w:bookmarkEnd w:id="20"/>
-    <w:bookmarkStart w:id="35" w:name="el-modelo-osi"/>
+    <w:bookmarkEnd w:id="30"/>
+    <w:bookmarkEnd w:id="31"/>
+    <w:bookmarkStart w:id="46" w:name="el-modelo-osi"/>
     <w:p>
       <w:pPr>
         <w:pStyle w:val="Heading1"/>
@@ -865,7 +897,7 @@
         </w:pict>
       </w:r>
     </w:p>
-    <w:bookmarkStart w:id="21" w:name="la-idea-en-una-frase"/>
+    <w:bookmarkStart w:id="32" w:name="la-idea-en-una-frase"/>
     <w:p>
       <w:pPr>
         <w:pStyle w:val="Heading2"/>
@@ -966,8 +998,8 @@
         </w:pict>
       </w:r>
     </w:p>
-    <w:bookmarkEnd w:id="21"/>
-    <w:bookmarkStart w:id="22" w:name="qué-es-el-modelo-osi"/>
+    <w:bookmarkEnd w:id="32"/>
+    <w:bookmarkStart w:id="33" w:name="qué-es-el-modelo-osi"/>
     <w:p>
       <w:pPr>
         <w:pStyle w:val="Heading2"/>
@@ -1080,8 +1112,8 @@
         </w:pict>
       </w:r>
     </w:p>
-    <w:bookmarkEnd w:id="22"/>
-    <w:bookmarkStart w:id="27" w:name="las-7-capas-de-arriba-a-abajo"/>
+    <w:bookmarkEnd w:id="33"/>
+    <w:bookmarkStart w:id="38" w:name="las-7-capas-de-arriba-a-abajo"/>
     <w:p>
       <w:pPr>
         <w:pStyle w:val="Heading2"/>
@@ -1094,6 +1126,7 @@
       <w:tblPr>
         <w:tblStyle w:val="Table"/>
         <w:tblW w:type="pct" w:w="5000"/>
+        <w:jc w:val="left"/>
         <w:tblLayout w:type="fixed"/>
         <w:tblLook w:firstRow="1" w:lastRow="0" w:firstColumn="0" w:lastColumn="0" w:noHBand="0" w:noVBand="0" w:val="0020"/>
       </w:tblPr>
@@ -1113,6 +1146,7 @@
           <w:p>
             <w:pPr>
               <w:pStyle w:val="Compact"/>
+              <w:jc w:val="left"/>
             </w:pPr>
             <w:r>
               <w:t xml:space="preserve">#</w:t>
@@ -1124,6 +1158,7 @@
           <w:p>
             <w:pPr>
               <w:pStyle w:val="Compact"/>
+              <w:jc w:val="left"/>
             </w:pPr>
             <w:r>
               <w:t xml:space="preserve">Capa</w:t>
@@ -1135,6 +1170,7 @@
           <w:p>
             <w:pPr>
               <w:pStyle w:val="Compact"/>
+              <w:jc w:val="left"/>
             </w:pPr>
             <w:r>
               <w:t xml:space="preserve">Qué hace en una frase</w:t>
@@ -1146,6 +1182,7 @@
           <w:p>
             <w:pPr>
               <w:pStyle w:val="Compact"/>
+              <w:jc w:val="left"/>
             </w:pPr>
             <w:r>
               <w:t xml:space="preserve">PDU (lo que</w:t>
@@ -1154,7 +1191,13 @@
               <w:t xml:space="preserve"> </w:t>
             </w:r>
             <w:r>
-              <w:t xml:space="preserve">“viaja”</w:t>
+              <w:t xml:space="preserve">“</w:t>
+            </w:r>
+            <w:r>
+              <w:t xml:space="preserve">viaja</w:t>
+            </w:r>
+            <w:r>
+              <w:t xml:space="preserve">”</w:t>
             </w:r>
             <w:r>
               <w:t xml:space="preserve">)</w:t>
@@ -1166,6 +1209,7 @@
           <w:p>
             <w:pPr>
               <w:pStyle w:val="Compact"/>
+              <w:jc w:val="left"/>
             </w:pPr>
             <w:r>
               <w:t xml:space="preserve">Ejemplo / dispositivo</w:t>
@@ -1179,6 +1223,7 @@
           <w:p>
             <w:pPr>
               <w:pStyle w:val="Compact"/>
+              <w:jc w:val="left"/>
             </w:pPr>
             <w:r>
               <w:t xml:space="preserve">7</w:t>
@@ -1190,6 +1235,7 @@
           <w:p>
             <w:pPr>
               <w:pStyle w:val="Compact"/>
+              <w:jc w:val="left"/>
             </w:pPr>
             <w:r>
               <w:rPr>
@@ -1205,6 +1251,7 @@
           <w:p>
             <w:pPr>
               <w:pStyle w:val="Compact"/>
+              <w:jc w:val="left"/>
             </w:pPr>
             <w:r>
               <w:t xml:space="preserve">Habla con el programa del usuario</w:t>
@@ -1216,6 +1263,7 @@
           <w:p>
             <w:pPr>
               <w:pStyle w:val="Compact"/>
+              <w:jc w:val="left"/>
             </w:pPr>
             <w:r>
               <w:t xml:space="preserve">Mensaje / datos</w:t>
@@ -1227,6 +1275,7 @@
           <w:p>
             <w:pPr>
               <w:pStyle w:val="Compact"/>
+              <w:jc w:val="left"/>
             </w:pPr>
             <w:r>
               <w:t xml:space="preserve">HTTP, DNS, el navegador</w:t>
@@ -1240,6 +1289,7 @@
           <w:p>
             <w:pPr>
               <w:pStyle w:val="Compact"/>
+              <w:jc w:val="left"/>
             </w:pPr>
             <w:r>
               <w:t xml:space="preserve">6</w:t>
@@ -1251,6 +1301,7 @@
           <w:p>
             <w:pPr>
               <w:pStyle w:val="Compact"/>
+              <w:jc w:val="left"/>
             </w:pPr>
             <w:r>
               <w:rPr>
@@ -1266,6 +1317,7 @@
           <w:p>
             <w:pPr>
               <w:pStyle w:val="Compact"/>
+              <w:jc w:val="left"/>
             </w:pPr>
             <w:r>
               <w:t xml:space="preserve">Traduce, comprime, cifra</w:t>
@@ -1277,6 +1329,7 @@
           <w:p>
             <w:pPr>
               <w:pStyle w:val="Compact"/>
+              <w:jc w:val="left"/>
             </w:pPr>
             <w:r>
               <w:t xml:space="preserve">Datos</w:t>
@@ -1288,6 +1341,7 @@
           <w:p>
             <w:pPr>
               <w:pStyle w:val="Compact"/>
+              <w:jc w:val="left"/>
             </w:pPr>
             <w:r>
               <w:t xml:space="preserve">TLS, JPEG, UTF-8</w:t>
@@ -1301,6 +1355,7 @@
           <w:p>
             <w:pPr>
               <w:pStyle w:val="Compact"/>
+              <w:jc w:val="left"/>
             </w:pPr>
             <w:r>
               <w:t xml:space="preserve">5</w:t>
@@ -1312,6 +1367,7 @@
           <w:p>
             <w:pPr>
               <w:pStyle w:val="Compact"/>
+              <w:jc w:val="left"/>
             </w:pPr>
             <w:r>
               <w:rPr>
@@ -1327,6 +1383,7 @@
           <w:p>
             <w:pPr>
               <w:pStyle w:val="Compact"/>
+              <w:jc w:val="left"/>
             </w:pPr>
             <w:r>
               <w:t xml:space="preserve">Abre, mantiene y cierra conversaciones</w:t>
@@ -1338,6 +1395,7 @@
           <w:p>
             <w:pPr>
               <w:pStyle w:val="Compact"/>
+              <w:jc w:val="left"/>
             </w:pPr>
             <w:r>
               <w:t xml:space="preserve">Datos</w:t>
@@ -1349,6 +1407,7 @@
           <w:p>
             <w:pPr>
               <w:pStyle w:val="Compact"/>
+              <w:jc w:val="left"/>
             </w:pPr>
             <w:r>
               <w:t xml:space="preserve">Sesiones RPC, cookies de sesión</w:t>
@@ -1362,6 +1421,7 @@
           <w:p>
             <w:pPr>
               <w:pStyle w:val="Compact"/>
+              <w:jc w:val="left"/>
             </w:pPr>
             <w:r>
               <w:t xml:space="preserve">4</w:t>
@@ -1373,6 +1433,7 @@
           <w:p>
             <w:pPr>
               <w:pStyle w:val="Compact"/>
+              <w:jc w:val="left"/>
             </w:pPr>
             <w:r>
               <w:rPr>
@@ -1388,6 +1449,7 @@
           <w:p>
             <w:pPr>
               <w:pStyle w:val="Compact"/>
+              <w:jc w:val="left"/>
             </w:pPr>
             <w:r>
               <w:t xml:space="preserve">Fiabilidad y puertos de extremo a extremo</w:t>
@@ -1399,6 +1461,7 @@
           <w:p>
             <w:pPr>
               <w:pStyle w:val="Compact"/>
+              <w:jc w:val="left"/>
             </w:pPr>
             <w:r>
               <w:t xml:space="preserve">Segmento / datagrama</w:t>
@@ -1410,6 +1473,7 @@
           <w:p>
             <w:pPr>
               <w:pStyle w:val="Compact"/>
+              <w:jc w:val="left"/>
             </w:pPr>
             <w:r>
               <w:t xml:space="preserve">TCP, UDP</w:t>
@@ -1423,6 +1487,7 @@
           <w:p>
             <w:pPr>
               <w:pStyle w:val="Compact"/>
+              <w:jc w:val="left"/>
             </w:pPr>
             <w:r>
               <w:t xml:space="preserve">3</w:t>
@@ -1434,6 +1499,7 @@
           <w:p>
             <w:pPr>
               <w:pStyle w:val="Compact"/>
+              <w:jc w:val="left"/>
             </w:pPr>
             <w:r>
               <w:rPr>
@@ -1449,6 +1515,7 @@
           <w:p>
             <w:pPr>
               <w:pStyle w:val="Compact"/>
+              <w:jc w:val="left"/>
             </w:pPr>
             <w:r>
               <w:t xml:space="preserve">Direccionamiento lógico y rutas</w:t>
@@ -1460,6 +1527,7 @@
           <w:p>
             <w:pPr>
               <w:pStyle w:val="Compact"/>
+              <w:jc w:val="left"/>
             </w:pPr>
             <w:r>
               <w:rPr>
@@ -1475,6 +1543,7 @@
           <w:p>
             <w:pPr>
               <w:pStyle w:val="Compact"/>
+              <w:jc w:val="left"/>
             </w:pPr>
             <w:r>
               <w:t xml:space="preserve">IP, routers</w:t>
@@ -1488,6 +1557,7 @@
           <w:p>
             <w:pPr>
               <w:pStyle w:val="Compact"/>
+              <w:jc w:val="left"/>
             </w:pPr>
             <w:r>
               <w:t xml:space="preserve">2</w:t>
@@ -1499,6 +1569,7 @@
           <w:p>
             <w:pPr>
               <w:pStyle w:val="Compact"/>
+              <w:jc w:val="left"/>
             </w:pPr>
             <w:r>
               <w:rPr>
@@ -1514,6 +1585,7 @@
           <w:p>
             <w:pPr>
               <w:pStyle w:val="Compact"/>
+              <w:jc w:val="left"/>
             </w:pPr>
             <w:r>
               <w:t xml:space="preserve">Entrega en la red local por MAC</w:t>
@@ -1525,6 +1597,7 @@
           <w:p>
             <w:pPr>
               <w:pStyle w:val="Compact"/>
+              <w:jc w:val="left"/>
             </w:pPr>
             <w:r>
               <w:rPr>
@@ -1540,6 +1613,7 @@
           <w:p>
             <w:pPr>
               <w:pStyle w:val="Compact"/>
+              <w:jc w:val="left"/>
             </w:pPr>
             <w:r>
               <w:t xml:space="preserve">Ethernet, switches</w:t>
@@ -1553,6 +1627,7 @@
           <w:p>
             <w:pPr>
               <w:pStyle w:val="Compact"/>
+              <w:jc w:val="left"/>
             </w:pPr>
             <w:r>
               <w:t xml:space="preserve">1</w:t>
@@ -1564,6 +1639,7 @@
           <w:p>
             <w:pPr>
               <w:pStyle w:val="Compact"/>
+              <w:jc w:val="left"/>
             </w:pPr>
             <w:r>
               <w:rPr>
@@ -1579,6 +1655,7 @@
           <w:p>
             <w:pPr>
               <w:pStyle w:val="Compact"/>
+              <w:jc w:val="left"/>
             </w:pPr>
             <w:r>
               <w:t xml:space="preserve">Bits por el medio (cable, fibra, aire)</w:t>
@@ -1590,6 +1667,7 @@
           <w:p>
             <w:pPr>
               <w:pStyle w:val="Compact"/>
+              <w:jc w:val="left"/>
             </w:pPr>
             <w:r>
               <w:rPr>
@@ -1605,6 +1683,7 @@
           <w:p>
             <w:pPr>
               <w:pStyle w:val="Compact"/>
+              <w:jc w:val="left"/>
             </w:pPr>
             <w:r>
               <w:t xml:space="preserve">Cable UTP, fibra, radio</w:t>
@@ -1681,7 +1760,7 @@
       <w:r>
         <w:t xml:space="preserve"> </w:t>
       </w:r>
-      <w:hyperlink r:id="rId23">
+      <w:hyperlink r:id="rId34">
         <w:r>
           <w:rPr>
             <w:rStyle w:val="Hyperlink"/>
@@ -1702,12 +1781,12 @@
           <wp:inline>
             <wp:extent cx="5334000" cy="3835940"/>
             <wp:effectExtent b="0" l="0" r="0" t="0"/>
-            <wp:docPr descr="Modelo OSI de 7 capas con la marca de dónde estamos: las capas 1 y 2" title="" id="25" name="Picture"/>
+            <wp:docPr descr="Modelo OSI de 7 capas con la marca de dónde estamos: las capas 1 y 2" title="" id="36" name="Picture"/>
             <a:graphic>
               <a:graphicData uri="http://schemas.openxmlformats.org/drawingml/2006/picture">
                 <pic:pic>
                   <pic:nvPicPr>
-                    <pic:cNvPr descr="public/diagrams/u03-modelo-osi.svg" id="26" name="Picture"/>
+                    <pic:cNvPr descr="public/diagrams/u03-modelo-osi.svg" id="37" name="Picture"/>
                     <pic:cNvPicPr>
                       <a:picLocks noChangeArrowheads="1" noChangeAspect="1"/>
                     </pic:cNvPicPr>
@@ -1719,7 +1798,7 @@
                           <a14:useLocalDpi xmlns:a14="http://schemas.microsoft.com/office/drawing/2010/main" val="0"/>
                         </a:ext>
                         <a:ext uri="{96DAC541-7B7A-43D3-8B79-37D633B846F1}">
-                          <asvg:svgBlip xmlns:asvg="http://schemas.microsoft.com/office/drawing/2016/SVG/main" r:embed="rId24"/>
+                          <asvg:svgBlip xmlns:asvg="http://schemas.microsoft.com/office/drawing/2016/SVG/main" r:embed="rId35"/>
                         </a:ext>
                       </a:extLst>
                     </a:blip>
@@ -1764,8 +1843,8 @@
         </w:pict>
       </w:r>
     </w:p>
-    <w:bookmarkEnd w:id="27"/>
-    <w:bookmarkStart w:id="29" w:name="dónde-estamos-en-el-mapa"/>
+    <w:bookmarkEnd w:id="38"/>
+    <w:bookmarkStart w:id="40" w:name="dónde-estamos-en-el-mapa"/>
     <w:p>
       <w:pPr>
         <w:pStyle w:val="Heading2"/>
@@ -1870,7 +1949,7 @@
       <w:r>
         <w:t xml:space="preserve"> </w:t>
       </w:r>
-      <w:hyperlink r:id="rId28">
+      <w:hyperlink r:id="rId39">
         <w:r>
           <w:rPr>
             <w:rStyle w:val="Hyperlink"/>
@@ -1911,7 +1990,7 @@
       <w:r>
         <w:t xml:space="preserve"> </w:t>
       </w:r>
-      <w:hyperlink r:id="rId18">
+      <w:hyperlink r:id="rId29">
         <w:r>
           <w:rPr>
             <w:rStyle w:val="Hyperlink"/>
@@ -1943,6 +2022,7 @@
       <w:tblPr>
         <w:tblStyle w:val="Table"/>
         <w:tblW w:type="pct" w:w="5000"/>
+        <w:jc w:val="left"/>
         <w:tblLayout w:type="fixed"/>
         <w:tblLook w:firstRow="1" w:lastRow="0" w:firstColumn="0" w:lastColumn="0" w:noHBand="0" w:noVBand="0" w:val="0020"/>
       </w:tblPr>
@@ -1960,6 +2040,7 @@
           <w:p>
             <w:pPr>
               <w:pStyle w:val="Compact"/>
+              <w:jc w:val="left"/>
             </w:pPr>
             <w:r>
               <w:t xml:space="preserve">Si esto falla…</w:t>
@@ -1971,6 +2052,7 @@
           <w:p>
             <w:pPr>
               <w:pStyle w:val="Compact"/>
+              <w:jc w:val="left"/>
             </w:pPr>
             <w:r>
               <w:t xml:space="preserve">Estás en…</w:t>
@@ -1982,6 +2064,7 @@
           <w:p>
             <w:pPr>
               <w:pStyle w:val="Compact"/>
+              <w:jc w:val="left"/>
             </w:pPr>
             <w:r>
               <w:t xml:space="preserve">Dónde se ve</w:t>
@@ -1995,6 +2078,7 @@
           <w:p>
             <w:pPr>
               <w:pStyle w:val="Compact"/>
+              <w:jc w:val="left"/>
             </w:pPr>
             <w:r>
               <w:t xml:space="preserve">Cable suelto, LED apagado, señal débil</w:t>
@@ -2006,6 +2090,7 @@
           <w:p>
             <w:pPr>
               <w:pStyle w:val="Compact"/>
+              <w:jc w:val="left"/>
             </w:pPr>
             <w:r>
               <w:t xml:space="preserve">Capa 1</w:t>
@@ -2017,6 +2102,7 @@
           <w:p>
             <w:pPr>
               <w:pStyle w:val="Compact"/>
+              <w:jc w:val="left"/>
             </w:pPr>
             <w:r>
               <w:t xml:space="preserve">En la unidad anterior de medios y cableado</w:t>
@@ -2030,6 +2116,7 @@
           <w:p>
             <w:pPr>
               <w:pStyle w:val="Compact"/>
+              <w:jc w:val="left"/>
             </w:pPr>
             <w:r>
               <w:t xml:space="preserve">Trama con FCS mal, MAC desconocida</w:t>
@@ -2041,6 +2128,7 @@
           <w:p>
             <w:pPr>
               <w:pStyle w:val="Compact"/>
+              <w:jc w:val="left"/>
             </w:pPr>
             <w:r>
               <w:t xml:space="preserve">Capa 2</w:t>
@@ -2052,6 +2140,7 @@
           <w:p>
             <w:pPr>
               <w:pStyle w:val="Compact"/>
+              <w:jc w:val="left"/>
             </w:pPr>
             <w:r>
               <w:t xml:space="preserve">Aquí (punto 3) y en switching</w:t>
@@ -2065,6 +2154,7 @@
           <w:p>
             <w:pPr>
               <w:pStyle w:val="Compact"/>
+              <w:jc w:val="left"/>
             </w:pPr>
             <w:r>
               <w:t xml:space="preserve">No hay ping a la IP de la red vecina</w:t>
@@ -2076,6 +2166,7 @@
           <w:p>
             <w:pPr>
               <w:pStyle w:val="Compact"/>
+              <w:jc w:val="left"/>
             </w:pPr>
             <w:r>
               <w:t xml:space="preserve">Capa 3</w:t>
@@ -2087,6 +2178,7 @@
           <w:p>
             <w:pPr>
               <w:pStyle w:val="Compact"/>
+              <w:jc w:val="left"/>
             </w:pPr>
             <w:r>
               <w:t xml:space="preserve">En unidades posteriores</w:t>
@@ -2102,8 +2194,8 @@
         </w:pict>
       </w:r>
     </w:p>
-    <w:bookmarkEnd w:id="29"/>
-    <w:bookmarkStart w:id="30" w:name="osi-teoría-vs-tcpip-la-realidad"/>
+    <w:bookmarkEnd w:id="40"/>
+    <w:bookmarkStart w:id="41" w:name="osi-teoría-vs-tcpip-la-realidad"/>
     <w:p>
       <w:pPr>
         <w:pStyle w:val="Heading2"/>
@@ -2163,6 +2255,7 @@
       <w:tblPr>
         <w:tblStyle w:val="Table"/>
         <w:tblW w:type="pct" w:w="5000"/>
+        <w:jc w:val="left"/>
         <w:tblLayout w:type="fixed"/>
         <w:tblLook w:firstRow="1" w:lastRow="0" w:firstColumn="0" w:lastColumn="0" w:noHBand="0" w:noVBand="0" w:val="0020"/>
       </w:tblPr>
@@ -2188,6 +2281,7 @@
           <w:p>
             <w:pPr>
               <w:pStyle w:val="Compact"/>
+              <w:jc w:val="left"/>
             </w:pPr>
             <w:r>
               <w:rPr>
@@ -2209,6 +2303,7 @@
           <w:p>
             <w:pPr>
               <w:pStyle w:val="Compact"/>
+              <w:jc w:val="left"/>
             </w:pPr>
             <w:r>
               <w:rPr>
@@ -2232,6 +2327,7 @@
           <w:p>
             <w:pPr>
               <w:pStyle w:val="Compact"/>
+              <w:jc w:val="left"/>
             </w:pPr>
             <w:r>
               <w:t xml:space="preserve">Capas</w:t>
@@ -2243,6 +2339,7 @@
           <w:p>
             <w:pPr>
               <w:pStyle w:val="Compact"/>
+              <w:jc w:val="left"/>
             </w:pPr>
             <w:r>
               <w:rPr>
@@ -2261,6 +2358,7 @@
           <w:p>
             <w:pPr>
               <w:pStyle w:val="Compact"/>
+              <w:jc w:val="left"/>
             </w:pPr>
             <w:r>
               <w:rPr>
@@ -2284,6 +2382,7 @@
           <w:p>
             <w:pPr>
               <w:pStyle w:val="Compact"/>
+              <w:jc w:val="left"/>
             </w:pPr>
             <w:r>
               <w:t xml:space="preserve">Quién lo usa</w:t>
@@ -2295,6 +2394,7 @@
           <w:p>
             <w:pPr>
               <w:pStyle w:val="Compact"/>
+              <w:jc w:val="left"/>
             </w:pPr>
             <w:r>
               <w:t xml:space="preserve">Normativa, exámenes, hablar entre profes</w:t>
@@ -2306,6 +2406,7 @@
           <w:p>
             <w:pPr>
               <w:pStyle w:val="Compact"/>
+              <w:jc w:val="left"/>
             </w:pPr>
             <w:r>
               <w:t xml:space="preserve">El tráfico de verdad de Internet</w:t>
@@ -2319,6 +2420,7 @@
           <w:p>
             <w:pPr>
               <w:pStyle w:val="Compact"/>
+              <w:jc w:val="left"/>
             </w:pPr>
             <w:r>
               <w:t xml:space="preserve">Relación</w:t>
@@ -2330,6 +2432,7 @@
           <w:p>
             <w:pPr>
               <w:pStyle w:val="Compact"/>
+              <w:jc w:val="left"/>
             </w:pPr>
             <w:r>
               <w:t xml:space="preserve">Describe</w:t>
@@ -2357,6 +2460,7 @@
           <w:p>
             <w:pPr>
               <w:pStyle w:val="Compact"/>
+              <w:jc w:val="left"/>
             </w:pPr>
             <w:r>
               <w:t xml:space="preserve">Agrupa presentación/sesión</w:t>
@@ -2528,23 +2632,51 @@
           <w:i/>
           <w:iCs/>
         </w:rPr>
-        <w:t xml:space="preserve">“capa 2”</w:t>
-      </w:r>
-      <w:r>
-        <w:t xml:space="preserve"> </w:t>
-      </w:r>
-      <w:r>
-        <w:t xml:space="preserve">o</w:t>
-      </w:r>
-      <w:r>
-        <w:t xml:space="preserve"> </w:t>
+        <w:t xml:space="preserve">“</w:t>
       </w:r>
       <w:r>
         <w:rPr>
           <w:i/>
           <w:iCs/>
         </w:rPr>
-        <w:t xml:space="preserve">“capa 3”</w:t>
+        <w:t xml:space="preserve">capa 2</w:t>
+      </w:r>
+      <w:r>
+        <w:rPr>
+          <w:i/>
+          <w:iCs/>
+        </w:rPr>
+        <w:t xml:space="preserve">”</w:t>
+      </w:r>
+      <w:r>
+        <w:t xml:space="preserve"> </w:t>
+      </w:r>
+      <w:r>
+        <w:t xml:space="preserve">o</w:t>
+      </w:r>
+      <w:r>
+        <w:t xml:space="preserve"> </w:t>
+      </w:r>
+      <w:r>
+        <w:rPr>
+          <w:i/>
+          <w:iCs/>
+        </w:rPr>
+        <w:t xml:space="preserve">“</w:t>
+      </w:r>
+      <w:r>
+        <w:rPr>
+          <w:i/>
+          <w:iCs/>
+        </w:rPr>
+        <w:t xml:space="preserve">capa 3</w:t>
+      </w:r>
+      <w:r>
+        <w:rPr>
+          <w:i/>
+          <w:iCs/>
+        </w:rPr>
+        <w:t xml:space="preserve">”</w:t>
       </w:r>
       <w:r>
         <w:t xml:space="preserve">, está usando</w:t>
@@ -2566,7 +2698,13 @@
         <w:t xml:space="preserve"> </w:t>
       </w:r>
       <w:r>
-        <w:t xml:space="preserve">“la capa 6”</w:t>
+        <w:t xml:space="preserve">“</w:t>
+      </w:r>
+      <w:r>
+        <w:t xml:space="preserve">la capa 6</w:t>
+      </w:r>
+      <w:r>
+        <w:t xml:space="preserve">”</w:t>
       </w:r>
       <w:r>
         <w:t xml:space="preserve">; sí existen Ethernet, IP y TCP.</w:t>
@@ -2579,8 +2717,8 @@
         </w:pict>
       </w:r>
     </w:p>
-    <w:bookmarkEnd w:id="30"/>
-    <w:bookmarkStart w:id="31" w:name="mini-chequeo"/>
+    <w:bookmarkEnd w:id="41"/>
+    <w:bookmarkStart w:id="42" w:name="mini-chequeo"/>
     <w:p>
       <w:pPr>
         <w:pStyle w:val="Heading2"/>
@@ -2616,7 +2754,13 @@
         <w:t xml:space="preserve"> </w:t>
       </w:r>
       <w:r>
-        <w:t xml:space="preserve">“vive”</w:t>
+        <w:t xml:space="preserve">“</w:t>
+      </w:r>
+      <w:r>
+        <w:t xml:space="preserve">vive</w:t>
+      </w:r>
+      <w:r>
+        <w:t xml:space="preserve">”</w:t>
       </w:r>
       <w:r>
         <w:t xml:space="preserve"> </w:t>
@@ -2747,8 +2891,8 @@
         </w:pict>
       </w:r>
     </w:p>
-    <w:bookmarkEnd w:id="31"/>
-    <w:bookmarkStart w:id="32" w:name="resumen-en-3-frases"/>
+    <w:bookmarkEnd w:id="42"/>
+    <w:bookmarkStart w:id="43" w:name="resumen-en-3-frases"/>
     <w:p>
       <w:pPr>
         <w:pStyle w:val="Heading2"/>
@@ -2816,7 +2960,13 @@
         <w:t xml:space="preserve"> </w:t>
       </w:r>
       <w:r>
-        <w:t xml:space="preserve">“capa 2”</w:t>
+        <w:t xml:space="preserve">“</w:t>
+      </w:r>
+      <w:r>
+        <w:t xml:space="preserve">capa 2</w:t>
+      </w:r>
+      <w:r>
+        <w:t xml:space="preserve">”</w:t>
       </w:r>
       <w:r>
         <w:t xml:space="preserve"> </w:t>
@@ -2828,7 +2978,13 @@
         <w:t xml:space="preserve"> </w:t>
       </w:r>
       <w:r>
-        <w:t xml:space="preserve">“capa 3”</w:t>
+        <w:t xml:space="preserve">“</w:t>
+      </w:r>
+      <w:r>
+        <w:t xml:space="preserve">capa 3</w:t>
+      </w:r>
+      <w:r>
+        <w:t xml:space="preserve">”</w:t>
       </w:r>
       <w:r>
         <w:t xml:space="preserve"> </w:t>
@@ -2862,8 +3018,8 @@
         <w:t xml:space="preserve">; la capa 1 se quedó con los medios y la IP (3) es cosa de unidades posteriores.</w:t>
       </w:r>
     </w:p>
-    <w:bookmarkEnd w:id="32"/>
-    <w:bookmarkStart w:id="34" w:name="vocabulario-rápido"/>
+    <w:bookmarkEnd w:id="43"/>
+    <w:bookmarkStart w:id="45" w:name="vocabulario-rápido"/>
     <w:p>
       <w:pPr>
         <w:pStyle w:val="Heading2"/>
@@ -2876,6 +3032,7 @@
       <w:tblPr>
         <w:tblStyle w:val="Table"/>
         <w:tblW w:type="auto" w:w="0"/>
+        <w:jc w:val="left"/>
         <w:tblLook w:firstRow="1" w:lastRow="0" w:firstColumn="0" w:lastColumn="0" w:noHBand="0" w:noVBand="0" w:val="0020"/>
       </w:tblPr>
       <w:tblGrid>
@@ -2891,6 +3048,7 @@
           <w:p>
             <w:pPr>
               <w:pStyle w:val="Compact"/>
+              <w:jc w:val="left"/>
             </w:pPr>
             <w:r>
               <w:t xml:space="preserve">Término</w:t>
@@ -2902,6 +3060,7 @@
           <w:p>
             <w:pPr>
               <w:pStyle w:val="Compact"/>
+              <w:jc w:val="left"/>
             </w:pPr>
             <w:r>
               <w:t xml:space="preserve">Idea general</w:t>
@@ -2915,6 +3074,7 @@
           <w:p>
             <w:pPr>
               <w:pStyle w:val="Compact"/>
+              <w:jc w:val="left"/>
             </w:pPr>
             <w:r>
               <w:t xml:space="preserve">OSI</w:t>
@@ -2926,6 +3086,7 @@
           <w:p>
             <w:pPr>
               <w:pStyle w:val="Compact"/>
+              <w:jc w:val="left"/>
             </w:pPr>
             <w:r>
               <w:t xml:space="preserve">Modelo teórico de 7 capas para describir la red</w:t>
@@ -2939,6 +3100,7 @@
           <w:p>
             <w:pPr>
               <w:pStyle w:val="Compact"/>
+              <w:jc w:val="left"/>
             </w:pPr>
             <w:r>
               <w:t xml:space="preserve">TCP/IP</w:t>
@@ -2950,6 +3112,7 @@
           <w:p>
             <w:pPr>
               <w:pStyle w:val="Compact"/>
+              <w:jc w:val="left"/>
             </w:pPr>
             <w:r>
               <w:t xml:space="preserve">Pila real de protocolos de Internet (4–5 capas)</w:t>
@@ -2963,6 +3126,7 @@
           <w:p>
             <w:pPr>
               <w:pStyle w:val="Compact"/>
+              <w:jc w:val="left"/>
             </w:pPr>
             <w:r>
               <w:t xml:space="preserve">PDU</w:t>
@@ -2974,6 +3138,7 @@
           <w:p>
             <w:pPr>
               <w:pStyle w:val="Compact"/>
+              <w:jc w:val="left"/>
             </w:pPr>
             <w:r>
               <w:t xml:space="preserve">Unidad de datos de cada capa (bit, trama, paquete…)</w:t>
@@ -2987,6 +3152,7 @@
           <w:p>
             <w:pPr>
               <w:pStyle w:val="Compact"/>
+              <w:jc w:val="left"/>
             </w:pPr>
             <w:r>
               <w:t xml:space="preserve">Capa 1 / Física</w:t>
@@ -2998,6 +3164,7 @@
           <w:p>
             <w:pPr>
               <w:pStyle w:val="Compact"/>
+              <w:jc w:val="left"/>
             </w:pPr>
             <w:r>
               <w:t xml:space="preserve">Bits por el medio</w:t>
@@ -3011,6 +3178,7 @@
           <w:p>
             <w:pPr>
               <w:pStyle w:val="Compact"/>
+              <w:jc w:val="left"/>
             </w:pPr>
             <w:r>
               <w:t xml:space="preserve">Capa 2 / Enlace</w:t>
@@ -3022,6 +3190,7 @@
           <w:p>
             <w:pPr>
               <w:pStyle w:val="Compact"/>
+              <w:jc w:val="left"/>
             </w:pPr>
             <w:r>
               <w:t xml:space="preserve">Tramas y MACs (Ethernet, switch)</w:t>
@@ -3035,6 +3204,7 @@
           <w:p>
             <w:pPr>
               <w:pStyle w:val="Compact"/>
+              <w:jc w:val="left"/>
             </w:pPr>
             <w:r>
               <w:t xml:space="preserve">Capa 3 / Red</w:t>
@@ -3046,6 +3216,7 @@
           <w:p>
             <w:pPr>
               <w:pStyle w:val="Compact"/>
+              <w:jc w:val="left"/>
             </w:pPr>
             <w:r>
               <w:t xml:space="preserve">Paquetes IP y routers</w:t>
@@ -3071,7 +3242,7 @@
       <w:r>
         <w:t xml:space="preserve"> </w:t>
       </w:r>
-      <w:hyperlink r:id="rId33">
+      <w:hyperlink r:id="rId44">
         <w:r>
           <w:rPr>
             <w:rStyle w:val="Hyperlink"/>
@@ -3098,7 +3269,7 @@
       <w:r>
         <w:t xml:space="preserve"> </w:t>
       </w:r>
-      <w:hyperlink r:id="rId33">
+      <w:hyperlink r:id="rId44">
         <w:r>
           <w:rPr>
             <w:rStyle w:val="Hyperlink"/>
@@ -3125,7 +3296,7 @@
       <w:r>
         <w:t xml:space="preserve"> </w:t>
       </w:r>
-      <w:hyperlink r:id="rId11">
+      <w:hyperlink r:id="rId22">
         <w:r>
           <w:rPr>
             <w:rStyle w:val="Hyperlink"/>
@@ -3134,9 +3305,9 @@
         </w:r>
       </w:hyperlink>
     </w:p>
-    <w:bookmarkEnd w:id="34"/>
-    <w:bookmarkEnd w:id="35"/>
-    <w:bookmarkStart w:id="53" w:name="direcciones-mac"/>
+    <w:bookmarkEnd w:id="45"/>
+    <w:bookmarkEnd w:id="46"/>
+    <w:bookmarkStart w:id="64" w:name="direcciones-mac"/>
     <w:p>
       <w:pPr>
         <w:pStyle w:val="Heading1"/>
@@ -3200,7 +3371,7 @@
         </w:pict>
       </w:r>
     </w:p>
-    <w:bookmarkStart w:id="36" w:name="la-idea-en-una-frase-1"/>
+    <w:bookmarkStart w:id="47" w:name="la-idea-en-una-frase-1"/>
     <w:p>
       <w:pPr>
         <w:pStyle w:val="Heading2"/>
@@ -3285,8 +3456,8 @@
         </w:pict>
       </w:r>
     </w:p>
-    <w:bookmarkEnd w:id="36"/>
-    <w:bookmarkStart w:id="40" w:name="cómo-se-escribe-una-mac"/>
+    <w:bookmarkEnd w:id="47"/>
+    <w:bookmarkStart w:id="51" w:name="cómo-se-escribe-una-mac"/>
     <w:p>
       <w:pPr>
         <w:pStyle w:val="Heading2"/>
@@ -3431,6 +3602,7 @@
       <w:tblPr>
         <w:tblStyle w:val="Table"/>
         <w:tblW w:type="pct" w:w="5000"/>
+        <w:jc w:val="left"/>
         <w:tblLayout w:type="fixed"/>
         <w:tblLook w:firstRow="1" w:lastRow="0" w:firstColumn="0" w:lastColumn="0" w:noHBand="0" w:noVBand="0" w:val="0020"/>
       </w:tblPr>
@@ -3449,6 +3621,7 @@
           <w:p>
             <w:pPr>
               <w:pStyle w:val="Compact"/>
+              <w:jc w:val="left"/>
             </w:pPr>
             <w:r>
               <w:t xml:space="preserve">Parte</w:t>
@@ -3460,6 +3633,7 @@
           <w:p>
             <w:pPr>
               <w:pStyle w:val="Compact"/>
+              <w:jc w:val="left"/>
             </w:pPr>
             <w:r>
               <w:t xml:space="preserve">Tamaño</w:t>
@@ -3471,6 +3645,7 @@
           <w:p>
             <w:pPr>
               <w:pStyle w:val="Compact"/>
+              <w:jc w:val="left"/>
             </w:pPr>
             <w:r>
               <w:t xml:space="preserve">Quién la asigna</w:t>
@@ -3482,6 +3657,7 @@
           <w:p>
             <w:pPr>
               <w:pStyle w:val="Compact"/>
+              <w:jc w:val="left"/>
             </w:pPr>
             <w:r>
               <w:t xml:space="preserve">Qué identifica</w:t>
@@ -3495,6 +3671,7 @@
           <w:p>
             <w:pPr>
               <w:pStyle w:val="Compact"/>
+              <w:jc w:val="left"/>
             </w:pPr>
             <w:r>
               <w:rPr>
@@ -3516,6 +3693,7 @@
           <w:p>
             <w:pPr>
               <w:pStyle w:val="Compact"/>
+              <w:jc w:val="left"/>
             </w:pPr>
             <w:r>
               <w:t xml:space="preserve">24 bits</w:t>
@@ -3527,6 +3705,7 @@
           <w:p>
             <w:pPr>
               <w:pStyle w:val="Compact"/>
+              <w:jc w:val="left"/>
             </w:pPr>
             <w:r>
               <w:t xml:space="preserve">IEEE → fabricante</w:t>
@@ -3538,6 +3717,7 @@
           <w:p>
             <w:pPr>
               <w:pStyle w:val="Compact"/>
+              <w:jc w:val="left"/>
             </w:pPr>
             <w:r>
               <w:t xml:space="preserve">La marca de la tarjeta (Intel, TP-Link…)</w:t>
@@ -3551,6 +3731,7 @@
           <w:p>
             <w:pPr>
               <w:pStyle w:val="Compact"/>
+              <w:jc w:val="left"/>
             </w:pPr>
             <w:r>
               <w:rPr>
@@ -3572,6 +3753,7 @@
           <w:p>
             <w:pPr>
               <w:pStyle w:val="Compact"/>
+              <w:jc w:val="left"/>
             </w:pPr>
             <w:r>
               <w:t xml:space="preserve">24 bits</w:t>
@@ -3583,6 +3765,7 @@
           <w:p>
             <w:pPr>
               <w:pStyle w:val="Compact"/>
+              <w:jc w:val="left"/>
             </w:pPr>
             <w:r>
               <w:t xml:space="preserve">Fabricante</w:t>
@@ -3594,6 +3777,7 @@
           <w:p>
             <w:pPr>
               <w:pStyle w:val="Compact"/>
+              <w:jc w:val="left"/>
             </w:pPr>
             <w:r>
               <w:t xml:space="preserve">La tarjeta concreta de la serie</w:t>
@@ -3659,7 +3843,13 @@
         <w:t xml:space="preserve"> </w:t>
       </w:r>
       <w:r>
-        <w:t xml:space="preserve">“disfrazado”</w:t>
+        <w:t xml:space="preserve">“</w:t>
+      </w:r>
+      <w:r>
+        <w:t xml:space="preserve">disfrazado</w:t>
+      </w:r>
+      <w:r>
+        <w:t xml:space="preserve">”</w:t>
       </w:r>
       <w:r>
         <w:t xml:space="preserve">, que esto llega abajo).</w:t>
@@ -3674,12 +3864,12 @@
           <wp:inline>
             <wp:extent cx="5334000" cy="2674208"/>
             <wp:effectExtent b="0" l="0" r="0" t="0"/>
-            <wp:docPr descr="Estructura de una dirección MAC: OUI de 24 bits asignado por el IEEE, NIC de 24 bits del fabricante y los bits I/G y U/L del primer byte" title="" id="38" name="Picture"/>
+            <wp:docPr descr="Estructura de una dirección MAC: OUI de 24 bits asignado por el IEEE, NIC de 24 bits del fabricante y los bits I/G y U/L del primer byte" title="" id="49" name="Picture"/>
             <a:graphic>
               <a:graphicData uri="http://schemas.openxmlformats.org/drawingml/2006/picture">
                 <pic:pic>
                   <pic:nvPicPr>
-                    <pic:cNvPr descr="public/diagrams/u03-estructura-mac.svg" id="39" name="Picture"/>
+                    <pic:cNvPr descr="public/diagrams/u03-estructura-mac.svg" id="50" name="Picture"/>
                     <pic:cNvPicPr>
                       <a:picLocks noChangeArrowheads="1" noChangeAspect="1"/>
                     </pic:cNvPicPr>
@@ -3691,7 +3881,7 @@
                           <a14:useLocalDpi xmlns:a14="http://schemas.microsoft.com/office/drawing/2010/main" val="0"/>
                         </a:ext>
                         <a:ext uri="{96DAC541-7B7A-43D3-8B79-37D633B846F1}">
-                          <asvg:svgBlip xmlns:asvg="http://schemas.microsoft.com/office/drawing/2016/SVG/main" r:embed="rId37"/>
+                          <asvg:svgBlip xmlns:asvg="http://schemas.microsoft.com/office/drawing/2016/SVG/main" r:embed="rId48"/>
                         </a:ext>
                       </a:extLst>
                     </a:blip>
@@ -3736,8 +3926,8 @@
         </w:pict>
       </w:r>
     </w:p>
-    <w:bookmarkEnd w:id="40"/>
-    <w:bookmarkStart w:id="44" w:name="unicast-multicast-y-broadcast"/>
+    <w:bookmarkEnd w:id="51"/>
+    <w:bookmarkStart w:id="55" w:name="unicast-multicast-y-broadcast"/>
     <w:p>
       <w:pPr>
         <w:pStyle w:val="Heading2"/>
@@ -3878,12 +4068,12 @@
           <wp:inline>
             <wp:extent cx="5334000" cy="2905125"/>
             <wp:effectExtent b="0" l="0" r="0" t="0"/>
-            <wp:docPr descr="Unicast, multicast y broadcast: una tarjeta concreta, solo las del grupo o todas a la vez, según el bit I/G del primer byte" title="" id="42" name="Picture"/>
+            <wp:docPr descr="Unicast, multicast y broadcast: una tarjeta concreta, solo las del grupo o todas a la vez, según el bit I/G del primer byte" title="" id="53" name="Picture"/>
             <a:graphic>
               <a:graphicData uri="http://schemas.openxmlformats.org/drawingml/2006/picture">
                 <pic:pic>
                   <pic:nvPicPr>
-                    <pic:cNvPr descr="public/diagrams/u03-unicast-multicast-broadcast.svg" id="43" name="Picture"/>
+                    <pic:cNvPr descr="public/diagrams/u03-unicast-multicast-broadcast.svg" id="54" name="Picture"/>
                     <pic:cNvPicPr>
                       <a:picLocks noChangeArrowheads="1" noChangeAspect="1"/>
                     </pic:cNvPicPr>
@@ -3895,7 +4085,7 @@
                           <a14:useLocalDpi xmlns:a14="http://schemas.microsoft.com/office/drawing/2010/main" val="0"/>
                         </a:ext>
                         <a:ext uri="{96DAC541-7B7A-43D3-8B79-37D633B846F1}">
-                          <asvg:svgBlip xmlns:asvg="http://schemas.microsoft.com/office/drawing/2016/SVG/main" r:embed="rId41"/>
+                          <asvg:svgBlip xmlns:asvg="http://schemas.microsoft.com/office/drawing/2016/SVG/main" r:embed="rId52"/>
                         </a:ext>
                       </a:extLst>
                     </a:blip>
@@ -3937,6 +4127,7 @@
       <w:tblPr>
         <w:tblStyle w:val="Table"/>
         <w:tblW w:type="pct" w:w="5000"/>
+        <w:jc w:val="left"/>
         <w:tblLayout w:type="fixed"/>
         <w:tblLook w:firstRow="1" w:lastRow="0" w:firstColumn="0" w:lastColumn="0" w:noHBand="0" w:noVBand="0" w:val="0020"/>
       </w:tblPr>
@@ -3954,6 +4145,7 @@
           <w:p>
             <w:pPr>
               <w:pStyle w:val="Compact"/>
+              <w:jc w:val="left"/>
             </w:pPr>
             <w:r>
               <w:t xml:space="preserve">Tipo</w:t>
@@ -3965,6 +4157,7 @@
           <w:p>
             <w:pPr>
               <w:pStyle w:val="Compact"/>
+              <w:jc w:val="left"/>
             </w:pPr>
             <w:r>
               <w:t xml:space="preserve">Ejemplo</w:t>
@@ -3976,6 +4169,7 @@
           <w:p>
             <w:pPr>
               <w:pStyle w:val="Compact"/>
+              <w:jc w:val="left"/>
             </w:pPr>
             <w:r>
               <w:t xml:space="preserve">Quién la recoge</w:t>
@@ -3989,6 +4183,7 @@
           <w:p>
             <w:pPr>
               <w:pStyle w:val="Compact"/>
+              <w:jc w:val="left"/>
             </w:pPr>
             <w:r>
               <w:rPr>
@@ -4004,6 +4199,7 @@
           <w:p>
             <w:pPr>
               <w:pStyle w:val="Compact"/>
+              <w:jc w:val="left"/>
             </w:pPr>
             <w:r>
               <w:rPr>
@@ -4018,6 +4214,7 @@
           <w:p>
             <w:pPr>
               <w:pStyle w:val="Compact"/>
+              <w:jc w:val="left"/>
             </w:pPr>
             <w:r>
               <w:t xml:space="preserve">Solo esa tarjeta</w:t>
@@ -4031,6 +4228,7 @@
           <w:p>
             <w:pPr>
               <w:pStyle w:val="Compact"/>
+              <w:jc w:val="left"/>
             </w:pPr>
             <w:r>
               <w:rPr>
@@ -4046,6 +4244,7 @@
           <w:p>
             <w:pPr>
               <w:pStyle w:val="Compact"/>
+              <w:jc w:val="left"/>
             </w:pPr>
             <w:r>
               <w:rPr>
@@ -4060,6 +4259,7 @@
           <w:p>
             <w:pPr>
               <w:pStyle w:val="Compact"/>
+              <w:jc w:val="left"/>
             </w:pPr>
             <w:r>
               <w:t xml:space="preserve">El grupo que esté suscrito (por ejemplo, IPv6 multicast)</w:t>
@@ -4073,6 +4273,7 @@
           <w:p>
             <w:pPr>
               <w:pStyle w:val="Compact"/>
+              <w:jc w:val="left"/>
             </w:pPr>
             <w:r>
               <w:rPr>
@@ -4088,6 +4289,7 @@
           <w:p>
             <w:pPr>
               <w:pStyle w:val="Compact"/>
+              <w:jc w:val="left"/>
             </w:pPr>
             <w:r>
               <w:rPr>
@@ -4102,6 +4304,7 @@
           <w:p>
             <w:pPr>
               <w:pStyle w:val="Compact"/>
+              <w:jc w:val="left"/>
             </w:pPr>
             <w:r>
               <w:rPr>
@@ -4146,7 +4349,13 @@
         <w:t xml:space="preserve"> </w:t>
       </w:r>
       <w:r>
-        <w:t xml:space="preserve">“todos a la vez”</w:t>
+        <w:t xml:space="preserve">“</w:t>
+      </w:r>
+      <w:r>
+        <w:t xml:space="preserve">todos a la vez</w:t>
+      </w:r>
+      <w:r>
+        <w:t xml:space="preserve">”</w:t>
       </w:r>
       <w:r>
         <w:t xml:space="preserve">, la que llevan los descubrimientos (ARP, DHCP…).</w:t>
@@ -4159,8 +4368,8 @@
         </w:pict>
       </w:r>
     </w:p>
-    <w:bookmarkEnd w:id="44"/>
-    <w:bookmarkStart w:id="45" w:name="mac-frente-a-ip-dos-carnés-dos-ámbitos"/>
+    <w:bookmarkEnd w:id="55"/>
+    <w:bookmarkStart w:id="56" w:name="mac-frente-a-ip-dos-carnés-dos-ámbitos"/>
     <w:p>
       <w:pPr>
         <w:pStyle w:val="Heading2"/>
@@ -4173,6 +4382,7 @@
       <w:tblPr>
         <w:tblStyle w:val="Table"/>
         <w:tblW w:type="pct" w:w="5000"/>
+        <w:jc w:val="left"/>
         <w:tblLayout w:type="fixed"/>
         <w:tblLook w:firstRow="1" w:lastRow="0" w:firstColumn="0" w:lastColumn="0" w:noHBand="0" w:noVBand="0" w:val="0020"/>
       </w:tblPr>
@@ -4198,6 +4408,7 @@
           <w:p>
             <w:pPr>
               <w:pStyle w:val="Compact"/>
+              <w:jc w:val="left"/>
             </w:pPr>
             <w:r>
               <w:rPr>
@@ -4219,6 +4430,7 @@
           <w:p>
             <w:pPr>
               <w:pStyle w:val="Compact"/>
+              <w:jc w:val="left"/>
             </w:pPr>
             <w:r>
               <w:rPr>
@@ -4242,6 +4454,7 @@
           <w:p>
             <w:pPr>
               <w:pStyle w:val="Compact"/>
+              <w:jc w:val="left"/>
             </w:pPr>
             <w:r>
               <w:t xml:space="preserve">¿Para qué sirve?</w:t>
@@ -4253,6 +4466,7 @@
           <w:p>
             <w:pPr>
               <w:pStyle w:val="Compact"/>
+              <w:jc w:val="left"/>
             </w:pPr>
             <w:r>
               <w:t xml:space="preserve">Entregar la trama</w:t>
@@ -4274,6 +4488,7 @@
           <w:p>
             <w:pPr>
               <w:pStyle w:val="Compact"/>
+              <w:jc w:val="left"/>
             </w:pPr>
             <w:r>
               <w:t xml:space="preserve">Llevar el paquete</w:t>
@@ -4297,6 +4512,7 @@
           <w:p>
             <w:pPr>
               <w:pStyle w:val="Compact"/>
+              <w:jc w:val="left"/>
             </w:pPr>
             <w:r>
               <w:t xml:space="preserve">¿Quién la pone?</w:t>
@@ -4308,6 +4524,7 @@
           <w:p>
             <w:pPr>
               <w:pStyle w:val="Compact"/>
+              <w:jc w:val="left"/>
             </w:pPr>
             <w:r>
               <w:t xml:space="preserve">El fabricante (fábrica)</w:t>
@@ -4319,6 +4536,7 @@
           <w:p>
             <w:pPr>
               <w:pStyle w:val="Compact"/>
+              <w:jc w:val="left"/>
             </w:pPr>
             <w:r>
               <w:t xml:space="preserve">La configuras tú (o DHCP)</w:t>
@@ -4332,6 +4550,7 @@
           <w:p>
             <w:pPr>
               <w:pStyle w:val="Compact"/>
+              <w:jc w:val="left"/>
             </w:pPr>
             <w:r>
               <w:t xml:space="preserve">¿Cambia al mover de red?</w:t>
@@ -4343,6 +4562,7 @@
           <w:p>
             <w:pPr>
               <w:pStyle w:val="Compact"/>
+              <w:jc w:val="left"/>
             </w:pPr>
             <w:r>
               <w:rPr>
@@ -4364,6 +4584,7 @@
           <w:p>
             <w:pPr>
               <w:pStyle w:val="Compact"/>
+              <w:jc w:val="left"/>
             </w:pPr>
             <w:r>
               <w:rPr>
@@ -4387,6 +4608,7 @@
           <w:p>
             <w:pPr>
               <w:pStyle w:val="Compact"/>
+              <w:jc w:val="left"/>
             </w:pPr>
             <w:r>
               <w:t xml:space="preserve">¿Enruta Internet?</w:t>
@@ -4398,6 +4620,7 @@
           <w:p>
             <w:pPr>
               <w:pStyle w:val="Compact"/>
+              <w:jc w:val="left"/>
             </w:pPr>
             <w:r>
               <w:t xml:space="preserve">No: cada salto se cambia</w:t>
@@ -4409,6 +4632,7 @@
           <w:p>
             <w:pPr>
               <w:pStyle w:val="Compact"/>
+              <w:jc w:val="left"/>
             </w:pPr>
             <w:r>
               <w:t xml:space="preserve">Sí: la IP de destino acompaña todo el viaje</w:t>
@@ -4422,6 +4646,7 @@
           <w:p>
             <w:pPr>
               <w:pStyle w:val="Compact"/>
+              <w:jc w:val="left"/>
             </w:pPr>
             <w:r>
               <w:t xml:space="preserve">Alcance</w:t>
@@ -4433,6 +4658,7 @@
           <w:p>
             <w:pPr>
               <w:pStyle w:val="Compact"/>
+              <w:jc w:val="left"/>
             </w:pPr>
             <w:r>
               <w:t xml:space="preserve">Tu LAN</w:t>
@@ -4444,6 +4670,7 @@
           <w:p>
             <w:pPr>
               <w:pStyle w:val="Compact"/>
+              <w:jc w:val="left"/>
             </w:pPr>
             <w:r>
               <w:t xml:space="preserve">El mundo</w:t>
@@ -4530,7 +4757,7 @@
       <w:r>
         <w:t xml:space="preserve"> </w:t>
       </w:r>
-      <w:hyperlink r:id="rId13">
+      <w:hyperlink r:id="rId24">
         <w:r>
           <w:rPr>
             <w:rStyle w:val="Hyperlink"/>
@@ -4549,8 +4776,8 @@
         </w:pict>
       </w:r>
     </w:p>
-    <w:bookmarkEnd w:id="45"/>
-    <w:bookmarkStart w:id="47" w:name="dónde-vive-y-cómo-la-ves"/>
+    <w:bookmarkEnd w:id="56"/>
+    <w:bookmarkStart w:id="58" w:name="dónde-vive-y-cómo-la-ves"/>
     <w:p>
       <w:pPr>
         <w:pStyle w:val="Heading2"/>
@@ -4647,7 +4874,7 @@
       <w:r>
         <w:t xml:space="preserve"> </w:t>
       </w:r>
-      <w:hyperlink r:id="rId12">
+      <w:hyperlink r:id="rId23">
         <w:r>
           <w:rPr>
             <w:rStyle w:val="Hyperlink"/>
@@ -4699,7 +4926,7 @@
       <w:r>
         <w:t xml:space="preserve"> </w:t>
       </w:r>
-      <w:hyperlink r:id="rId46">
+      <w:hyperlink r:id="rId57">
         <w:r>
           <w:rPr>
             <w:rStyle w:val="Hyperlink"/>
@@ -4820,8 +5047,8 @@
         </w:pict>
       </w:r>
     </w:p>
-    <w:bookmarkEnd w:id="47"/>
-    <w:bookmarkStart w:id="49" w:name="el-puente-con-ip-arp-solo-la-puerta"/>
+    <w:bookmarkEnd w:id="58"/>
+    <w:bookmarkStart w:id="60" w:name="el-puente-con-ip-arp-solo-la-puerta"/>
     <w:p>
       <w:pPr>
         <w:pStyle w:val="Heading2"/>
@@ -4882,7 +5109,7 @@
       <w:r>
         <w:t xml:space="preserve"> </w:t>
       </w:r>
-      <w:hyperlink r:id="rId48">
+      <w:hyperlink r:id="rId59">
         <w:r>
           <w:rPr>
             <w:rStyle w:val="Hyperlink"/>
@@ -4914,8 +5141,8 @@
         </w:pict>
       </w:r>
     </w:p>
-    <w:bookmarkEnd w:id="49"/>
-    <w:bookmarkStart w:id="50" w:name="mini-chequeo-1"/>
+    <w:bookmarkEnd w:id="60"/>
+    <w:bookmarkStart w:id="61" w:name="mini-chequeo-1"/>
     <w:p>
       <w:pPr>
         <w:pStyle w:val="Heading2"/>
@@ -5148,8 +5375,8 @@
         </w:pict>
       </w:r>
     </w:p>
-    <w:bookmarkEnd w:id="50"/>
-    <w:bookmarkStart w:id="51" w:name="resumen-en-3-frases-1"/>
+    <w:bookmarkEnd w:id="61"/>
+    <w:bookmarkStart w:id="62" w:name="resumen-en-3-frases-1"/>
     <w:p>
       <w:pPr>
         <w:pStyle w:val="Heading2"/>
@@ -5274,8 +5501,8 @@
         <w:t xml:space="preserve">y ARP son el puente entre ambos mundos: sin MAC no hay trama, y ARP traduce la IP que conoces en la MAC que necesitas.</w:t>
       </w:r>
     </w:p>
-    <w:bookmarkEnd w:id="51"/>
-    <w:bookmarkStart w:id="52" w:name="vocabulario-rápido-1"/>
+    <w:bookmarkEnd w:id="62"/>
+    <w:bookmarkStart w:id="63" w:name="vocabulario-rápido-1"/>
     <w:p>
       <w:pPr>
         <w:pStyle w:val="Heading2"/>
@@ -5288,6 +5515,7 @@
       <w:tblPr>
         <w:tblStyle w:val="Table"/>
         <w:tblW w:type="pct" w:w="5000"/>
+        <w:jc w:val="left"/>
         <w:tblLayout w:type="fixed"/>
         <w:tblLook w:firstRow="1" w:lastRow="0" w:firstColumn="0" w:lastColumn="0" w:noHBand="0" w:noVBand="0" w:val="0020"/>
       </w:tblPr>
@@ -5304,6 +5532,7 @@
           <w:p>
             <w:pPr>
               <w:pStyle w:val="Compact"/>
+              <w:jc w:val="left"/>
             </w:pPr>
             <w:r>
               <w:t xml:space="preserve">Término</w:t>
@@ -5315,6 +5544,7 @@
           <w:p>
             <w:pPr>
               <w:pStyle w:val="Compact"/>
+              <w:jc w:val="left"/>
             </w:pPr>
             <w:r>
               <w:t xml:space="preserve">Idea general</w:t>
@@ -5328,6 +5558,7 @@
           <w:p>
             <w:pPr>
               <w:pStyle w:val="Compact"/>
+              <w:jc w:val="left"/>
             </w:pPr>
             <w:r>
               <w:t xml:space="preserve">MAC</w:t>
@@ -5339,6 +5570,7 @@
           <w:p>
             <w:pPr>
               <w:pStyle w:val="Compact"/>
+              <w:jc w:val="left"/>
             </w:pPr>
             <w:r>
               <w:t xml:space="preserve">Dirección de capa 2, 48 bits, de fábrica</w:t>
@@ -5352,6 +5584,7 @@
           <w:p>
             <w:pPr>
               <w:pStyle w:val="Compact"/>
+              <w:jc w:val="left"/>
             </w:pPr>
             <w:r>
               <w:t xml:space="preserve">OUI</w:t>
@@ -5363,6 +5596,7 @@
           <w:p>
             <w:pPr>
               <w:pStyle w:val="Compact"/>
+              <w:jc w:val="left"/>
             </w:pPr>
             <w:r>
               <w:t xml:space="preserve">Los 3 primeros bytes: el sello del fabricante</w:t>
@@ -5376,6 +5610,7 @@
           <w:p>
             <w:pPr>
               <w:pStyle w:val="Compact"/>
+              <w:jc w:val="left"/>
             </w:pPr>
             <w:r>
               <w:t xml:space="preserve">Unicast / multicast / broadcast</w:t>
@@ -5387,6 +5622,7 @@
           <w:p>
             <w:pPr>
               <w:pStyle w:val="Compact"/>
+              <w:jc w:val="left"/>
             </w:pPr>
             <w:r>
               <w:t xml:space="preserve">Para una tarjeta / un grupo / todas</w:t>
@@ -5400,6 +5636,7 @@
           <w:p>
             <w:pPr>
               <w:pStyle w:val="Compact"/>
+              <w:jc w:val="left"/>
             </w:pPr>
             <w:r>
               <w:t xml:space="preserve">ARP</w:t>
@@ -5411,6 +5648,7 @@
           <w:p>
             <w:pPr>
               <w:pStyle w:val="Compact"/>
+              <w:jc w:val="left"/>
             </w:pPr>
             <w:r>
               <w:t xml:space="preserve">Servicio que traduce IP a MAC (lo verás en IP)</w:t>
@@ -5424,6 +5662,7 @@
           <w:p>
             <w:pPr>
               <w:pStyle w:val="Compact"/>
+              <w:jc w:val="left"/>
             </w:pPr>
             <w:r>
               <w:t xml:space="preserve">Spoofing de MAC</w:t>
@@ -5435,6 +5674,7 @@
           <w:p>
             <w:pPr>
               <w:pStyle w:val="Compact"/>
+              <w:jc w:val="left"/>
             </w:pPr>
             <w:r>
               <w:t xml:space="preserve">Cambiar la MAC para suplantar o saltarse filtros</w:t>
@@ -5460,7 +5700,7 @@
       <w:r>
         <w:t xml:space="preserve"> </w:t>
       </w:r>
-      <w:hyperlink r:id="rId33">
+      <w:hyperlink r:id="rId44">
         <w:r>
           <w:rPr>
             <w:rStyle w:val="Hyperlink"/>
@@ -5487,7 +5727,7 @@
       <w:r>
         <w:t xml:space="preserve"> </w:t>
       </w:r>
-      <w:hyperlink r:id="rId10">
+      <w:hyperlink r:id="rId21">
         <w:r>
           <w:rPr>
             <w:rStyle w:val="Hyperlink"/>
@@ -5514,7 +5754,7 @@
       <w:r>
         <w:t xml:space="preserve"> </w:t>
       </w:r>
-      <w:hyperlink r:id="rId12">
+      <w:hyperlink r:id="rId23">
         <w:r>
           <w:rPr>
             <w:rStyle w:val="Hyperlink"/>
@@ -5523,9 +5763,9 @@
         </w:r>
       </w:hyperlink>
     </w:p>
-    <w:bookmarkEnd w:id="52"/>
-    <w:bookmarkEnd w:id="53"/>
-    <w:bookmarkStart w:id="66" w:name="la-trama-ethernet"/>
+    <w:bookmarkEnd w:id="63"/>
+    <w:bookmarkEnd w:id="64"/>
+    <w:bookmarkStart w:id="77" w:name="la-trama-ethernet"/>
     <w:p>
       <w:pPr>
         <w:pStyle w:val="Heading1"/>
@@ -5589,7 +5829,7 @@
         </w:pict>
       </w:r>
     </w:p>
-    <w:bookmarkStart w:id="54" w:name="la-idea-en-una-frase-2"/>
+    <w:bookmarkStart w:id="65" w:name="la-idea-en-una-frase-2"/>
     <w:p>
       <w:pPr>
         <w:pStyle w:val="Heading2"/>
@@ -5648,7 +5888,13 @@
         <w:t xml:space="preserve"> </w:t>
       </w:r>
       <w:r>
-        <w:t xml:space="preserve">“sobre”</w:t>
+        <w:t xml:space="preserve">“</w:t>
+      </w:r>
+      <w:r>
+        <w:t xml:space="preserve">sobre</w:t>
+      </w:r>
+      <w:r>
+        <w:t xml:space="preserve">”</w:t>
       </w:r>
       <w:r>
         <w:t xml:space="preserve"> </w:t>
@@ -5725,7 +5971,7 @@
       <w:r>
         <w:t xml:space="preserve"> </w:t>
       </w:r>
-      <w:hyperlink r:id="rId10">
+      <w:hyperlink r:id="rId21">
         <w:r>
           <w:rPr>
             <w:rStyle w:val="Hyperlink"/>
@@ -5747,8 +5993,8 @@
         </w:pict>
       </w:r>
     </w:p>
-    <w:bookmarkEnd w:id="54"/>
-    <w:bookmarkStart w:id="55" w:name="de-bits-a-trama-capa-1-capa-2"/>
+    <w:bookmarkEnd w:id="65"/>
+    <w:bookmarkStart w:id="66" w:name="de-bits-a-trama-capa-1-capa-2"/>
     <w:p>
       <w:pPr>
         <w:pStyle w:val="Heading2"/>
@@ -5939,8 +6185,8 @@
         </w:pict>
       </w:r>
     </w:p>
-    <w:bookmarkEnd w:id="55"/>
-    <w:bookmarkStart w:id="59" w:name="Xa6233ec4034fce4ef2691de5233630fb892c42d"/>
+    <w:bookmarkEnd w:id="66"/>
+    <w:bookmarkStart w:id="70" w:name="Xa6233ec4034fce4ef2691de5233630fb892c42d"/>
     <w:p>
       <w:pPr>
         <w:pStyle w:val="Heading2"/>
@@ -6077,6 +6323,7 @@
       <w:tblPr>
         <w:tblStyle w:val="Table"/>
         <w:tblW w:type="pct" w:w="5000"/>
+        <w:jc w:val="left"/>
         <w:tblLayout w:type="fixed"/>
         <w:tblLook w:firstRow="1" w:lastRow="0" w:firstColumn="0" w:lastColumn="0" w:noHBand="0" w:noVBand="0" w:val="0020"/>
       </w:tblPr>
@@ -6094,6 +6341,7 @@
           <w:p>
             <w:pPr>
               <w:pStyle w:val="Compact"/>
+              <w:jc w:val="left"/>
             </w:pPr>
             <w:r>
               <w:t xml:space="preserve">Campo</w:t>
@@ -6105,6 +6353,7 @@
           <w:p>
             <w:pPr>
               <w:pStyle w:val="Compact"/>
+              <w:jc w:val="left"/>
             </w:pPr>
             <w:r>
               <w:t xml:space="preserve">Tamaño</w:t>
@@ -6116,6 +6365,7 @@
           <w:p>
             <w:pPr>
               <w:pStyle w:val="Compact"/>
+              <w:jc w:val="left"/>
             </w:pPr>
             <w:r>
               <w:t xml:space="preserve">Qué hace</w:t>
@@ -6129,6 +6379,7 @@
           <w:p>
             <w:pPr>
               <w:pStyle w:val="Compact"/>
+              <w:jc w:val="left"/>
             </w:pPr>
             <w:r>
               <w:rPr>
@@ -6144,6 +6395,7 @@
           <w:p>
             <w:pPr>
               <w:pStyle w:val="Compact"/>
+              <w:jc w:val="left"/>
             </w:pPr>
             <w:r>
               <w:t xml:space="preserve">6 bytes</w:t>
@@ -6155,6 +6407,7 @@
           <w:p>
             <w:pPr>
               <w:pStyle w:val="Compact"/>
+              <w:jc w:val="left"/>
             </w:pPr>
             <w:r>
               <w:t xml:space="preserve">¿Para quién es esta trama en la LAN?</w:t>
@@ -6168,6 +6421,7 @@
           <w:p>
             <w:pPr>
               <w:pStyle w:val="Compact"/>
+              <w:jc w:val="left"/>
             </w:pPr>
             <w:r>
               <w:rPr>
@@ -6183,6 +6437,7 @@
           <w:p>
             <w:pPr>
               <w:pStyle w:val="Compact"/>
+              <w:jc w:val="left"/>
             </w:pPr>
             <w:r>
               <w:t xml:space="preserve">6 bytes</w:t>
@@ -6194,6 +6449,7 @@
           <w:p>
             <w:pPr>
               <w:pStyle w:val="Compact"/>
+              <w:jc w:val="left"/>
             </w:pPr>
             <w:r>
               <w:t xml:space="preserve">Quién la envió (el switch la aprende de aquí)</w:t>
@@ -6207,6 +6463,7 @@
           <w:p>
             <w:pPr>
               <w:pStyle w:val="Compact"/>
+              <w:jc w:val="left"/>
             </w:pPr>
             <w:r>
               <w:rPr>
@@ -6222,6 +6479,7 @@
           <w:p>
             <w:pPr>
               <w:pStyle w:val="Compact"/>
+              <w:jc w:val="left"/>
             </w:pPr>
             <w:r>
               <w:t xml:space="preserve">2 bytes</w:t>
@@ -6233,6 +6491,7 @@
           <w:p>
             <w:pPr>
               <w:pStyle w:val="Compact"/>
+              <w:jc w:val="left"/>
             </w:pPr>
             <w:r>
               <w:t xml:space="preserve">Qué protocolo hay dentro:</w:t>
@@ -6294,6 +6553,7 @@
           <w:p>
             <w:pPr>
               <w:pStyle w:val="Compact"/>
+              <w:jc w:val="left"/>
             </w:pPr>
             <w:r>
               <w:rPr>
@@ -6309,6 +6569,7 @@
           <w:p>
             <w:pPr>
               <w:pStyle w:val="Compact"/>
+              <w:jc w:val="left"/>
             </w:pPr>
             <w:r>
               <w:t xml:space="preserve">46–1500 bytes</w:t>
@@ -6320,6 +6581,7 @@
           <w:p>
             <w:pPr>
               <w:pStyle w:val="Compact"/>
+              <w:jc w:val="left"/>
             </w:pPr>
             <w:r>
               <w:t xml:space="preserve">La</w:t>
@@ -6328,7 +6590,13 @@
               <w:t xml:space="preserve"> </w:t>
             </w:r>
             <w:r>
-              <w:t xml:space="preserve">“carta”</w:t>
+              <w:t xml:space="preserve">“</w:t>
+            </w:r>
+            <w:r>
+              <w:t xml:space="preserve">carta</w:t>
+            </w:r>
+            <w:r>
+              <w:t xml:space="preserve">”</w:t>
             </w:r>
             <w:r>
               <w:t xml:space="preserve"> </w:t>
@@ -6361,6 +6629,7 @@
           <w:p>
             <w:pPr>
               <w:pStyle w:val="Compact"/>
+              <w:jc w:val="left"/>
             </w:pPr>
             <w:r>
               <w:rPr>
@@ -6376,6 +6645,7 @@
           <w:p>
             <w:pPr>
               <w:pStyle w:val="Compact"/>
+              <w:jc w:val="left"/>
             </w:pPr>
             <w:r>
               <w:t xml:space="preserve">4 bytes</w:t>
@@ -6387,6 +6657,7 @@
           <w:p>
             <w:pPr>
               <w:pStyle w:val="Compact"/>
+              <w:jc w:val="left"/>
             </w:pPr>
             <w:r>
               <w:t xml:space="preserve">CRC de integridad: si no cuadra → trama</w:t>
@@ -6455,7 +6726,7 @@
       <w:r>
         <w:t xml:space="preserve"> </w:t>
       </w:r>
-      <w:hyperlink r:id="rId48">
+      <w:hyperlink r:id="rId59">
         <w:r>
           <w:rPr>
             <w:rStyle w:val="Hyperlink"/>
@@ -6540,7 +6811,21 @@
           <w:i/>
           <w:iCs/>
         </w:rPr>
-        <w:t xml:space="preserve">“dentro de esto hay un mensaje ARP”</w:t>
+        <w:t xml:space="preserve">“</w:t>
+      </w:r>
+      <w:r>
+        <w:rPr>
+          <w:i/>
+          <w:iCs/>
+        </w:rPr>
+        <w:t xml:space="preserve">dentro de esto hay un mensaje ARP</w:t>
+      </w:r>
+      <w:r>
+        <w:rPr>
+          <w:i/>
+          <w:iCs/>
+        </w:rPr>
+        <w:t xml:space="preserve">”</w:t>
       </w:r>
       <w:r>
         <w:t xml:space="preserve">.</w:t>
@@ -6564,7 +6849,7 @@
       <w:r>
         <w:t xml:space="preserve"> </w:t>
       </w:r>
-      <w:hyperlink r:id="rId48">
+      <w:hyperlink r:id="rId59">
         <w:r>
           <w:rPr>
             <w:rStyle w:val="Hyperlink"/>
@@ -6598,12 +6883,12 @@
           <wp:inline>
             <wp:extent cx="5334000" cy="3091542"/>
             <wp:effectExtent b="0" l="0" r="0" t="0"/>
-            <wp:docPr descr="Trama Ethernet (Ethernet II): MACs, EtherType, payload y FCS" title="" id="57" name="Picture"/>
+            <wp:docPr descr="Trama Ethernet (Ethernet II): MACs, EtherType, payload y FCS" title="" id="68" name="Picture"/>
             <a:graphic>
               <a:graphicData uri="http://schemas.openxmlformats.org/drawingml/2006/picture">
                 <pic:pic>
                   <pic:nvPicPr>
-                    <pic:cNvPr descr="public/diagrams/u03-trama-ethernet.svg" id="58" name="Picture"/>
+                    <pic:cNvPr descr="public/diagrams/u03-trama-ethernet.svg" id="69" name="Picture"/>
                     <pic:cNvPicPr>
                       <a:picLocks noChangeArrowheads="1" noChangeAspect="1"/>
                     </pic:cNvPicPr>
@@ -6615,7 +6900,7 @@
                           <a14:useLocalDpi xmlns:a14="http://schemas.microsoft.com/office/drawing/2010/main" val="0"/>
                         </a:ext>
                         <a:ext uri="{96DAC541-7B7A-43D3-8B79-37D633B846F1}">
-                          <asvg:svgBlip xmlns:asvg="http://schemas.microsoft.com/office/drawing/2016/SVG/main" r:embed="rId56"/>
+                          <asvg:svgBlip xmlns:asvg="http://schemas.microsoft.com/office/drawing/2016/SVG/main" r:embed="rId67"/>
                         </a:ext>
                       </a:extLst>
                     </a:blip>
@@ -6712,7 +6997,13 @@
         <w:t xml:space="preserve"> </w:t>
       </w:r>
       <w:r>
-        <w:t xml:space="preserve">“esto va a IP”</w:t>
+        <w:t xml:space="preserve">“</w:t>
+      </w:r>
+      <w:r>
+        <w:t xml:space="preserve">esto va a IP</w:t>
+      </w:r>
+      <w:r>
+        <w:t xml:space="preserve">”</w:t>
       </w:r>
       <w:r>
         <w:t xml:space="preserve"> </w:t>
@@ -6724,7 +7015,13 @@
         <w:t xml:space="preserve"> </w:t>
       </w:r>
       <w:r>
-        <w:t xml:space="preserve">“esto es ARP”</w:t>
+        <w:t xml:space="preserve">“</w:t>
+      </w:r>
+      <w:r>
+        <w:t xml:space="preserve">esto es ARP</w:t>
+      </w:r>
+      <w:r>
+        <w:t xml:space="preserve">”</w:t>
       </w:r>
       <w:r>
         <w:t xml:space="preserve">.</w:t>
@@ -6737,8 +7034,8 @@
         </w:pict>
       </w:r>
     </w:p>
-    <w:bookmarkEnd w:id="59"/>
-    <w:bookmarkStart w:id="61" w:name="la-trama-en-el-aire-medios-no-guiados"/>
+    <w:bookmarkEnd w:id="70"/>
+    <w:bookmarkStart w:id="72" w:name="la-trama-en-el-aire-medios-no-guiados"/>
     <w:p>
       <w:pPr>
         <w:pStyle w:val="Heading2"/>
@@ -6750,7 +7047,13 @@
         <w:t xml:space="preserve"> </w:t>
       </w:r>
       <w:r>
-        <w:t xml:space="preserve">“en el aire”</w:t>
+        <w:t xml:space="preserve">“</w:t>
+      </w:r>
+      <w:r>
+        <w:t xml:space="preserve">en el aire</w:t>
+      </w:r>
+      <w:r>
+        <w:t xml:space="preserve">”</w:t>
       </w:r>
       <w:r>
         <w:t xml:space="preserve"> </w:t>
@@ -6813,6 +7116,7 @@
       <w:tblPr>
         <w:tblStyle w:val="Table"/>
         <w:tblW w:type="pct" w:w="5000"/>
+        <w:jc w:val="left"/>
         <w:tblLayout w:type="fixed"/>
         <w:tblLook w:firstRow="1" w:lastRow="0" w:firstColumn="0" w:lastColumn="0" w:noHBand="0" w:noVBand="0" w:val="0020"/>
       </w:tblPr>
@@ -6838,6 +7142,7 @@
           <w:p>
             <w:pPr>
               <w:pStyle w:val="Compact"/>
+              <w:jc w:val="left"/>
             </w:pPr>
             <w:r>
               <w:rPr>
@@ -6859,6 +7164,7 @@
           <w:p>
             <w:pPr>
               <w:pStyle w:val="Compact"/>
+              <w:jc w:val="left"/>
             </w:pPr>
             <w:r>
               <w:rPr>
@@ -6882,6 +7188,7 @@
           <w:p>
             <w:pPr>
               <w:pStyle w:val="Compact"/>
+              <w:jc w:val="left"/>
             </w:pPr>
             <w:r>
               <w:t xml:space="preserve">Capa</w:t>
@@ -6893,6 +7200,7 @@
           <w:p>
             <w:pPr>
               <w:pStyle w:val="Compact"/>
+              <w:jc w:val="left"/>
             </w:pPr>
             <w:r>
               <w:t xml:space="preserve">2 (la misma)</w:t>
@@ -6904,6 +7212,7 @@
           <w:p>
             <w:pPr>
               <w:pStyle w:val="Compact"/>
+              <w:jc w:val="left"/>
             </w:pPr>
             <w:r>
               <w:t xml:space="preserve">2 (la misma)</w:t>
@@ -6917,6 +7226,7 @@
           <w:p>
             <w:pPr>
               <w:pStyle w:val="Compact"/>
+              <w:jc w:val="left"/>
             </w:pPr>
             <w:r>
               <w:t xml:space="preserve">Direcciones MAC</w:t>
@@ -6928,6 +7238,7 @@
           <w:p>
             <w:pPr>
               <w:pStyle w:val="Compact"/>
+              <w:jc w:val="left"/>
             </w:pPr>
             <w:r>
               <w:t xml:space="preserve">Origen y destino (2)</w:t>
@@ -6939,6 +7250,7 @@
           <w:p>
             <w:pPr>
               <w:pStyle w:val="Compact"/>
+              <w:jc w:val="left"/>
             </w:pPr>
             <w:r>
               <w:t xml:space="preserve">Hasta</w:t>
@@ -6968,6 +7280,7 @@
           <w:p>
             <w:pPr>
               <w:pStyle w:val="Compact"/>
+              <w:jc w:val="left"/>
             </w:pPr>
             <w:r>
               <w:t xml:space="preserve">Cabecera</w:t>
@@ -6979,6 +7292,7 @@
           <w:p>
             <w:pPr>
               <w:pStyle w:val="Compact"/>
+              <w:jc w:val="left"/>
             </w:pPr>
             <w:r>
               <w:t xml:space="preserve">Corta (MACs + EtherType)</w:t>
@@ -6990,6 +7304,7 @@
           <w:p>
             <w:pPr>
               <w:pStyle w:val="Compact"/>
+              <w:jc w:val="left"/>
             </w:pPr>
             <w:r>
               <w:t xml:space="preserve">Más larga:</w:t>
@@ -7016,6 +7331,7 @@
           <w:p>
             <w:pPr>
               <w:pStyle w:val="Compact"/>
+              <w:jc w:val="left"/>
             </w:pPr>
             <w:r>
               <w:t xml:space="preserve">Campo tipo</w:t>
@@ -7027,6 +7343,7 @@
           <w:p>
             <w:pPr>
               <w:pStyle w:val="Compact"/>
+              <w:jc w:val="left"/>
             </w:pPr>
             <w:r>
               <w:rPr>
@@ -7048,6 +7365,7 @@
           <w:p>
             <w:pPr>
               <w:pStyle w:val="Compact"/>
+              <w:jc w:val="left"/>
             </w:pPr>
             <w:r>
               <w:rPr>
@@ -7087,6 +7405,7 @@
           <w:p>
             <w:pPr>
               <w:pStyle w:val="Compact"/>
+              <w:jc w:val="left"/>
             </w:pPr>
             <w:r>
               <w:t xml:space="preserve">Medio</w:t>
@@ -7098,6 +7417,7 @@
           <w:p>
             <w:pPr>
               <w:pStyle w:val="Compact"/>
+              <w:jc w:val="left"/>
             </w:pPr>
             <w:r>
               <w:t xml:space="preserve">Cobertura fija: cable</w:t>
@@ -7109,6 +7429,7 @@
           <w:p>
             <w:pPr>
               <w:pStyle w:val="Compact"/>
+              <w:jc w:val="left"/>
             </w:pPr>
             <w:r>
               <w:t xml:space="preserve">Canal de radio</w:t>
@@ -7138,6 +7459,7 @@
           <w:p>
             <w:pPr>
               <w:pStyle w:val="Compact"/>
+              <w:jc w:val="left"/>
             </w:pPr>
             <w:r>
               <w:t xml:space="preserve">Quién</w:t>
@@ -7146,7 +7468,13 @@
               <w:t xml:space="preserve"> </w:t>
             </w:r>
             <w:r>
-              <w:t xml:space="preserve">“cambia”</w:t>
+              <w:t xml:space="preserve">“</w:t>
+            </w:r>
+            <w:r>
+              <w:t xml:space="preserve">cambia</w:t>
+            </w:r>
+            <w:r>
+              <w:t xml:space="preserve">”</w:t>
             </w:r>
             <w:r>
               <w:t xml:space="preserve"> </w:t>
@@ -7161,6 +7489,7 @@
           <w:p>
             <w:pPr>
               <w:pStyle w:val="Compact"/>
+              <w:jc w:val="left"/>
             </w:pPr>
             <w:r>
               <w:t xml:space="preserve">El switch reenvía</w:t>
@@ -7172,6 +7501,7 @@
           <w:p>
             <w:pPr>
               <w:pStyle w:val="Compact"/>
+              <w:jc w:val="left"/>
             </w:pPr>
             <w:r>
               <w:t xml:space="preserve">El AP puede cifrar/descifrar (WPA2/WPA3) en el borde</w:t>
@@ -7224,7 +7554,7 @@
       <w:r>
         <w:t xml:space="preserve"> </w:t>
       </w:r>
-      <w:hyperlink r:id="rId60">
+      <w:hyperlink r:id="rId71">
         <w:r>
           <w:rPr>
             <w:rStyle w:val="Hyperlink"/>
@@ -7256,8 +7586,8 @@
         </w:pict>
       </w:r>
     </w:p>
-    <w:bookmarkEnd w:id="61"/>
-    <w:bookmarkStart w:id="62" w:name="cómo-lo-ves-en-vivo-wireshark"/>
+    <w:bookmarkEnd w:id="72"/>
+    <w:bookmarkStart w:id="73" w:name="cómo-lo-ves-en-vivo-wireshark"/>
     <w:p>
       <w:pPr>
         <w:pStyle w:val="Heading2"/>
@@ -7428,7 +7758,13 @@
         <w:t xml:space="preserve"> </w:t>
       </w:r>
       <w:r>
-        <w:t xml:space="preserve">“en la red cableada”</w:t>
+        <w:t xml:space="preserve">“</w:t>
+      </w:r>
+      <w:r>
+        <w:t xml:space="preserve">en la red cableada</w:t>
+      </w:r>
+      <w:r>
+        <w:t xml:space="preserve">”</w:t>
       </w:r>
       <w:r>
         <w:t xml:space="preserve">, algo va raro (salvo jumbo frames en datacenter).</w:t>
@@ -7441,8 +7777,8 @@
         </w:pict>
       </w:r>
     </w:p>
-    <w:bookmarkEnd w:id="62"/>
-    <w:bookmarkStart w:id="63" w:name="mini-chequeo-2"/>
+    <w:bookmarkEnd w:id="73"/>
+    <w:bookmarkStart w:id="74" w:name="mini-chequeo-2"/>
     <w:p>
       <w:pPr>
         <w:pStyle w:val="Heading2"/>
@@ -7466,7 +7802,13 @@
         <w:t xml:space="preserve"> </w:t>
       </w:r>
       <w:r>
-        <w:t xml:space="preserve">“de dirección o tipo”</w:t>
+        <w:t xml:space="preserve">“</w:t>
+      </w:r>
+      <w:r>
+        <w:t xml:space="preserve">de dirección o tipo</w:t>
+      </w:r>
+      <w:r>
+        <w:t xml:space="preserve">”</w:t>
       </w:r>
       <w:r>
         <w:t xml:space="preserve"> </w:t>
@@ -7649,7 +7991,13 @@
         <w:t xml:space="preserve"> </w:t>
       </w:r>
       <w:r>
-        <w:t xml:space="preserve">“una trama”</w:t>
+        <w:t xml:space="preserve">“</w:t>
+      </w:r>
+      <w:r>
+        <w:t xml:space="preserve">una trama</w:t>
+      </w:r>
+      <w:r>
+        <w:t xml:space="preserve">”</w:t>
       </w:r>
       <w:r>
         <w:t xml:space="preserve">.</w:t>
@@ -7662,8 +8010,8 @@
         </w:pict>
       </w:r>
     </w:p>
-    <w:bookmarkEnd w:id="63"/>
-    <w:bookmarkStart w:id="64" w:name="resumen-en-3-frases-2"/>
+    <w:bookmarkEnd w:id="74"/>
+    <w:bookmarkStart w:id="75" w:name="resumen-en-3-frases-2"/>
     <w:p>
       <w:pPr>
         <w:pStyle w:val="Heading2"/>
@@ -7808,8 +8156,8 @@
         <w:t xml:space="preserve">El EtherType etiqueta el contenido (IPv4, IPv6, ARP…); ARP se estudia a fondo en la unidad de dirección IP.</w:t>
       </w:r>
     </w:p>
-    <w:bookmarkEnd w:id="64"/>
-    <w:bookmarkStart w:id="65" w:name="vocabulario-rápido-2"/>
+    <w:bookmarkEnd w:id="75"/>
+    <w:bookmarkStart w:id="76" w:name="vocabulario-rápido-2"/>
     <w:p>
       <w:pPr>
         <w:pStyle w:val="Heading2"/>
@@ -7822,6 +8170,7 @@
       <w:tblPr>
         <w:tblStyle w:val="Table"/>
         <w:tblW w:type="auto" w:w="0"/>
+        <w:jc w:val="left"/>
         <w:tblLook w:firstRow="1" w:lastRow="0" w:firstColumn="0" w:lastColumn="0" w:noHBand="0" w:noVBand="0" w:val="0020"/>
       </w:tblPr>
       <w:tblGrid>
@@ -7837,6 +8186,7 @@
           <w:p>
             <w:pPr>
               <w:pStyle w:val="Compact"/>
+              <w:jc w:val="left"/>
             </w:pPr>
             <w:r>
               <w:t xml:space="preserve">Término</w:t>
@@ -7848,6 +8198,7 @@
           <w:p>
             <w:pPr>
               <w:pStyle w:val="Compact"/>
+              <w:jc w:val="left"/>
             </w:pPr>
             <w:r>
               <w:t xml:space="preserve">Idea general</w:t>
@@ -7861,6 +8212,7 @@
           <w:p>
             <w:pPr>
               <w:pStyle w:val="Compact"/>
+              <w:jc w:val="left"/>
             </w:pPr>
             <w:r>
               <w:t xml:space="preserve">Trama (</w:t>
@@ -7882,6 +8234,7 @@
           <w:p>
             <w:pPr>
               <w:pStyle w:val="Compact"/>
+              <w:jc w:val="left"/>
             </w:pPr>
             <w:r>
               <w:t xml:space="preserve">PDU de la capa 2</w:t>
@@ -7895,6 +8248,7 @@
           <w:p>
             <w:pPr>
               <w:pStyle w:val="Compact"/>
+              <w:jc w:val="left"/>
             </w:pPr>
             <w:r>
               <w:t xml:space="preserve">EtherType</w:t>
@@ -7906,6 +8260,7 @@
           <w:p>
             <w:pPr>
               <w:pStyle w:val="Compact"/>
+              <w:jc w:val="left"/>
             </w:pPr>
             <w:r>
               <w:t xml:space="preserve">Campo que dice qué protocolo hay dentro de la trama</w:t>
@@ -7919,6 +8274,7 @@
           <w:p>
             <w:pPr>
               <w:pStyle w:val="Compact"/>
+              <w:jc w:val="left"/>
             </w:pPr>
             <w:r>
               <w:t xml:space="preserve">FCS</w:t>
@@ -7930,6 +8286,7 @@
           <w:p>
             <w:pPr>
               <w:pStyle w:val="Compact"/>
+              <w:jc w:val="left"/>
             </w:pPr>
             <w:r>
               <w:t xml:space="preserve">CRC de 4 bytes que valida la trama</w:t>
@@ -7943,6 +8300,7 @@
           <w:p>
             <w:pPr>
               <w:pStyle w:val="Compact"/>
+              <w:jc w:val="left"/>
             </w:pPr>
             <w:r>
               <w:t xml:space="preserve">MTU</w:t>
@@ -7954,6 +8312,7 @@
           <w:p>
             <w:pPr>
               <w:pStyle w:val="Compact"/>
+              <w:jc w:val="left"/>
             </w:pPr>
             <w:r>
               <w:t xml:space="preserve">Tamaño máximo de payload de la trama (1500 en Ethernet)</w:t>
@@ -7967,6 +8326,7 @@
           <w:p>
             <w:pPr>
               <w:pStyle w:val="Compact"/>
+              <w:jc w:val="left"/>
             </w:pPr>
             <w:r>
               <w:t xml:space="preserve">802.3</w:t>
@@ -7978,6 +8338,7 @@
           <w:p>
             <w:pPr>
               <w:pStyle w:val="Compact"/>
+              <w:jc w:val="left"/>
             </w:pPr>
             <w:r>
               <w:t xml:space="preserve">Estándar Ethernet cableado</w:t>
@@ -7991,6 +8352,7 @@
           <w:p>
             <w:pPr>
               <w:pStyle w:val="Compact"/>
+              <w:jc w:val="left"/>
             </w:pPr>
             <w:r>
               <w:t xml:space="preserve">802.11</w:t>
@@ -8002,6 +8364,7 @@
           <w:p>
             <w:pPr>
               <w:pStyle w:val="Compact"/>
+              <w:jc w:val="left"/>
             </w:pPr>
             <w:r>
               <w:t xml:space="preserve">Estándar WiFi (trama distinta, capa 2 igual)</w:t>
@@ -8027,7 +8390,7 @@
       <w:r>
         <w:t xml:space="preserve"> </w:t>
       </w:r>
-      <w:hyperlink r:id="rId33">
+      <w:hyperlink r:id="rId44">
         <w:r>
           <w:rPr>
             <w:rStyle w:val="Hyperlink"/>
@@ -8054,7 +8417,7 @@
       <w:r>
         <w:t xml:space="preserve"> </w:t>
       </w:r>
-      <w:hyperlink r:id="rId11">
+      <w:hyperlink r:id="rId22">
         <w:r>
           <w:rPr>
             <w:rStyle w:val="Hyperlink"/>
@@ -8081,7 +8444,7 @@
       <w:r>
         <w:t xml:space="preserve"> </w:t>
       </w:r>
-      <w:hyperlink r:id="rId13">
+      <w:hyperlink r:id="rId24">
         <w:r>
           <w:rPr>
             <w:rStyle w:val="Hyperlink"/>
@@ -8090,9 +8453,9 @@
         </w:r>
       </w:hyperlink>
     </w:p>
-    <w:bookmarkEnd w:id="65"/>
-    <w:bookmarkEnd w:id="66"/>
-    <w:bookmarkStart w:id="81" w:name="encapsulación-de-la-trama-al-paquete"/>
+    <w:bookmarkEnd w:id="76"/>
+    <w:bookmarkEnd w:id="77"/>
+    <w:bookmarkStart w:id="92" w:name="encapsulación-de-la-trama-al-paquete"/>
     <w:p>
       <w:pPr>
         <w:pStyle w:val="Heading1"/>
@@ -8156,7 +8519,7 @@
         </w:pict>
       </w:r>
     </w:p>
-    <w:bookmarkStart w:id="67" w:name="la-idea-en-una-frase-3"/>
+    <w:bookmarkStart w:id="78" w:name="la-idea-en-una-frase-3"/>
     <w:p>
       <w:pPr>
         <w:pStyle w:val="Heading2"/>
@@ -8219,8 +8582,8 @@
         </w:pict>
       </w:r>
     </w:p>
-    <w:bookmarkEnd w:id="67"/>
-    <w:bookmarkStart w:id="71" w:name="las-muñecas-rusas-pdu-y-cabeceras"/>
+    <w:bookmarkEnd w:id="78"/>
+    <w:bookmarkStart w:id="82" w:name="las-muñecas-rusas-pdu-y-cabeceras"/>
     <w:p>
       <w:pPr>
         <w:pStyle w:val="Heading2"/>
@@ -8239,7 +8602,7 @@
       <w:r>
         <w:t xml:space="preserve"> </w:t>
       </w:r>
-      <w:hyperlink r:id="rId10">
+      <w:hyperlink r:id="rId21">
         <w:r>
           <w:rPr>
             <w:rStyle w:val="Hyperlink"/>
@@ -8289,12 +8652,12 @@
           <wp:inline>
             <wp:extent cx="5334000" cy="2095500"/>
             <wp:effectExtent b="0" l="0" r="0" t="0"/>
-            <wp:docPr descr="Flujo de encapsulación: los datos se envuelven capa a capa (datos, segmento TCP, paquete IP, trama Ethernet y bits) y al llegar cada capa se quita su cabecera" title="" id="69" name="Picture"/>
+            <wp:docPr descr="Flujo de encapsulación: los datos se envuelven capa a capa (datos, segmento TCP, paquete IP, trama Ethernet y bits) y al llegar cada capa se quita su cabecera" title="" id="80" name="Picture"/>
             <a:graphic>
               <a:graphicData uri="http://schemas.openxmlformats.org/drawingml/2006/picture">
                 <pic:pic>
                   <pic:nvPicPr>
-                    <pic:cNvPr descr="public/diagrams/u03-flujo-encapsulacion.svg" id="70" name="Picture"/>
+                    <pic:cNvPr descr="public/diagrams/u03-flujo-encapsulacion.svg" id="81" name="Picture"/>
                     <pic:cNvPicPr>
                       <a:picLocks noChangeArrowheads="1" noChangeAspect="1"/>
                     </pic:cNvPicPr>
@@ -8306,7 +8669,7 @@
                           <a14:useLocalDpi xmlns:a14="http://schemas.microsoft.com/office/drawing/2010/main" val="0"/>
                         </a:ext>
                         <a:ext uri="{96DAC541-7B7A-43D3-8B79-37D633B846F1}">
-                          <asvg:svgBlip xmlns:asvg="http://schemas.microsoft.com/office/drawing/2016/SVG/main" r:embed="rId68"/>
+                          <asvg:svgBlip xmlns:asvg="http://schemas.microsoft.com/office/drawing/2016/SVG/main" r:embed="rId79"/>
                         </a:ext>
                       </a:extLst>
                     </a:blip>
@@ -8348,6 +8711,7 @@
       <w:tblPr>
         <w:tblStyle w:val="Table"/>
         <w:tblW w:type="pct" w:w="5000"/>
+        <w:jc w:val="left"/>
         <w:tblLayout w:type="fixed"/>
         <w:tblLook w:firstRow="1" w:lastRow="0" w:firstColumn="0" w:lastColumn="0" w:noHBand="0" w:noVBand="0" w:val="0020"/>
       </w:tblPr>
@@ -8366,6 +8730,7 @@
           <w:p>
             <w:pPr>
               <w:pStyle w:val="Compact"/>
+              <w:jc w:val="left"/>
             </w:pPr>
             <w:r>
               <w:t xml:space="preserve">Capa</w:t>
@@ -8377,6 +8742,7 @@
           <w:p>
             <w:pPr>
               <w:pStyle w:val="Compact"/>
+              <w:jc w:val="left"/>
             </w:pPr>
             <w:r>
               <w:t xml:space="preserve">PDU</w:t>
@@ -8388,6 +8754,7 @@
           <w:p>
             <w:pPr>
               <w:pStyle w:val="Compact"/>
+              <w:jc w:val="left"/>
             </w:pPr>
             <w:r>
               <w:t xml:space="preserve">Cabecera que añade</w:t>
@@ -8399,6 +8766,7 @@
           <w:p>
             <w:pPr>
               <w:pStyle w:val="Compact"/>
+              <w:jc w:val="left"/>
             </w:pPr>
             <w:r>
               <w:t xml:space="preserve">Ejemplo de campo clave</w:t>
@@ -8412,6 +8780,7 @@
           <w:p>
             <w:pPr>
               <w:pStyle w:val="Compact"/>
+              <w:jc w:val="left"/>
             </w:pPr>
             <w:r>
               <w:t xml:space="preserve">4 · Transporte</w:t>
@@ -8423,6 +8792,7 @@
           <w:p>
             <w:pPr>
               <w:pStyle w:val="Compact"/>
+              <w:jc w:val="left"/>
             </w:pPr>
             <w:r>
               <w:t xml:space="preserve">Segmento / datagrama</w:t>
@@ -8434,6 +8804,7 @@
           <w:p>
             <w:pPr>
               <w:pStyle w:val="Compact"/>
+              <w:jc w:val="left"/>
             </w:pPr>
             <w:r>
               <w:t xml:space="preserve">TCP o UDP</w:t>
@@ -8445,6 +8816,7 @@
           <w:p>
             <w:pPr>
               <w:pStyle w:val="Compact"/>
+              <w:jc w:val="left"/>
             </w:pPr>
             <w:r>
               <w:t xml:space="preserve">Puertos 80, 443, 22</w:t>
@@ -8458,6 +8830,7 @@
           <w:p>
             <w:pPr>
               <w:pStyle w:val="Compact"/>
+              <w:jc w:val="left"/>
             </w:pPr>
             <w:r>
               <w:t xml:space="preserve">3 · Red</w:t>
@@ -8469,6 +8842,7 @@
           <w:p>
             <w:pPr>
               <w:pStyle w:val="Compact"/>
+              <w:jc w:val="left"/>
             </w:pPr>
             <w:r>
               <w:rPr>
@@ -8484,6 +8858,7 @@
           <w:p>
             <w:pPr>
               <w:pStyle w:val="Compact"/>
+              <w:jc w:val="left"/>
             </w:pPr>
             <w:r>
               <w:t xml:space="preserve">IP</w:t>
@@ -8495,6 +8870,7 @@
           <w:p>
             <w:pPr>
               <w:pStyle w:val="Compact"/>
+              <w:jc w:val="left"/>
             </w:pPr>
             <w:r>
               <w:t xml:space="preserve">IP origen y destino</w:t>
@@ -8508,6 +8884,7 @@
           <w:p>
             <w:pPr>
               <w:pStyle w:val="Compact"/>
+              <w:jc w:val="left"/>
             </w:pPr>
             <w:r>
               <w:t xml:space="preserve">2 · Enlace</w:t>
@@ -8519,6 +8896,7 @@
           <w:p>
             <w:pPr>
               <w:pStyle w:val="Compact"/>
+              <w:jc w:val="left"/>
             </w:pPr>
             <w:r>
               <w:rPr>
@@ -8534,6 +8912,7 @@
           <w:p>
             <w:pPr>
               <w:pStyle w:val="Compact"/>
+              <w:jc w:val="left"/>
             </w:pPr>
             <w:r>
               <w:t xml:space="preserve">Ethernet</w:t>
@@ -8545,6 +8924,7 @@
           <w:p>
             <w:pPr>
               <w:pStyle w:val="Compact"/>
+              <w:jc w:val="left"/>
             </w:pPr>
             <w:r>
               <w:t xml:space="preserve">MAC origen y destino + FCS</w:t>
@@ -8558,6 +8938,7 @@
           <w:p>
             <w:pPr>
               <w:pStyle w:val="Compact"/>
+              <w:jc w:val="left"/>
             </w:pPr>
             <w:r>
               <w:t xml:space="preserve">1 · Física</w:t>
@@ -8569,6 +8950,7 @@
           <w:p>
             <w:pPr>
               <w:pStyle w:val="Compact"/>
+              <w:jc w:val="left"/>
             </w:pPr>
             <w:r>
               <w:t xml:space="preserve">Bits</w:t>
@@ -8580,6 +8962,7 @@
           <w:p>
             <w:pPr>
               <w:pStyle w:val="Compact"/>
+              <w:jc w:val="left"/>
             </w:pPr>
             <w:r>
               <w:t xml:space="preserve">— (solo señal)</w:t>
@@ -8591,6 +8974,7 @@
           <w:p>
             <w:pPr>
               <w:pStyle w:val="Compact"/>
+              <w:jc w:val="left"/>
             </w:pPr>
             <w:r>
               <w:t xml:space="preserve">Pulsos, luz, ondas</w:t>
@@ -8637,8 +9021,8 @@
         </w:pict>
       </w:r>
     </w:p>
-    <w:bookmarkEnd w:id="71"/>
-    <w:bookmarkStart w:id="75" w:name="X51accb6bad00f89ab55a5cc8e0c59949e069e0d"/>
+    <w:bookmarkEnd w:id="82"/>
+    <w:bookmarkStart w:id="86" w:name="X51accb6bad00f89ab55a5cc8e0c59949e069e0d"/>
     <w:p>
       <w:pPr>
         <w:pStyle w:val="Heading2"/>
@@ -8677,12 +9061,12 @@
           <wp:inline>
             <wp:extent cx="5334000" cy="3006436"/>
             <wp:effectExtent b="0" l="0" r="0" t="0"/>
-            <wp:docPr descr="Viaje de un paquete de la PC al servidor: la trama usa MACs de PC a router y luego de router a servidor, mientras la IP de destino se conserva en todo el recorrido" title="" id="73" name="Picture"/>
+            <wp:docPr descr="Viaje de un paquete de la PC al servidor: la trama usa MACs de PC a router y luego de router a servidor, mientras la IP de destino se conserva en todo el recorrido" title="" id="84" name="Picture"/>
             <a:graphic>
               <a:graphicData uri="http://schemas.openxmlformats.org/drawingml/2006/picture">
                 <pic:pic>
                   <pic:nvPicPr>
-                    <pic:cNvPr descr="public/diagrams/u03-viaje-macs.svg" id="74" name="Picture"/>
+                    <pic:cNvPr descr="public/diagrams/u03-viaje-macs.svg" id="85" name="Picture"/>
                     <pic:cNvPicPr>
                       <a:picLocks noChangeArrowheads="1" noChangeAspect="1"/>
                     </pic:cNvPicPr>
@@ -8694,7 +9078,7 @@
                           <a14:useLocalDpi xmlns:a14="http://schemas.microsoft.com/office/drawing/2010/main" val="0"/>
                         </a:ext>
                         <a:ext uri="{96DAC541-7B7A-43D3-8B79-37D633B846F1}">
-                          <asvg:svgBlip xmlns:asvg="http://schemas.microsoft.com/office/drawing/2016/SVG/main" r:embed="rId72"/>
+                          <asvg:svgBlip xmlns:asvg="http://schemas.microsoft.com/office/drawing/2016/SVG/main" r:embed="rId83"/>
                         </a:ext>
                       </a:extLst>
                     </a:blip>
@@ -8736,6 +9120,7 @@
       <w:tblPr>
         <w:tblStyle w:val="Table"/>
         <w:tblW w:type="pct" w:w="5000"/>
+        <w:jc w:val="left"/>
         <w:tblLayout w:type="fixed"/>
         <w:tblLook w:firstRow="1" w:lastRow="0" w:firstColumn="0" w:lastColumn="0" w:noHBand="0" w:noVBand="0" w:val="0020"/>
       </w:tblPr>
@@ -8754,6 +9139,7 @@
           <w:p>
             <w:pPr>
               <w:pStyle w:val="Compact"/>
+              <w:jc w:val="left"/>
             </w:pPr>
             <w:r>
               <w:t xml:space="preserve">Tramo</w:t>
@@ -8765,6 +9151,7 @@
           <w:p>
             <w:pPr>
               <w:pStyle w:val="Compact"/>
+              <w:jc w:val="left"/>
             </w:pPr>
             <w:r>
               <w:t xml:space="preserve">MAC origen → destino (trama)</w:t>
@@ -8776,6 +9163,7 @@
           <w:p>
             <w:pPr>
               <w:pStyle w:val="Compact"/>
+              <w:jc w:val="left"/>
             </w:pPr>
             <w:r>
               <w:t xml:space="preserve">IP origen → destino (paquete)</w:t>
@@ -8787,6 +9175,7 @@
           <w:p>
             <w:pPr>
               <w:pStyle w:val="Compact"/>
+              <w:jc w:val="left"/>
             </w:pPr>
             <w:r>
               <w:t xml:space="preserve">¿Qué cambia?</w:t>
@@ -8800,6 +9189,7 @@
           <w:p>
             <w:pPr>
               <w:pStyle w:val="Compact"/>
+              <w:jc w:val="left"/>
             </w:pPr>
             <w:r>
               <w:t xml:space="preserve">PC → router (tu LAN)</w:t>
@@ -8811,6 +9201,7 @@
           <w:p>
             <w:pPr>
               <w:pStyle w:val="Compact"/>
+              <w:jc w:val="left"/>
             </w:pPr>
             <w:r>
               <w:t xml:space="preserve">PC →</w:t>
@@ -8838,6 +9229,7 @@
           <w:p>
             <w:pPr>
               <w:pStyle w:val="Compact"/>
+              <w:jc w:val="left"/>
             </w:pPr>
             <w:r>
               <w:t xml:space="preserve">PC → servidor web</w:t>
@@ -8849,6 +9241,7 @@
           <w:p>
             <w:pPr>
               <w:pStyle w:val="Compact"/>
+              <w:jc w:val="left"/>
             </w:pPr>
             <w:r>
               <w:t xml:space="preserve">La trama la encabeza tu PC y la recoge el router</w:t>
@@ -8862,6 +9255,7 @@
           <w:p>
             <w:pPr>
               <w:pStyle w:val="Compact"/>
+              <w:jc w:val="left"/>
             </w:pPr>
             <w:r>
               <w:t xml:space="preserve">Router → servidor</w:t>
@@ -8873,6 +9267,7 @@
           <w:p>
             <w:pPr>
               <w:pStyle w:val="Compact"/>
+              <w:jc w:val="left"/>
             </w:pPr>
             <w:r>
               <w:rPr>
@@ -8894,6 +9289,7 @@
           <w:p>
             <w:pPr>
               <w:pStyle w:val="Compact"/>
+              <w:jc w:val="left"/>
             </w:pPr>
             <w:r>
               <w:t xml:space="preserve">PC → servidor web</w:t>
@@ -8905,6 +9301,7 @@
           <w:p>
             <w:pPr>
               <w:pStyle w:val="Compact"/>
+              <w:jc w:val="left"/>
             </w:pPr>
             <w:r>
               <w:rPr>
@@ -8925,6 +9322,7 @@
           <w:p>
             <w:pPr>
               <w:pStyle w:val="Compact"/>
+              <w:jc w:val="left"/>
             </w:pPr>
             <w:r>
               <w:t xml:space="preserve">Respuesta</w:t>
@@ -8936,6 +9334,7 @@
           <w:p>
             <w:pPr>
               <w:pStyle w:val="Compact"/>
+              <w:jc w:val="left"/>
             </w:pPr>
             <w:r>
               <w:t xml:space="preserve">servidor → router → PC</w:t>
@@ -8947,6 +9346,7 @@
           <w:p>
             <w:pPr>
               <w:pStyle w:val="Compact"/>
+              <w:jc w:val="left"/>
             </w:pPr>
             <w:r>
               <w:t xml:space="preserve">servidor → PC</w:t>
@@ -8958,6 +9358,7 @@
           <w:p>
             <w:pPr>
               <w:pStyle w:val="Compact"/>
+              <w:jc w:val="left"/>
             </w:pPr>
             <w:r>
               <w:t xml:space="preserve">Al revés, y tu PC sigue recibiendo con su MAC</w:t>
@@ -9061,7 +9462,13 @@
         <w:t xml:space="preserve"> </w:t>
       </w:r>
       <w:r>
-        <w:t xml:space="preserve">“tú”</w:t>
+        <w:t xml:space="preserve">“</w:t>
+      </w:r>
+      <w:r>
+        <w:t xml:space="preserve">tú</w:t>
+      </w:r>
+      <w:r>
+        <w:t xml:space="preserve">”</w:t>
       </w:r>
       <w:r>
         <w:t xml:space="preserve"> </w:t>
@@ -9077,8 +9484,8 @@
         </w:pict>
       </w:r>
     </w:p>
-    <w:bookmarkEnd w:id="75"/>
-    <w:bookmarkStart w:id="76" w:name="desencapsular-el-proceso-al-revés"/>
+    <w:bookmarkEnd w:id="86"/>
+    <w:bookmarkStart w:id="87" w:name="desencapsular-el-proceso-al-revés"/>
     <w:p>
       <w:pPr>
         <w:pStyle w:val="Heading2"/>
@@ -9223,7 +9630,13 @@
         <w:t xml:space="preserve"> </w:t>
       </w:r>
       <w:r>
-        <w:t xml:space="preserve">“arregla”</w:t>
+        <w:t xml:space="preserve">“</w:t>
+      </w:r>
+      <w:r>
+        <w:t xml:space="preserve">arregla</w:t>
+      </w:r>
+      <w:r>
+        <w:t xml:space="preserve">”</w:t>
       </w:r>
       <w:r>
         <w:t xml:space="preserve"> </w:t>
@@ -9239,8 +9652,8 @@
         </w:pict>
       </w:r>
     </w:p>
-    <w:bookmarkEnd w:id="76"/>
-    <w:bookmarkStart w:id="77" w:name="solo-el-nombre-arp-otra-vez"/>
+    <w:bookmarkEnd w:id="87"/>
+    <w:bookmarkStart w:id="88" w:name="solo-el-nombre-arp-otra-vez"/>
     <w:p>
       <w:pPr>
         <w:pStyle w:val="Heading2"/>
@@ -9304,7 +9717,7 @@
       <w:r>
         <w:t xml:space="preserve"> </w:t>
       </w:r>
-      <w:hyperlink r:id="rId48">
+      <w:hyperlink r:id="rId59">
         <w:r>
           <w:rPr>
             <w:rStyle w:val="Hyperlink"/>
@@ -9336,8 +9749,8 @@
         </w:pict>
       </w:r>
     </w:p>
-    <w:bookmarkEnd w:id="77"/>
-    <w:bookmarkStart w:id="78" w:name="mini-chequeo-3"/>
+    <w:bookmarkEnd w:id="88"/>
+    <w:bookmarkStart w:id="89" w:name="mini-chequeo-3"/>
     <w:p>
       <w:pPr>
         <w:pStyle w:val="Heading2"/>
@@ -9586,7 +9999,13 @@
         <w:t xml:space="preserve"> </w:t>
       </w:r>
       <w:r>
-        <w:t xml:space="preserve">“ve”</w:t>
+        <w:t xml:space="preserve">“</w:t>
+      </w:r>
+      <w:r>
+        <w:t xml:space="preserve">ve</w:t>
+      </w:r>
+      <w:r>
+        <w:t xml:space="preserve">”</w:t>
       </w:r>
       <w:r>
         <w:t xml:space="preserve"> </w:t>
@@ -9602,8 +10021,8 @@
         </w:pict>
       </w:r>
     </w:p>
-    <w:bookmarkEnd w:id="78"/>
-    <w:bookmarkStart w:id="79" w:name="resumen-en-3-frases-3"/>
+    <w:bookmarkEnd w:id="89"/>
+    <w:bookmarkStart w:id="90" w:name="resumen-en-3-frases-3"/>
     <w:p>
       <w:pPr>
         <w:pStyle w:val="Heading2"/>
@@ -9706,8 +10125,8 @@
         <w:t xml:space="preserve">y entrega el contenido de dentro.</w:t>
       </w:r>
     </w:p>
-    <w:bookmarkEnd w:id="79"/>
-    <w:bookmarkStart w:id="80" w:name="vocabulario-rápido-3"/>
+    <w:bookmarkEnd w:id="90"/>
+    <w:bookmarkStart w:id="91" w:name="vocabulario-rápido-3"/>
     <w:p>
       <w:pPr>
         <w:pStyle w:val="Heading2"/>
@@ -9720,6 +10139,7 @@
       <w:tblPr>
         <w:tblStyle w:val="Table"/>
         <w:tblW w:type="auto" w:w="0"/>
+        <w:jc w:val="left"/>
         <w:tblLook w:firstRow="1" w:lastRow="0" w:firstColumn="0" w:lastColumn="0" w:noHBand="0" w:noVBand="0" w:val="0020"/>
       </w:tblPr>
       <w:tblGrid>
@@ -9735,6 +10155,7 @@
           <w:p>
             <w:pPr>
               <w:pStyle w:val="Compact"/>
+              <w:jc w:val="left"/>
             </w:pPr>
             <w:r>
               <w:t xml:space="preserve">Término</w:t>
@@ -9746,6 +10167,7 @@
           <w:p>
             <w:pPr>
               <w:pStyle w:val="Compact"/>
+              <w:jc w:val="left"/>
             </w:pPr>
             <w:r>
               <w:t xml:space="preserve">Idea general</w:t>
@@ -9759,6 +10181,7 @@
           <w:p>
             <w:pPr>
               <w:pStyle w:val="Compact"/>
+              <w:jc w:val="left"/>
             </w:pPr>
             <w:r>
               <w:t xml:space="preserve">Encapsulación</w:t>
@@ -9770,6 +10193,7 @@
           <w:p>
             <w:pPr>
               <w:pStyle w:val="Compact"/>
+              <w:jc w:val="left"/>
             </w:pPr>
             <w:r>
               <w:t xml:space="preserve">Añadir cabecera propia sobre los datos de arriba</w:t>
@@ -9783,6 +10207,7 @@
           <w:p>
             <w:pPr>
               <w:pStyle w:val="Compact"/>
+              <w:jc w:val="left"/>
             </w:pPr>
             <w:r>
               <w:t xml:space="preserve">Desencapsulación</w:t>
@@ -9794,6 +10219,7 @@
           <w:p>
             <w:pPr>
               <w:pStyle w:val="Compact"/>
+              <w:jc w:val="left"/>
             </w:pPr>
             <w:r>
               <w:t xml:space="preserve">Quitar cabeceras al recibir, capa a capa</w:t>
@@ -9807,6 +10233,7 @@
           <w:p>
             <w:pPr>
               <w:pStyle w:val="Compact"/>
+              <w:jc w:val="left"/>
             </w:pPr>
             <w:r>
               <w:t xml:space="preserve">Segmento</w:t>
@@ -9818,6 +10245,7 @@
           <w:p>
             <w:pPr>
               <w:pStyle w:val="Compact"/>
+              <w:jc w:val="left"/>
             </w:pPr>
             <w:r>
               <w:t xml:space="preserve">PDU de la capa 4 (TCP/UDP)</w:t>
@@ -9831,6 +10259,7 @@
           <w:p>
             <w:pPr>
               <w:pStyle w:val="Compact"/>
+              <w:jc w:val="left"/>
             </w:pPr>
             <w:r>
               <w:t xml:space="preserve">Paquete</w:t>
@@ -9842,6 +10271,7 @@
           <w:p>
             <w:pPr>
               <w:pStyle w:val="Compact"/>
+              <w:jc w:val="left"/>
             </w:pPr>
             <w:r>
               <w:t xml:space="preserve">PDU de la capa 3 (IP)</w:t>
@@ -9855,6 +10285,7 @@
           <w:p>
             <w:pPr>
               <w:pStyle w:val="Compact"/>
+              <w:jc w:val="left"/>
             </w:pPr>
             <w:r>
               <w:t xml:space="preserve">Salto</w:t>
@@ -9866,6 +10297,7 @@
           <w:p>
             <w:pPr>
               <w:pStyle w:val="Compact"/>
+              <w:jc w:val="left"/>
             </w:pPr>
             <w:r>
               <w:t xml:space="preserve">Tramo de un enlace (router a router); cada salto, sus MACs</w:t>
@@ -9891,7 +10323,7 @@
       <w:r>
         <w:t xml:space="preserve"> </w:t>
       </w:r>
-      <w:hyperlink r:id="rId33">
+      <w:hyperlink r:id="rId44">
         <w:r>
           <w:rPr>
             <w:rStyle w:val="Hyperlink"/>
@@ -9918,7 +10350,7 @@
       <w:r>
         <w:t xml:space="preserve"> </w:t>
       </w:r>
-      <w:hyperlink r:id="rId12">
+      <w:hyperlink r:id="rId23">
         <w:r>
           <w:rPr>
             <w:rStyle w:val="Hyperlink"/>
@@ -9945,7 +10377,7 @@
       <w:r>
         <w:t xml:space="preserve"> </w:t>
       </w:r>
-      <w:hyperlink r:id="rId14">
+      <w:hyperlink r:id="rId25">
         <w:r>
           <w:rPr>
             <w:rStyle w:val="Hyperlink"/>
@@ -9954,9 +10386,9 @@
         </w:r>
       </w:hyperlink>
     </w:p>
-    <w:bookmarkEnd w:id="80"/>
-    <w:bookmarkEnd w:id="81"/>
-    <w:bookmarkStart w:id="93" w:name="cierre-consolida-lo-aprendido"/>
+    <w:bookmarkEnd w:id="91"/>
+    <w:bookmarkEnd w:id="92"/>
+    <w:bookmarkStart w:id="104" w:name="cierre-consolida-lo-aprendido"/>
     <w:p>
       <w:pPr>
         <w:pStyle w:val="Heading1"/>
@@ -10030,7 +10462,7 @@
       <w:r>
         <w:t xml:space="preserve"> </w:t>
       </w:r>
-      <w:hyperlink r:id="rId13">
+      <w:hyperlink r:id="rId24">
         <w:r>
           <w:rPr>
             <w:rStyle w:val="Hyperlink"/>
@@ -10052,7 +10484,7 @@
         </w:pict>
       </w:r>
     </w:p>
-    <w:bookmarkStart w:id="82" w:name="sé-el-paquete"/>
+    <w:bookmarkStart w:id="93" w:name="sé-el-paquete"/>
     <w:p>
       <w:pPr>
         <w:pStyle w:val="Heading2"/>
@@ -10267,8 +10699,8 @@
         </w:pict>
       </w:r>
     </w:p>
-    <w:bookmarkEnd w:id="82"/>
-    <w:bookmarkStart w:id="83" w:name="fireside-chat-mac-vs-ip"/>
+    <w:bookmarkEnd w:id="93"/>
+    <w:bookmarkStart w:id="94" w:name="fireside-chat-mac-vs-ip"/>
     <w:p>
       <w:pPr>
         <w:pStyle w:val="Heading2"/>
@@ -10463,7 +10895,13 @@
         <w:t xml:space="preserve"> </w:t>
       </w:r>
       <w:r>
-        <w:t xml:space="preserve">“ser administrable”</w:t>
+        <w:t xml:space="preserve">“</w:t>
+      </w:r>
+      <w:r>
+        <w:t xml:space="preserve">ser administrable</w:t>
+      </w:r>
+      <w:r>
+        <w:t xml:space="preserve">”</w:t>
       </w:r>
       <w:r>
         <w:t xml:space="preserve">.</w:t>
@@ -10490,7 +10928,13 @@
         <w:t xml:space="preserve"> </w:t>
       </w:r>
       <w:r>
-        <w:t xml:space="preserve">“no servir para identificarte”</w:t>
+        <w:t xml:space="preserve">“</w:t>
+      </w:r>
+      <w:r>
+        <w:t xml:space="preserve">no servir para identificarte</w:t>
+      </w:r>
+      <w:r>
+        <w:t xml:space="preserve">”</w:t>
       </w:r>
       <w:r>
         <w:t xml:space="preserve">. Recuerda quién lleva el destino final: yo. Tú solo llegas al de al lado.</w:t>
@@ -10601,8 +11045,8 @@
         </w:pict>
       </w:r>
     </w:p>
-    <w:bookmarkEnd w:id="83"/>
-    <w:bookmarkStart w:id="84" w:name="quién-soy"/>
+    <w:bookmarkEnd w:id="94"/>
+    <w:bookmarkStart w:id="95" w:name="quién-soy"/>
     <w:p>
       <w:pPr>
         <w:pStyle w:val="Heading2"/>
@@ -10764,8 +11208,8 @@
         </w:pict>
       </w:r>
     </w:p>
-    <w:bookmarkEnd w:id="84"/>
-    <w:bookmarkStart w:id="85" w:name="X70e6344609ffa0f5af25f471f6774440bb08859"/>
+    <w:bookmarkEnd w:id="95"/>
+    <w:bookmarkStart w:id="96" w:name="X70e6344609ffa0f5af25f471f6774440bb08859"/>
     <w:p>
       <w:pPr>
         <w:pStyle w:val="Heading2"/>
@@ -10777,7 +11221,13 @@
         <w:t xml:space="preserve"> </w:t>
       </w:r>
       <w:r>
-        <w:t xml:space="preserve">“Le he cambiado la IP y ya no funciona la red”</w:t>
+        <w:t xml:space="preserve">“</w:t>
+      </w:r>
+      <w:r>
+        <w:t xml:space="preserve">Le he cambiado la IP y ya no funciona la red</w:t>
+      </w:r>
+      <w:r>
+        <w:t xml:space="preserve">”</w:t>
       </w:r>
     </w:p>
     <w:p>
@@ -10895,7 +11345,13 @@
         <w:t xml:space="preserve"> </w:t>
       </w:r>
       <w:r>
-        <w:t xml:space="preserve">“que no se note el cambio”</w:t>
+        <w:t xml:space="preserve">“</w:t>
+      </w:r>
+      <w:r>
+        <w:t xml:space="preserve">que no se note el cambio</w:t>
+      </w:r>
+      <w:r>
+        <w:t xml:space="preserve">”</w:t>
       </w:r>
       <w:r>
         <w:t xml:space="preserve"> </w:t>
@@ -10947,7 +11403,13 @@
         <w:t xml:space="preserve"> </w:t>
       </w:r>
       <w:r>
-        <w:t xml:space="preserve">“equivocado”</w:t>
+        <w:t xml:space="preserve">“</w:t>
+      </w:r>
+      <w:r>
+        <w:t xml:space="preserve">equivocado</w:t>
+      </w:r>
+      <w:r>
+        <w:t xml:space="preserve">”</w:t>
       </w:r>
       <w:r>
         <w:t xml:space="preserve"> </w:t>
@@ -11055,8 +11517,8 @@
         </w:pict>
       </w:r>
     </w:p>
-    <w:bookmarkEnd w:id="85"/>
-    <w:bookmarkStart w:id="86" w:name="X3ba5e15fba67d97aa3ed89f456670c16e87b8ec"/>
+    <w:bookmarkEnd w:id="96"/>
+    <w:bookmarkStart w:id="97" w:name="X3ba5e15fba67d97aa3ed89f456670c16e87b8ec"/>
     <w:p>
       <w:pPr>
         <w:pStyle w:val="Heading2"/>
@@ -11285,7 +11747,13 @@
         <w:t xml:space="preserve"> </w:t>
       </w:r>
       <w:r>
-        <w:t xml:space="preserve">“ha olvidado”</w:t>
+        <w:t xml:space="preserve">“</w:t>
+      </w:r>
+      <w:r>
+        <w:t xml:space="preserve">ha olvidado</w:t>
+      </w:r>
+      <w:r>
+        <w:t xml:space="preserve">”</w:t>
       </w:r>
       <w:r>
         <w:t xml:space="preserve"> </w:t>
@@ -11297,7 +11765,13 @@
         <w:t xml:space="preserve"> </w:t>
       </w:r>
       <w:r>
-        <w:t xml:space="preserve">“a ratos”</w:t>
+        <w:t xml:space="preserve">“</w:t>
+      </w:r>
+      <w:r>
+        <w:t xml:space="preserve">a ratos</w:t>
+      </w:r>
+      <w:r>
+        <w:t xml:space="preserve">”</w:t>
       </w:r>
       <w:r>
         <w:t xml:space="preserve">.</w:t>
@@ -11358,7 +11832,13 @@
         <w:t xml:space="preserve"> </w:t>
       </w:r>
       <w:r>
-        <w:t xml:space="preserve">“cangrejo”</w:t>
+        <w:t xml:space="preserve">“</w:t>
+      </w:r>
+      <w:r>
+        <w:t xml:space="preserve">cangrejo</w:t>
+      </w:r>
+      <w:r>
+        <w:t xml:space="preserve">”</w:t>
       </w:r>
       <w:r>
         <w:t xml:space="preserve"> </w:t>
@@ -11422,8 +11902,8 @@
         </w:pict>
       </w:r>
     </w:p>
-    <w:bookmarkEnd w:id="86"/>
-    <w:bookmarkStart w:id="87" w:name="atrévete-a-pensar"/>
+    <w:bookmarkEnd w:id="97"/>
+    <w:bookmarkStart w:id="98" w:name="atrévete-a-pensar"/>
     <w:p>
       <w:pPr>
         <w:pStyle w:val="Heading2"/>
@@ -11619,7 +12099,10 @@
         <w:t xml:space="preserve"> </w:t>
       </w:r>
       <w:r>
-        <w:t xml:space="preserve">“para todas las tarjetas de</w:t>
+        <w:t xml:space="preserve">“</w:t>
+      </w:r>
+      <w:r>
+        <w:t xml:space="preserve">para todas las tarjetas de</w:t>
       </w:r>
       <w:r>
         <w:t xml:space="preserve"> </w:t>
@@ -11635,7 +12118,10 @@
         <w:t xml:space="preserve"> </w:t>
       </w:r>
       <w:r>
-        <w:t xml:space="preserve">red local”</w:t>
+        <w:t xml:space="preserve">red local</w:t>
+      </w:r>
+      <w:r>
+        <w:t xml:space="preserve">”</w:t>
       </w:r>
       <w:r>
         <w:t xml:space="preserve">: en cuanto hay router, el broadcast no pasa (de hecho, por eso funcionan cosas como DHCP en cada LAN). Un destino concreto necesita una MAC unicast.</w:t>
@@ -11682,8 +12168,8 @@
         </w:pict>
       </w:r>
     </w:p>
-    <w:bookmarkEnd w:id="87"/>
-    <w:bookmarkStart w:id="88" w:name="crucigrama-de-bits"/>
+    <w:bookmarkEnd w:id="98"/>
+    <w:bookmarkStart w:id="99" w:name="crucigrama-de-bits"/>
     <w:p>
       <w:pPr>
         <w:pStyle w:val="Heading2"/>
@@ -11838,8 +12324,8 @@
         </w:pict>
       </w:r>
     </w:p>
-    <w:bookmarkEnd w:id="88"/>
-    <w:bookmarkStart w:id="89" w:name="preguntas-de-entrevista-de-trabajo"/>
+    <w:bookmarkEnd w:id="99"/>
+    <w:bookmarkStart w:id="100" w:name="preguntas-de-entrevista-de-trabajo"/>
     <w:p>
       <w:pPr>
         <w:pStyle w:val="Heading2"/>
@@ -11861,7 +12347,21 @@
           <w:b/>
           <w:bCs/>
         </w:rPr>
-        <w:t xml:space="preserve">“¿Qué diferencia hay entre una dirección MAC y una dirección IP?”</w:t>
+        <w:t xml:space="preserve">“</w:t>
+      </w:r>
+      <w:r>
+        <w:rPr>
+          <w:b/>
+          <w:bCs/>
+        </w:rPr>
+        <w:t xml:space="preserve">¿Qué diferencia hay entre una dirección MAC y una dirección IP?</w:t>
+      </w:r>
+      <w:r>
+        <w:rPr>
+          <w:b/>
+          <w:bCs/>
+        </w:rPr>
+        <w:t xml:space="preserve">”</w:t>
       </w:r>
     </w:p>
     <w:p>
@@ -11877,7 +12377,21 @@
           <w:b/>
           <w:bCs/>
         </w:rPr>
-        <w:t xml:space="preserve">“¿Cómo averiguarías la MAC del router de una red local desde un PC Windows?”</w:t>
+        <w:t xml:space="preserve">“</w:t>
+      </w:r>
+      <w:r>
+        <w:rPr>
+          <w:b/>
+          <w:bCs/>
+        </w:rPr>
+        <w:t xml:space="preserve">¿Cómo averiguarías la MAC del router de una red local desde un PC Windows?</w:t>
+      </w:r>
+      <w:r>
+        <w:rPr>
+          <w:b/>
+          <w:bCs/>
+        </w:rPr>
+        <w:t xml:space="preserve">”</w:t>
       </w:r>
     </w:p>
     <w:p>
@@ -11893,7 +12407,21 @@
           <w:b/>
           <w:bCs/>
         </w:rPr>
-        <w:t xml:space="preserve">“Tu PC no sale a Internet con IP fija. ¿Qué miras primero: IP, MAC o cable? ¿Por qué?”</w:t>
+        <w:t xml:space="preserve">“</w:t>
+      </w:r>
+      <w:r>
+        <w:rPr>
+          <w:b/>
+          <w:bCs/>
+        </w:rPr>
+        <w:t xml:space="preserve">Tu PC no sale a Internet con IP fija. ¿Qué miras primero: IP, MAC o cable? ¿Por qué?</w:t>
+      </w:r>
+      <w:r>
+        <w:rPr>
+          <w:b/>
+          <w:bCs/>
+        </w:rPr>
+        <w:t xml:space="preserve">”</w:t>
       </w:r>
     </w:p>
     <w:p>
@@ -11909,7 +12437,21 @@
           <w:b/>
           <w:bCs/>
         </w:rPr>
-        <w:t xml:space="preserve">“Explícame qué le pasa a un dato desde que el navegador lo manda hasta que sale el cable.”</w:t>
+        <w:t xml:space="preserve">“</w:t>
+      </w:r>
+      <w:r>
+        <w:rPr>
+          <w:b/>
+          <w:bCs/>
+        </w:rPr>
+        <w:t xml:space="preserve">Explícame qué le pasa a un dato desde que el navegador lo manda hasta que sale el cable.</w:t>
+      </w:r>
+      <w:r>
+        <w:rPr>
+          <w:b/>
+          <w:bCs/>
+        </w:rPr>
+        <w:t xml:space="preserve">”</w:t>
       </w:r>
     </w:p>
     <w:p>
@@ -11982,8 +12524,8 @@
         </w:pict>
       </w:r>
     </w:p>
-    <w:bookmarkEnd w:id="89"/>
-    <w:bookmarkStart w:id="90" w:name="no-hay-preguntas-tontas"/>
+    <w:bookmarkEnd w:id="100"/>
+    <w:bookmarkStart w:id="101" w:name="no-hay-preguntas-tontas"/>
     <w:p>
       <w:pPr>
         <w:pStyle w:val="Heading2"/>
@@ -12034,7 +12576,13 @@
         <w:t xml:space="preserve"> </w:t>
       </w:r>
       <w:r>
-        <w:t xml:space="preserve">“dentro”</w:t>
+        <w:t xml:space="preserve">“</w:t>
+      </w:r>
+      <w:r>
+        <w:t xml:space="preserve">dentro</w:t>
+      </w:r>
+      <w:r>
+        <w:t xml:space="preserve">”</w:t>
       </w:r>
       <w:r>
         <w:t xml:space="preserve"> </w:t>
@@ -12110,7 +12658,21 @@
           <w:b/>
           <w:bCs/>
         </w:rPr>
-        <w:t xml:space="preserve">“no ver”</w:t>
+        <w:t xml:space="preserve">“</w:t>
+      </w:r>
+      <w:r>
+        <w:rPr>
+          <w:b/>
+          <w:bCs/>
+        </w:rPr>
+        <w:t xml:space="preserve">no ver</w:t>
+      </w:r>
+      <w:r>
+        <w:rPr>
+          <w:b/>
+          <w:bCs/>
+        </w:rPr>
+        <w:t xml:space="preserve">”</w:t>
       </w:r>
       <w:r>
         <w:rPr>
@@ -12151,7 +12713,13 @@
         <w:t xml:space="preserve"> </w:t>
       </w:r>
       <w:r>
-        <w:t xml:space="preserve">“con mando”</w:t>
+        <w:t xml:space="preserve">“</w:t>
+      </w:r>
+      <w:r>
+        <w:t xml:space="preserve">con mando</w:t>
+      </w:r>
+      <w:r>
+        <w:t xml:space="preserve">”</w:t>
       </w:r>
       <w:r>
         <w:t xml:space="preserve"> </w:t>
@@ -12167,8 +12735,8 @@
         </w:pict>
       </w:r>
     </w:p>
-    <w:bookmarkEnd w:id="90"/>
-    <w:bookmarkStart w:id="91" w:name="poscréditos"/>
+    <w:bookmarkEnd w:id="101"/>
+    <w:bookmarkStart w:id="102" w:name="poscréditos"/>
     <w:p>
       <w:pPr>
         <w:pStyle w:val="Heading2"/>
@@ -12192,7 +12760,21 @@
           <w:i/>
           <w:iCs/>
         </w:rPr>
-        <w:t xml:space="preserve">“Primero la trama, luego la IP. Si no hablan en capa 2, discutir de rutas es como gritarle a una puerta cerrada.”</w:t>
+        <w:t xml:space="preserve">“</w:t>
+      </w:r>
+      <w:r>
+        <w:rPr>
+          <w:i/>
+          <w:iCs/>
+        </w:rPr>
+        <w:t xml:space="preserve">Primero la trama, luego la IP. Si no hablan en capa 2, discutir de rutas es como gritarle a una puerta cerrada.</w:t>
+      </w:r>
+      <w:r>
+        <w:rPr>
+          <w:i/>
+          <w:iCs/>
+        </w:rPr>
+        <w:t xml:space="preserve">”</w:t>
       </w:r>
     </w:p>
     <w:p>
@@ -12220,8 +12802,8 @@
         </w:pict>
       </w:r>
     </w:p>
-    <w:bookmarkEnd w:id="91"/>
-    <w:bookmarkStart w:id="92" w:name="criterios-de-evaluación-cubiertos-ra1-1"/>
+    <w:bookmarkEnd w:id="102"/>
+    <w:bookmarkStart w:id="103" w:name="criterios-de-evaluación-cubiertos-ra1-1"/>
     <w:p>
       <w:pPr>
         <w:pStyle w:val="Heading2"/>
@@ -12246,6 +12828,7 @@
       <w:tblPr>
         <w:tblStyle w:val="Table"/>
         <w:tblW w:type="pct" w:w="5000"/>
+        <w:jc w:val="left"/>
         <w:tblLayout w:type="fixed"/>
         <w:tblLook w:firstRow="1" w:lastRow="0" w:firstColumn="0" w:lastColumn="0" w:noHBand="0" w:noVBand="0" w:val="0020"/>
       </w:tblPr>
@@ -12263,6 +12846,7 @@
           <w:p>
             <w:pPr>
               <w:pStyle w:val="Compact"/>
+              <w:jc w:val="left"/>
             </w:pPr>
             <w:r>
               <w:t xml:space="preserve">CE</w:t>
@@ -12274,6 +12858,7 @@
           <w:p>
             <w:pPr>
               <w:pStyle w:val="Compact"/>
+              <w:jc w:val="left"/>
             </w:pPr>
             <w:r>
               <w:t xml:space="preserve">Criterio</w:t>
@@ -12285,6 +12870,7 @@
           <w:p>
             <w:pPr>
               <w:pStyle w:val="Compact"/>
+              <w:jc w:val="left"/>
             </w:pPr>
             <w:r>
               <w:t xml:space="preserve">Cubierto</w:t>
@@ -12298,6 +12884,7 @@
           <w:p>
             <w:pPr>
               <w:pStyle w:val="Compact"/>
+              <w:jc w:val="left"/>
             </w:pPr>
             <w:r>
               <w:t xml:space="preserve">RA1·d)</w:t>
@@ -12309,6 +12896,7 @@
           <w:p>
             <w:pPr>
               <w:pStyle w:val="Compact"/>
+              <w:jc w:val="left"/>
             </w:pPr>
             <w:r>
               <w:t xml:space="preserve">Trama y encapsulación Ethernet</w:t>
@@ -12320,6 +12908,7 @@
           <w:p>
             <w:pPr>
               <w:pStyle w:val="Compact"/>
+              <w:jc w:val="left"/>
             </w:pPr>
             <w:r>
               <w:t xml:space="preserve">✅ Puntos 1–4 + 🧠 Atrévete a pensar y ⚡ Laboratorio (punto 5)</w:t>
@@ -12345,7 +12934,7 @@
       <w:r>
         <w:t xml:space="preserve"> </w:t>
       </w:r>
-      <w:hyperlink r:id="rId33">
+      <w:hyperlink r:id="rId44">
         <w:r>
           <w:rPr>
             <w:rStyle w:val="Hyperlink"/>
@@ -12372,7 +12961,7 @@
       <w:r>
         <w:t xml:space="preserve"> </w:t>
       </w:r>
-      <w:hyperlink r:id="rId13">
+      <w:hyperlink r:id="rId24">
         <w:r>
           <w:rPr>
             <w:rStyle w:val="Hyperlink"/>
@@ -12399,7 +12988,7 @@
       <w:r>
         <w:t xml:space="preserve"> </w:t>
       </w:r>
-      <w:hyperlink r:id="rId18">
+      <w:hyperlink r:id="rId29">
         <w:r>
           <w:rPr>
             <w:rStyle w:val="Hyperlink"/>
@@ -12408,13 +12997,9 @@
         </w:r>
       </w:hyperlink>
     </w:p>
-    <w:bookmarkEnd w:id="92"/>
-    <w:bookmarkEnd w:id="93"/>
-    <w:sectPr>
-      <w:footnotePr>
-        <w:numRestart w:val="eachSect"/>
-      </w:footnotePr>
-    </w:sectPr>
+    <w:bookmarkEnd w:id="103"/>
+    <w:bookmarkEnd w:id="104"/>
+    <w:sectPr/>
   </w:body>
 </w:document>
 </file>
@@ -12452,7 +13037,7 @@
       <w:lvlText w:val=" "/>
       <w:lvlJc w:val="left"/>
       <w:pPr>
-        <w:ind w:left="720" w:hanging="360"/>
+        <w:ind w:left="720" w:hanging="480"/>
       </w:pPr>
     </w:lvl>
     <w:lvl w:ilvl="1">
@@ -12460,7 +13045,7 @@
       <w:lvlText w:val=" "/>
       <w:lvlJc w:val="left"/>
       <w:pPr>
-        <w:ind w:left="1440" w:hanging="360"/>
+        <w:ind w:left="1440" w:hanging="480"/>
       </w:pPr>
     </w:lvl>
     <w:lvl w:ilvl="2">
@@ -12468,7 +13053,7 @@
       <w:lvlText w:val=" "/>
       <w:lvlJc w:val="left"/>
       <w:pPr>
-        <w:ind w:left="2160" w:hanging="360"/>
+        <w:ind w:left="2160" w:hanging="480"/>
       </w:pPr>
     </w:lvl>
     <w:lvl w:ilvl="3">
@@ -12476,7 +13061,7 @@
       <w:lvlText w:val=" "/>
       <w:lvlJc w:val="left"/>
       <w:pPr>
-        <w:ind w:left="2880" w:hanging="360"/>
+        <w:ind w:left="2880" w:hanging="480"/>
       </w:pPr>
     </w:lvl>
     <w:lvl w:ilvl="4">
@@ -12484,7 +13069,7 @@
       <w:lvlText w:val=" "/>
       <w:lvlJc w:val="left"/>
       <w:pPr>
-        <w:ind w:left="3600" w:hanging="360"/>
+        <w:ind w:left="3600" w:hanging="480"/>
       </w:pPr>
     </w:lvl>
     <w:lvl w:ilvl="5">
@@ -12492,7 +13077,7 @@
       <w:lvlText w:val=" "/>
       <w:lvlJc w:val="left"/>
       <w:pPr>
-        <w:ind w:left="4320" w:hanging="360"/>
+        <w:ind w:left="4320" w:hanging="480"/>
       </w:pPr>
     </w:lvl>
     <w:lvl w:ilvl="6">
@@ -12500,7 +13085,7 @@
       <w:lvlText w:val=" "/>
       <w:lvlJc w:val="left"/>
       <w:pPr>
-        <w:ind w:left="5040" w:hanging="360"/>
+        <w:ind w:left="5040" w:hanging="480"/>
       </w:pPr>
     </w:lvl>
     <w:lvl w:ilvl="7">
@@ -12508,7 +13093,7 @@
       <w:lvlText w:val=" "/>
       <w:lvlJc w:val="left"/>
       <w:pPr>
-        <w:ind w:left="5760" w:hanging="360"/>
+        <w:ind w:left="5760" w:hanging="480"/>
       </w:pPr>
     </w:lvl>
     <w:lvl w:ilvl="8">
@@ -12516,7 +13101,7 @@
       <w:lvlText w:val=" "/>
       <w:lvlJc w:val="left"/>
       <w:pPr>
-        <w:ind w:left="6480" w:hanging="360"/>
+        <w:ind w:left="6480" w:hanging="480"/>
       </w:pPr>
     </w:lvl>
   </w:abstractNum>
@@ -12525,102 +13110,75 @@
     <w:multiLevelType w:val="multilevel"/>
     <w:lvl w:ilvl="0">
       <w:numFmt w:val="bullet"/>
-      <w:lvlText w:val=""/>
+      <w:lvlText w:val="•"/>
       <w:lvlJc w:val="left"/>
       <w:pPr>
-        <w:ind w:left="720" w:hanging="360"/>
-      </w:pPr>
-      <w:rPr>
-        <w:rFonts w:ascii="Symbol" w:hAnsi="Symbol" w:cs="Symbol" w:hint="default"/>
-      </w:rPr>
+        <w:ind w:left="720" w:hanging="480"/>
+      </w:pPr>
     </w:lvl>
     <w:lvl w:ilvl="1">
       <w:numFmt w:val="bullet"/>
-      <w:lvlText w:val="o"/>
+      <w:lvlText w:val="–"/>
       <w:lvlJc w:val="left"/>
       <w:pPr>
-        <w:ind w:left="1440" w:hanging="360"/>
-      </w:pPr>
-      <w:rPr>
-        <w:rFonts w:ascii="Courier New" w:hAnsi="Courier New" w:cs="Courier New" w:hint="default"/>
-      </w:rPr>
+        <w:ind w:left="1440" w:hanging="480"/>
+      </w:pPr>
     </w:lvl>
     <w:lvl w:ilvl="2">
       <w:numFmt w:val="bullet"/>
-      <w:lvlText w:val=""/>
+      <w:lvlText w:val="•"/>
       <w:lvlJc w:val="left"/>
       <w:pPr>
-        <w:ind w:left="2160" w:hanging="360"/>
-      </w:pPr>
-      <w:rPr>
-        <w:rFonts w:ascii="Wingdings" w:hAnsi="Wingdings" w:cs="Wingdings" w:hint="default"/>
-      </w:rPr>
+        <w:ind w:left="2160" w:hanging="480"/>
+      </w:pPr>
     </w:lvl>
     <w:lvl w:ilvl="3">
       <w:numFmt w:val="bullet"/>
-      <w:lvlText w:val=""/>
+      <w:lvlText w:val="–"/>
       <w:lvlJc w:val="left"/>
       <w:pPr>
-        <w:ind w:left="2880" w:hanging="360"/>
-      </w:pPr>
-      <w:rPr>
-        <w:rFonts w:ascii="Symbol" w:hAnsi="Symbol" w:cs="Symbol" w:hint="default"/>
-      </w:rPr>
+        <w:ind w:left="2880" w:hanging="480"/>
+      </w:pPr>
     </w:lvl>
     <w:lvl w:ilvl="4">
       <w:numFmt w:val="bullet"/>
-      <w:lvlText w:val="o"/>
+      <w:lvlText w:val="•"/>
       <w:lvlJc w:val="left"/>
       <w:pPr>
-        <w:ind w:left="3600" w:hanging="360"/>
-      </w:pPr>
-      <w:rPr>
-        <w:rFonts w:ascii="Courier New" w:hAnsi="Courier New" w:cs="Courier New" w:hint="default"/>
-      </w:rPr>
+        <w:ind w:left="3600" w:hanging="480"/>
+      </w:pPr>
     </w:lvl>
     <w:lvl w:ilvl="5">
       <w:numFmt w:val="bullet"/>
-      <w:lvlText w:val=""/>
+      <w:lvlText w:val="–"/>
       <w:lvlJc w:val="left"/>
       <w:pPr>
-        <w:ind w:left="4320" w:hanging="360"/>
-      </w:pPr>
-      <w:rPr>
-        <w:rFonts w:ascii="Wingdings" w:hAnsi="Wingdings" w:cs="Wingdings" w:hint="default"/>
-      </w:rPr>
+        <w:ind w:left="4320" w:hanging="480"/>
+      </w:pPr>
     </w:lvl>
     <w:lvl w:ilvl="6">
       <w:numFmt w:val="bullet"/>
-      <w:lvlText w:val=""/>
+      <w:lvlText w:val="•"/>
       <w:lvlJc w:val="left"/>
       <w:pPr>
-        <w:ind w:left="5040" w:hanging="360"/>
-      </w:pPr>
-      <w:rPr>
-        <w:rFonts w:ascii="Symbol" w:hAnsi="Symbol" w:cs="Symbol" w:hint="default"/>
-      </w:rPr>
+        <w:ind w:left="5040" w:hanging="480"/>
+      </w:pPr>
     </w:lvl>
     <w:lvl w:ilvl="7">
       <w:numFmt w:val="bullet"/>
-      <w:lvlText w:val="o"/>
+      <w:lvlText w:val="–"/>
       <w:lvlJc w:val="left"/>
       <w:pPr>
-        <w:ind w:left="5760" w:hanging="360"/>
-      </w:pPr>
-      <w:rPr>
-        <w:rFonts w:ascii="Courier New" w:hAnsi="Courier New" w:cs="Courier New" w:hint="default"/>
-      </w:rPr>
+        <w:ind w:left="5760" w:hanging="480"/>
+      </w:pPr>
     </w:lvl>
     <w:lvl w:ilvl="8">
       <w:numFmt w:val="bullet"/>
-      <w:lvlText w:val=""/>
+      <w:lvlText w:val="•"/>
       <w:lvlJc w:val="left"/>
       <w:pPr>
-        <w:ind w:left="6480" w:hanging="360"/>
-      </w:pPr>
-      <w:rPr>
-        <w:rFonts w:ascii="Wingdings" w:hAnsi="Wingdings" w:cs="Wingdings" w:hint="default"/>
-      </w:rPr>
+        <w:ind w:left="6480" w:hanging="480"/>
+      </w:pPr>
     </w:lvl>
   </w:abstractNum>
   <w:abstractNum w:abstractNumId="99411">
@@ -12632,7 +13190,7 @@
       <w:lvlText w:val="%1."/>
       <w:lvlJc w:val="left"/>
       <w:pPr>
-        <w:ind w:left="720" w:hanging="360"/>
+        <w:ind w:left="720" w:hanging="480"/>
       </w:pPr>
     </w:lvl>
     <w:lvl w:ilvl="1">
@@ -12641,7 +13199,7 @@
       <w:lvlText w:val="%2."/>
       <w:lvlJc w:val="left"/>
       <w:pPr>
-        <w:ind w:left="1440" w:hanging="360"/>
+        <w:ind w:left="1440" w:hanging="480"/>
       </w:pPr>
     </w:lvl>
     <w:lvl w:ilvl="2">
@@ -12650,7 +13208,7 @@
       <w:lvlText w:val="%3."/>
       <w:lvlJc w:val="left"/>
       <w:pPr>
-        <w:ind w:left="2160" w:hanging="360"/>
+        <w:ind w:left="2160" w:hanging="480"/>
       </w:pPr>
     </w:lvl>
     <w:lvl w:ilvl="3">
@@ -12659,7 +13217,7 @@
       <w:lvlText w:val="%4."/>
       <w:lvlJc w:val="left"/>
       <w:pPr>
-        <w:ind w:left="2880" w:hanging="360"/>
+        <w:ind w:left="2880" w:hanging="480"/>
       </w:pPr>
     </w:lvl>
     <w:lvl w:ilvl="4">
@@ -12668,7 +13226,7 @@
       <w:lvlText w:val="%5."/>
       <w:lvlJc w:val="left"/>
       <w:pPr>
-        <w:ind w:left="3600" w:hanging="360"/>
+        <w:ind w:left="3600" w:hanging="480"/>
       </w:pPr>
     </w:lvl>
     <w:lvl w:ilvl="5">
@@ -12677,7 +13235,7 @@
       <w:lvlText w:val="%6."/>
       <w:lvlJc w:val="left"/>
       <w:pPr>
-        <w:ind w:left="4320" w:hanging="360"/>
+        <w:ind w:left="4320" w:hanging="480"/>
       </w:pPr>
     </w:lvl>
     <w:lvl w:ilvl="6">
@@ -12686,7 +13244,7 @@
       <w:lvlText w:val="%7."/>
       <w:lvlJc w:val="left"/>
       <w:pPr>
-        <w:ind w:left="5040" w:hanging="360"/>
+        <w:ind w:left="5040" w:hanging="480"/>
       </w:pPr>
     </w:lvl>
     <w:lvl w:ilvl="7">
@@ -12695,7 +13253,7 @@
       <w:lvlText w:val="%8."/>
       <w:lvlJc w:val="left"/>
       <w:pPr>
-        <w:ind w:left="5760" w:hanging="360"/>
+        <w:ind w:left="5760" w:hanging="480"/>
       </w:pPr>
     </w:lvl>
     <w:lvl w:ilvl="8">
@@ -12704,7 +13262,7 @@
       <w:lvlText w:val="%9."/>
       <w:lvlJc w:val="left"/>
       <w:pPr>
-        <w:ind w:left="6480" w:hanging="360"/>
+        <w:ind w:left="6480" w:hanging="480"/>
       </w:pPr>
     </w:lvl>
   </w:abstractNum>
@@ -13265,10 +13823,10 @@
   <w:docDefaults>
     <w:rPrDefault>
       <w:rPr>
-        <w:rFonts w:asciiTheme="minorHAnsi" w:cstheme="minorBidi" w:eastAsiaTheme="minorEastAsia" w:hAnsiTheme="minorHAnsi"/>
+        <w:rFonts w:asciiTheme="minorHAnsi" w:cstheme="minorBidi" w:eastAsiaTheme="minorHAnsi" w:hAnsiTheme="minorHAnsi"/>
         <w:sz w:val="24"/>
         <w:szCs w:val="24"/>
-        <w:lang w:bidi="ar-SA" w:eastAsia="zh-CN" w:val="es-ES"/>
+        <w:lang w:bidi="ar-SA" w:eastAsia="en-US" w:val="es-ES"/>
       </w:rPr>
     </w:rPrDefault>
     <w:pPrDefault>
@@ -13309,94 +13867,57 @@
     <w:name w:val="Title"/>
     <w:basedOn w:val="Normal"/>
     <w:next w:val="BodyText"/>
-    <w:link w:val="TitleChar"/>
-    <w:uiPriority w:val="10"/>
     <w:qFormat/>
-    <w:rsid w:val="00A10FD9"/>
     <w:pPr>
-      <w:spacing w:after="80" w:line="240" w:lineRule="auto"/>
-      <w:contextualSpacing/>
+      <w:keepNext/>
+      <w:keepLines/>
+      <w:spacing w:after="240" w:before="480"/>
       <w:jc w:val="center"/>
     </w:pPr>
     <w:rPr>
       <w:rFonts w:asciiTheme="majorHAnsi" w:cstheme="majorBidi" w:eastAsiaTheme="majorEastAsia" w:hAnsiTheme="majorHAnsi"/>
-      <w:sz w:val="56"/>
-      <w:szCs w:val="56"/>
-    </w:rPr>
-  </w:style>
-  <w:style w:customStyle="1" w:styleId="TitleChar" w:type="character">
-    <w:name w:val="Title Char"/>
-    <w:basedOn w:val="DefaultParagraphFont"/>
-    <w:link w:val="Title"/>
-    <w:uiPriority w:val="10"/>
-    <w:rsid w:val="00A10FD9"/>
-    <w:rPr>
-      <w:rFonts w:asciiTheme="majorHAnsi" w:cstheme="majorBidi" w:eastAsiaTheme="majorEastAsia" w:hAnsiTheme="majorHAnsi"/>
-      <w:sz w:val="56"/>
-      <w:szCs w:val="56"/>
+      <w:b/>
+      <w:bCs/>
+      <w:color w:themeColor="accent1" w:themeShade="B5" w:val="345A8A"/>
+      <w:sz w:val="36"/>
+      <w:szCs w:val="36"/>
     </w:rPr>
   </w:style>
   <w:style w:styleId="Subtitle" w:type="paragraph">
     <w:name w:val="Subtitle"/>
     <w:basedOn w:val="Title"/>
     <w:next w:val="BodyText"/>
-    <w:link w:val="SubtitleChar"/>
-    <w:uiPriority w:val="11"/>
     <w:qFormat/>
-    <w:rsid w:val="00A10FD9"/>
     <w:pPr>
-      <w:numPr>
-        <w:ilvl w:val="1"/>
-      </w:numPr>
+      <w:keepNext/>
+      <w:keepLines/>
+      <w:spacing w:after="240" w:before="240"/>
+      <w:jc w:val="center"/>
     </w:pPr>
     <w:rPr>
-      <w:rFonts w:cstheme="majorBidi" w:eastAsiaTheme="majorEastAsia"/>
-      <w:spacing w:val="15"/>
-      <w:sz w:val="28"/>
-      <w:szCs w:val="28"/>
-    </w:rPr>
-  </w:style>
-  <w:style w:customStyle="1" w:styleId="SubtitleChar" w:type="character">
-    <w:name w:val="Subtitle Char"/>
-    <w:basedOn w:val="DefaultParagraphFont"/>
-    <w:link w:val="Subtitle"/>
-    <w:uiPriority w:val="11"/>
-    <w:rsid w:val="00A10FD9"/>
-    <w:rPr>
-      <w:rFonts w:cstheme="majorBidi" w:eastAsiaTheme="majorEastAsia"/>
-      <w:color w:themeColor="text1" w:themeTint="A6" w:val="595959"/>
-      <w:spacing w:val="15"/>
-      <w:sz w:val="28"/>
-      <w:szCs w:val="28"/>
+      <w:sz w:val="30"/>
+      <w:szCs w:val="30"/>
     </w:rPr>
   </w:style>
   <w:style w:customStyle="1" w:styleId="Author" w:type="paragraph">
     <w:name w:val="Author"/>
-    <w:basedOn w:val="Title"/>
     <w:next w:val="BodyText"/>
     <w:qFormat/>
     <w:pPr>
       <w:keepNext/>
       <w:keepLines/>
+      <w:jc w:val="center"/>
     </w:pPr>
-    <w:rPr>
-      <w:sz w:val="24"/>
-      <w:szCs w:val="24"/>
-    </w:rPr>
   </w:style>
   <w:style w:styleId="Date" w:type="paragraph">
     <w:name w:val="Date"/>
-    <w:basedOn w:val="Title"/>
     <w:next w:val="BodyText"/>
     <w:qFormat/>
     <w:pPr>
       <w:keepNext/>
       <w:keepLines/>
+      <w:jc w:val="center"/>
     </w:pPr>
-    <w:rPr>
-      <w:sz w:val="24"/>
-      <w:szCs w:val="24"/>
-    </w:rPr>
   </w:style>
   <w:style w:customStyle="1" w:styleId="AbstractTitle" w:type="paragraph">
     <w:name w:val="Abstract Title"/>
@@ -13411,6 +13932,7 @@
     </w:pPr>
     <w:rPr>
       <w:b/>
+      <w:color w:val="345A8A"/>
       <w:sz w:val="20"/>
       <w:szCs w:val="20"/>
     </w:rPr>
@@ -13439,321 +13961,191 @@
     <w:rPr/>
   </w:style>
   <w:style w:styleId="Heading1" w:type="paragraph">
-    <w:name w:val="heading 1"/>
+    <w:name w:val="Heading 1"/>
     <w:basedOn w:val="Normal"/>
     <w:next w:val="BodyText"/>
-    <w:link w:val="Heading1Char"/>
     <w:uiPriority w:val="9"/>
     <w:qFormat/>
-    <w:rsid w:val="00A10FD9"/>
     <w:pPr>
       <w:keepNext/>
       <w:keepLines/>
-      <w:spacing w:after="80" w:before="360"/>
+      <w:spacing w:after="0" w:before="480"/>
       <w:outlineLvl w:val="0"/>
     </w:pPr>
     <w:rPr>
       <w:rFonts w:asciiTheme="majorHAnsi" w:cstheme="majorBidi" w:eastAsiaTheme="majorEastAsia" w:hAnsiTheme="majorHAnsi"/>
-      <w:color w:themeColor="accent1" w:themeShade="BF" w:val="0F4761"/>
-      <w:sz w:val="40"/>
-      <w:szCs w:val="40"/>
+      <w:b/>
+      <w:bCs/>
+      <w:color w:themeColor="accent1" w:val="4F81BD"/>
+      <w:sz w:val="32"/>
+      <w:szCs w:val="32"/>
     </w:rPr>
   </w:style>
   <w:style w:styleId="Heading2" w:type="paragraph">
-    <w:name w:val="heading 2"/>
+    <w:name w:val="Heading 2"/>
     <w:basedOn w:val="Normal"/>
     <w:next w:val="BodyText"/>
-    <w:link w:val="Heading2Char"/>
     <w:uiPriority w:val="9"/>
-    <w:semiHidden/>
     <w:unhideWhenUsed/>
     <w:qFormat/>
-    <w:rsid w:val="00A10FD9"/>
     <w:pPr>
       <w:keepNext/>
       <w:keepLines/>
-      <w:spacing w:after="80" w:before="160"/>
+      <w:spacing w:after="0" w:before="200"/>
       <w:outlineLvl w:val="1"/>
     </w:pPr>
     <w:rPr>
       <w:rFonts w:asciiTheme="majorHAnsi" w:cstheme="majorBidi" w:eastAsiaTheme="majorEastAsia" w:hAnsiTheme="majorHAnsi"/>
-      <w:color w:themeColor="accent1" w:themeShade="BF" w:val="0F4761"/>
-      <w:sz w:val="32"/>
-      <w:szCs w:val="32"/>
-    </w:rPr>
-  </w:style>
-  <w:style w:styleId="Heading3" w:type="paragraph">
-    <w:name w:val="heading 3"/>
-    <w:basedOn w:val="Normal"/>
-    <w:next w:val="BodyText"/>
-    <w:link w:val="Heading3Char"/>
-    <w:uiPriority w:val="9"/>
-    <w:semiHidden/>
-    <w:unhideWhenUsed/>
-    <w:qFormat/>
-    <w:rsid w:val="00A10FD9"/>
-    <w:pPr>
-      <w:keepNext/>
-      <w:keepLines/>
-      <w:spacing w:after="80" w:before="160"/>
-      <w:outlineLvl w:val="2"/>
-    </w:pPr>
-    <w:rPr>
-      <w:rFonts w:cstheme="majorBidi" w:eastAsiaTheme="majorEastAsia"/>
-      <w:color w:themeColor="accent1" w:themeShade="BF" w:val="0F4761"/>
+      <w:b/>
+      <w:bCs/>
+      <w:color w:themeColor="accent1" w:val="4F81BD"/>
       <w:sz w:val="28"/>
       <w:szCs w:val="28"/>
     </w:rPr>
   </w:style>
-  <w:style w:styleId="Heading4" w:type="paragraph">
-    <w:name w:val="heading 4"/>
+  <w:style w:styleId="Heading3" w:type="paragraph">
+    <w:name w:val="Heading 3"/>
     <w:basedOn w:val="Normal"/>
     <w:next w:val="BodyText"/>
-    <w:link w:val="Heading4Char"/>
     <w:uiPriority w:val="9"/>
-    <w:semiHidden/>
     <w:unhideWhenUsed/>
     <w:qFormat/>
-    <w:rsid w:val="00A10FD9"/>
     <w:pPr>
       <w:keepNext/>
       <w:keepLines/>
-      <w:spacing w:after="40" w:before="80"/>
+      <w:spacing w:after="0" w:before="200"/>
+      <w:outlineLvl w:val="2"/>
+    </w:pPr>
+    <w:rPr>
+      <w:rFonts w:asciiTheme="majorHAnsi" w:cstheme="majorBidi" w:eastAsiaTheme="majorEastAsia" w:hAnsiTheme="majorHAnsi"/>
+      <w:b/>
+      <w:bCs/>
+      <w:color w:themeColor="accent1" w:val="4F81BD"/>
+      <w:sz w:val="24"/>
+      <w:szCs w:val="24"/>
+    </w:rPr>
+  </w:style>
+  <w:style w:styleId="Heading4" w:type="paragraph">
+    <w:name w:val="Heading 4"/>
+    <w:basedOn w:val="Normal"/>
+    <w:next w:val="BodyText"/>
+    <w:uiPriority w:val="9"/>
+    <w:unhideWhenUsed/>
+    <w:qFormat/>
+    <w:pPr>
+      <w:keepNext/>
+      <w:keepLines/>
+      <w:spacing w:after="0" w:before="200"/>
       <w:outlineLvl w:val="3"/>
     </w:pPr>
     <w:rPr>
-      <w:rFonts w:cstheme="majorBidi" w:eastAsiaTheme="majorEastAsia"/>
+      <w:rFonts w:asciiTheme="majorHAnsi" w:cstheme="majorBidi" w:eastAsiaTheme="majorEastAsia" w:hAnsiTheme="majorHAnsi"/>
+      <w:bCs/>
       <w:i/>
-      <w:iCs/>
-      <w:color w:themeColor="accent1" w:themeShade="BF" w:val="0F4761"/>
+      <w:color w:themeColor="accent1" w:val="4F81BD"/>
+      <w:sz w:val="24"/>
+      <w:szCs w:val="24"/>
     </w:rPr>
   </w:style>
   <w:style w:styleId="Heading5" w:type="paragraph">
-    <w:name w:val="heading 5"/>
+    <w:name w:val="Heading 5"/>
     <w:basedOn w:val="Normal"/>
     <w:next w:val="BodyText"/>
-    <w:link w:val="Heading5Char"/>
     <w:uiPriority w:val="9"/>
-    <w:semiHidden/>
     <w:unhideWhenUsed/>
     <w:qFormat/>
-    <w:rsid w:val="00A10FD9"/>
     <w:pPr>
       <w:keepNext/>
       <w:keepLines/>
-      <w:spacing w:after="40" w:before="80"/>
+      <w:spacing w:after="0" w:before="200"/>
       <w:outlineLvl w:val="4"/>
     </w:pPr>
     <w:rPr>
-      <w:rFonts w:cstheme="majorBidi" w:eastAsiaTheme="majorEastAsia"/>
-      <w:color w:themeColor="accent1" w:themeShade="BF" w:val="0F4761"/>
+      <w:rFonts w:asciiTheme="majorHAnsi" w:cstheme="majorBidi" w:eastAsiaTheme="majorEastAsia" w:hAnsiTheme="majorHAnsi"/>
+      <w:iCs/>
+      <w:color w:themeColor="accent1" w:val="4F81BD"/>
+      <w:sz w:val="24"/>
+      <w:szCs w:val="24"/>
     </w:rPr>
   </w:style>
   <w:style w:styleId="Heading6" w:type="paragraph">
-    <w:name w:val="heading 6"/>
+    <w:name w:val="Heading 6"/>
     <w:basedOn w:val="Normal"/>
     <w:next w:val="BodyText"/>
-    <w:link w:val="Heading6Char"/>
     <w:uiPriority w:val="9"/>
-    <w:semiHidden/>
     <w:unhideWhenUsed/>
     <w:qFormat/>
-    <w:rsid w:val="00A10FD9"/>
     <w:pPr>
       <w:keepNext/>
       <w:keepLines/>
-      <w:spacing w:after="0" w:before="40"/>
+      <w:spacing w:after="0" w:before="200"/>
       <w:outlineLvl w:val="5"/>
     </w:pPr>
     <w:rPr>
-      <w:rFonts w:cstheme="majorBidi" w:eastAsiaTheme="majorEastAsia"/>
-      <w:i/>
-      <w:iCs/>
-      <w:color w:themeColor="text1" w:themeTint="A6" w:val="595959"/>
+      <w:rFonts w:asciiTheme="majorHAnsi" w:cstheme="majorBidi" w:eastAsiaTheme="majorEastAsia" w:hAnsiTheme="majorHAnsi"/>
+      <w:color w:themeColor="accent1" w:val="4F81BD"/>
+      <w:sz w:val="24"/>
+      <w:szCs w:val="24"/>
     </w:rPr>
   </w:style>
   <w:style w:styleId="Heading7" w:type="paragraph">
-    <w:name w:val="heading 7"/>
+    <w:name w:val="Heading 7"/>
     <w:basedOn w:val="Normal"/>
     <w:next w:val="BodyText"/>
-    <w:link w:val="Heading7Char"/>
     <w:uiPriority w:val="9"/>
-    <w:semiHidden/>
     <w:unhideWhenUsed/>
     <w:qFormat/>
-    <w:rsid w:val="00A10FD9"/>
     <w:pPr>
       <w:keepNext/>
       <w:keepLines/>
-      <w:spacing w:after="0" w:before="40"/>
+      <w:spacing w:after="0" w:before="200"/>
       <w:outlineLvl w:val="6"/>
     </w:pPr>
     <w:rPr>
-      <w:rFonts w:cstheme="majorBidi" w:eastAsiaTheme="majorEastAsia"/>
-      <w:color w:themeColor="text1" w:themeTint="A6" w:val="595959"/>
+      <w:rFonts w:asciiTheme="majorHAnsi" w:cstheme="majorBidi" w:eastAsiaTheme="majorEastAsia" w:hAnsiTheme="majorHAnsi"/>
+      <w:color w:themeColor="accent1" w:val="4F81BD"/>
+      <w:sz w:val="24"/>
+      <w:szCs w:val="24"/>
     </w:rPr>
   </w:style>
   <w:style w:styleId="Heading8" w:type="paragraph">
-    <w:name w:val="heading 8"/>
+    <w:name w:val="Heading 8"/>
     <w:basedOn w:val="Normal"/>
     <w:next w:val="BodyText"/>
-    <w:link w:val="Heading8Char"/>
     <w:uiPriority w:val="9"/>
-    <w:semiHidden/>
     <w:unhideWhenUsed/>
     <w:qFormat/>
-    <w:rsid w:val="00A10FD9"/>
     <w:pPr>
       <w:keepNext/>
       <w:keepLines/>
-      <w:spacing w:after="0"/>
+      <w:spacing w:after="0" w:before="200"/>
       <w:outlineLvl w:val="7"/>
     </w:pPr>
     <w:rPr>
-      <w:rFonts w:cstheme="majorBidi" w:eastAsiaTheme="majorEastAsia"/>
-      <w:i/>
-      <w:iCs/>
-      <w:color w:themeColor="text1" w:themeTint="D8" w:val="272727"/>
+      <w:rFonts w:asciiTheme="majorHAnsi" w:cstheme="majorBidi" w:eastAsiaTheme="majorEastAsia" w:hAnsiTheme="majorHAnsi"/>
+      <w:color w:themeColor="accent1" w:val="4F81BD"/>
+      <w:sz w:val="24"/>
+      <w:szCs w:val="24"/>
     </w:rPr>
   </w:style>
   <w:style w:styleId="Heading9" w:type="paragraph">
-    <w:name w:val="heading 9"/>
+    <w:name w:val="Heading 9"/>
     <w:basedOn w:val="Normal"/>
     <w:next w:val="BodyText"/>
-    <w:link w:val="Heading9Char"/>
     <w:uiPriority w:val="9"/>
-    <w:semiHidden/>
     <w:unhideWhenUsed/>
     <w:qFormat/>
-    <w:rsid w:val="00A10FD9"/>
     <w:pPr>
       <w:keepNext/>
       <w:keepLines/>
-      <w:spacing w:after="0"/>
+      <w:spacing w:after="0" w:before="200"/>
       <w:outlineLvl w:val="8"/>
     </w:pPr>
     <w:rPr>
-      <w:rFonts w:cstheme="majorBidi" w:eastAsiaTheme="majorEastAsia"/>
-      <w:color w:themeColor="text1" w:themeTint="D8" w:val="272727"/>
-    </w:rPr>
-  </w:style>
-  <w:style w:customStyle="1" w:styleId="Heading1Char" w:type="character">
-    <w:name w:val="Heading 1 Char"/>
-    <w:basedOn w:val="DefaultParagraphFont"/>
-    <w:link w:val="Heading1"/>
-    <w:uiPriority w:val="9"/>
-    <w:rsid w:val="00A10FD9"/>
-    <w:rPr>
       <w:rFonts w:asciiTheme="majorHAnsi" w:cstheme="majorBidi" w:eastAsiaTheme="majorEastAsia" w:hAnsiTheme="majorHAnsi"/>
-      <w:color w:themeColor="accent1" w:themeShade="BF" w:val="0F4761"/>
-      <w:sz w:val="40"/>
-      <w:szCs w:val="40"/>
-    </w:rPr>
-  </w:style>
-  <w:style w:customStyle="1" w:styleId="Heading2Char" w:type="character">
-    <w:name w:val="Heading 2 Char"/>
-    <w:basedOn w:val="DefaultParagraphFont"/>
-    <w:link w:val="Heading2"/>
-    <w:uiPriority w:val="9"/>
-    <w:semiHidden/>
-    <w:rsid w:val="00A10FD9"/>
-    <w:rPr>
-      <w:rFonts w:asciiTheme="majorHAnsi" w:cstheme="majorBidi" w:eastAsiaTheme="majorEastAsia" w:hAnsiTheme="majorHAnsi"/>
-      <w:color w:themeColor="accent1" w:themeShade="BF" w:val="0F4761"/>
-      <w:sz w:val="32"/>
-      <w:szCs w:val="32"/>
-    </w:rPr>
-  </w:style>
-  <w:style w:customStyle="1" w:styleId="Heading3Char" w:type="character">
-    <w:name w:val="Heading 3 Char"/>
-    <w:basedOn w:val="DefaultParagraphFont"/>
-    <w:link w:val="Heading3"/>
-    <w:uiPriority w:val="9"/>
-    <w:semiHidden/>
-    <w:rsid w:val="00A10FD9"/>
-    <w:rPr>
-      <w:rFonts w:cstheme="majorBidi" w:eastAsiaTheme="majorEastAsia"/>
-      <w:color w:themeColor="accent1" w:themeShade="BF" w:val="0F4761"/>
-      <w:sz w:val="28"/>
-      <w:szCs w:val="28"/>
-    </w:rPr>
-  </w:style>
-  <w:style w:customStyle="1" w:styleId="Heading4Char" w:type="character">
-    <w:name w:val="Heading 4 Char"/>
-    <w:basedOn w:val="DefaultParagraphFont"/>
-    <w:link w:val="Heading4"/>
-    <w:uiPriority w:val="9"/>
-    <w:semiHidden/>
-    <w:rsid w:val="00A10FD9"/>
-    <w:rPr>
-      <w:rFonts w:cstheme="majorBidi" w:eastAsiaTheme="majorEastAsia"/>
-      <w:i/>
-      <w:iCs/>
-      <w:color w:themeColor="accent1" w:themeShade="BF" w:val="0F4761"/>
-    </w:rPr>
-  </w:style>
-  <w:style w:customStyle="1" w:styleId="Heading5Char" w:type="character">
-    <w:name w:val="Heading 5 Char"/>
-    <w:basedOn w:val="DefaultParagraphFont"/>
-    <w:link w:val="Heading5"/>
-    <w:uiPriority w:val="9"/>
-    <w:semiHidden/>
-    <w:rsid w:val="00A10FD9"/>
-    <w:rPr>
-      <w:rFonts w:cstheme="majorBidi" w:eastAsiaTheme="majorEastAsia"/>
-      <w:color w:themeColor="accent1" w:themeShade="BF" w:val="0F4761"/>
-    </w:rPr>
-  </w:style>
-  <w:style w:customStyle="1" w:styleId="Heading6Char" w:type="character">
-    <w:name w:val="Heading 6 Char"/>
-    <w:basedOn w:val="DefaultParagraphFont"/>
-    <w:link w:val="Heading6"/>
-    <w:uiPriority w:val="9"/>
-    <w:semiHidden/>
-    <w:rsid w:val="00A10FD9"/>
-    <w:rPr>
-      <w:rFonts w:cstheme="majorBidi" w:eastAsiaTheme="majorEastAsia"/>
-      <w:i/>
-      <w:iCs/>
-      <w:color w:themeColor="text1" w:themeTint="A6" w:val="595959"/>
-    </w:rPr>
-  </w:style>
-  <w:style w:customStyle="1" w:styleId="Heading7Char" w:type="character">
-    <w:name w:val="Heading 7 Char"/>
-    <w:basedOn w:val="DefaultParagraphFont"/>
-    <w:link w:val="Heading7"/>
-    <w:uiPriority w:val="9"/>
-    <w:semiHidden/>
-    <w:rsid w:val="00A10FD9"/>
-    <w:rPr>
-      <w:rFonts w:cstheme="majorBidi" w:eastAsiaTheme="majorEastAsia"/>
-      <w:color w:themeColor="text1" w:themeTint="A6" w:val="595959"/>
-    </w:rPr>
-  </w:style>
-  <w:style w:customStyle="1" w:styleId="Heading8Char" w:type="character">
-    <w:name w:val="Heading 8 Char"/>
-    <w:basedOn w:val="DefaultParagraphFont"/>
-    <w:link w:val="Heading8"/>
-    <w:uiPriority w:val="9"/>
-    <w:semiHidden/>
-    <w:rsid w:val="00A10FD9"/>
-    <w:rPr>
-      <w:rFonts w:cstheme="majorBidi" w:eastAsiaTheme="majorEastAsia"/>
-      <w:i/>
-      <w:iCs/>
-      <w:color w:themeColor="text1" w:themeTint="D8" w:val="272727"/>
-    </w:rPr>
-  </w:style>
-  <w:style w:customStyle="1" w:styleId="Heading9Char" w:type="character">
-    <w:name w:val="Heading 9 Char"/>
-    <w:basedOn w:val="DefaultParagraphFont"/>
-    <w:link w:val="Heading9"/>
-    <w:uiPriority w:val="9"/>
-    <w:semiHidden/>
-    <w:rsid w:val="00A10FD9"/>
-    <w:rPr>
-      <w:rFonts w:cstheme="majorBidi" w:eastAsiaTheme="majorEastAsia"/>
-      <w:color w:themeColor="text1" w:themeTint="D8" w:val="272727"/>
+      <w:color w:themeColor="accent1" w:val="4F81BD"/>
+      <w:sz w:val="24"/>
+      <w:szCs w:val="24"/>
     </w:rPr>
   </w:style>
   <w:style w:styleId="BlockText" w:type="paragraph">
@@ -13778,8 +14170,8 @@
   </w:style>
   <w:style w:styleId="FootnoteBlockText" w:type="paragraph">
     <w:name w:val="Footnote Block Text"/>
-    <w:basedOn w:val="FootnoteText"/>
-    <w:next w:val="FootnoteText"/>
+    <w:basedOn w:val="Footnote Text"/>
+    <w:next w:val="Footnote Text"/>
     <w:uiPriority w:val="9"/>
     <w:unhideWhenUsed/>
     <w:qFormat/>
@@ -13809,6 +14201,13 @@
       </w:tblCellMar>
     </w:tblPr>
     <w:tblStylePr w:type="firstRow">
+      <w:tblPr>
+        <w:jc w:val="left"/>
+        <w:tblInd w:type="dxa" w:w="0"/>
+      </w:tblPr>
+      <w:trPr>
+        <w:jc w:val="left"/>
+      </w:trPr>
       <w:tcPr>
         <w:tcBorders>
           <w:bottom w:val="single"/>
@@ -14164,44 +14563,44 @@
         <a:sysClr val="window" lastClr="FFFFFF"/>
       </a:lt1>
       <a:dk2>
-        <a:srgbClr val="0E2841"/>
+        <a:srgbClr val="1F497D"/>
       </a:dk2>
       <a:lt2>
-        <a:srgbClr val="E8E8E8"/>
+        <a:srgbClr val="EEECE1"/>
       </a:lt2>
       <a:accent1>
-        <a:srgbClr val="156082"/>
+        <a:srgbClr val="4F81BD"/>
       </a:accent1>
       <a:accent2>
-        <a:srgbClr val="E97132"/>
+        <a:srgbClr val="C0504D"/>
       </a:accent2>
       <a:accent3>
-        <a:srgbClr val="196B24"/>
+        <a:srgbClr val="9BBB59"/>
       </a:accent3>
       <a:accent4>
-        <a:srgbClr val="0F9ED5"/>
+        <a:srgbClr val="8064A2"/>
       </a:accent4>
       <a:accent5>
-        <a:srgbClr val="A02B93"/>
+        <a:srgbClr val="4BACC6"/>
       </a:accent5>
       <a:accent6>
-        <a:srgbClr val="4EA72E"/>
+        <a:srgbClr val="F79646"/>
       </a:accent6>
       <a:hlink>
-        <a:srgbClr val="467886"/>
+        <a:srgbClr val="0000FF"/>
       </a:hlink>
       <a:folHlink>
-        <a:srgbClr val="96607D"/>
+        <a:srgbClr val="800080"/>
       </a:folHlink>
     </a:clrScheme>
     <a:fontScheme name="Office">
       <a:majorFont>
-        <a:latin typeface="Aptos Display" panose="02110004020202020204"/>
+        <a:latin typeface="Calibri"/>
         <a:ea typeface=""/>
         <a:cs typeface=""/>
-        <a:font script="Jpan" typeface="游ゴシック Light"/>
+        <a:font script="Jpan" typeface="ＭＳ ゴシック"/>
         <a:font script="Hang" typeface="맑은 고딕"/>
-        <a:font script="Hans" typeface="等线 Light"/>
+        <a:font script="Hans" typeface="宋体"/>
         <a:font script="Hant" typeface="新細明體"/>
         <a:font script="Arab" typeface="Times New Roman"/>
         <a:font script="Hebr" typeface="Times New Roman"/>
@@ -14228,32 +14627,14 @@
         <a:font script="Mong" typeface="Mongolian Baiti"/>
         <a:font script="Viet" typeface="Times New Roman"/>
         <a:font script="Uigh" typeface="Microsoft Uighur"/>
-        <a:font script="Geor" typeface="Sylfaen"/>
-        <a:font script="Armn" typeface="Arial"/>
-        <a:font script="Bugi" typeface="Leelawadee UI"/>
-        <a:font script="Bopo" typeface="Microsoft JhengHei"/>
-        <a:font script="Java" typeface="Javanese Text"/>
-        <a:font script="Lisu" typeface="Segoe UI"/>
-        <a:font script="Mymr" typeface="Myanmar Text"/>
-        <a:font script="Nkoo" typeface="Ebrima"/>
-        <a:font script="Olck" typeface="Nirmala UI"/>
-        <a:font script="Osma" typeface="Ebrima"/>
-        <a:font script="Phag" typeface="Phagspa"/>
-        <a:font script="Syrn" typeface="Estrangelo Edessa"/>
-        <a:font script="Syrj" typeface="Estrangelo Edessa"/>
-        <a:font script="Syre" typeface="Estrangelo Edessa"/>
-        <a:font script="Sora" typeface="Nirmala UI"/>
-        <a:font script="Tale" typeface="Microsoft Tai Le"/>
-        <a:font script="Talu" typeface="Microsoft New Tai Lue"/>
-        <a:font script="Tfng" typeface="Ebrima"/>
       </a:majorFont>
       <a:minorFont>
-        <a:latin typeface="Aptos" panose="02110004020202020204"/>
+        <a:latin typeface="Cambria"/>
         <a:ea typeface=""/>
         <a:cs typeface=""/>
-        <a:font script="Jpan" typeface="游明朝"/>
+        <a:font script="Jpan" typeface="ＭＳ 明朝"/>
         <a:font script="Hang" typeface="맑은 고딕"/>
-        <a:font script="Hans" typeface="等线"/>
+        <a:font script="Hans" typeface="宋体"/>
         <a:font script="Hant" typeface="新細明體"/>
         <a:font script="Arab" typeface="Arial"/>
         <a:font script="Hebr" typeface="Arial"/>
@@ -14280,24 +14661,6 @@
         <a:font script="Mong" typeface="Mongolian Baiti"/>
         <a:font script="Viet" typeface="Arial"/>
         <a:font script="Uigh" typeface="Microsoft Uighur"/>
-        <a:font script="Geor" typeface="Sylfaen"/>
-        <a:font script="Armn" typeface="Arial"/>
-        <a:font script="Bugi" typeface="Leelawadee UI"/>
-        <a:font script="Bopo" typeface="Microsoft JhengHei"/>
-        <a:font script="Java" typeface="Javanese Text"/>
-        <a:font script="Lisu" typeface="Segoe UI"/>
-        <a:font script="Mymr" typeface="Myanmar Text"/>
-        <a:font script="Nkoo" typeface="Ebrima"/>
-        <a:font script="Olck" typeface="Nirmala UI"/>
-        <a:font script="Osma" typeface="Ebrima"/>
-        <a:font script="Phag" typeface="Phagspa"/>
-        <a:font script="Syrn" typeface="Estrangelo Edessa"/>
-        <a:font script="Syrj" typeface="Estrangelo Edessa"/>
-        <a:font script="Syre" typeface="Estrangelo Edessa"/>
-        <a:font script="Sora" typeface="Nirmala UI"/>
-        <a:font script="Tale" typeface="Microsoft Tai Le"/>
-        <a:font script="Talu" typeface="Microsoft New Tai Lue"/>
-        <a:font script="Tfng" typeface="Ebrima"/>
       </a:minorFont>
     </a:fontScheme>
     <a:fmtScheme name="Office">
@@ -14309,141 +14672,200 @@
           <a:gsLst>
             <a:gs pos="0">
               <a:schemeClr val="phClr">
-                <a:lumMod val="110000"/>
-                <a:satMod val="105000"/>
-                <a:tint val="67000"/>
+                <a:tint val="50000"/>
+                <a:satMod val="300000"/>
               </a:schemeClr>
             </a:gs>
-            <a:gs pos="50000">
+            <a:gs pos="35000">
               <a:schemeClr val="phClr">
-                <a:lumMod val="105000"/>
-                <a:satMod val="103000"/>
-                <a:tint val="73000"/>
+                <a:tint val="37000"/>
+                <a:satMod val="300000"/>
               </a:schemeClr>
             </a:gs>
             <a:gs pos="100000">
               <a:schemeClr val="phClr">
-                <a:lumMod val="105000"/>
-                <a:satMod val="109000"/>
-                <a:tint val="81000"/>
+                <a:tint val="15000"/>
+                <a:satMod val="350000"/>
               </a:schemeClr>
             </a:gs>
           </a:gsLst>
-          <a:lin ang="5400000" scaled="0"/>
+          <a:lin ang="16200000" scaled="1"/>
         </a:gradFill>
         <a:gradFill rotWithShape="1">
           <a:gsLst>
             <a:gs pos="0">
               <a:schemeClr val="phClr">
-                <a:satMod val="103000"/>
-                <a:lumMod val="102000"/>
-                <a:tint val="94000"/>
-              </a:schemeClr>
-            </a:gs>
-            <a:gs pos="50000">
-              <a:schemeClr val="phClr">
-                <a:satMod val="110000"/>
-                <a:lumMod val="100000"/>
+                <a:tint val="100000"/>
                 <a:shade val="100000"/>
+                <a:satMod val="130000"/>
               </a:schemeClr>
             </a:gs>
             <a:gs pos="100000">
               <a:schemeClr val="phClr">
-                <a:lumMod val="99000"/>
-                <a:satMod val="120000"/>
-                <a:shade val="78000"/>
+                <a:tint val="50000"/>
+                <a:shade val="100000"/>
+                <a:satMod val="350000"/>
               </a:schemeClr>
             </a:gs>
           </a:gsLst>
-          <a:lin ang="5400000" scaled="0"/>
+          <a:lin ang="16200000" scaled="0"/>
         </a:gradFill>
       </a:fillStyleLst>
       <a:lnStyleLst>
-        <a:ln w="6350" cap="flat" cmpd="sng" algn="ctr">
+        <a:ln w="9525" cap="flat" cmpd="sng" algn="ctr">
+          <a:solidFill>
+            <a:schemeClr val="phClr">
+              <a:shade val="95000"/>
+              <a:satMod val="105000"/>
+            </a:schemeClr>
+          </a:solidFill>
+          <a:prstDash val="solid"/>
+        </a:ln>
+        <a:ln w="25400" cap="flat" cmpd="sng" algn="ctr">
           <a:solidFill>
             <a:schemeClr val="phClr"/>
           </a:solidFill>
           <a:prstDash val="solid"/>
-          <a:miter lim="800000"/>
         </a:ln>
-        <a:ln w="12700" cap="flat" cmpd="sng" algn="ctr">
+        <a:ln w="38100" cap="flat" cmpd="sng" algn="ctr">
           <a:solidFill>
             <a:schemeClr val="phClr"/>
           </a:solidFill>
           <a:prstDash val="solid"/>
-          <a:miter lim="800000"/>
-        </a:ln>
-        <a:ln w="19050" cap="flat" cmpd="sng" algn="ctr">
-          <a:solidFill>
-            <a:schemeClr val="phClr"/>
-          </a:solidFill>
-          <a:prstDash val="solid"/>
-          <a:miter lim="800000"/>
         </a:ln>
       </a:lnStyleLst>
       <a:effectStyleLst>
         <a:effectStyle>
-          <a:effectLst/>
-        </a:effectStyle>
-        <a:effectStyle>
-          <a:effectLst/>
+          <a:effectLst>
+            <a:outerShdw blurRad="40000" dist="20000" dir="5400000" rotWithShape="0">
+              <a:srgbClr val="000000">
+                <a:alpha val="38000"/>
+              </a:srgbClr>
+            </a:outerShdw>
+          </a:effectLst>
         </a:effectStyle>
         <a:effectStyle>
           <a:effectLst>
-            <a:outerShdw blurRad="57150" dist="19050" dir="5400000" algn="ctr" rotWithShape="0">
+            <a:outerShdw blurRad="40000" dist="23000" dir="5400000" rotWithShape="0">
               <a:srgbClr val="000000">
-                <a:alpha val="63000"/>
+                <a:alpha val="35000"/>
               </a:srgbClr>
             </a:outerShdw>
           </a:effectLst>
+        </a:effectStyle>
+        <a:effectStyle>
+          <a:effectLst>
+            <a:outerShdw blurRad="40000" dist="23000" dir="5400000" rotWithShape="0">
+              <a:srgbClr val="000000">
+                <a:alpha val="35000"/>
+              </a:srgbClr>
+            </a:outerShdw>
+          </a:effectLst>
+          <a:scene3d>
+            <a:camera prst="orthographicFront">
+              <a:rot lat="0" lon="0" rev="0"/>
+            </a:camera>
+            <a:lightRig rig="threePt" dir="t">
+              <a:rot lat="0" lon="0" rev="1200000"/>
+            </a:lightRig>
+          </a:scene3d>
+          <a:sp3d>
+            <a:bevelT w="63500" h="25400"/>
+          </a:sp3d>
         </a:effectStyle>
       </a:effectStyleLst>
       <a:bgFillStyleLst>
         <a:solidFill>
           <a:schemeClr val="phClr"/>
         </a:solidFill>
-        <a:solidFill>
-          <a:schemeClr val="phClr">
-            <a:tint val="95000"/>
-            <a:satMod val="170000"/>
-          </a:schemeClr>
-        </a:solidFill>
         <a:gradFill rotWithShape="1">
           <a:gsLst>
             <a:gs pos="0">
               <a:schemeClr val="phClr">
-                <a:tint val="93000"/>
-                <a:satMod val="150000"/>
-                <a:shade val="98000"/>
-                <a:lumMod val="102000"/>
+                <a:tint val="40000"/>
+                <a:satMod val="350000"/>
               </a:schemeClr>
             </a:gs>
-            <a:gs pos="50000">
+            <a:gs pos="40000">
               <a:schemeClr val="phClr">
-                <a:tint val="98000"/>
-                <a:satMod val="130000"/>
-                <a:shade val="90000"/>
-                <a:lumMod val="103000"/>
+                <a:tint val="45000"/>
+                <a:shade val="99000"/>
+                <a:satMod val="350000"/>
               </a:schemeClr>
             </a:gs>
             <a:gs pos="100000">
               <a:schemeClr val="phClr">
-                <a:shade val="63000"/>
-                <a:satMod val="120000"/>
+                <a:shade val="20000"/>
+                <a:satMod val="255000"/>
               </a:schemeClr>
             </a:gs>
           </a:gsLst>
-          <a:lin ang="5400000" scaled="0"/>
+          <a:path path="circle">
+            <a:fillToRect l="50000" t="-80000" r="50000" b="180000"/>
+          </a:path>
+        </a:gradFill>
+        <a:gradFill rotWithShape="1">
+          <a:gsLst>
+            <a:gs pos="0">
+              <a:schemeClr val="phClr">
+                <a:tint val="80000"/>
+                <a:satMod val="300000"/>
+              </a:schemeClr>
+            </a:gs>
+            <a:gs pos="100000">
+              <a:schemeClr val="phClr">
+                <a:shade val="30000"/>
+                <a:satMod val="200000"/>
+              </a:schemeClr>
+            </a:gs>
+          </a:gsLst>
+          <a:path path="circle">
+            <a:fillToRect l="50000" t="50000" r="50000" b="50000"/>
+          </a:path>
         </a:gradFill>
       </a:bgFillStyleLst>
     </a:fmtScheme>
   </a:themeElements>
-  <a:objectDefaults/>
+  <a:objectDefaults>
+    <a:spDef>
+      <a:spPr/>
+      <a:bodyPr/>
+      <a:lstStyle/>
+      <a:style>
+        <a:lnRef idx="1">
+          <a:schemeClr val="accent1"/>
+        </a:lnRef>
+        <a:fillRef idx="3">
+          <a:schemeClr val="accent1"/>
+        </a:fillRef>
+        <a:effectRef idx="2">
+          <a:schemeClr val="accent1"/>
+        </a:effectRef>
+        <a:fontRef idx="minor">
+          <a:schemeClr val="lt1"/>
+        </a:fontRef>
+      </a:style>
+    </a:spDef>
+    <a:lnDef>
+      <a:spPr/>
+      <a:bodyPr/>
+      <a:lstStyle/>
+      <a:style>
+        <a:lnRef idx="2">
+          <a:schemeClr val="accent1"/>
+        </a:lnRef>
+        <a:fillRef idx="0">
+          <a:schemeClr val="accent1"/>
+        </a:fillRef>
+        <a:effectRef idx="1">
+          <a:schemeClr val="accent1"/>
+        </a:effectRef>
+        <a:fontRef idx="minor">
+          <a:schemeClr val="tx1"/>
+        </a:fontRef>
+      </a:style>
+    </a:lnDef>
+  </a:objectDefaults>
   <a:extraClrSchemeLst/>
-  <a:extLst>
-    <a:ext uri="{05A4C25C-085E-4340-85A3-A5531E510DB2}">
-      <thm15:themeFamily xmlns:thm15="http://schemas.microsoft.com/office/thememl/2012/main" name="Office Theme" id="{2E142A2C-CD16-42D6-873A-C26D2A0506FA}" vid="{1BDDFF52-6CD6-40A5-AB3C-68EB2F1E4D0A}"/>
-    </a:ext>
-  </a:extLst>
 </a:theme>
 </file>